--- a/cv.docx
+++ b/cv.docx
@@ -2482,7 +2482,7 @@
       </w:tr>
     </w:tbl>
     <w:bookmarkEnd w:id="22"/>
-    <w:bookmarkStart w:id="110" w:name="publications"/>
+    <w:bookmarkStart w:id="121" w:name="publications"/>
     <w:p>
       <w:pPr>
         <w:pStyle w:val="Heading1"/>
@@ -2491,7 +2491,7 @@
         <w:t xml:space="preserve">Publications</w:t>
       </w:r>
     </w:p>
-    <w:bookmarkStart w:id="102" w:name="X84de1ec80101cb2e472b2b8236e35c17a57e17f"/>
+    <w:bookmarkStart w:id="113" w:name="X84de1ec80101cb2e472b2b8236e35c17a57e17f"/>
     <w:p>
       <w:pPr>
         <w:pStyle w:val="Heading2"/>
@@ -2509,7 +2509,7 @@
           <w:i/>
           <w:iCs/>
         </w:rPr>
-        <w:t xml:space="preserve">39 total; 12 as (co-)first author</w:t>
+        <w:t xml:space="preserve">46 total; 14 as (co-)first author</w:t>
       </w:r>
     </w:p>
     <w:p>
@@ -2524,14 +2524,14 @@
         <w:t xml:space="preserve">*Equal contributions</w:t>
       </w:r>
     </w:p>
-    <w:bookmarkStart w:id="101" w:name="refs-papers"/>
-    <w:bookmarkStart w:id="24" w:name="ref-alduaijCNSRelapseHighgrade2025"/>
+    <w:bookmarkStart w:id="112" w:name="refs-papers"/>
+    <w:bookmarkStart w:id="24" w:name="X031fd2414b0a42f56fafa4a5d6a08d8807a9cae"/>
     <w:p>
       <w:pPr>
         <w:pStyle w:val="Bibliography"/>
       </w:pPr>
       <w:r>
-        <w:t xml:space="preserve">Alduaij, W., Jiang, A., Villa, D., Collinge, B., Ben-Neriah, S., Boyle, M., Meissner, B., Hilton, L.K., Farinha, P., Slack, G.W., Craig, J.W., Gerrie, A.S., Freeman, C.L., Mungall, A.J., Steidl, C., Sehn, L.H., Scott, D.W., Savage, K.J.,</w:t>
+        <w:t xml:space="preserve">Aoki, T., Duns, G., Rai, S., Jiang, A., Lytle, A., Yin, Y., Kishida, M., Yu Li, M., Lee, C., Smorra, D., Hilton, L.K., Healy, S., Alig, S.K., Shahrokh Esfahani, M., Sarkozy, C., Hung, S.S., Milne, K., Telenius, A., O’Brien, L., Wong, J.C.H., Cassidy, C., Fujisawa, M., Strong, C., Goodyear, T., Di Vito, C., Luksik, C., Edin, G., Gonzalez, L., Rangel Patiño, J., Hong, M., Wu, S., Lee, E., Sakhdari, A., Takata, K., Miyata-Takata, T., Boyle, M., Ben-Neriah, S., Weng, A.P., Xu, A., Merchant, A., Roth, A., Crump, M., Kuruvilla, J., Prica, A., Kridel, R., Huntsman, D.G., Nelson, B.H., Farinha, P., Morin, R.D., Alizadeh, A.A., Savage, K.J., Scott, D.W., Steidl, C.,</w:t>
       </w:r>
       <w:r>
         <w:t xml:space="preserve"> </w:t>
@@ -2541,7 +2541,7 @@
           <w:b/>
           <w:bCs/>
         </w:rPr>
-        <w:t xml:space="preserve">2025</w:t>
+        <w:t xml:space="preserve">2026</w:t>
       </w:r>
       <w:r>
         <w:t xml:space="preserve">.</w:t>
@@ -2554,103 +2554,55 @@
           <w:rPr>
             <w:rStyle w:val="Hyperlink"/>
           </w:rPr>
-          <w:t xml:space="preserve">CNS</w:t>
-        </w:r>
-        <w:r>
-          <w:rPr>
-            <w:rStyle w:val="Hyperlink"/>
-          </w:rPr>
-          <w:t xml:space="preserve"> </w:t>
-        </w:r>
-        <w:r>
-          <w:rPr>
-            <w:rStyle w:val="Hyperlink"/>
-          </w:rPr>
-          <w:t xml:space="preserve">relapse in high-grade</w:t>
-        </w:r>
-        <w:r>
-          <w:rPr>
-            <w:rStyle w:val="Hyperlink"/>
-          </w:rPr>
-          <w:t xml:space="preserve"> </w:t>
-        </w:r>
-        <w:r>
-          <w:rPr>
-            <w:rStyle w:val="Hyperlink"/>
-          </w:rPr>
-          <w:t xml:space="preserve">B-cell</w:t>
-        </w:r>
-        <w:r>
-          <w:rPr>
-            <w:rStyle w:val="Hyperlink"/>
-          </w:rPr>
-          <w:t xml:space="preserve"> </w:t>
-        </w:r>
-        <w:r>
-          <w:rPr>
-            <w:rStyle w:val="Hyperlink"/>
-          </w:rPr>
-          <w:t xml:space="preserve">lymphoma with</w:t>
-        </w:r>
-        <w:r>
-          <w:rPr>
-            <w:rStyle w:val="Hyperlink"/>
-          </w:rPr>
-          <w:t xml:space="preserve"> </w:t>
-        </w:r>
-        <w:r>
-          <w:rPr>
-            <w:rStyle w:val="Hyperlink"/>
-          </w:rPr>
-          <w:t xml:space="preserve">MYC</w:t>
-        </w:r>
-        <w:r>
-          <w:rPr>
-            <w:rStyle w:val="Hyperlink"/>
-          </w:rPr>
-          <w:t xml:space="preserve"> </w:t>
-        </w:r>
-        <w:r>
-          <w:rPr>
-            <w:rStyle w:val="Hyperlink"/>
-          </w:rPr>
-          <w:t xml:space="preserve">and</w:t>
-        </w:r>
-        <w:r>
-          <w:rPr>
-            <w:rStyle w:val="Hyperlink"/>
-          </w:rPr>
-          <w:t xml:space="preserve"> </w:t>
-        </w:r>
-        <w:r>
-          <w:rPr>
-            <w:rStyle w:val="Hyperlink"/>
-          </w:rPr>
-          <w:t xml:space="preserve">BCL2</w:t>
-        </w:r>
-        <w:r>
-          <w:rPr>
-            <w:rStyle w:val="Hyperlink"/>
-          </w:rPr>
-          <w:t xml:space="preserve"> </w:t>
-        </w:r>
-        <w:r>
-          <w:rPr>
-            <w:rStyle w:val="Hyperlink"/>
-          </w:rPr>
-          <w:t xml:space="preserve">rearrangements and dark-zone signature-expressing</w:t>
-        </w:r>
-        <w:r>
-          <w:rPr>
-            <w:rStyle w:val="Hyperlink"/>
-          </w:rPr>
-          <w:t xml:space="preserve"> </w:t>
-        </w:r>
-        <w:r>
-          <w:rPr>
-            <w:rStyle w:val="Hyperlink"/>
-          </w:rPr>
-          <w:t xml:space="preserve">DLBCL</w:t>
+          <w:t xml:space="preserve">Multidimensional</w:t>
+        </w:r>
+        <w:r>
+          <w:rPr>
+            <w:rStyle w:val="Hyperlink"/>
+          </w:rPr>
+          <w:t xml:space="preserve"> </w:t>
+        </w:r>
+        <w:r>
+          <w:rPr>
+            <w:rStyle w:val="Hyperlink"/>
+          </w:rPr>
+          <w:t xml:space="preserve">Characterization</w:t>
+        </w:r>
+        <w:r>
+          <w:rPr>
+            <w:rStyle w:val="Hyperlink"/>
+          </w:rPr>
+          <w:t xml:space="preserve"> </w:t>
+        </w:r>
+        <w:r>
+          <w:rPr>
+            <w:rStyle w:val="Hyperlink"/>
+          </w:rPr>
+          <w:t xml:space="preserve">of</w:t>
+        </w:r>
+        <w:r>
+          <w:rPr>
+            <w:rStyle w:val="Hyperlink"/>
+          </w:rPr>
+          <w:t xml:space="preserve"> </w:t>
+        </w:r>
+        <w:r>
+          <w:rPr>
+            <w:rStyle w:val="Hyperlink"/>
+          </w:rPr>
+          <w:t xml:space="preserve">Tumor</w:t>
+        </w:r>
+        <w:r>
+          <w:rPr>
+            <w:rStyle w:val="Hyperlink"/>
+          </w:rPr>
+          <w:t xml:space="preserve">–</w:t>
+        </w:r>
+        <w:r>
+          <w:rPr>
+            <w:rStyle w:val="Hyperlink"/>
+          </w:rPr>
+          <w:t xml:space="preserve">Immune Architecture Reveals Clinically Relevant Classic Hodgkin Lymphoma Subtypes</w:t>
         </w:r>
       </w:hyperlink>
       <w:r>
@@ -2664,7 +2616,7 @@
           <w:i/>
           <w:iCs/>
         </w:rPr>
-        <w:t xml:space="preserve">Blood</w:t>
+        <w:t xml:space="preserve">Cancer Discov</w:t>
       </w:r>
       <w:r>
         <w:t xml:space="preserve">.</w:t>
@@ -2677,20 +2629,20 @@
           <w:b/>
           <w:bCs/>
         </w:rPr>
-        <w:t xml:space="preserve">145</w:t>
-      </w:r>
-      <w:r>
-        <w:t xml:space="preserve">, 590–596.</w:t>
+        <w:t xml:space="preserve">16</w:t>
+      </w:r>
+      <w:r>
+        <w:t xml:space="preserve">, 993–1013.</w:t>
       </w:r>
     </w:p>
     <w:bookmarkEnd w:id="24"/>
-    <w:bookmarkStart w:id="26" w:name="Xa0183939da631ce78f52ceb5404abb8438e376b"/>
+    <w:bookmarkStart w:id="26" w:name="Xe91b21f03d6bb8fb3d09a3766405f5ce15f3fc4"/>
     <w:p>
       <w:pPr>
         <w:pStyle w:val="Bibliography"/>
       </w:pPr>
       <w:r>
-        <w:t xml:space="preserve">Alduaij, W., Sehn, L.H., Champagne, J.-N., Collinge, B., Ben-Neriah, S., Jiang, A., Hilton, L.K., Boyle, M., Meissner, B., Slack, G.W., Farinha, P., Craig, J.W., Savage, K.J., Villa, D., Gerrie, A.S., Freeman, C.L., Mungall, A.J., Steidl, C., Scott, D.W.,</w:t>
+        <w:t xml:space="preserve">Champagne, J.-N., Villa, D., Gerrie, A.S., Venner, C.P., Slack, G.W., Farinha, P., Craig, J.W., Hilton, L.K., Savage, K.J., Scott, D.W., Sehn, L.H.,</w:t>
       </w:r>
       <w:r>
         <w:t xml:space="preserve"> </w:t>
@@ -2700,7 +2652,7 @@
           <w:b/>
           <w:bCs/>
         </w:rPr>
-        <w:t xml:space="preserve">2025</w:t>
+        <w:t xml:space="preserve">2026</w:t>
       </w:r>
       <w:r>
         <w:t xml:space="preserve">.</w:t>
@@ -2713,91 +2665,49 @@
           <w:rPr>
             <w:rStyle w:val="Hyperlink"/>
           </w:rPr>
-          <w:t xml:space="preserve">Population-</w:t>
-        </w:r>
-        <w:r>
-          <w:rPr>
-            <w:rStyle w:val="Hyperlink"/>
-          </w:rPr>
-          <w:t xml:space="preserve">Wide Introduction</w:t>
-        </w:r>
-        <w:r>
-          <w:rPr>
-            <w:rStyle w:val="Hyperlink"/>
-          </w:rPr>
-          <w:t xml:space="preserve"> </w:t>
-        </w:r>
-        <w:r>
-          <w:rPr>
-            <w:rStyle w:val="Hyperlink"/>
-          </w:rPr>
-          <w:t xml:space="preserve">of</w:t>
-        </w:r>
-        <w:r>
-          <w:rPr>
-            <w:rStyle w:val="Hyperlink"/>
-          </w:rPr>
-          <w:t xml:space="preserve"> </w:t>
-        </w:r>
-        <w:r>
-          <w:rPr>
-            <w:rStyle w:val="Hyperlink"/>
-          </w:rPr>
-          <w:t xml:space="preserve">Dose-Adjusted EPOCH-R In High-grade B-cell Lymphoma</w:t>
-        </w:r>
-        <w:r>
-          <w:rPr>
-            <w:rStyle w:val="Hyperlink"/>
-          </w:rPr>
-          <w:t xml:space="preserve"> </w:t>
-        </w:r>
-        <w:r>
-          <w:rPr>
-            <w:rStyle w:val="Hyperlink"/>
-          </w:rPr>
-          <w:t xml:space="preserve">with</w:t>
-        </w:r>
-        <w:r>
-          <w:rPr>
-            <w:rStyle w:val="Hyperlink"/>
-          </w:rPr>
-          <w:t xml:space="preserve"> </w:t>
-        </w:r>
-        <w:r>
-          <w:rPr>
-            <w:rStyle w:val="Hyperlink"/>
-          </w:rPr>
-          <w:t xml:space="preserve">MYC</w:t>
-        </w:r>
-        <w:r>
-          <w:rPr>
-            <w:rStyle w:val="Hyperlink"/>
-          </w:rPr>
-          <w:t xml:space="preserve">/</w:t>
-        </w:r>
-        <w:r>
-          <w:rPr>
-            <w:rStyle w:val="Hyperlink"/>
-          </w:rPr>
-          <w:t xml:space="preserve">BCL2 Rearrangements</w:t>
-        </w:r>
-        <w:r>
-          <w:rPr>
-            <w:rStyle w:val="Hyperlink"/>
-          </w:rPr>
-          <w:t xml:space="preserve">,</w:t>
-        </w:r>
-        <w:r>
-          <w:rPr>
-            <w:rStyle w:val="Hyperlink"/>
-          </w:rPr>
-          <w:t xml:space="preserve"> </w:t>
-        </w:r>
-        <w:r>
-          <w:rPr>
-            <w:rStyle w:val="Hyperlink"/>
-          </w:rPr>
-          <w:t xml:space="preserve">DLBCL Morphology</w:t>
+          <w:t xml:space="preserve">Retreatment with</w:t>
+        </w:r>
+        <w:r>
+          <w:rPr>
+            <w:rStyle w:val="Hyperlink"/>
+          </w:rPr>
+          <w:t xml:space="preserve"> </w:t>
+        </w:r>
+        <w:r>
+          <w:rPr>
+            <w:rStyle w:val="Hyperlink"/>
+          </w:rPr>
+          <w:t xml:space="preserve">R-CHOP</w:t>
+        </w:r>
+        <w:r>
+          <w:rPr>
+            <w:rStyle w:val="Hyperlink"/>
+          </w:rPr>
+          <w:t xml:space="preserve">–like therapy in patients with late relapse of diffuse large</w:t>
+        </w:r>
+        <w:r>
+          <w:rPr>
+            <w:rStyle w:val="Hyperlink"/>
+          </w:rPr>
+          <w:t xml:space="preserve"> </w:t>
+        </w:r>
+        <w:r>
+          <w:rPr>
+            <w:rStyle w:val="Hyperlink"/>
+          </w:rPr>
+          <w:t xml:space="preserve">B-cell</w:t>
+        </w:r>
+        <w:r>
+          <w:rPr>
+            <w:rStyle w:val="Hyperlink"/>
+          </w:rPr>
+          <w:t xml:space="preserve"> </w:t>
+        </w:r>
+        <w:r>
+          <w:rPr>
+            <w:rStyle w:val="Hyperlink"/>
+          </w:rPr>
+          <w:t xml:space="preserve">lymphoma</w:t>
         </w:r>
       </w:hyperlink>
       <w:r>
@@ -2814,17 +2724,30 @@
         <w:t xml:space="preserve">Blood Adv</w:t>
       </w:r>
       <w:r>
-        <w:t xml:space="preserve">. bloodadvances.2025017282.</w:t>
+        <w:t xml:space="preserve">.</w:t>
+      </w:r>
+      <w:r>
+        <w:t xml:space="preserve"> </w:t>
+      </w:r>
+      <w:r>
+        <w:rPr>
+          <w:b/>
+          <w:bCs/>
+        </w:rPr>
+        <w:t xml:space="preserve">10</w:t>
+      </w:r>
+      <w:r>
+        <w:t xml:space="preserve">, 620–626.</w:t>
       </w:r>
     </w:p>
     <w:bookmarkEnd w:id="26"/>
-    <w:bookmarkStart w:id="28" w:name="Xf1b34b901d54adfd3d813bab44cb71566460c5b"/>
+    <w:bookmarkStart w:id="28" w:name="ref-feldmanGeneExpressionProfiling2026"/>
     <w:p>
       <w:pPr>
         <w:pStyle w:val="Bibliography"/>
       </w:pPr>
       <w:r>
-        <w:t xml:space="preserve">Champagne, J.-N., Villa, D., Gerrie, A.S., Venner, C.P., Slack, G.W., Farinha, P., Craig, J.W., Hilton, L.K., Savage, K.J., Scott, D.W., Sehn, L.H.,</w:t>
+        <w:t xml:space="preserve">Feldman, A.L., Dasari, S., Rimsza, L.M., Scott, D.W., Oishi, N., Hu, G., Farinha, P., Amador, C., Campo, E., Chan, W.C., Cook, J.R., Delabie, J., Fu, K., Greiner, T.C., Hilton, L.K., Inghirami, G., Iqbal, J., Jaffe, E.S., Morin, R.D., Ondrejka, S.L., Ott, G., Pittaluga, S., Raess, P.W., Rosenwald, A., Savage, K.J., Slack, G.W., Slager, S.L., Song, J.Y., Wright, G.W., Wang, H.-W., Zeng, Y., Yoshino, T., Wu, X., Wilcox, R.A., Wang, X., Shi, M., Satou, A., Perry, A.M., Miranda, R.N., Medeiros, L.J., Maurer, M.J., Mou, E., Ko, Y.-H., Karube, K., Kahl, B.S., Jiang, L., Jaye, D.L., Gru, A.A., de Leval, L., Chen, W., Chapman, J.R., Cerhan, J.R., Barrionuevo, C., Ansell, S.M., Aljudi, A.A.,</w:t>
       </w:r>
       <w:r>
         <w:t xml:space="preserve"> </w:t>
@@ -2834,7 +2757,7 @@
           <w:b/>
           <w:bCs/>
         </w:rPr>
-        <w:t xml:space="preserve">2025</w:t>
+        <w:t xml:space="preserve">2026</w:t>
       </w:r>
       <w:r>
         <w:t xml:space="preserve">.</w:t>
@@ -2847,91 +2770,55 @@
           <w:rPr>
             <w:rStyle w:val="Hyperlink"/>
           </w:rPr>
-          <w:t xml:space="preserve">Retreatment with</w:t>
-        </w:r>
-        <w:r>
-          <w:rPr>
-            <w:rStyle w:val="Hyperlink"/>
-          </w:rPr>
-          <w:t xml:space="preserve"> </w:t>
-        </w:r>
-        <w:r>
-          <w:rPr>
-            <w:rStyle w:val="Hyperlink"/>
-          </w:rPr>
-          <w:t xml:space="preserve">R-CHOP-like Therapy</w:t>
-        </w:r>
-        <w:r>
-          <w:rPr>
-            <w:rStyle w:val="Hyperlink"/>
-          </w:rPr>
-          <w:t xml:space="preserve"> </w:t>
-        </w:r>
-        <w:r>
-          <w:rPr>
-            <w:rStyle w:val="Hyperlink"/>
-          </w:rPr>
-          <w:t xml:space="preserve">in</w:t>
-        </w:r>
-        <w:r>
-          <w:rPr>
-            <w:rStyle w:val="Hyperlink"/>
-          </w:rPr>
-          <w:t xml:space="preserve"> </w:t>
-        </w:r>
-        <w:r>
-          <w:rPr>
-            <w:rStyle w:val="Hyperlink"/>
-          </w:rPr>
-          <w:t xml:space="preserve">Patients</w:t>
-        </w:r>
-        <w:r>
-          <w:rPr>
-            <w:rStyle w:val="Hyperlink"/>
-          </w:rPr>
-          <w:t xml:space="preserve"> </w:t>
-        </w:r>
-        <w:r>
-          <w:rPr>
-            <w:rStyle w:val="Hyperlink"/>
-          </w:rPr>
-          <w:t xml:space="preserve">with</w:t>
-        </w:r>
-        <w:r>
-          <w:rPr>
-            <w:rStyle w:val="Hyperlink"/>
-          </w:rPr>
-          <w:t xml:space="preserve"> </w:t>
-        </w:r>
-        <w:r>
-          <w:rPr>
-            <w:rStyle w:val="Hyperlink"/>
-          </w:rPr>
-          <w:t xml:space="preserve">Late Relapse</w:t>
-        </w:r>
-        <w:r>
-          <w:rPr>
-            <w:rStyle w:val="Hyperlink"/>
-          </w:rPr>
-          <w:t xml:space="preserve"> </w:t>
-        </w:r>
-        <w:r>
-          <w:rPr>
-            <w:rStyle w:val="Hyperlink"/>
-          </w:rPr>
-          <w:t xml:space="preserve">of</w:t>
-        </w:r>
-        <w:r>
-          <w:rPr>
-            <w:rStyle w:val="Hyperlink"/>
-          </w:rPr>
-          <w:t xml:space="preserve"> </w:t>
-        </w:r>
-        <w:r>
-          <w:rPr>
-            <w:rStyle w:val="Hyperlink"/>
-          </w:rPr>
-          <w:t xml:space="preserve">Diffuse Large B-Cell Lymphoma</w:t>
+          <w:t xml:space="preserve">Gene expression profiling reveals 2 overarching types of</w:t>
+        </w:r>
+        <w:r>
+          <w:rPr>
+            <w:rStyle w:val="Hyperlink"/>
+          </w:rPr>
+          <w:t xml:space="preserve"> </w:t>
+        </w:r>
+        <w:r>
+          <w:rPr>
+            <w:rStyle w:val="Hyperlink"/>
+          </w:rPr>
+          <w:t xml:space="preserve">ALCL</w:t>
+        </w:r>
+        <w:r>
+          <w:rPr>
+            <w:rStyle w:val="Hyperlink"/>
+          </w:rPr>
+          <w:t xml:space="preserve"> </w:t>
+        </w:r>
+        <w:r>
+          <w:rPr>
+            <w:rStyle w:val="Hyperlink"/>
+          </w:rPr>
+          <w:t xml:space="preserve">with distinct targetable biology: An</w:t>
+        </w:r>
+        <w:r>
+          <w:rPr>
+            <w:rStyle w:val="Hyperlink"/>
+          </w:rPr>
+          <w:t xml:space="preserve"> </w:t>
+        </w:r>
+        <w:r>
+          <w:rPr>
+            <w:rStyle w:val="Hyperlink"/>
+          </w:rPr>
+          <w:t xml:space="preserve">LLMPP</w:t>
+        </w:r>
+        <w:r>
+          <w:rPr>
+            <w:rStyle w:val="Hyperlink"/>
+          </w:rPr>
+          <w:t xml:space="preserve"> </w:t>
+        </w:r>
+        <w:r>
+          <w:rPr>
+            <w:rStyle w:val="Hyperlink"/>
+          </w:rPr>
+          <w:t xml:space="preserve">study</w:t>
         </w:r>
       </w:hyperlink>
       <w:r>
@@ -2945,20 +2832,33 @@
           <w:i/>
           <w:iCs/>
         </w:rPr>
-        <w:t xml:space="preserve">Blood Adv</w:t>
-      </w:r>
-      <w:r>
-        <w:t xml:space="preserve">. bloodadvances.2025017620.</w:t>
+        <w:t xml:space="preserve">Blood</w:t>
+      </w:r>
+      <w:r>
+        <w:t xml:space="preserve">.</w:t>
+      </w:r>
+      <w:r>
+        <w:t xml:space="preserve"> </w:t>
+      </w:r>
+      <w:r>
+        <w:rPr>
+          <w:b/>
+          <w:bCs/>
+        </w:rPr>
+        <w:t xml:space="preserve">147</w:t>
+      </w:r>
+      <w:r>
+        <w:t xml:space="preserve">, 1199–1214.</w:t>
       </w:r>
     </w:p>
     <w:bookmarkEnd w:id="28"/>
-    <w:bookmarkStart w:id="30" w:name="ref-collingeHighgradeBcellLymphoma2025"/>
+    <w:bookmarkStart w:id="30" w:name="ref-hiltonGenomicTaxonomyAggressive2026a"/>
     <w:p>
       <w:pPr>
         <w:pStyle w:val="Bibliography"/>
       </w:pPr>
       <w:r>
-        <w:t xml:space="preserve">Collinge, B., Hilton, L.K., Wong, J., Alduaij, W., Ben-Neriah, S., Slack, G.W., Farinha, P., Boyle, M., Meissner, B., Cook, J.R., Ott, G., Rosenwald, A., Campo, E., Amador, C., Greiner, T.C., Raess, P.W., Song, J.Y., Inghirami, G., Ondrejka, S.L., Jaffe, E.S., Weisenburger, D.D., Chan, W.C., Holte, H., Beiske, K., Fu, K., Delabie, J., Pittaluga, S., Iqbal, J., Wright, G., Savage, K.J., Mungall, A.J., Staudt, L.M., Steidl, C., Feldman, A.L., Morin, R.D., Rimsza, L.M., Scott, D.W.,</w:t>
+        <w:t xml:space="preserve">Hilton, L.K., Collinge, B., Scott, D.W.,</w:t>
       </w:r>
       <w:r>
         <w:t xml:space="preserve"> </w:t>
@@ -2968,7 +2868,7 @@
           <w:b/>
           <w:bCs/>
         </w:rPr>
-        <w:t xml:space="preserve">2025</w:t>
+        <w:t xml:space="preserve">2026</w:t>
       </w:r>
       <w:r>
         <w:t xml:space="preserve">.</w:t>
@@ -2981,55 +2881,43 @@
           <w:rPr>
             <w:rStyle w:val="Hyperlink"/>
           </w:rPr>
-          <w:t xml:space="preserve">High-grade</w:t>
-        </w:r>
-        <w:r>
-          <w:rPr>
-            <w:rStyle w:val="Hyperlink"/>
-          </w:rPr>
-          <w:t xml:space="preserve"> </w:t>
-        </w:r>
-        <w:r>
-          <w:rPr>
-            <w:rStyle w:val="Hyperlink"/>
-          </w:rPr>
-          <w:t xml:space="preserve">B-cell</w:t>
-        </w:r>
-        <w:r>
-          <w:rPr>
-            <w:rStyle w:val="Hyperlink"/>
-          </w:rPr>
-          <w:t xml:space="preserve"> </w:t>
-        </w:r>
-        <w:r>
-          <w:rPr>
-            <w:rStyle w:val="Hyperlink"/>
-          </w:rPr>
-          <w:t xml:space="preserve">lymphoma, not otherwise specified: An</w:t>
-        </w:r>
-        <w:r>
-          <w:rPr>
-            <w:rStyle w:val="Hyperlink"/>
-          </w:rPr>
-          <w:t xml:space="preserve"> </w:t>
-        </w:r>
-        <w:r>
-          <w:rPr>
-            <w:rStyle w:val="Hyperlink"/>
-          </w:rPr>
-          <w:t xml:space="preserve">LLMPP</w:t>
-        </w:r>
-        <w:r>
-          <w:rPr>
-            <w:rStyle w:val="Hyperlink"/>
-          </w:rPr>
-          <w:t xml:space="preserve"> </w:t>
-        </w:r>
-        <w:r>
-          <w:rPr>
-            <w:rStyle w:val="Hyperlink"/>
-          </w:rPr>
-          <w:t xml:space="preserve">study</w:t>
+          <w:t xml:space="preserve">Genomic</w:t>
+        </w:r>
+        <w:r>
+          <w:rPr>
+            <w:rStyle w:val="Hyperlink"/>
+          </w:rPr>
+          <w:t xml:space="preserve"> </w:t>
+        </w:r>
+        <w:r>
+          <w:rPr>
+            <w:rStyle w:val="Hyperlink"/>
+          </w:rPr>
+          <w:t xml:space="preserve">Taxonomy</w:t>
+        </w:r>
+        <w:r>
+          <w:rPr>
+            <w:rStyle w:val="Hyperlink"/>
+          </w:rPr>
+          <w:t xml:space="preserve"> </w:t>
+        </w:r>
+        <w:r>
+          <w:rPr>
+            <w:rStyle w:val="Hyperlink"/>
+          </w:rPr>
+          <w:t xml:space="preserve">of</w:t>
+        </w:r>
+        <w:r>
+          <w:rPr>
+            <w:rStyle w:val="Hyperlink"/>
+          </w:rPr>
+          <w:t xml:space="preserve"> </w:t>
+        </w:r>
+        <w:r>
+          <w:rPr>
+            <w:rStyle w:val="Hyperlink"/>
+          </w:rPr>
+          <w:t xml:space="preserve">Aggressive B-Cell Lymphoid Neoplasms</w:t>
         </w:r>
       </w:hyperlink>
       <w:r>
@@ -3043,7 +2931,7 @@
           <w:i/>
           <w:iCs/>
         </w:rPr>
-        <w:t xml:space="preserve">Blood Adv</w:t>
+        <w:t xml:space="preserve">Annu Rev Pathol</w:t>
       </w:r>
       <w:r>
         <w:t xml:space="preserve">.</w:t>
@@ -3056,20 +2944,20 @@
           <w:b/>
           <w:bCs/>
         </w:rPr>
-        <w:t xml:space="preserve">9</w:t>
-      </w:r>
-      <w:r>
-        <w:t xml:space="preserve">, 5409–5422.</w:t>
+        <w:t xml:space="preserve">21</w:t>
+      </w:r>
+      <w:r>
+        <w:t xml:space="preserve">, 321–348.</w:t>
       </w:r>
     </w:p>
     <w:bookmarkEnd w:id="30"/>
-    <w:bookmarkStart w:id="32" w:name="X8ef5f91fb64c0509f6ebf8b3303b4e0c5fda621"/>
+    <w:bookmarkStart w:id="32" w:name="ref-hiltonLySeqSTTargetedSequencing2026"/>
     <w:p>
       <w:pPr>
         <w:pStyle w:val="Bibliography"/>
       </w:pPr>
       <w:r>
-        <w:t xml:space="preserve">Dreval, K., Hilton, L.K., Grande, B.M., Coyle, K.M., Cruz, M., Gillis, S., Pararajalingam, P., Rushton, C.K., Shaalan, H., Thomas, N., Winata, H., Wong, J., Yiu, J., Steidl, C., Scott, D.W., Morin, R.D.,</w:t>
+        <w:t xml:space="preserve">Hilton, L.K., Gillis, S., Yahyaei-Moayyed, F., Bridgers, J., Alduaij, W., Jiang, A., Ben-Neriah, S., Collinge, B., Wong, J.C.H., Boyle, M., Meissner, B., Slack, G.W., Farinha, P., Craig, J.W., Gerrie, A.S., Villa, D., Savage, K.J., Sehn, L.H., Karsan, A., Wright, G., Staudt, L.M., Morin, R.D., Steidl, C., Scott, D.W.,</w:t>
       </w:r>
       <w:r>
         <w:t xml:space="preserve"> </w:t>
@@ -3079,7 +2967,7 @@
           <w:b/>
           <w:bCs/>
         </w:rPr>
-        <w:t xml:space="preserve">2025</w:t>
+        <w:t xml:space="preserve">2026</w:t>
       </w:r>
       <w:r>
         <w:t xml:space="preserve">.</w:t>
@@ -3092,13 +2980,61 @@
           <w:rPr>
             <w:rStyle w:val="Hyperlink"/>
           </w:rPr>
-          <w:t xml:space="preserve">LCR-modules</w:t>
-        </w:r>
-        <w:r>
-          <w:rPr>
-            <w:rStyle w:val="Hyperlink"/>
-          </w:rPr>
-          <w:t xml:space="preserve">: A collection of workflows for cancer genome analysis</w:t>
+          <w:t xml:space="preserve">LySeqST</w:t>
+        </w:r>
+        <w:r>
+          <w:rPr>
+            <w:rStyle w:val="Hyperlink"/>
+          </w:rPr>
+          <w:t xml:space="preserve">:</w:t>
+        </w:r>
+        <w:r>
+          <w:rPr>
+            <w:rStyle w:val="Hyperlink"/>
+          </w:rPr>
+          <w:t xml:space="preserve"> </w:t>
+        </w:r>
+        <w:r>
+          <w:rPr>
+            <w:rStyle w:val="Hyperlink"/>
+          </w:rPr>
+          <w:t xml:space="preserve">A</w:t>
+        </w:r>
+        <w:r>
+          <w:rPr>
+            <w:rStyle w:val="Hyperlink"/>
+          </w:rPr>
+          <w:t xml:space="preserve"> </w:t>
+        </w:r>
+        <w:r>
+          <w:rPr>
+            <w:rStyle w:val="Hyperlink"/>
+          </w:rPr>
+          <w:t xml:space="preserve">targeted sequencing assay for robust genomic classification of diffuse large</w:t>
+        </w:r>
+        <w:r>
+          <w:rPr>
+            <w:rStyle w:val="Hyperlink"/>
+          </w:rPr>
+          <w:t xml:space="preserve"> </w:t>
+        </w:r>
+        <w:r>
+          <w:rPr>
+            <w:rStyle w:val="Hyperlink"/>
+          </w:rPr>
+          <w:t xml:space="preserve">B-cell</w:t>
+        </w:r>
+        <w:r>
+          <w:rPr>
+            <w:rStyle w:val="Hyperlink"/>
+          </w:rPr>
+          <w:t xml:space="preserve"> </w:t>
+        </w:r>
+        <w:r>
+          <w:rPr>
+            <w:rStyle w:val="Hyperlink"/>
+          </w:rPr>
+          <w:t xml:space="preserve">lymphoma</w:t>
         </w:r>
       </w:hyperlink>
       <w:r>
@@ -3112,20 +3048,20 @@
           <w:i/>
           <w:iCs/>
         </w:rPr>
-        <w:t xml:space="preserve">bioRxiv</w:t>
-      </w:r>
-      <w:r>
-        <w:t xml:space="preserve">. 2025.09.19.676923.</w:t>
+        <w:t xml:space="preserve">Blood Adv</w:t>
+      </w:r>
+      <w:r>
+        <w:t xml:space="preserve">. bloodadvances.2026020105.</w:t>
       </w:r>
     </w:p>
     <w:bookmarkEnd w:id="32"/>
-    <w:bookmarkStart w:id="34" w:name="ref-feldmanGeneExpressionProfiling2025"/>
+    <w:bookmarkStart w:id="34" w:name="ref-pelzerSPENLossDrives2026"/>
     <w:p>
       <w:pPr>
         <w:pStyle w:val="Bibliography"/>
       </w:pPr>
       <w:r>
-        <w:t xml:space="preserve">Feldman, A.L., Dasari, S., Rimsza, L.M., Scott, D.W., Oishi, N., Hu, G., Farinha, P., Amador, C., Campo, E., Chan, W.C., Cook, J.R., Delabie, J., Fu, K., Greiner, T.C., Hilton, L.K., Inghirami, G.G., Iqbal, J., Jaffe, E.S., Morin, R., Ondrejka, S.L., Ott, G., Pittaluga, S., Raess, P.W., Rosenwald, A., Savage, K.J., Slack, G.W., Slager, S.L., Song, J.Y., Wright, G., Wang, H.-W., Zeng, Y., Yoshino, T., Wu, X., Wilcox, R.A., Wang, X., Shi, M., Satou, A., Perry, A.M., Miranda, R.N., Medeiros, L.J.J., Maurer, M.J., Mou, E., Ko, Y.H., Karube, K., Kahl, B.S., Jiang, L., Jaye, D.L., Gru, A., de Leval, L.L., Chen, W., Chapman, J.R., Cerhan, J.R., Barrionuevo, C., Ansell, S.M., Aljudi, A.,</w:t>
+        <w:t xml:space="preserve">Pelzer, B., Meydan, C., Spiegel, I.M., Karagiannidis, I., Xia, M., Teater, M., Welter, E.M., Searcy, Z.E., Hilton, L.K., Barisic, D., Fong, A., Fa, P., Sethi, S., Isgor, I.S., Fielding, J.J., Karbalayghareh, A., Burdette, C.S., Tumuluru, S., Debek, S.M., Lee, S., Massoni-Badosa, R., Durmaz, C., Salataj, E., Pararajalingam, P., Chen, Z., Pelzl, R.J., Shah, S., Rivas, M.A., Hoehn, K.B., Mlynarczyk, C., Isles, H.M., Wang, X., Dogan, A., Elenitoba-Johnson, K.S.J., Scott, D.W., Dreval, K., Morin, R.D., Leslie, C.S., Puri, R., Geri, J.B., Chin, C.R., Chadburn, A., Mason, C.E., Reinhardt, H.Christian., Anguera, M.C., Béguelin, W., Venturutti, L., Melnick, A.M.,</w:t>
       </w:r>
       <w:r>
         <w:t xml:space="preserve"> </w:t>
@@ -3135,7 +3071,7 @@
           <w:b/>
           <w:bCs/>
         </w:rPr>
-        <w:t xml:space="preserve">2025</w:t>
+        <w:t xml:space="preserve">2026</w:t>
       </w:r>
       <w:r>
         <w:t xml:space="preserve">.</w:t>
@@ -3148,55 +3084,43 @@
           <w:rPr>
             <w:rStyle w:val="Hyperlink"/>
           </w:rPr>
-          <w:t xml:space="preserve">Gene expression profiling reveals two overarching types of</w:t>
-        </w:r>
-        <w:r>
-          <w:rPr>
-            <w:rStyle w:val="Hyperlink"/>
-          </w:rPr>
-          <w:t xml:space="preserve"> </w:t>
-        </w:r>
-        <w:r>
-          <w:rPr>
-            <w:rStyle w:val="Hyperlink"/>
-          </w:rPr>
-          <w:t xml:space="preserve">ALCL</w:t>
-        </w:r>
-        <w:r>
-          <w:rPr>
-            <w:rStyle w:val="Hyperlink"/>
-          </w:rPr>
-          <w:t xml:space="preserve"> </w:t>
-        </w:r>
-        <w:r>
-          <w:rPr>
-            <w:rStyle w:val="Hyperlink"/>
-          </w:rPr>
-          <w:t xml:space="preserve">with distinct targetable biology: An</w:t>
-        </w:r>
-        <w:r>
-          <w:rPr>
-            <w:rStyle w:val="Hyperlink"/>
-          </w:rPr>
-          <w:t xml:space="preserve"> </w:t>
-        </w:r>
-        <w:r>
-          <w:rPr>
-            <w:rStyle w:val="Hyperlink"/>
-          </w:rPr>
-          <w:t xml:space="preserve">LLMPP</w:t>
-        </w:r>
-        <w:r>
-          <w:rPr>
-            <w:rStyle w:val="Hyperlink"/>
-          </w:rPr>
-          <w:t xml:space="preserve"> </w:t>
-        </w:r>
-        <w:r>
-          <w:rPr>
-            <w:rStyle w:val="Hyperlink"/>
-          </w:rPr>
-          <w:t xml:space="preserve">study</w:t>
+          <w:t xml:space="preserve">SPEN</w:t>
+        </w:r>
+        <w:r>
+          <w:rPr>
+            <w:rStyle w:val="Hyperlink"/>
+          </w:rPr>
+          <w:t xml:space="preserve"> </w:t>
+        </w:r>
+        <w:r>
+          <w:rPr>
+            <w:rStyle w:val="Hyperlink"/>
+          </w:rPr>
+          <w:t xml:space="preserve">loss drives extra-follicular diffuse large</w:t>
+        </w:r>
+        <w:r>
+          <w:rPr>
+            <w:rStyle w:val="Hyperlink"/>
+          </w:rPr>
+          <w:t xml:space="preserve"> </w:t>
+        </w:r>
+        <w:r>
+          <w:rPr>
+            <w:rStyle w:val="Hyperlink"/>
+          </w:rPr>
+          <w:t xml:space="preserve">B</w:t>
+        </w:r>
+        <w:r>
+          <w:rPr>
+            <w:rStyle w:val="Hyperlink"/>
+          </w:rPr>
+          <w:t xml:space="preserve"> </w:t>
+        </w:r>
+        <w:r>
+          <w:rPr>
+            <w:rStyle w:val="Hyperlink"/>
+          </w:rPr>
+          <w:t xml:space="preserve">cell lymphoma with female-specific lethality and therapeutic vulnerabilities</w:t>
         </w:r>
       </w:hyperlink>
       <w:r>
@@ -3210,20 +3134,20 @@
           <w:i/>
           <w:iCs/>
         </w:rPr>
-        <w:t xml:space="preserve">Blood</w:t>
-      </w:r>
-      <w:r>
-        <w:t xml:space="preserve">. blood.2024027700.</w:t>
+        <w:t xml:space="preserve">Cancer Discov</w:t>
+      </w:r>
+      <w:r>
+        <w:t xml:space="preserve">.</w:t>
       </w:r>
     </w:p>
     <w:bookmarkEnd w:id="34"/>
-    <w:bookmarkStart w:id="36" w:name="ref-hiltonGenomicTaxonomyAggressive2025"/>
+    <w:bookmarkStart w:id="36" w:name="ref-yangPatientDerivedXenograft2026"/>
     <w:p>
       <w:pPr>
         <w:pStyle w:val="Bibliography"/>
       </w:pPr>
       <w:r>
-        <w:t xml:space="preserve">Hilton, L.K., Collinge, B., Scott, D.W.,</w:t>
+        <w:t xml:space="preserve">Yang, H., Arita, K., Bowman, K., Chihara, D., Henderson, J., Rost, G., Rojas, E., Parsons, S., Lakra, P., Abedin, A., Neelapu, S.S., Strati, P., Nastoupil, L.J., Fayad, L., Iyer, S.P., Rodriguez, A., Hagemeister, F.B., Malpica, L., Lee, H.J., Hilton, L., Scott, D.W., Davis, R.E., Flowers, C.R., Westin, J.R., Inghirami, G., Vega, F., Green, M.R.,</w:t>
       </w:r>
       <w:r>
         <w:t xml:space="preserve"> </w:t>
@@ -3233,7 +3157,7 @@
           <w:b/>
           <w:bCs/>
         </w:rPr>
-        <w:t xml:space="preserve">2025</w:t>
+        <w:t xml:space="preserve">2026</w:t>
       </w:r>
       <w:r>
         <w:t xml:space="preserve">.</w:t>
@@ -3246,43 +3170,31 @@
           <w:rPr>
             <w:rStyle w:val="Hyperlink"/>
           </w:rPr>
-          <w:t xml:space="preserve">Genomic</w:t>
-        </w:r>
-        <w:r>
-          <w:rPr>
-            <w:rStyle w:val="Hyperlink"/>
-          </w:rPr>
-          <w:t xml:space="preserve"> </w:t>
-        </w:r>
-        <w:r>
-          <w:rPr>
-            <w:rStyle w:val="Hyperlink"/>
-          </w:rPr>
-          <w:t xml:space="preserve">Taxonomy</w:t>
-        </w:r>
-        <w:r>
-          <w:rPr>
-            <w:rStyle w:val="Hyperlink"/>
-          </w:rPr>
-          <w:t xml:space="preserve"> </w:t>
-        </w:r>
-        <w:r>
-          <w:rPr>
-            <w:rStyle w:val="Hyperlink"/>
-          </w:rPr>
-          <w:t xml:space="preserve">of</w:t>
-        </w:r>
-        <w:r>
-          <w:rPr>
-            <w:rStyle w:val="Hyperlink"/>
-          </w:rPr>
-          <w:t xml:space="preserve"> </w:t>
-        </w:r>
-        <w:r>
-          <w:rPr>
-            <w:rStyle w:val="Hyperlink"/>
-          </w:rPr>
-          <w:t xml:space="preserve">Aggressive B-Cell Lymphoid Neoplasms</w:t>
+          <w:t xml:space="preserve">A patient derived xenograft repository capturing clinical and molecular heterogeneity of large</w:t>
+        </w:r>
+        <w:r>
+          <w:rPr>
+            <w:rStyle w:val="Hyperlink"/>
+          </w:rPr>
+          <w:t xml:space="preserve"> </w:t>
+        </w:r>
+        <w:r>
+          <w:rPr>
+            <w:rStyle w:val="Hyperlink"/>
+          </w:rPr>
+          <w:t xml:space="preserve">B-cell</w:t>
+        </w:r>
+        <w:r>
+          <w:rPr>
+            <w:rStyle w:val="Hyperlink"/>
+          </w:rPr>
+          <w:t xml:space="preserve"> </w:t>
+        </w:r>
+        <w:r>
+          <w:rPr>
+            <w:rStyle w:val="Hyperlink"/>
+          </w:rPr>
+          <w:t xml:space="preserve">lymphoma</w:t>
         </w:r>
       </w:hyperlink>
       <w:r>
@@ -3296,20 +3208,20 @@
           <w:i/>
           <w:iCs/>
         </w:rPr>
-        <w:t xml:space="preserve">Annu Rev Pathol</w:t>
-      </w:r>
-      <w:r>
-        <w:t xml:space="preserve">.</w:t>
+        <w:t xml:space="preserve">bioRxiv</w:t>
+      </w:r>
+      <w:r>
+        <w:t xml:space="preserve">. 2026.01.19.700406.</w:t>
       </w:r>
     </w:p>
     <w:bookmarkEnd w:id="36"/>
-    <w:bookmarkStart w:id="38" w:name="ref-klossokDLBCLoneUnifiedFramework2025a"/>
+    <w:bookmarkStart w:id="38" w:name="ref-alduaijCNSRelapseHighgrade2025"/>
     <w:p>
       <w:pPr>
         <w:pStyle w:val="Bibliography"/>
       </w:pPr>
       <w:r>
-        <w:t xml:space="preserve">Klossok, L., Dreval, K., Cruz, M., Wong, J.C.H., Gillis, S., Collinge, B., Steidl, C., Scott, D.W., Hilton, L.K., Morin, R.D.,</w:t>
+        <w:t xml:space="preserve">Alduaij, W., Jiang, A., Villa, D., Collinge, B., Ben-Neriah, S., Boyle, M., Meissner, B., Hilton, L.K., Farinha, P., Slack, G.W., Craig, J.W., Gerrie, A.S., Freeman, C.L., Mungall, A.J., Steidl, C., Sehn, L.H., Scott, D.W., Savage, K.J.,</w:t>
       </w:r>
       <w:r>
         <w:t xml:space="preserve"> </w:t>
@@ -3332,37 +3244,103 @@
           <w:rPr>
             <w:rStyle w:val="Hyperlink"/>
           </w:rPr>
-          <w:t xml:space="preserve">DLBCLone</w:t>
-        </w:r>
-        <w:r>
-          <w:rPr>
-            <w:rStyle w:val="Hyperlink"/>
-          </w:rPr>
-          <w:t xml:space="preserve">:</w:t>
-        </w:r>
-        <w:r>
-          <w:rPr>
-            <w:rStyle w:val="Hyperlink"/>
-          </w:rPr>
-          <w:t xml:space="preserve"> </w:t>
-        </w:r>
-        <w:r>
-          <w:rPr>
-            <w:rStyle w:val="Hyperlink"/>
-          </w:rPr>
-          <w:t xml:space="preserve">A</w:t>
-        </w:r>
-        <w:r>
-          <w:rPr>
-            <w:rStyle w:val="Hyperlink"/>
-          </w:rPr>
-          <w:t xml:space="preserve"> </w:t>
-        </w:r>
-        <w:r>
-          <w:rPr>
-            <w:rStyle w:val="Hyperlink"/>
-          </w:rPr>
-          <w:t xml:space="preserve">unified framework for neighbourhood-based genetic subtyping of lymphomas</w:t>
+          <w:t xml:space="preserve">CNS</w:t>
+        </w:r>
+        <w:r>
+          <w:rPr>
+            <w:rStyle w:val="Hyperlink"/>
+          </w:rPr>
+          <w:t xml:space="preserve"> </w:t>
+        </w:r>
+        <w:r>
+          <w:rPr>
+            <w:rStyle w:val="Hyperlink"/>
+          </w:rPr>
+          <w:t xml:space="preserve">relapse in high-grade</w:t>
+        </w:r>
+        <w:r>
+          <w:rPr>
+            <w:rStyle w:val="Hyperlink"/>
+          </w:rPr>
+          <w:t xml:space="preserve"> </w:t>
+        </w:r>
+        <w:r>
+          <w:rPr>
+            <w:rStyle w:val="Hyperlink"/>
+          </w:rPr>
+          <w:t xml:space="preserve">B-cell</w:t>
+        </w:r>
+        <w:r>
+          <w:rPr>
+            <w:rStyle w:val="Hyperlink"/>
+          </w:rPr>
+          <w:t xml:space="preserve"> </w:t>
+        </w:r>
+        <w:r>
+          <w:rPr>
+            <w:rStyle w:val="Hyperlink"/>
+          </w:rPr>
+          <w:t xml:space="preserve">lymphoma with</w:t>
+        </w:r>
+        <w:r>
+          <w:rPr>
+            <w:rStyle w:val="Hyperlink"/>
+          </w:rPr>
+          <w:t xml:space="preserve"> </w:t>
+        </w:r>
+        <w:r>
+          <w:rPr>
+            <w:rStyle w:val="Hyperlink"/>
+          </w:rPr>
+          <w:t xml:space="preserve">MYC</w:t>
+        </w:r>
+        <w:r>
+          <w:rPr>
+            <w:rStyle w:val="Hyperlink"/>
+          </w:rPr>
+          <w:t xml:space="preserve"> </w:t>
+        </w:r>
+        <w:r>
+          <w:rPr>
+            <w:rStyle w:val="Hyperlink"/>
+          </w:rPr>
+          <w:t xml:space="preserve">and</w:t>
+        </w:r>
+        <w:r>
+          <w:rPr>
+            <w:rStyle w:val="Hyperlink"/>
+          </w:rPr>
+          <w:t xml:space="preserve"> </w:t>
+        </w:r>
+        <w:r>
+          <w:rPr>
+            <w:rStyle w:val="Hyperlink"/>
+          </w:rPr>
+          <w:t xml:space="preserve">BCL2</w:t>
+        </w:r>
+        <w:r>
+          <w:rPr>
+            <w:rStyle w:val="Hyperlink"/>
+          </w:rPr>
+          <w:t xml:space="preserve"> </w:t>
+        </w:r>
+        <w:r>
+          <w:rPr>
+            <w:rStyle w:val="Hyperlink"/>
+          </w:rPr>
+          <w:t xml:space="preserve">rearrangements and dark-zone signature-expressing</w:t>
+        </w:r>
+        <w:r>
+          <w:rPr>
+            <w:rStyle w:val="Hyperlink"/>
+          </w:rPr>
+          <w:t xml:space="preserve"> </w:t>
+        </w:r>
+        <w:r>
+          <w:rPr>
+            <w:rStyle w:val="Hyperlink"/>
+          </w:rPr>
+          <w:t xml:space="preserve">DLBCL</w:t>
         </w:r>
       </w:hyperlink>
       <w:r>
@@ -3376,20 +3354,33 @@
           <w:i/>
           <w:iCs/>
         </w:rPr>
-        <w:t xml:space="preserve">medRxiv</w:t>
-      </w:r>
-      <w:r>
-        <w:t xml:space="preserve">. 2025.09.18.25335809.</w:t>
+        <w:t xml:space="preserve">Blood</w:t>
+      </w:r>
+      <w:r>
+        <w:t xml:space="preserve">.</w:t>
+      </w:r>
+      <w:r>
+        <w:t xml:space="preserve"> </w:t>
+      </w:r>
+      <w:r>
+        <w:rPr>
+          <w:b/>
+          <w:bCs/>
+        </w:rPr>
+        <w:t xml:space="preserve">145</w:t>
+      </w:r>
+      <w:r>
+        <w:t xml:space="preserve">, 590–596.</w:t>
       </w:r>
     </w:p>
     <w:bookmarkEnd w:id="38"/>
-    <w:bookmarkStart w:id="40" w:name="ref-liLargeCellLymphoma2025a"/>
+    <w:bookmarkStart w:id="40" w:name="Xa0183939da631ce78f52ceb5404abb8438e376b"/>
     <w:p>
       <w:pPr>
         <w:pStyle w:val="Bibliography"/>
       </w:pPr>
       <w:r>
-        <w:t xml:space="preserve">Li, X., Singhal, K., Deng, Q., Chihara, D., Russler-Germain, D., Harkins, R.A., Henderson, J., Arita, K., Kizhakeyil, A., Sun, R., Lakra, P., Hussein, U., Foltz, J.A., Wilson, A., Schmidt, E., Nizamuddin, I., Dinh, T., Kesaraju, A., Hamilton, M.P., Allen, C., Gandhi, M.K., Tobin, J., Jiang, A., Hilton, L., Scott, D.W., Vega, F., Flowers, C.R., Westin, J.R., Griffith, O.L., Fehniger, T.A., Griffith, M., Green, M.R.,</w:t>
+        <w:t xml:space="preserve">Alduaij, W., Sehn, L.H., Champagne, J.-N., Collinge, B., Ben-Neriah, S., Jiang, A., Hilton, L.K., Boyle, M., Meissner, B., Slack, G.W., Farinha, P., Craig, J.W., Savage, K.J., Villa, D., Gerrie, A.S., Freeman, C.L., Mungall, A.J., Steidl, C., Scott, D.W.,</w:t>
       </w:r>
       <w:r>
         <w:t xml:space="preserve"> </w:t>
@@ -3412,31 +3403,91 @@
           <w:rPr>
             <w:rStyle w:val="Hyperlink"/>
           </w:rPr>
-          <w:t xml:space="preserve">Large</w:t>
-        </w:r>
-        <w:r>
-          <w:rPr>
-            <w:rStyle w:val="Hyperlink"/>
-          </w:rPr>
-          <w:t xml:space="preserve"> </w:t>
-        </w:r>
-        <w:r>
-          <w:rPr>
-            <w:rStyle w:val="Hyperlink"/>
-          </w:rPr>
-          <w:t xml:space="preserve">B</w:t>
-        </w:r>
-        <w:r>
-          <w:rPr>
-            <w:rStyle w:val="Hyperlink"/>
-          </w:rPr>
-          <w:t xml:space="preserve"> </w:t>
-        </w:r>
-        <w:r>
-          <w:rPr>
-            <w:rStyle w:val="Hyperlink"/>
-          </w:rPr>
-          <w:t xml:space="preserve">cell lymphoma microenvironment archetype profiles</w:t>
+          <w:t xml:space="preserve">Population-</w:t>
+        </w:r>
+        <w:r>
+          <w:rPr>
+            <w:rStyle w:val="Hyperlink"/>
+          </w:rPr>
+          <w:t xml:space="preserve">Wide Introduction</w:t>
+        </w:r>
+        <w:r>
+          <w:rPr>
+            <w:rStyle w:val="Hyperlink"/>
+          </w:rPr>
+          <w:t xml:space="preserve"> </w:t>
+        </w:r>
+        <w:r>
+          <w:rPr>
+            <w:rStyle w:val="Hyperlink"/>
+          </w:rPr>
+          <w:t xml:space="preserve">of</w:t>
+        </w:r>
+        <w:r>
+          <w:rPr>
+            <w:rStyle w:val="Hyperlink"/>
+          </w:rPr>
+          <w:t xml:space="preserve"> </w:t>
+        </w:r>
+        <w:r>
+          <w:rPr>
+            <w:rStyle w:val="Hyperlink"/>
+          </w:rPr>
+          <w:t xml:space="preserve">Dose-Adjusted EPOCH-R In High-grade B-cell Lymphoma</w:t>
+        </w:r>
+        <w:r>
+          <w:rPr>
+            <w:rStyle w:val="Hyperlink"/>
+          </w:rPr>
+          <w:t xml:space="preserve"> </w:t>
+        </w:r>
+        <w:r>
+          <w:rPr>
+            <w:rStyle w:val="Hyperlink"/>
+          </w:rPr>
+          <w:t xml:space="preserve">with</w:t>
+        </w:r>
+        <w:r>
+          <w:rPr>
+            <w:rStyle w:val="Hyperlink"/>
+          </w:rPr>
+          <w:t xml:space="preserve"> </w:t>
+        </w:r>
+        <w:r>
+          <w:rPr>
+            <w:rStyle w:val="Hyperlink"/>
+          </w:rPr>
+          <w:t xml:space="preserve">MYC</w:t>
+        </w:r>
+        <w:r>
+          <w:rPr>
+            <w:rStyle w:val="Hyperlink"/>
+          </w:rPr>
+          <w:t xml:space="preserve">/</w:t>
+        </w:r>
+        <w:r>
+          <w:rPr>
+            <w:rStyle w:val="Hyperlink"/>
+          </w:rPr>
+          <w:t xml:space="preserve">BCL2 Rearrangements</w:t>
+        </w:r>
+        <w:r>
+          <w:rPr>
+            <w:rStyle w:val="Hyperlink"/>
+          </w:rPr>
+          <w:t xml:space="preserve">,</w:t>
+        </w:r>
+        <w:r>
+          <w:rPr>
+            <w:rStyle w:val="Hyperlink"/>
+          </w:rPr>
+          <w:t xml:space="preserve"> </w:t>
+        </w:r>
+        <w:r>
+          <w:rPr>
+            <w:rStyle w:val="Hyperlink"/>
+          </w:rPr>
+          <w:t xml:space="preserve">DLBCL Morphology</w:t>
         </w:r>
       </w:hyperlink>
       <w:r>
@@ -3450,33 +3501,20 @@
           <w:i/>
           <w:iCs/>
         </w:rPr>
-        <w:t xml:space="preserve">Cancer Cell</w:t>
-      </w:r>
-      <w:r>
-        <w:t xml:space="preserve">.</w:t>
-      </w:r>
-      <w:r>
-        <w:t xml:space="preserve"> </w:t>
-      </w:r>
-      <w:r>
-        <w:rPr>
-          <w:b/>
-          <w:bCs/>
-        </w:rPr>
-        <w:t xml:space="preserve">43</w:t>
-      </w:r>
-      <w:r>
-        <w:t xml:space="preserve">, 1347–1364.e13.</w:t>
+        <w:t xml:space="preserve">Blood Adv</w:t>
+      </w:r>
+      <w:r>
+        <w:t xml:space="preserve">. bloodadvances.2025017282.</w:t>
       </w:r>
     </w:p>
     <w:bookmarkEnd w:id="40"/>
-    <w:bookmarkStart w:id="42" w:name="X8fdbf51163c379a2b2388cfcca92659beb4bb74"/>
+    <w:bookmarkStart w:id="41" w:name="Xf1b34b901d54adfd3d813bab44cb71566460c5b"/>
     <w:p>
       <w:pPr>
         <w:pStyle w:val="Bibliography"/>
       </w:pPr>
       <w:r>
-        <w:t xml:space="preserve">Nadeu, F., Shuai, S., Clot, G., Hilton, L.K., Diaz-Navarro, A., Martín, S., Royo, R., Baumann, T., Kulis, M., López-Oreja, I., Cossio, M., Lu, J., Ljungström, V., Young, E., Plevova, K., Knisbacher, B.A., Lin, Z., Hahn, C.K., Bousquets, P., Alcoceba, M., González, M., Colado, E., Payer, Á.R., Aymerich, M., Terol, M.J., Rivas-Delgado, A., Enjuanes, A., Ruiz-Gaspà, S., Chatzikonstantinou, T., Hägerstrand, D., Jylhä, C., Skaftason, A., Mansouri, L., Stranska, K., Doubek, M., van Gastel-Mol, E.J., Davis, Z., Walewska, R., Scarfò, L., Trentin, L., Visentin, A., Parikh, S.A., Rabe, K.G., Moia, R., Armand, M., Rossi, D., Davi, F., Gaidano, G., Kay, N.E., Shanafelt, T.D., Ghia, P., Oscier, D., Langerak, A.W., Beà, S., López-Guillermo, A., Neuberg, D., Wu, C.J., Getz, G., Pospisilova, S., Stamatopoulos, K., Rosenquist, R., Huber, W., Zenz, T., Colomer, D., Martín-Subero, J.I., Delgado, J., Morin, R.D., Stein, L.D., Puente, X.S., Campo, E.,</w:t>
+        <w:t xml:space="preserve">Champagne, J.-N., Villa, D., Gerrie, A.S., Venner, C.P., Slack, G.W., Farinha, P., Craig, J.W., Hilton, L.K., Savage, K.J., Scott, D.W., Sehn, L.H.,</w:t>
       </w:r>
       <w:r>
         <w:t xml:space="preserve"> </w:t>
@@ -3494,84 +3532,96 @@
       <w:r>
         <w:t xml:space="preserve"> </w:t>
       </w:r>
-      <w:hyperlink r:id="rId41">
-        <w:r>
-          <w:rPr>
-            <w:rStyle w:val="Hyperlink"/>
-          </w:rPr>
-          <w:t xml:space="preserve">Disease-specific</w:t>
-        </w:r>
-        <w:r>
-          <w:rPr>
-            <w:rStyle w:val="Hyperlink"/>
-          </w:rPr>
-          <w:t xml:space="preserve"> </w:t>
-        </w:r>
-        <w:r>
-          <w:rPr>
-            <w:rStyle w:val="Hyperlink"/>
-          </w:rPr>
-          <w:t xml:space="preserve">U1</w:t>
-        </w:r>
-        <w:r>
-          <w:rPr>
-            <w:rStyle w:val="Hyperlink"/>
-          </w:rPr>
-          <w:t xml:space="preserve"> </w:t>
-        </w:r>
-        <w:r>
-          <w:rPr>
-            <w:rStyle w:val="Hyperlink"/>
-          </w:rPr>
-          <w:t xml:space="preserve">spliceosomal</w:t>
-        </w:r>
-        <w:r>
-          <w:rPr>
-            <w:rStyle w:val="Hyperlink"/>
-          </w:rPr>
-          <w:t xml:space="preserve"> </w:t>
-        </w:r>
-        <w:r>
-          <w:rPr>
-            <w:rStyle w:val="Hyperlink"/>
-          </w:rPr>
-          <w:t xml:space="preserve">RNA</w:t>
-        </w:r>
-        <w:r>
-          <w:rPr>
-            <w:rStyle w:val="Hyperlink"/>
-          </w:rPr>
-          <w:t xml:space="preserve"> </w:t>
-        </w:r>
-        <w:r>
-          <w:rPr>
-            <w:rStyle w:val="Hyperlink"/>
-          </w:rPr>
-          <w:t xml:space="preserve">mutations in mature</w:t>
-        </w:r>
-        <w:r>
-          <w:rPr>
-            <w:rStyle w:val="Hyperlink"/>
-          </w:rPr>
-          <w:t xml:space="preserve"> </w:t>
-        </w:r>
-        <w:r>
-          <w:rPr>
-            <w:rStyle w:val="Hyperlink"/>
-          </w:rPr>
-          <w:t xml:space="preserve">B-cell</w:t>
-        </w:r>
-        <w:r>
-          <w:rPr>
-            <w:rStyle w:val="Hyperlink"/>
-          </w:rPr>
-          <w:t xml:space="preserve"> </w:t>
-        </w:r>
-        <w:r>
-          <w:rPr>
-            <w:rStyle w:val="Hyperlink"/>
-          </w:rPr>
-          <w:t xml:space="preserve">neoplasms</w:t>
+      <w:hyperlink r:id="rId25">
+        <w:r>
+          <w:rPr>
+            <w:rStyle w:val="Hyperlink"/>
+          </w:rPr>
+          <w:t xml:space="preserve">Retreatment with</w:t>
+        </w:r>
+        <w:r>
+          <w:rPr>
+            <w:rStyle w:val="Hyperlink"/>
+          </w:rPr>
+          <w:t xml:space="preserve"> </w:t>
+        </w:r>
+        <w:r>
+          <w:rPr>
+            <w:rStyle w:val="Hyperlink"/>
+          </w:rPr>
+          <w:t xml:space="preserve">R-CHOP-like Therapy</w:t>
+        </w:r>
+        <w:r>
+          <w:rPr>
+            <w:rStyle w:val="Hyperlink"/>
+          </w:rPr>
+          <w:t xml:space="preserve"> </w:t>
+        </w:r>
+        <w:r>
+          <w:rPr>
+            <w:rStyle w:val="Hyperlink"/>
+          </w:rPr>
+          <w:t xml:space="preserve">in</w:t>
+        </w:r>
+        <w:r>
+          <w:rPr>
+            <w:rStyle w:val="Hyperlink"/>
+          </w:rPr>
+          <w:t xml:space="preserve"> </w:t>
+        </w:r>
+        <w:r>
+          <w:rPr>
+            <w:rStyle w:val="Hyperlink"/>
+          </w:rPr>
+          <w:t xml:space="preserve">Patients</w:t>
+        </w:r>
+        <w:r>
+          <w:rPr>
+            <w:rStyle w:val="Hyperlink"/>
+          </w:rPr>
+          <w:t xml:space="preserve"> </w:t>
+        </w:r>
+        <w:r>
+          <w:rPr>
+            <w:rStyle w:val="Hyperlink"/>
+          </w:rPr>
+          <w:t xml:space="preserve">with</w:t>
+        </w:r>
+        <w:r>
+          <w:rPr>
+            <w:rStyle w:val="Hyperlink"/>
+          </w:rPr>
+          <w:t xml:space="preserve"> </w:t>
+        </w:r>
+        <w:r>
+          <w:rPr>
+            <w:rStyle w:val="Hyperlink"/>
+          </w:rPr>
+          <w:t xml:space="preserve">Late Relapse</w:t>
+        </w:r>
+        <w:r>
+          <w:rPr>
+            <w:rStyle w:val="Hyperlink"/>
+          </w:rPr>
+          <w:t xml:space="preserve"> </w:t>
+        </w:r>
+        <w:r>
+          <w:rPr>
+            <w:rStyle w:val="Hyperlink"/>
+          </w:rPr>
+          <w:t xml:space="preserve">of</w:t>
+        </w:r>
+        <w:r>
+          <w:rPr>
+            <w:rStyle w:val="Hyperlink"/>
+          </w:rPr>
+          <w:t xml:space="preserve"> </w:t>
+        </w:r>
+        <w:r>
+          <w:rPr>
+            <w:rStyle w:val="Hyperlink"/>
+          </w:rPr>
+          <w:t xml:space="preserve">Diffuse Large B-Cell Lymphoma</w:t>
         </w:r>
       </w:hyperlink>
       <w:r>
@@ -3585,33 +3635,20 @@
           <w:i/>
           <w:iCs/>
         </w:rPr>
-        <w:t xml:space="preserve">Leukemia</w:t>
-      </w:r>
-      <w:r>
-        <w:t xml:space="preserve">.</w:t>
-      </w:r>
-      <w:r>
-        <w:t xml:space="preserve"> </w:t>
-      </w:r>
-      <w:r>
-        <w:rPr>
-          <w:b/>
-          <w:bCs/>
-        </w:rPr>
-        <w:t xml:space="preserve">39</w:t>
-      </w:r>
-      <w:r>
-        <w:t xml:space="preserve">, 2076–2086.</w:t>
+        <w:t xml:space="preserve">Blood Adv</w:t>
+      </w:r>
+      <w:r>
+        <w:t xml:space="preserve">. bloodadvances.2025017620.</w:t>
       </w:r>
     </w:p>
-    <w:bookmarkEnd w:id="42"/>
-    <w:bookmarkStart w:id="44" w:name="ref-raiSomaticIRF4Mutations2025"/>
+    <w:bookmarkEnd w:id="41"/>
+    <w:bookmarkStart w:id="43" w:name="ref-collingeHighgradeBcellLymphoma2025"/>
     <w:p>
       <w:pPr>
         <w:pStyle w:val="Bibliography"/>
       </w:pPr>
       <w:r>
-        <w:t xml:space="preserve">Rai, S., Duns, G., Frontzek, F., Wong, J.C.H., Yin, Y., Li, M.Y., Kishida, M., Fujisawa, M., Healy, S., Viganò, E., Jiang, A., Woolcock, B., Telenius, A., Ben-Neriah, S., Meissner, B., Boyle, M., Nakamura, H., O’Brien, L., Cassidy, C., Lytle, A., Farinha, P., Slack, G., Hilton, L.K., Morin, R.D., Venturutti, L., Aoki, T., Wretham, N., Bush, J.W., Evgin, L., Savage, K.J., Scott, D.W., Steidl, C.,</w:t>
+        <w:t xml:space="preserve">Collinge, B., Hilton, L.K., Wong, J., Alduaij, W., Ben-Neriah, S., Slack, G.W., Farinha, P., Boyle, M., Meissner, B., Cook, J.R., Ott, G., Rosenwald, A., Campo, E., Amador, C., Greiner, T.C., Raess, P.W., Song, J.Y., Inghirami, G., Ondrejka, S.L., Jaffe, E.S., Weisenburger, D.D., Chan, W.C., Holte, H., Beiske, K., Fu, K., Delabie, J., Pittaluga, S., Iqbal, J., Wright, G., Savage, K.J., Mungall, A.J., Staudt, L.M., Steidl, C., Feldman, A.L., Morin, R.D., Rimsza, L.M., Scott, D.W.,</w:t>
       </w:r>
       <w:r>
         <w:t xml:space="preserve"> </w:t>
@@ -3629,36 +3666,12 @@
       <w:r>
         <w:t xml:space="preserve"> </w:t>
       </w:r>
-      <w:hyperlink r:id="rId43">
-        <w:r>
-          <w:rPr>
-            <w:rStyle w:val="Hyperlink"/>
-          </w:rPr>
-          <w:t xml:space="preserve">Somatic</w:t>
-        </w:r>
-        <w:r>
-          <w:rPr>
-            <w:rStyle w:val="Hyperlink"/>
-          </w:rPr>
-          <w:t xml:space="preserve"> </w:t>
-        </w:r>
-        <w:r>
-          <w:rPr>
-            <w:rStyle w:val="Hyperlink"/>
-          </w:rPr>
-          <w:t xml:space="preserve">IRF4</w:t>
-        </w:r>
-        <w:r>
-          <w:rPr>
-            <w:rStyle w:val="Hyperlink"/>
-          </w:rPr>
-          <w:t xml:space="preserve"> </w:t>
-        </w:r>
-        <w:r>
-          <w:rPr>
-            <w:rStyle w:val="Hyperlink"/>
-          </w:rPr>
-          <w:t xml:space="preserve">mutations and thymic tropism in primary mediastinal large</w:t>
+      <w:hyperlink r:id="rId42">
+        <w:r>
+          <w:rPr>
+            <w:rStyle w:val="Hyperlink"/>
+          </w:rPr>
+          <w:t xml:space="preserve">High-grade</w:t>
         </w:r>
         <w:r>
           <w:rPr>
@@ -3682,7 +3695,31 @@
           <w:rPr>
             <w:rStyle w:val="Hyperlink"/>
           </w:rPr>
-          <w:t xml:space="preserve">lymphoma</w:t>
+          <w:t xml:space="preserve">lymphoma, not otherwise specified: An</w:t>
+        </w:r>
+        <w:r>
+          <w:rPr>
+            <w:rStyle w:val="Hyperlink"/>
+          </w:rPr>
+          <w:t xml:space="preserve"> </w:t>
+        </w:r>
+        <w:r>
+          <w:rPr>
+            <w:rStyle w:val="Hyperlink"/>
+          </w:rPr>
+          <w:t xml:space="preserve">LLMPP</w:t>
+        </w:r>
+        <w:r>
+          <w:rPr>
+            <w:rStyle w:val="Hyperlink"/>
+          </w:rPr>
+          <w:t xml:space="preserve"> </w:t>
+        </w:r>
+        <w:r>
+          <w:rPr>
+            <w:rStyle w:val="Hyperlink"/>
+          </w:rPr>
+          <w:t xml:space="preserve">study</w:t>
         </w:r>
       </w:hyperlink>
       <w:r>
@@ -3696,7 +3733,7 @@
           <w:i/>
           <w:iCs/>
         </w:rPr>
-        <w:t xml:space="preserve">Blood</w:t>
+        <w:t xml:space="preserve">Blood Adv</w:t>
       </w:r>
       <w:r>
         <w:t xml:space="preserve">.</w:t>
@@ -3709,20 +3746,20 @@
           <w:b/>
           <w:bCs/>
         </w:rPr>
-        <w:t xml:space="preserve">146</w:t>
-      </w:r>
-      <w:r>
-        <w:t xml:space="preserve">, 1586–1600.</w:t>
+        <w:t xml:space="preserve">9</w:t>
+      </w:r>
+      <w:r>
+        <w:t xml:space="preserve">, 5409–5422.</w:t>
       </w:r>
     </w:p>
-    <w:bookmarkEnd w:id="44"/>
-    <w:bookmarkStart w:id="46" w:name="ref-thomasDNAMethylationEpitypes2025a"/>
+    <w:bookmarkEnd w:id="43"/>
+    <w:bookmarkStart w:id="45" w:name="X8ef5f91fb64c0509f6ebf8b3303b4e0c5fda621"/>
     <w:p>
       <w:pPr>
         <w:pStyle w:val="Bibliography"/>
       </w:pPr>
       <w:r>
-        <w:t xml:space="preserve">Thomas, N., García-Prieto, C.A., Dreval, K., Hilton, L.K., Abramson, J.S., Bartlett, N.L., Bethony, J., Bowen, J., Bryan, A.C., Casper, C., Dyer, M.A., Gastier-Foster, J.M., Gerrie, A.S., Greiner, T.C., Griner, N.B., Gross, T.G., Harris, N., Irvin, J.D., Jaffe, E.S., Leal, F.E., Mbulaiteye, S.M., Mullighan, C.G., Mungall, A.J., Mungall, K.L., Namirembe, C., Noy, A., Ogwang, M.D., Orem, J., Ott, G., Petrello, H., Reynolds, S.J., Swerdlow, S.H., Traverse-Glehen, A., Wilson, W.H., Marra, M.A., Staudt, L.M., Scott, D.W., Esteller, M., Morin, R.D.,</w:t>
+        <w:t xml:space="preserve">Dreval, K., Hilton, L.K., Grande, B.M., Coyle, K.M., Cruz, M., Gillis, S., Pararajalingam, P., Rushton, C.K., Shaalan, H., Thomas, N., Winata, H., Wong, J., Yiu, J., Steidl, C., Scott, D.W., Morin, R.D.,</w:t>
       </w:r>
       <w:r>
         <w:t xml:space="preserve"> </w:t>
@@ -3740,84 +3777,18 @@
       <w:r>
         <w:t xml:space="preserve"> </w:t>
       </w:r>
-      <w:hyperlink r:id="rId45">
-        <w:r>
-          <w:rPr>
-            <w:rStyle w:val="Hyperlink"/>
-          </w:rPr>
-          <w:t xml:space="preserve">DNA Methylation Epitypes</w:t>
-        </w:r>
-        <w:r>
-          <w:rPr>
-            <w:rStyle w:val="Hyperlink"/>
-          </w:rPr>
-          <w:t xml:space="preserve"> </w:t>
-        </w:r>
-        <w:r>
-          <w:rPr>
-            <w:rStyle w:val="Hyperlink"/>
-          </w:rPr>
-          <w:t xml:space="preserve">of</w:t>
-        </w:r>
-        <w:r>
-          <w:rPr>
-            <w:rStyle w:val="Hyperlink"/>
-          </w:rPr>
-          <w:t xml:space="preserve"> </w:t>
-        </w:r>
-        <w:r>
-          <w:rPr>
-            <w:rStyle w:val="Hyperlink"/>
-          </w:rPr>
-          <w:t xml:space="preserve">Burkitt Lymphoma</w:t>
-        </w:r>
-        <w:r>
-          <w:rPr>
-            <w:rStyle w:val="Hyperlink"/>
-          </w:rPr>
-          <w:t xml:space="preserve"> </w:t>
-        </w:r>
-        <w:r>
-          <w:rPr>
-            <w:rStyle w:val="Hyperlink"/>
-          </w:rPr>
-          <w:t xml:space="preserve">with</w:t>
-        </w:r>
-        <w:r>
-          <w:rPr>
-            <w:rStyle w:val="Hyperlink"/>
-          </w:rPr>
-          <w:t xml:space="preserve"> </w:t>
-        </w:r>
-        <w:r>
-          <w:rPr>
-            <w:rStyle w:val="Hyperlink"/>
-          </w:rPr>
-          <w:t xml:space="preserve">Distinct Molecular</w:t>
-        </w:r>
-        <w:r>
-          <w:rPr>
-            <w:rStyle w:val="Hyperlink"/>
-          </w:rPr>
-          <w:t xml:space="preserve"> </w:t>
-        </w:r>
-        <w:r>
-          <w:rPr>
-            <w:rStyle w:val="Hyperlink"/>
-          </w:rPr>
-          <w:t xml:space="preserve">and</w:t>
-        </w:r>
-        <w:r>
-          <w:rPr>
-            <w:rStyle w:val="Hyperlink"/>
-          </w:rPr>
-          <w:t xml:space="preserve"> </w:t>
-        </w:r>
-        <w:r>
-          <w:rPr>
-            <w:rStyle w:val="Hyperlink"/>
-          </w:rPr>
-          <w:t xml:space="preserve">Clinical Features</w:t>
+      <w:hyperlink r:id="rId44">
+        <w:r>
+          <w:rPr>
+            <w:rStyle w:val="Hyperlink"/>
+          </w:rPr>
+          <w:t xml:space="preserve">LCR-modules</w:t>
+        </w:r>
+        <w:r>
+          <w:rPr>
+            <w:rStyle w:val="Hyperlink"/>
+          </w:rPr>
+          <w:t xml:space="preserve">: A collection of workflows for cancer genome analysis</w:t>
         </w:r>
       </w:hyperlink>
       <w:r>
@@ -3831,33 +3802,20 @@
           <w:i/>
           <w:iCs/>
         </w:rPr>
-        <w:t xml:space="preserve">Blood Cancer Discov</w:t>
-      </w:r>
-      <w:r>
-        <w:t xml:space="preserve">.</w:t>
-      </w:r>
-      <w:r>
-        <w:t xml:space="preserve"> </w:t>
-      </w:r>
-      <w:r>
-        <w:rPr>
-          <w:b/>
-          <w:bCs/>
-        </w:rPr>
-        <w:t xml:space="preserve">6</w:t>
-      </w:r>
-      <w:r>
-        <w:t xml:space="preserve">, 325–342.</w:t>
+        <w:t xml:space="preserve">bioRxiv</w:t>
+      </w:r>
+      <w:r>
+        <w:t xml:space="preserve">. 2025.09.19.676923.</w:t>
       </w:r>
     </w:p>
-    <w:bookmarkEnd w:id="46"/>
-    <w:bookmarkStart w:id="48" w:name="ref-benoitSTAT6MutationsEnriched2024a"/>
+    <w:bookmarkEnd w:id="45"/>
+    <w:bookmarkStart w:id="46" w:name="ref-feldmanGeneExpressionProfiling2025"/>
     <w:p>
       <w:pPr>
         <w:pStyle w:val="Bibliography"/>
       </w:pPr>
       <w:r>
-        <w:t xml:space="preserve">Benoit, A., Abraham, M.J., Li, S., Kim, J., Estrada-Tejedor, R., Bakadlag, R., Subramaniam, N., Makhani, K., Guilbert, C., Tu, R., Salaciak, M., Klein, K.O., Coyle, K.M., Hilton, L.K., Santiago, R., Dmitrienko, S., Assouline, S., Morin, R.D., Del Rincon, S.V., Johnson, N.A., Mann, K.K.,</w:t>
+        <w:t xml:space="preserve">Feldman, A.L., Dasari, S., Rimsza, L.M., Scott, D.W., Oishi, N., Hu, G., Farinha, P., Amador, C., Campo, E., Chan, W.C., Cook, J.R., Delabie, J., Fu, K., Greiner, T.C., Hilton, L.K., Inghirami, G.G., Iqbal, J., Jaffe, E.S., Morin, R., Ondrejka, S.L., Ott, G., Pittaluga, S., Raess, P.W., Rosenwald, A., Savage, K.J., Slack, G.W., Slager, S.L., Song, J.Y., Wright, G., Wang, H.-W., Zeng, Y., Yoshino, T., Wu, X., Wilcox, R.A., Wang, X., Shi, M., Satou, A., Perry, A.M., Miranda, R.N., Medeiros, L.J.J., Maurer, M.J., Mou, E., Ko, Y.H., Karube, K., Kahl, B.S., Jiang, L., Jaye, D.L., Gru, A., de Leval, L.L., Chen, W., Chapman, J.R., Cerhan, J.R., Barrionuevo, C., Ansell, S.M., Aljudi, A.,</w:t>
       </w:r>
       <w:r>
         <w:t xml:space="preserve"> </w:t>
@@ -3867,7 +3825,7 @@
           <w:b/>
           <w:bCs/>
         </w:rPr>
-        <w:t xml:space="preserve">2024</w:t>
+        <w:t xml:space="preserve">2025</w:t>
       </w:r>
       <w:r>
         <w:t xml:space="preserve">.</w:t>
@@ -3875,48 +3833,60 @@
       <w:r>
         <w:t xml:space="preserve"> </w:t>
       </w:r>
-      <w:hyperlink r:id="rId47">
-        <w:r>
-          <w:rPr>
-            <w:rStyle w:val="Hyperlink"/>
-          </w:rPr>
-          <w:t xml:space="preserve">STAT6</w:t>
-        </w:r>
-        <w:r>
-          <w:rPr>
-            <w:rStyle w:val="Hyperlink"/>
-          </w:rPr>
-          <w:t xml:space="preserve"> </w:t>
-        </w:r>
-        <w:r>
-          <w:rPr>
-            <w:rStyle w:val="Hyperlink"/>
-          </w:rPr>
-          <w:t xml:space="preserve">mutations enriched at diffuse large</w:t>
-        </w:r>
-        <w:r>
-          <w:rPr>
-            <w:rStyle w:val="Hyperlink"/>
-          </w:rPr>
-          <w:t xml:space="preserve"> </w:t>
-        </w:r>
-        <w:r>
-          <w:rPr>
-            <w:rStyle w:val="Hyperlink"/>
-          </w:rPr>
-          <w:t xml:space="preserve">B-cell</w:t>
-        </w:r>
-        <w:r>
-          <w:rPr>
-            <w:rStyle w:val="Hyperlink"/>
-          </w:rPr>
-          <w:t xml:space="preserve"> </w:t>
-        </w:r>
-        <w:r>
-          <w:rPr>
-            <w:rStyle w:val="Hyperlink"/>
-          </w:rPr>
-          <w:t xml:space="preserve">lymphoma relapse reshape the tumor microenvironment</w:t>
+      <w:hyperlink r:id="rId27">
+        <w:r>
+          <w:rPr>
+            <w:rStyle w:val="Hyperlink"/>
+          </w:rPr>
+          <w:t xml:space="preserve">Gene expression profiling reveals two overarching types of</w:t>
+        </w:r>
+        <w:r>
+          <w:rPr>
+            <w:rStyle w:val="Hyperlink"/>
+          </w:rPr>
+          <w:t xml:space="preserve"> </w:t>
+        </w:r>
+        <w:r>
+          <w:rPr>
+            <w:rStyle w:val="Hyperlink"/>
+          </w:rPr>
+          <w:t xml:space="preserve">ALCL</w:t>
+        </w:r>
+        <w:r>
+          <w:rPr>
+            <w:rStyle w:val="Hyperlink"/>
+          </w:rPr>
+          <w:t xml:space="preserve"> </w:t>
+        </w:r>
+        <w:r>
+          <w:rPr>
+            <w:rStyle w:val="Hyperlink"/>
+          </w:rPr>
+          <w:t xml:space="preserve">with distinct targetable biology: An</w:t>
+        </w:r>
+        <w:r>
+          <w:rPr>
+            <w:rStyle w:val="Hyperlink"/>
+          </w:rPr>
+          <w:t xml:space="preserve"> </w:t>
+        </w:r>
+        <w:r>
+          <w:rPr>
+            <w:rStyle w:val="Hyperlink"/>
+          </w:rPr>
+          <w:t xml:space="preserve">LLMPP</w:t>
+        </w:r>
+        <w:r>
+          <w:rPr>
+            <w:rStyle w:val="Hyperlink"/>
+          </w:rPr>
+          <w:t xml:space="preserve"> </w:t>
+        </w:r>
+        <w:r>
+          <w:rPr>
+            <w:rStyle w:val="Hyperlink"/>
+          </w:rPr>
+          <w:t xml:space="preserve">study</w:t>
         </w:r>
       </w:hyperlink>
       <w:r>
@@ -3930,33 +3900,20 @@
           <w:i/>
           <w:iCs/>
         </w:rPr>
-        <w:t xml:space="preserve">Int J Hematol</w:t>
-      </w:r>
-      <w:r>
-        <w:t xml:space="preserve">.</w:t>
-      </w:r>
-      <w:r>
-        <w:t xml:space="preserve"> </w:t>
-      </w:r>
-      <w:r>
-        <w:rPr>
-          <w:b/>
-          <w:bCs/>
-        </w:rPr>
-        <w:t xml:space="preserve">119</w:t>
-      </w:r>
-      <w:r>
-        <w:t xml:space="preserve">, 275–290.</w:t>
+        <w:t xml:space="preserve">Blood</w:t>
+      </w:r>
+      <w:r>
+        <w:t xml:space="preserve">. blood.2024027700.</w:t>
       </w:r>
     </w:p>
-    <w:bookmarkEnd w:id="48"/>
-    <w:bookmarkStart w:id="50" w:name="ref-collingeUnbalancedMYCBreakapart2024"/>
+    <w:bookmarkEnd w:id="46"/>
+    <w:bookmarkStart w:id="47" w:name="ref-hiltonGenomicTaxonomyAggressive2025"/>
     <w:p>
       <w:pPr>
         <w:pStyle w:val="Bibliography"/>
       </w:pPr>
       <w:r>
-        <w:t xml:space="preserve">Collinge, B., Ben-Neriah, S., Hilton, L.K., Alduaij, W., Tucker, T., Slack, G.W., Farinha, P., Craig, J.W., Boyle, M., Meissner, B., Villa, D., Gerrie, A.S., Sehn, L.H., Savage, K.J., Morin, R.D., Mungall, A.J., Steidl, C., Scott, D.W.,</w:t>
+        <w:t xml:space="preserve">Hilton, L.K., Collinge, B., Scott, D.W.,</w:t>
       </w:r>
       <w:r>
         <w:t xml:space="preserve"> </w:t>
@@ -3966,7 +3923,7 @@
           <w:b/>
           <w:bCs/>
         </w:rPr>
-        <w:t xml:space="preserve">2024</w:t>
+        <w:t xml:space="preserve">2025</w:t>
       </w:r>
       <w:r>
         <w:t xml:space="preserve">.</w:t>
@@ -3974,96 +3931,48 @@
       <w:r>
         <w:t xml:space="preserve"> </w:t>
       </w:r>
-      <w:hyperlink r:id="rId49">
-        <w:r>
-          <w:rPr>
-            <w:rStyle w:val="Hyperlink"/>
-          </w:rPr>
-          <w:t xml:space="preserve">Unbalanced</w:t>
-        </w:r>
-        <w:r>
-          <w:rPr>
-            <w:rStyle w:val="Hyperlink"/>
-          </w:rPr>
-          <w:t xml:space="preserve"> </w:t>
-        </w:r>
-        <w:r>
-          <w:rPr>
-            <w:rStyle w:val="Hyperlink"/>
-          </w:rPr>
-          <w:t xml:space="preserve">MYC</w:t>
-        </w:r>
-        <w:r>
-          <w:rPr>
-            <w:rStyle w:val="Hyperlink"/>
-          </w:rPr>
-          <w:t xml:space="preserve"> </w:t>
-        </w:r>
-        <w:r>
-          <w:rPr>
-            <w:rStyle w:val="Hyperlink"/>
-          </w:rPr>
-          <w:t xml:space="preserve">break-apart</w:t>
-        </w:r>
-        <w:r>
-          <w:rPr>
-            <w:rStyle w:val="Hyperlink"/>
-          </w:rPr>
-          <w:t xml:space="preserve"> </w:t>
-        </w:r>
-        <w:r>
-          <w:rPr>
-            <w:rStyle w:val="Hyperlink"/>
-          </w:rPr>
-          <w:t xml:space="preserve">FISH</w:t>
-        </w:r>
-        <w:r>
-          <w:rPr>
-            <w:rStyle w:val="Hyperlink"/>
-          </w:rPr>
-          <w:t xml:space="preserve"> </w:t>
-        </w:r>
-        <w:r>
-          <w:rPr>
-            <w:rStyle w:val="Hyperlink"/>
-          </w:rPr>
-          <w:t xml:space="preserve">patterns indicate the presence of a</w:t>
-        </w:r>
-        <w:r>
-          <w:rPr>
-            <w:rStyle w:val="Hyperlink"/>
-          </w:rPr>
-          <w:t xml:space="preserve"> </w:t>
-        </w:r>
-        <w:r>
-          <w:rPr>
-            <w:rStyle w:val="Hyperlink"/>
-          </w:rPr>
-          <w:t xml:space="preserve">MYC</w:t>
-        </w:r>
-        <w:r>
-          <w:rPr>
-            <w:rStyle w:val="Hyperlink"/>
-          </w:rPr>
-          <w:t xml:space="preserve"> </w:t>
-        </w:r>
-        <w:r>
-          <w:rPr>
-            <w:rStyle w:val="Hyperlink"/>
-          </w:rPr>
-          <w:t xml:space="preserve">rearrangement in</w:t>
-        </w:r>
-        <w:r>
-          <w:rPr>
-            <w:rStyle w:val="Hyperlink"/>
-          </w:rPr>
-          <w:t xml:space="preserve"> </w:t>
-        </w:r>
-        <w:r>
-          <w:rPr>
-            <w:rStyle w:val="Hyperlink"/>
-          </w:rPr>
-          <w:t xml:space="preserve">HGBCL-DH-BCL2</w:t>
+      <w:hyperlink r:id="rId29">
+        <w:r>
+          <w:rPr>
+            <w:rStyle w:val="Hyperlink"/>
+          </w:rPr>
+          <w:t xml:space="preserve">Genomic</w:t>
+        </w:r>
+        <w:r>
+          <w:rPr>
+            <w:rStyle w:val="Hyperlink"/>
+          </w:rPr>
+          <w:t xml:space="preserve"> </w:t>
+        </w:r>
+        <w:r>
+          <w:rPr>
+            <w:rStyle w:val="Hyperlink"/>
+          </w:rPr>
+          <w:t xml:space="preserve">Taxonomy</w:t>
+        </w:r>
+        <w:r>
+          <w:rPr>
+            <w:rStyle w:val="Hyperlink"/>
+          </w:rPr>
+          <w:t xml:space="preserve"> </w:t>
+        </w:r>
+        <w:r>
+          <w:rPr>
+            <w:rStyle w:val="Hyperlink"/>
+          </w:rPr>
+          <w:t xml:space="preserve">of</w:t>
+        </w:r>
+        <w:r>
+          <w:rPr>
+            <w:rStyle w:val="Hyperlink"/>
+          </w:rPr>
+          <w:t xml:space="preserve"> </w:t>
+        </w:r>
+        <w:r>
+          <w:rPr>
+            <w:rStyle w:val="Hyperlink"/>
+          </w:rPr>
+          <w:t xml:space="preserve">Aggressive B-Cell Lymphoid Neoplasms</w:t>
         </w:r>
       </w:hyperlink>
       <w:r>
@@ -4077,33 +3986,20 @@
           <w:i/>
           <w:iCs/>
         </w:rPr>
-        <w:t xml:space="preserve">Blood</w:t>
+        <w:t xml:space="preserve">Annu Rev Pathol</w:t>
       </w:r>
       <w:r>
         <w:t xml:space="preserve">.</w:t>
       </w:r>
-      <w:r>
-        <w:t xml:space="preserve"> </w:t>
-      </w:r>
-      <w:r>
-        <w:rPr>
-          <w:b/>
-          <w:bCs/>
-        </w:rPr>
-        <w:t xml:space="preserve">144</w:t>
-      </w:r>
-      <w:r>
-        <w:t xml:space="preserve">, 1611–1616.</w:t>
-      </w:r>
     </w:p>
-    <w:bookmarkEnd w:id="50"/>
-    <w:bookmarkStart w:id="52" w:name="ref-grantsChronicLymphocyticLeukemia2024"/>
+    <w:bookmarkEnd w:id="47"/>
+    <w:bookmarkStart w:id="49" w:name="ref-klossokDLBCLoneUnifiedFramework2025a"/>
     <w:p>
       <w:pPr>
         <w:pStyle w:val="Bibliography"/>
       </w:pPr>
       <w:r>
-        <w:t xml:space="preserve">Grants, J.M., May, C., Bridgers, J., Huang, S., Gillis, S., Meissner, B., Boyle, M., Ben-Neriah, S., Hung, S., Duns, G., Hilton, L., Gerrie, A.S., Marra, M., Kridel, R., Sabatini, P.J.B., Steidl, C., Scott, D.W., Karsan, A.,</w:t>
+        <w:t xml:space="preserve">Klossok, L., Dreval, K., Cruz, M., Wong, J.C.H., Gillis, S., Collinge, B., Steidl, C., Scott, D.W., Hilton, L.K., Morin, R.D.,</w:t>
       </w:r>
       <w:r>
         <w:t xml:space="preserve"> </w:t>
@@ -4113,7 +4009,7 @@
           <w:b/>
           <w:bCs/>
         </w:rPr>
-        <w:t xml:space="preserve">2024</w:t>
+        <w:t xml:space="preserve">2025</w:t>
       </w:r>
       <w:r>
         <w:t xml:space="preserve">.</w:t>
@@ -4121,48 +4017,42 @@
       <w:r>
         <w:t xml:space="preserve"> </w:t>
       </w:r>
-      <w:hyperlink r:id="rId51">
-        <w:r>
-          <w:rPr>
-            <w:rStyle w:val="Hyperlink"/>
-          </w:rPr>
-          <w:t xml:space="preserve">Chronic</w:t>
-        </w:r>
-        <w:r>
-          <w:rPr>
-            <w:rStyle w:val="Hyperlink"/>
-          </w:rPr>
-          <w:t xml:space="preserve"> </w:t>
-        </w:r>
-        <w:r>
-          <w:rPr>
-            <w:rStyle w:val="Hyperlink"/>
-          </w:rPr>
-          <w:t xml:space="preserve">Lymphocytic Leukemia IGHV Somatic Hypermutation Detection</w:t>
-        </w:r>
-        <w:r>
-          <w:rPr>
-            <w:rStyle w:val="Hyperlink"/>
-          </w:rPr>
-          <w:t xml:space="preserve"> </w:t>
-        </w:r>
-        <w:r>
-          <w:rPr>
-            <w:rStyle w:val="Hyperlink"/>
-          </w:rPr>
-          <w:t xml:space="preserve">by</w:t>
-        </w:r>
-        <w:r>
-          <w:rPr>
-            <w:rStyle w:val="Hyperlink"/>
-          </w:rPr>
-          <w:t xml:space="preserve"> </w:t>
-        </w:r>
-        <w:r>
-          <w:rPr>
-            <w:rStyle w:val="Hyperlink"/>
-          </w:rPr>
-          <w:t xml:space="preserve">Targeted Capture Next-Generation Sequencing</w:t>
+      <w:hyperlink r:id="rId48">
+        <w:r>
+          <w:rPr>
+            <w:rStyle w:val="Hyperlink"/>
+          </w:rPr>
+          <w:t xml:space="preserve">DLBCLone</w:t>
+        </w:r>
+        <w:r>
+          <w:rPr>
+            <w:rStyle w:val="Hyperlink"/>
+          </w:rPr>
+          <w:t xml:space="preserve">:</w:t>
+        </w:r>
+        <w:r>
+          <w:rPr>
+            <w:rStyle w:val="Hyperlink"/>
+          </w:rPr>
+          <w:t xml:space="preserve"> </w:t>
+        </w:r>
+        <w:r>
+          <w:rPr>
+            <w:rStyle w:val="Hyperlink"/>
+          </w:rPr>
+          <w:t xml:space="preserve">A</w:t>
+        </w:r>
+        <w:r>
+          <w:rPr>
+            <w:rStyle w:val="Hyperlink"/>
+          </w:rPr>
+          <w:t xml:space="preserve"> </w:t>
+        </w:r>
+        <w:r>
+          <w:rPr>
+            <w:rStyle w:val="Hyperlink"/>
+          </w:rPr>
+          <w:t xml:space="preserve">unified framework for neighbourhood-based genetic subtyping of lymphomas</w:t>
         </w:r>
       </w:hyperlink>
       <w:r>
@@ -4176,33 +4066,20 @@
           <w:i/>
           <w:iCs/>
         </w:rPr>
-        <w:t xml:space="preserve">Clin Chem</w:t>
-      </w:r>
-      <w:r>
-        <w:t xml:space="preserve">.</w:t>
-      </w:r>
-      <w:r>
-        <w:t xml:space="preserve"> </w:t>
-      </w:r>
-      <w:r>
-        <w:rPr>
-          <w:b/>
-          <w:bCs/>
-        </w:rPr>
-        <w:t xml:space="preserve">70</w:t>
-      </w:r>
-      <w:r>
-        <w:t xml:space="preserve">, 273–284.</w:t>
+        <w:t xml:space="preserve">medRxiv</w:t>
+      </w:r>
+      <w:r>
+        <w:t xml:space="preserve">. 2025.09.18.25335809.</w:t>
       </w:r>
     </w:p>
-    <w:bookmarkEnd w:id="52"/>
-    <w:bookmarkStart w:id="54" w:name="ref-hiltonMotiveOpportunityMYC2024a"/>
+    <w:bookmarkEnd w:id="49"/>
+    <w:bookmarkStart w:id="51" w:name="ref-liLargeCellLymphoma2025a"/>
     <w:p>
       <w:pPr>
         <w:pStyle w:val="Bibliography"/>
       </w:pPr>
       <w:r>
-        <w:t xml:space="preserve">Hilton, L.K., Collinge, B., Ben-Neriah, S., Alduaij, W., Shaalan, H., Weng, A.P., Cruz, M., Slack, G.W., Farinha, P., Miyata-Takata, T., Boyle, M., Meissner, B., Cook, J.R., Ondrejka, S.L., Ott, G., Rosenwald, A., Campo, E., Amador, C., Greiner, T.C., Raess, P.W., Song, J.Y., Inghirami, G., Jaffe, E.S., Weisenburger, D.D., Chan, W.C., Beiske, K., Fu, K., Delabie, J., Pittaluga, S., Iqbal, J., Wright, G., Sehn, L.H., Savage, K.J., Mungall, A.J., Feldman, A.L., Staudt, L.M., Steidl, C., Rimsza, L.M., Morin, R.D., Scott, D.W.,</w:t>
+        <w:t xml:space="preserve">Li, X., Singhal, K., Deng, Q., Chihara, D., Russler-Germain, D., Harkins, R.A., Henderson, J., Arita, K., Kizhakeyil, A., Sun, R., Lakra, P., Hussein, U., Foltz, J.A., Wilson, A., Schmidt, E., Nizamuddin, I., Dinh, T., Kesaraju, A., Hamilton, M.P., Allen, C., Gandhi, M.K., Tobin, J., Jiang, A., Hilton, L., Scott, D.W., Vega, F., Flowers, C.R., Westin, J.R., Griffith, O.L., Fehniger, T.A., Griffith, M., Green, M.R.,</w:t>
       </w:r>
       <w:r>
         <w:t xml:space="preserve"> </w:t>
@@ -4212,7 +4089,7 @@
           <w:b/>
           <w:bCs/>
         </w:rPr>
-        <w:t xml:space="preserve">2024</w:t>
+        <w:t xml:space="preserve">2025</w:t>
       </w:r>
       <w:r>
         <w:t xml:space="preserve">.</w:t>
@@ -4220,132 +4097,36 @@
       <w:r>
         <w:t xml:space="preserve"> </w:t>
       </w:r>
-      <w:hyperlink r:id="rId53">
-        <w:r>
-          <w:rPr>
-            <w:rStyle w:val="Hyperlink"/>
-          </w:rPr>
-          <w:t xml:space="preserve">Motive and opportunity:</w:t>
-        </w:r>
-        <w:r>
-          <w:rPr>
-            <w:rStyle w:val="Hyperlink"/>
-          </w:rPr>
-          <w:t xml:space="preserve"> </w:t>
-        </w:r>
-        <w:r>
-          <w:rPr>
-            <w:rStyle w:val="Hyperlink"/>
-          </w:rPr>
-          <w:t xml:space="preserve">MYC</w:t>
-        </w:r>
-        <w:r>
-          <w:rPr>
-            <w:rStyle w:val="Hyperlink"/>
-          </w:rPr>
-          <w:t xml:space="preserve"> </w:t>
-        </w:r>
-        <w:r>
-          <w:rPr>
-            <w:rStyle w:val="Hyperlink"/>
-          </w:rPr>
-          <w:t xml:space="preserve">rearrangements in high-grade</w:t>
-        </w:r>
-        <w:r>
-          <w:rPr>
-            <w:rStyle w:val="Hyperlink"/>
-          </w:rPr>
-          <w:t xml:space="preserve"> </w:t>
-        </w:r>
-        <w:r>
-          <w:rPr>
-            <w:rStyle w:val="Hyperlink"/>
-          </w:rPr>
-          <w:t xml:space="preserve">B-cell</w:t>
-        </w:r>
-        <w:r>
-          <w:rPr>
-            <w:rStyle w:val="Hyperlink"/>
-          </w:rPr>
-          <w:t xml:space="preserve"> </w:t>
-        </w:r>
-        <w:r>
-          <w:rPr>
-            <w:rStyle w:val="Hyperlink"/>
-          </w:rPr>
-          <w:t xml:space="preserve">lymphoma with</w:t>
-        </w:r>
-        <w:r>
-          <w:rPr>
-            <w:rStyle w:val="Hyperlink"/>
-          </w:rPr>
-          <w:t xml:space="preserve"> </w:t>
-        </w:r>
-        <w:r>
-          <w:rPr>
-            <w:rStyle w:val="Hyperlink"/>
-          </w:rPr>
-          <w:t xml:space="preserve">MYC</w:t>
-        </w:r>
-        <w:r>
-          <w:rPr>
-            <w:rStyle w:val="Hyperlink"/>
-          </w:rPr>
-          <w:t xml:space="preserve"> </w:t>
-        </w:r>
-        <w:r>
-          <w:rPr>
-            <w:rStyle w:val="Hyperlink"/>
-          </w:rPr>
-          <w:t xml:space="preserve">and</w:t>
-        </w:r>
-        <w:r>
-          <w:rPr>
-            <w:rStyle w:val="Hyperlink"/>
-          </w:rPr>
-          <w:t xml:space="preserve"> </w:t>
-        </w:r>
-        <w:r>
-          <w:rPr>
-            <w:rStyle w:val="Hyperlink"/>
-          </w:rPr>
-          <w:t xml:space="preserve">BCL2</w:t>
-        </w:r>
-        <w:r>
-          <w:rPr>
-            <w:rStyle w:val="Hyperlink"/>
-          </w:rPr>
-          <w:t xml:space="preserve"> </w:t>
-        </w:r>
-        <w:r>
-          <w:rPr>
-            <w:rStyle w:val="Hyperlink"/>
-          </w:rPr>
-          <w:t xml:space="preserve">rearrangements (an</w:t>
-        </w:r>
-        <w:r>
-          <w:rPr>
-            <w:rStyle w:val="Hyperlink"/>
-          </w:rPr>
-          <w:t xml:space="preserve"> </w:t>
-        </w:r>
-        <w:r>
-          <w:rPr>
-            <w:rStyle w:val="Hyperlink"/>
-          </w:rPr>
-          <w:t xml:space="preserve">LLMPP</w:t>
-        </w:r>
-        <w:r>
-          <w:rPr>
-            <w:rStyle w:val="Hyperlink"/>
-          </w:rPr>
-          <w:t xml:space="preserve"> </w:t>
-        </w:r>
-        <w:r>
-          <w:rPr>
-            <w:rStyle w:val="Hyperlink"/>
-          </w:rPr>
-          <w:t xml:space="preserve">study)</w:t>
+      <w:hyperlink r:id="rId50">
+        <w:r>
+          <w:rPr>
+            <w:rStyle w:val="Hyperlink"/>
+          </w:rPr>
+          <w:t xml:space="preserve">Large</w:t>
+        </w:r>
+        <w:r>
+          <w:rPr>
+            <w:rStyle w:val="Hyperlink"/>
+          </w:rPr>
+          <w:t xml:space="preserve"> </w:t>
+        </w:r>
+        <w:r>
+          <w:rPr>
+            <w:rStyle w:val="Hyperlink"/>
+          </w:rPr>
+          <w:t xml:space="preserve">B</w:t>
+        </w:r>
+        <w:r>
+          <w:rPr>
+            <w:rStyle w:val="Hyperlink"/>
+          </w:rPr>
+          <w:t xml:space="preserve"> </w:t>
+        </w:r>
+        <w:r>
+          <w:rPr>
+            <w:rStyle w:val="Hyperlink"/>
+          </w:rPr>
+          <w:t xml:space="preserve">cell lymphoma microenvironment archetype profiles</w:t>
         </w:r>
       </w:hyperlink>
       <w:r>
@@ -4359,7 +4140,7 @@
           <w:i/>
           <w:iCs/>
         </w:rPr>
-        <w:t xml:space="preserve">Blood</w:t>
+        <w:t xml:space="preserve">Cancer Cell</w:t>
       </w:r>
       <w:r>
         <w:t xml:space="preserve">.</w:t>
@@ -4372,20 +4153,20 @@
           <w:b/>
           <w:bCs/>
         </w:rPr>
-        <w:t xml:space="preserve">144</w:t>
-      </w:r>
-      <w:r>
-        <w:t xml:space="preserve">, 525–540.</w:t>
+        <w:t xml:space="preserve">43</w:t>
+      </w:r>
+      <w:r>
+        <w:t xml:space="preserve">, 1347–1364.e13.</w:t>
       </w:r>
     </w:p>
-    <w:bookmarkEnd w:id="54"/>
-    <w:bookmarkStart w:id="56" w:name="ref-sarkozyIntegratedSingleCell2024a"/>
+    <w:bookmarkEnd w:id="51"/>
+    <w:bookmarkStart w:id="53" w:name="X8fdbf51163c379a2b2388cfcca92659beb4bb74"/>
     <w:p>
       <w:pPr>
         <w:pStyle w:val="Bibliography"/>
       </w:pPr>
       <w:r>
-        <w:t xml:space="preserve">Sarkozy, C., Wu, S., Takata, K., Aoki, T., Neriah, S.B., Milne, K., Goodyear, T., Strong, C., Rastogi, T., Hilton, L.K., Lai, D., Sehn, L.H., Farinha, P., Nelson, B.H., Weng, A., Marra, M., Scott, D.W., Craig, J.W., Steidl, C., Roth, A.,</w:t>
+        <w:t xml:space="preserve">Nadeu, F., Shuai, S., Clot, G., Hilton, L.K., Diaz-Navarro, A., Martín, S., Royo, R., Baumann, T., Kulis, M., López-Oreja, I., Cossio, M., Lu, J., Ljungström, V., Young, E., Plevova, K., Knisbacher, B.A., Lin, Z., Hahn, C.K., Bousquets, P., Alcoceba, M., González, M., Colado, E., Payer, Á.R., Aymerich, M., Terol, M.J., Rivas-Delgado, A., Enjuanes, A., Ruiz-Gaspà, S., Chatzikonstantinou, T., Hägerstrand, D., Jylhä, C., Skaftason, A., Mansouri, L., Stranska, K., Doubek, M., van Gastel-Mol, E.J., Davis, Z., Walewska, R., Scarfò, L., Trentin, L., Visentin, A., Parikh, S.A., Rabe, K.G., Moia, R., Armand, M., Rossi, D., Davi, F., Gaidano, G., Kay, N.E., Shanafelt, T.D., Ghia, P., Oscier, D., Langerak, A.W., Beà, S., López-Guillermo, A., Neuberg, D., Wu, C.J., Getz, G., Pospisilova, S., Stamatopoulos, K., Rosenquist, R., Huber, W., Zenz, T., Colomer, D., Martín-Subero, J.I., Delgado, J., Morin, R.D., Stein, L.D., Puente, X.S., Campo, E.,</w:t>
       </w:r>
       <w:r>
         <w:t xml:space="preserve"> </w:t>
@@ -4395,7 +4176,7 @@
           <w:b/>
           <w:bCs/>
         </w:rPr>
-        <w:t xml:space="preserve">2024</w:t>
+        <w:t xml:space="preserve">2025</w:t>
       </w:r>
       <w:r>
         <w:t xml:space="preserve">.</w:t>
@@ -4403,36 +4184,84 @@
       <w:r>
         <w:t xml:space="preserve"> </w:t>
       </w:r>
-      <w:hyperlink r:id="rId55">
-        <w:r>
-          <w:rPr>
-            <w:rStyle w:val="Hyperlink"/>
-          </w:rPr>
-          <w:t xml:space="preserve">Integrated single cell analysis reveals co-evolution of malignant</w:t>
-        </w:r>
-        <w:r>
-          <w:rPr>
-            <w:rStyle w:val="Hyperlink"/>
-          </w:rPr>
-          <w:t xml:space="preserve"> </w:t>
-        </w:r>
-        <w:r>
-          <w:rPr>
-            <w:rStyle w:val="Hyperlink"/>
-          </w:rPr>
-          <w:t xml:space="preserve">B</w:t>
-        </w:r>
-        <w:r>
-          <w:rPr>
-            <w:rStyle w:val="Hyperlink"/>
-          </w:rPr>
-          <w:t xml:space="preserve"> </w:t>
-        </w:r>
-        <w:r>
-          <w:rPr>
-            <w:rStyle w:val="Hyperlink"/>
-          </w:rPr>
-          <w:t xml:space="preserve">cells and tumor micro-environment in transformed follicular lymphoma</w:t>
+      <w:hyperlink r:id="rId52">
+        <w:r>
+          <w:rPr>
+            <w:rStyle w:val="Hyperlink"/>
+          </w:rPr>
+          <w:t xml:space="preserve">Disease-specific</w:t>
+        </w:r>
+        <w:r>
+          <w:rPr>
+            <w:rStyle w:val="Hyperlink"/>
+          </w:rPr>
+          <w:t xml:space="preserve"> </w:t>
+        </w:r>
+        <w:r>
+          <w:rPr>
+            <w:rStyle w:val="Hyperlink"/>
+          </w:rPr>
+          <w:t xml:space="preserve">U1</w:t>
+        </w:r>
+        <w:r>
+          <w:rPr>
+            <w:rStyle w:val="Hyperlink"/>
+          </w:rPr>
+          <w:t xml:space="preserve"> </w:t>
+        </w:r>
+        <w:r>
+          <w:rPr>
+            <w:rStyle w:val="Hyperlink"/>
+          </w:rPr>
+          <w:t xml:space="preserve">spliceosomal</w:t>
+        </w:r>
+        <w:r>
+          <w:rPr>
+            <w:rStyle w:val="Hyperlink"/>
+          </w:rPr>
+          <w:t xml:space="preserve"> </w:t>
+        </w:r>
+        <w:r>
+          <w:rPr>
+            <w:rStyle w:val="Hyperlink"/>
+          </w:rPr>
+          <w:t xml:space="preserve">RNA</w:t>
+        </w:r>
+        <w:r>
+          <w:rPr>
+            <w:rStyle w:val="Hyperlink"/>
+          </w:rPr>
+          <w:t xml:space="preserve"> </w:t>
+        </w:r>
+        <w:r>
+          <w:rPr>
+            <w:rStyle w:val="Hyperlink"/>
+          </w:rPr>
+          <w:t xml:space="preserve">mutations in mature</w:t>
+        </w:r>
+        <w:r>
+          <w:rPr>
+            <w:rStyle w:val="Hyperlink"/>
+          </w:rPr>
+          <w:t xml:space="preserve"> </w:t>
+        </w:r>
+        <w:r>
+          <w:rPr>
+            <w:rStyle w:val="Hyperlink"/>
+          </w:rPr>
+          <w:t xml:space="preserve">B-cell</w:t>
+        </w:r>
+        <w:r>
+          <w:rPr>
+            <w:rStyle w:val="Hyperlink"/>
+          </w:rPr>
+          <w:t xml:space="preserve"> </w:t>
+        </w:r>
+        <w:r>
+          <w:rPr>
+            <w:rStyle w:val="Hyperlink"/>
+          </w:rPr>
+          <w:t xml:space="preserve">neoplasms</w:t>
         </w:r>
       </w:hyperlink>
       <w:r>
@@ -4446,7 +4275,7 @@
           <w:i/>
           <w:iCs/>
         </w:rPr>
-        <w:t xml:space="preserve">Cancer Cell</w:t>
+        <w:t xml:space="preserve">Leukemia</w:t>
       </w:r>
       <w:r>
         <w:t xml:space="preserve">.</w:t>
@@ -4459,20 +4288,20 @@
           <w:b/>
           <w:bCs/>
         </w:rPr>
-        <w:t xml:space="preserve">42</w:t>
-      </w:r>
-      <w:r>
-        <w:t xml:space="preserve">, 1003–1017.e6.</w:t>
+        <w:t xml:space="preserve">39</w:t>
+      </w:r>
+      <w:r>
+        <w:t xml:space="preserve">, 2076–2086.</w:t>
       </w:r>
     </w:p>
-    <w:bookmarkEnd w:id="56"/>
-    <w:bookmarkStart w:id="58" w:name="Xbac08390e7e3dd119b09df730a2ffe666e1d4e7"/>
+    <w:bookmarkEnd w:id="53"/>
+    <w:bookmarkStart w:id="55" w:name="ref-raiSomaticIRF4Mutations2025"/>
     <w:p>
       <w:pPr>
         <w:pStyle w:val="Bibliography"/>
       </w:pPr>
       <w:r>
-        <w:t xml:space="preserve">Alduaij, W., Collinge, B., Ben-Neriah, S., Jiang, A., Hilton, L.K., Boyle, M., Meissner, B., Chong, L., Miyata-Takata, T., Slack, G.W., Farinha, P., Craig, J.W., Lytle, A., Savage, K.J., Villa, D., Gerrie, A.S., Freeman, C.L., Gascoyne, R.D., Connors, J.M., Morin, R.D., Sehn, L.H., Mungall, A.J., Steidl, C., Scott, D.W.,</w:t>
+        <w:t xml:space="preserve">Rai, S., Duns, G., Frontzek, F., Wong, J.C.H., Yin, Y., Li, M.Y., Kishida, M., Fujisawa, M., Healy, S., Viganò, E., Jiang, A., Woolcock, B., Telenius, A., Ben-Neriah, S., Meissner, B., Boyle, M., Nakamura, H., O’Brien, L., Cassidy, C., Lytle, A., Farinha, P., Slack, G., Hilton, L.K., Morin, R.D., Venturutti, L., Aoki, T., Wretham, N., Bush, J.W., Evgin, L., Savage, K.J., Scott, D.W., Steidl, C.,</w:t>
       </w:r>
       <w:r>
         <w:t xml:space="preserve"> </w:t>
@@ -4482,7 +4311,7 @@
           <w:b/>
           <w:bCs/>
         </w:rPr>
-        <w:t xml:space="preserve">2023</w:t>
+        <w:t xml:space="preserve">2025</w:t>
       </w:r>
       <w:r>
         <w:t xml:space="preserve">.</w:t>
@@ -4490,12 +4319,36 @@
       <w:r>
         <w:t xml:space="preserve"> </w:t>
       </w:r>
-      <w:hyperlink r:id="rId57">
-        <w:r>
-          <w:rPr>
-            <w:rStyle w:val="Hyperlink"/>
-          </w:rPr>
-          <w:t xml:space="preserve">Molecular determinants of clinical outcomes in a real-world diffuse large</w:t>
+      <w:hyperlink r:id="rId54">
+        <w:r>
+          <w:rPr>
+            <w:rStyle w:val="Hyperlink"/>
+          </w:rPr>
+          <w:t xml:space="preserve">Somatic</w:t>
+        </w:r>
+        <w:r>
+          <w:rPr>
+            <w:rStyle w:val="Hyperlink"/>
+          </w:rPr>
+          <w:t xml:space="preserve"> </w:t>
+        </w:r>
+        <w:r>
+          <w:rPr>
+            <w:rStyle w:val="Hyperlink"/>
+          </w:rPr>
+          <w:t xml:space="preserve">IRF4</w:t>
+        </w:r>
+        <w:r>
+          <w:rPr>
+            <w:rStyle w:val="Hyperlink"/>
+          </w:rPr>
+          <w:t xml:space="preserve"> </w:t>
+        </w:r>
+        <w:r>
+          <w:rPr>
+            <w:rStyle w:val="Hyperlink"/>
+          </w:rPr>
+          <w:t xml:space="preserve">mutations and thymic tropism in primary mediastinal large</w:t>
         </w:r>
         <w:r>
           <w:rPr>
@@ -4519,7 +4372,7 @@
           <w:rPr>
             <w:rStyle w:val="Hyperlink"/>
           </w:rPr>
-          <w:t xml:space="preserve">lymphoma population</w:t>
+          <w:t xml:space="preserve">lymphoma</w:t>
         </w:r>
       </w:hyperlink>
       <w:r>
@@ -4546,20 +4399,20 @@
           <w:b/>
           <w:bCs/>
         </w:rPr>
-        <w:t xml:space="preserve">141</w:t>
-      </w:r>
-      <w:r>
-        <w:t xml:space="preserve">, 2493–2507.</w:t>
+        <w:t xml:space="preserve">146</w:t>
+      </w:r>
+      <w:r>
+        <w:t xml:space="preserve">, 1586–1600.</w:t>
       </w:r>
     </w:p>
-    <w:bookmarkEnd w:id="58"/>
-    <w:bookmarkStart w:id="60" w:name="ref-daviesComparisonMHGDZsig2023b"/>
+    <w:bookmarkEnd w:id="55"/>
+    <w:bookmarkStart w:id="57" w:name="ref-thomasDNAMethylationEpitypes2025a"/>
     <w:p>
       <w:pPr>
         <w:pStyle w:val="Bibliography"/>
       </w:pPr>
       <w:r>
-        <w:t xml:space="preserve">*Davies, J.R., *Hilton, L.K., Jiang, A., Barrans, S., Burton, C., Johnson, P.W.M., Davies, A.J., Du, M.-Q., Tooze, R., Cucco, F., Care, M.A., Morin, R.D., Steidl, C., Sha, C., Westhead, D.R., Scott, D.W.,</w:t>
+        <w:t xml:space="preserve">Thomas, N., García-Prieto, C.A., Dreval, K., Hilton, L.K., Abramson, J.S., Bartlett, N.L., Bethony, J., Bowen, J., Bryan, A.C., Casper, C., Dyer, M.A., Gastier-Foster, J.M., Gerrie, A.S., Greiner, T.C., Griner, N.B., Gross, T.G., Harris, N., Irvin, J.D., Jaffe, E.S., Leal, F.E., Mbulaiteye, S.M., Mullighan, C.G., Mungall, A.J., Mungall, K.L., Namirembe, C., Noy, A., Ogwang, M.D., Orem, J., Ott, G., Petrello, H., Reynolds, S.J., Swerdlow, S.H., Traverse-Glehen, A., Wilson, W.H., Marra, M.A., Staudt, L.M., Scott, D.W., Esteller, M., Morin, R.D.,</w:t>
       </w:r>
       <w:r>
         <w:t xml:space="preserve"> </w:t>
@@ -4569,7 +4422,7 @@
           <w:b/>
           <w:bCs/>
         </w:rPr>
-        <w:t xml:space="preserve">2023</w:t>
+        <w:t xml:space="preserve">2025</w:t>
       </w:r>
       <w:r>
         <w:t xml:space="preserve">.</w:t>
@@ -4577,24 +4430,60 @@
       <w:r>
         <w:t xml:space="preserve"> </w:t>
       </w:r>
-      <w:hyperlink r:id="rId59">
-        <w:r>
-          <w:rPr>
-            <w:rStyle w:val="Hyperlink"/>
-          </w:rPr>
-          <w:t xml:space="preserve">Comparison of</w:t>
-        </w:r>
-        <w:r>
-          <w:rPr>
-            <w:rStyle w:val="Hyperlink"/>
-          </w:rPr>
-          <w:t xml:space="preserve"> </w:t>
-        </w:r>
-        <w:r>
-          <w:rPr>
-            <w:rStyle w:val="Hyperlink"/>
-          </w:rPr>
-          <w:t xml:space="preserve">MHG</w:t>
+      <w:hyperlink r:id="rId56">
+        <w:r>
+          <w:rPr>
+            <w:rStyle w:val="Hyperlink"/>
+          </w:rPr>
+          <w:t xml:space="preserve">DNA Methylation Epitypes</w:t>
+        </w:r>
+        <w:r>
+          <w:rPr>
+            <w:rStyle w:val="Hyperlink"/>
+          </w:rPr>
+          <w:t xml:space="preserve"> </w:t>
+        </w:r>
+        <w:r>
+          <w:rPr>
+            <w:rStyle w:val="Hyperlink"/>
+          </w:rPr>
+          <w:t xml:space="preserve">of</w:t>
+        </w:r>
+        <w:r>
+          <w:rPr>
+            <w:rStyle w:val="Hyperlink"/>
+          </w:rPr>
+          <w:t xml:space="preserve"> </w:t>
+        </w:r>
+        <w:r>
+          <w:rPr>
+            <w:rStyle w:val="Hyperlink"/>
+          </w:rPr>
+          <w:t xml:space="preserve">Burkitt Lymphoma</w:t>
+        </w:r>
+        <w:r>
+          <w:rPr>
+            <w:rStyle w:val="Hyperlink"/>
+          </w:rPr>
+          <w:t xml:space="preserve"> </w:t>
+        </w:r>
+        <w:r>
+          <w:rPr>
+            <w:rStyle w:val="Hyperlink"/>
+          </w:rPr>
+          <w:t xml:space="preserve">with</w:t>
+        </w:r>
+        <w:r>
+          <w:rPr>
+            <w:rStyle w:val="Hyperlink"/>
+          </w:rPr>
+          <w:t xml:space="preserve"> </w:t>
+        </w:r>
+        <w:r>
+          <w:rPr>
+            <w:rStyle w:val="Hyperlink"/>
+          </w:rPr>
+          <w:t xml:space="preserve">Distinct Molecular</w:t>
         </w:r>
         <w:r>
           <w:rPr>
@@ -4618,31 +4507,7 @@
           <w:rPr>
             <w:rStyle w:val="Hyperlink"/>
           </w:rPr>
-          <w:t xml:space="preserve">DZsig</w:t>
-        </w:r>
-        <w:r>
-          <w:rPr>
-            <w:rStyle w:val="Hyperlink"/>
-          </w:rPr>
-          <w:t xml:space="preserve"> </w:t>
-        </w:r>
-        <w:r>
-          <w:rPr>
-            <w:rStyle w:val="Hyperlink"/>
-          </w:rPr>
-          <w:t xml:space="preserve">reveals shared biology and a core overlap group with inferior prognosis in</w:t>
-        </w:r>
-        <w:r>
-          <w:rPr>
-            <w:rStyle w:val="Hyperlink"/>
-          </w:rPr>
-          <w:t xml:space="preserve"> </w:t>
-        </w:r>
-        <w:r>
-          <w:rPr>
-            <w:rStyle w:val="Hyperlink"/>
-          </w:rPr>
-          <w:t xml:space="preserve">DLBCL</w:t>
+          <w:t xml:space="preserve">Clinical Features</w:t>
         </w:r>
       </w:hyperlink>
       <w:r>
@@ -4656,7 +4521,7 @@
           <w:i/>
           <w:iCs/>
         </w:rPr>
-        <w:t xml:space="preserve">Blood Advances</w:t>
+        <w:t xml:space="preserve">Blood Cancer Discov</w:t>
       </w:r>
       <w:r>
         <w:t xml:space="preserve">.</w:t>
@@ -4669,20 +4534,20 @@
           <w:b/>
           <w:bCs/>
         </w:rPr>
-        <w:t xml:space="preserve">7</w:t>
-      </w:r>
-      <w:r>
-        <w:t xml:space="preserve">, 6156–6162.</w:t>
+        <w:t xml:space="preserve">6</w:t>
+      </w:r>
+      <w:r>
+        <w:t xml:space="preserve">, 325–342.</w:t>
       </w:r>
     </w:p>
-    <w:bookmarkEnd w:id="60"/>
-    <w:bookmarkStart w:id="62" w:name="X97b6de395db9b88773284c44ea8eb2e5de3e0fa"/>
+    <w:bookmarkEnd w:id="57"/>
+    <w:bookmarkStart w:id="59" w:name="ref-benoitSTAT6MutationsEnriched2024a"/>
     <w:p>
       <w:pPr>
         <w:pStyle w:val="Bibliography"/>
       </w:pPr>
       <w:r>
-        <w:t xml:space="preserve">Dreval, K., Hilton, L.K., Cruz, M., Shaalan, H., Ben-Neriah, S., Boyle, M., Collinge, B., Coyle, K.M., Duns, G., Farinha, P., Grande, B.M., Meissner, B., Pararajalingam, P., Rushton, C.K., Slack, G.W., Wong, J., Mungall, A.J., Marra, M.A., Connors, J.M., Steidl, C., Scott, D.W., Morin, R.D.,</w:t>
+        <w:t xml:space="preserve">Benoit, A., Abraham, M.J., Li, S., Kim, J., Estrada-Tejedor, R., Bakadlag, R., Subramaniam, N., Makhani, K., Guilbert, C., Tu, R., Salaciak, M., Klein, K.O., Coyle, K.M., Hilton, L.K., Santiago, R., Dmitrienko, S., Assouline, S., Morin, R.D., Del Rincon, S.V., Johnson, N.A., Mann, K.K.,</w:t>
       </w:r>
       <w:r>
         <w:t xml:space="preserve"> </w:t>
@@ -4692,7 +4557,7 @@
           <w:b/>
           <w:bCs/>
         </w:rPr>
-        <w:t xml:space="preserve">2023</w:t>
+        <w:t xml:space="preserve">2024</w:t>
       </w:r>
       <w:r>
         <w:t xml:space="preserve">.</w:t>
@@ -4700,12 +4565,48 @@
       <w:r>
         <w:t xml:space="preserve"> </w:t>
       </w:r>
-      <w:hyperlink r:id="rId61">
-        <w:r>
-          <w:rPr>
-            <w:rStyle w:val="Hyperlink"/>
-          </w:rPr>
-          <w:t xml:space="preserve">Genetic subdivisions of follicular lymphoma defined by distinct coding and noncoding mutation patterns</w:t>
+      <w:hyperlink r:id="rId58">
+        <w:r>
+          <w:rPr>
+            <w:rStyle w:val="Hyperlink"/>
+          </w:rPr>
+          <w:t xml:space="preserve">STAT6</w:t>
+        </w:r>
+        <w:r>
+          <w:rPr>
+            <w:rStyle w:val="Hyperlink"/>
+          </w:rPr>
+          <w:t xml:space="preserve"> </w:t>
+        </w:r>
+        <w:r>
+          <w:rPr>
+            <w:rStyle w:val="Hyperlink"/>
+          </w:rPr>
+          <w:t xml:space="preserve">mutations enriched at diffuse large</w:t>
+        </w:r>
+        <w:r>
+          <w:rPr>
+            <w:rStyle w:val="Hyperlink"/>
+          </w:rPr>
+          <w:t xml:space="preserve"> </w:t>
+        </w:r>
+        <w:r>
+          <w:rPr>
+            <w:rStyle w:val="Hyperlink"/>
+          </w:rPr>
+          <w:t xml:space="preserve">B-cell</w:t>
+        </w:r>
+        <w:r>
+          <w:rPr>
+            <w:rStyle w:val="Hyperlink"/>
+          </w:rPr>
+          <w:t xml:space="preserve"> </w:t>
+        </w:r>
+        <w:r>
+          <w:rPr>
+            <w:rStyle w:val="Hyperlink"/>
+          </w:rPr>
+          <w:t xml:space="preserve">lymphoma relapse reshape the tumor microenvironment</w:t>
         </w:r>
       </w:hyperlink>
       <w:r>
@@ -4719,7 +4620,7 @@
           <w:i/>
           <w:iCs/>
         </w:rPr>
-        <w:t xml:space="preserve">Blood</w:t>
+        <w:t xml:space="preserve">Int J Hematol</w:t>
       </w:r>
       <w:r>
         <w:t xml:space="preserve">.</w:t>
@@ -4732,20 +4633,20 @@
           <w:b/>
           <w:bCs/>
         </w:rPr>
-        <w:t xml:space="preserve">142</w:t>
-      </w:r>
-      <w:r>
-        <w:t xml:space="preserve">, 561–573.</w:t>
+        <w:t xml:space="preserve">119</w:t>
+      </w:r>
+      <w:r>
+        <w:t xml:space="preserve">, 275–290.</w:t>
       </w:r>
     </w:p>
-    <w:bookmarkEnd w:id="62"/>
-    <w:bookmarkStart w:id="64" w:name="X00bf258749858eaff1a5e0f3944ee58cd2b320f"/>
+    <w:bookmarkEnd w:id="59"/>
+    <w:bookmarkStart w:id="61" w:name="ref-collingeUnbalancedMYCBreakapart2024"/>
     <w:p>
       <w:pPr>
         <w:pStyle w:val="Bibliography"/>
       </w:pPr>
       <w:r>
-        <w:t xml:space="preserve">Hilton, L.K., Scott, D.W., Morin, R.D.,</w:t>
+        <w:t xml:space="preserve">Collinge, B., Ben-Neriah, S., Hilton, L.K., Alduaij, W., Tucker, T., Slack, G.W., Farinha, P., Craig, J.W., Boyle, M., Meissner, B., Villa, D., Gerrie, A.S., Sehn, L.H., Savage, K.J., Morin, R.D., Mungall, A.J., Steidl, C., Scott, D.W.,</w:t>
       </w:r>
       <w:r>
         <w:t xml:space="preserve"> </w:t>
@@ -4755,7 +4656,7 @@
           <w:b/>
           <w:bCs/>
         </w:rPr>
-        <w:t xml:space="preserve">2023</w:t>
+        <w:t xml:space="preserve">2024</w:t>
       </w:r>
       <w:r>
         <w:t xml:space="preserve">.</w:t>
@@ -4763,36 +4664,96 @@
       <w:r>
         <w:t xml:space="preserve"> </w:t>
       </w:r>
-      <w:hyperlink r:id="rId63">
-        <w:r>
-          <w:rPr>
-            <w:rStyle w:val="Hyperlink"/>
-          </w:rPr>
-          <w:t xml:space="preserve">Biological heterogeneity in diffuse large</w:t>
-        </w:r>
-        <w:r>
-          <w:rPr>
-            <w:rStyle w:val="Hyperlink"/>
-          </w:rPr>
-          <w:t xml:space="preserve"> </w:t>
-        </w:r>
-        <w:r>
-          <w:rPr>
-            <w:rStyle w:val="Hyperlink"/>
-          </w:rPr>
-          <w:t xml:space="preserve">B-cell</w:t>
-        </w:r>
-        <w:r>
-          <w:rPr>
-            <w:rStyle w:val="Hyperlink"/>
-          </w:rPr>
-          <w:t xml:space="preserve"> </w:t>
-        </w:r>
-        <w:r>
-          <w:rPr>
-            <w:rStyle w:val="Hyperlink"/>
-          </w:rPr>
-          <w:t xml:space="preserve">lymphoma</w:t>
+      <w:hyperlink r:id="rId60">
+        <w:r>
+          <w:rPr>
+            <w:rStyle w:val="Hyperlink"/>
+          </w:rPr>
+          <w:t xml:space="preserve">Unbalanced</w:t>
+        </w:r>
+        <w:r>
+          <w:rPr>
+            <w:rStyle w:val="Hyperlink"/>
+          </w:rPr>
+          <w:t xml:space="preserve"> </w:t>
+        </w:r>
+        <w:r>
+          <w:rPr>
+            <w:rStyle w:val="Hyperlink"/>
+          </w:rPr>
+          <w:t xml:space="preserve">MYC</w:t>
+        </w:r>
+        <w:r>
+          <w:rPr>
+            <w:rStyle w:val="Hyperlink"/>
+          </w:rPr>
+          <w:t xml:space="preserve"> </w:t>
+        </w:r>
+        <w:r>
+          <w:rPr>
+            <w:rStyle w:val="Hyperlink"/>
+          </w:rPr>
+          <w:t xml:space="preserve">break-apart</w:t>
+        </w:r>
+        <w:r>
+          <w:rPr>
+            <w:rStyle w:val="Hyperlink"/>
+          </w:rPr>
+          <w:t xml:space="preserve"> </w:t>
+        </w:r>
+        <w:r>
+          <w:rPr>
+            <w:rStyle w:val="Hyperlink"/>
+          </w:rPr>
+          <w:t xml:space="preserve">FISH</w:t>
+        </w:r>
+        <w:r>
+          <w:rPr>
+            <w:rStyle w:val="Hyperlink"/>
+          </w:rPr>
+          <w:t xml:space="preserve"> </w:t>
+        </w:r>
+        <w:r>
+          <w:rPr>
+            <w:rStyle w:val="Hyperlink"/>
+          </w:rPr>
+          <w:t xml:space="preserve">patterns indicate the presence of a</w:t>
+        </w:r>
+        <w:r>
+          <w:rPr>
+            <w:rStyle w:val="Hyperlink"/>
+          </w:rPr>
+          <w:t xml:space="preserve"> </w:t>
+        </w:r>
+        <w:r>
+          <w:rPr>
+            <w:rStyle w:val="Hyperlink"/>
+          </w:rPr>
+          <w:t xml:space="preserve">MYC</w:t>
+        </w:r>
+        <w:r>
+          <w:rPr>
+            <w:rStyle w:val="Hyperlink"/>
+          </w:rPr>
+          <w:t xml:space="preserve"> </w:t>
+        </w:r>
+        <w:r>
+          <w:rPr>
+            <w:rStyle w:val="Hyperlink"/>
+          </w:rPr>
+          <w:t xml:space="preserve">rearrangement in</w:t>
+        </w:r>
+        <w:r>
+          <w:rPr>
+            <w:rStyle w:val="Hyperlink"/>
+          </w:rPr>
+          <w:t xml:space="preserve"> </w:t>
+        </w:r>
+        <w:r>
+          <w:rPr>
+            <w:rStyle w:val="Hyperlink"/>
+          </w:rPr>
+          <w:t xml:space="preserve">HGBCL-DH-BCL2</w:t>
         </w:r>
       </w:hyperlink>
       <w:r>
@@ -4806,7 +4767,7 @@
           <w:i/>
           <w:iCs/>
         </w:rPr>
-        <w:t xml:space="preserve">Semin Hematol</w:t>
+        <w:t xml:space="preserve">Blood</w:t>
       </w:r>
       <w:r>
         <w:t xml:space="preserve">.</w:t>
@@ -4819,20 +4780,20 @@
           <w:b/>
           <w:bCs/>
         </w:rPr>
-        <w:t xml:space="preserve">60</w:t>
-      </w:r>
-      <w:r>
-        <w:t xml:space="preserve">, 267–276.</w:t>
+        <w:t xml:space="preserve">144</w:t>
+      </w:r>
+      <w:r>
+        <w:t xml:space="preserve">, 1611–1616.</w:t>
       </w:r>
     </w:p>
-    <w:bookmarkEnd w:id="64"/>
-    <w:bookmarkStart w:id="66" w:name="ref-hiltonRelapseTimingAssociated2023b"/>
+    <w:bookmarkEnd w:id="61"/>
+    <w:bookmarkStart w:id="63" w:name="ref-grantsChronicLymphocyticLeukemia2024"/>
     <w:p>
       <w:pPr>
         <w:pStyle w:val="Bibliography"/>
       </w:pPr>
       <w:r>
-        <w:t xml:space="preserve">Hilton, L.K., Ngu, H.S., Collinge, B., Dreval, K., Ben-Neriah, S., Rushton, C.K., Wong, J.C.H., Cruz, M., Roth, A., Boyle, M., Meissner, B., Slack, G.W., Farinha, P., Craig, J.W., Gerrie, A.S., Freeman, C.L., Villa, D., Rodrigo, J.A., Song, K., Crump, M., Shepherd, L., Hay, A.E., Kuruvilla, J., Savage, K.J., Kridel, R., Karsan, A., Marra, M.A., Sehn, L.H., Steidl, C., Morin, R.D., Scott, D.W.,</w:t>
+        <w:t xml:space="preserve">Grants, J.M., May, C., Bridgers, J., Huang, S., Gillis, S., Meissner, B., Boyle, M., Ben-Neriah, S., Hung, S., Duns, G., Hilton, L., Gerrie, A.S., Marra, M., Kridel, R., Sabatini, P.J.B., Steidl, C., Scott, D.W., Karsan, A.,</w:t>
       </w:r>
       <w:r>
         <w:t xml:space="preserve"> </w:t>
@@ -4842,7 +4803,7 @@
           <w:b/>
           <w:bCs/>
         </w:rPr>
-        <w:t xml:space="preserve">2023</w:t>
+        <w:t xml:space="preserve">2024</w:t>
       </w:r>
       <w:r>
         <w:t xml:space="preserve">.</w:t>
@@ -4850,48 +4811,48 @@
       <w:r>
         <w:t xml:space="preserve"> </w:t>
       </w:r>
-      <w:hyperlink r:id="rId65">
-        <w:r>
-          <w:rPr>
-            <w:rStyle w:val="Hyperlink"/>
-          </w:rPr>
-          <w:t xml:space="preserve">Relapse</w:t>
-        </w:r>
-        <w:r>
-          <w:rPr>
-            <w:rStyle w:val="Hyperlink"/>
-          </w:rPr>
-          <w:t xml:space="preserve"> </w:t>
-        </w:r>
-        <w:r>
-          <w:rPr>
-            <w:rStyle w:val="Hyperlink"/>
-          </w:rPr>
-          <w:t xml:space="preserve">Timing Is Associated With Distinct Evolutionary Dynamics</w:t>
-        </w:r>
-        <w:r>
-          <w:rPr>
-            <w:rStyle w:val="Hyperlink"/>
-          </w:rPr>
-          <w:t xml:space="preserve"> </w:t>
-        </w:r>
-        <w:r>
-          <w:rPr>
-            <w:rStyle w:val="Hyperlink"/>
-          </w:rPr>
-          <w:t xml:space="preserve">in</w:t>
-        </w:r>
-        <w:r>
-          <w:rPr>
-            <w:rStyle w:val="Hyperlink"/>
-          </w:rPr>
-          <w:t xml:space="preserve"> </w:t>
-        </w:r>
-        <w:r>
-          <w:rPr>
-            <w:rStyle w:val="Hyperlink"/>
-          </w:rPr>
-          <w:t xml:space="preserve">Diffuse Large B-Cell Lymphoma</w:t>
+      <w:hyperlink r:id="rId62">
+        <w:r>
+          <w:rPr>
+            <w:rStyle w:val="Hyperlink"/>
+          </w:rPr>
+          <w:t xml:space="preserve">Chronic</w:t>
+        </w:r>
+        <w:r>
+          <w:rPr>
+            <w:rStyle w:val="Hyperlink"/>
+          </w:rPr>
+          <w:t xml:space="preserve"> </w:t>
+        </w:r>
+        <w:r>
+          <w:rPr>
+            <w:rStyle w:val="Hyperlink"/>
+          </w:rPr>
+          <w:t xml:space="preserve">Lymphocytic Leukemia IGHV Somatic Hypermutation Detection</w:t>
+        </w:r>
+        <w:r>
+          <w:rPr>
+            <w:rStyle w:val="Hyperlink"/>
+          </w:rPr>
+          <w:t xml:space="preserve"> </w:t>
+        </w:r>
+        <w:r>
+          <w:rPr>
+            <w:rStyle w:val="Hyperlink"/>
+          </w:rPr>
+          <w:t xml:space="preserve">by</w:t>
+        </w:r>
+        <w:r>
+          <w:rPr>
+            <w:rStyle w:val="Hyperlink"/>
+          </w:rPr>
+          <w:t xml:space="preserve"> </w:t>
+        </w:r>
+        <w:r>
+          <w:rPr>
+            <w:rStyle w:val="Hyperlink"/>
+          </w:rPr>
+          <w:t xml:space="preserve">Targeted Capture Next-Generation Sequencing</w:t>
         </w:r>
       </w:hyperlink>
       <w:r>
@@ -4905,7 +4866,7 @@
           <w:i/>
           <w:iCs/>
         </w:rPr>
-        <w:t xml:space="preserve">J Clin Oncol</w:t>
+        <w:t xml:space="preserve">Clin Chem</w:t>
       </w:r>
       <w:r>
         <w:t xml:space="preserve">.</w:t>
@@ -4918,20 +4879,20 @@
           <w:b/>
           <w:bCs/>
         </w:rPr>
-        <w:t xml:space="preserve">41</w:t>
-      </w:r>
-      <w:r>
-        <w:t xml:space="preserve">, 4164–4177.</w:t>
+        <w:t xml:space="preserve">70</w:t>
+      </w:r>
+      <w:r>
+        <w:t xml:space="preserve">, 273–284.</w:t>
       </w:r>
     </w:p>
-    <w:bookmarkEnd w:id="66"/>
-    <w:bookmarkStart w:id="68" w:name="ref-sircarExploitingFibroblastGrowth2023"/>
+    <w:bookmarkEnd w:id="63"/>
+    <w:bookmarkStart w:id="65" w:name="ref-hiltonMotiveOpportunityMYC2024a"/>
     <w:p>
       <w:pPr>
         <w:pStyle w:val="Bibliography"/>
       </w:pPr>
       <w:r>
-        <w:t xml:space="preserve">Sircar, A., Singh, S., Xu-Monette, Z.Y., Coyle, K.M., Hilton, L.K., Chavdoula, E., Ranganathan, P., Jain, N., Hanel, W., Tsichlis, P., Alinari, L., Peterson, B.R., Tao, J., Muthusamy, N., Baiocchi, R., Epperla, N., Young, K.H., Morin, R., Sehgal, L.,</w:t>
+        <w:t xml:space="preserve">Hilton, L.K., Collinge, B., Ben-Neriah, S., Alduaij, W., Shaalan, H., Weng, A.P., Cruz, M., Slack, G.W., Farinha, P., Miyata-Takata, T., Boyle, M., Meissner, B., Cook, J.R., Ondrejka, S.L., Ott, G., Rosenwald, A., Campo, E., Amador, C., Greiner, T.C., Raess, P.W., Song, J.Y., Inghirami, G., Jaffe, E.S., Weisenburger, D.D., Chan, W.C., Beiske, K., Fu, K., Delabie, J., Pittaluga, S., Iqbal, J., Wright, G., Sehn, L.H., Savage, K.J., Mungall, A.J., Feldman, A.L., Staudt, L.M., Steidl, C., Rimsza, L.M., Morin, R.D., Scott, D.W.,</w:t>
       </w:r>
       <w:r>
         <w:t xml:space="preserve"> </w:t>
@@ -4941,7 +4902,7 @@
           <w:b/>
           <w:bCs/>
         </w:rPr>
-        <w:t xml:space="preserve">2023</w:t>
+        <w:t xml:space="preserve">2024</w:t>
       </w:r>
       <w:r>
         <w:t xml:space="preserve">.</w:t>
@@ -4949,60 +4910,132 @@
       <w:r>
         <w:t xml:space="preserve"> </w:t>
       </w:r>
-      <w:hyperlink r:id="rId67">
-        <w:r>
-          <w:rPr>
-            <w:rStyle w:val="Hyperlink"/>
-          </w:rPr>
-          <w:t xml:space="preserve">Exploiting the fibroblast growth factor receptor-1 vulnerability to therapeutically restrict the</w:t>
-        </w:r>
-        <w:r>
-          <w:rPr>
-            <w:rStyle w:val="Hyperlink"/>
-          </w:rPr>
-          <w:t xml:space="preserve"> </w:t>
-        </w:r>
-        <w:r>
-          <w:rPr>
-            <w:rStyle w:val="Hyperlink"/>
-          </w:rPr>
-          <w:t xml:space="preserve">MYC-EZH2-CDKN1C</w:t>
-        </w:r>
-        <w:r>
-          <w:rPr>
-            <w:rStyle w:val="Hyperlink"/>
-          </w:rPr>
-          <w:t xml:space="preserve"> </w:t>
-        </w:r>
-        <w:r>
-          <w:rPr>
-            <w:rStyle w:val="Hyperlink"/>
-          </w:rPr>
-          <w:t xml:space="preserve">axis-driven proliferation in</w:t>
-        </w:r>
-        <w:r>
-          <w:rPr>
-            <w:rStyle w:val="Hyperlink"/>
-          </w:rPr>
-          <w:t xml:space="preserve"> </w:t>
-        </w:r>
-        <w:r>
-          <w:rPr>
-            <w:rStyle w:val="Hyperlink"/>
-          </w:rPr>
-          <w:t xml:space="preserve">Mantle</w:t>
-        </w:r>
-        <w:r>
-          <w:rPr>
-            <w:rStyle w:val="Hyperlink"/>
-          </w:rPr>
-          <w:t xml:space="preserve"> </w:t>
-        </w:r>
-        <w:r>
-          <w:rPr>
-            <w:rStyle w:val="Hyperlink"/>
-          </w:rPr>
-          <w:t xml:space="preserve">cell lymphoma</w:t>
+      <w:hyperlink r:id="rId64">
+        <w:r>
+          <w:rPr>
+            <w:rStyle w:val="Hyperlink"/>
+          </w:rPr>
+          <w:t xml:space="preserve">Motive and opportunity:</w:t>
+        </w:r>
+        <w:r>
+          <w:rPr>
+            <w:rStyle w:val="Hyperlink"/>
+          </w:rPr>
+          <w:t xml:space="preserve"> </w:t>
+        </w:r>
+        <w:r>
+          <w:rPr>
+            <w:rStyle w:val="Hyperlink"/>
+          </w:rPr>
+          <w:t xml:space="preserve">MYC</w:t>
+        </w:r>
+        <w:r>
+          <w:rPr>
+            <w:rStyle w:val="Hyperlink"/>
+          </w:rPr>
+          <w:t xml:space="preserve"> </w:t>
+        </w:r>
+        <w:r>
+          <w:rPr>
+            <w:rStyle w:val="Hyperlink"/>
+          </w:rPr>
+          <w:t xml:space="preserve">rearrangements in high-grade</w:t>
+        </w:r>
+        <w:r>
+          <w:rPr>
+            <w:rStyle w:val="Hyperlink"/>
+          </w:rPr>
+          <w:t xml:space="preserve"> </w:t>
+        </w:r>
+        <w:r>
+          <w:rPr>
+            <w:rStyle w:val="Hyperlink"/>
+          </w:rPr>
+          <w:t xml:space="preserve">B-cell</w:t>
+        </w:r>
+        <w:r>
+          <w:rPr>
+            <w:rStyle w:val="Hyperlink"/>
+          </w:rPr>
+          <w:t xml:space="preserve"> </w:t>
+        </w:r>
+        <w:r>
+          <w:rPr>
+            <w:rStyle w:val="Hyperlink"/>
+          </w:rPr>
+          <w:t xml:space="preserve">lymphoma with</w:t>
+        </w:r>
+        <w:r>
+          <w:rPr>
+            <w:rStyle w:val="Hyperlink"/>
+          </w:rPr>
+          <w:t xml:space="preserve"> </w:t>
+        </w:r>
+        <w:r>
+          <w:rPr>
+            <w:rStyle w:val="Hyperlink"/>
+          </w:rPr>
+          <w:t xml:space="preserve">MYC</w:t>
+        </w:r>
+        <w:r>
+          <w:rPr>
+            <w:rStyle w:val="Hyperlink"/>
+          </w:rPr>
+          <w:t xml:space="preserve"> </w:t>
+        </w:r>
+        <w:r>
+          <w:rPr>
+            <w:rStyle w:val="Hyperlink"/>
+          </w:rPr>
+          <w:t xml:space="preserve">and</w:t>
+        </w:r>
+        <w:r>
+          <w:rPr>
+            <w:rStyle w:val="Hyperlink"/>
+          </w:rPr>
+          <w:t xml:space="preserve"> </w:t>
+        </w:r>
+        <w:r>
+          <w:rPr>
+            <w:rStyle w:val="Hyperlink"/>
+          </w:rPr>
+          <w:t xml:space="preserve">BCL2</w:t>
+        </w:r>
+        <w:r>
+          <w:rPr>
+            <w:rStyle w:val="Hyperlink"/>
+          </w:rPr>
+          <w:t xml:space="preserve"> </w:t>
+        </w:r>
+        <w:r>
+          <w:rPr>
+            <w:rStyle w:val="Hyperlink"/>
+          </w:rPr>
+          <w:t xml:space="preserve">rearrangements (an</w:t>
+        </w:r>
+        <w:r>
+          <w:rPr>
+            <w:rStyle w:val="Hyperlink"/>
+          </w:rPr>
+          <w:t xml:space="preserve"> </w:t>
+        </w:r>
+        <w:r>
+          <w:rPr>
+            <w:rStyle w:val="Hyperlink"/>
+          </w:rPr>
+          <w:t xml:space="preserve">LLMPP</w:t>
+        </w:r>
+        <w:r>
+          <w:rPr>
+            <w:rStyle w:val="Hyperlink"/>
+          </w:rPr>
+          <w:t xml:space="preserve"> </w:t>
+        </w:r>
+        <w:r>
+          <w:rPr>
+            <w:rStyle w:val="Hyperlink"/>
+          </w:rPr>
+          <w:t xml:space="preserve">study)</w:t>
         </w:r>
       </w:hyperlink>
       <w:r>
@@ -5016,7 +5049,7 @@
           <w:i/>
           <w:iCs/>
         </w:rPr>
-        <w:t xml:space="preserve">Leukemia</w:t>
+        <w:t xml:space="preserve">Blood</w:t>
       </w:r>
       <w:r>
         <w:t xml:space="preserve">.</w:t>
@@ -5029,20 +5062,20 @@
           <w:b/>
           <w:bCs/>
         </w:rPr>
-        <w:t xml:space="preserve">37</w:t>
-      </w:r>
-      <w:r>
-        <w:t xml:space="preserve">, 2094–2106.</w:t>
+        <w:t xml:space="preserve">144</w:t>
+      </w:r>
+      <w:r>
+        <w:t xml:space="preserve">, 525–540.</w:t>
       </w:r>
     </w:p>
-    <w:bookmarkEnd w:id="68"/>
-    <w:bookmarkStart w:id="70" w:name="ref-thomasGeneticSubgroupsInform2023a"/>
+    <w:bookmarkEnd w:id="65"/>
+    <w:bookmarkStart w:id="67" w:name="ref-sarkozyIntegratedSingleCell2024a"/>
     <w:p>
       <w:pPr>
         <w:pStyle w:val="Bibliography"/>
       </w:pPr>
       <w:r>
-        <w:t xml:space="preserve">Thomas, N., Dreval, K., Gerhard, D.S., Hilton, L.K., Abramson, J.S., Ambinder, R.F., Barta, S., Bartlett, N.L., Bethony, J., Bhatia, K., Bowen, J., Bryan, A.C., Cesarman, E., Casper, C., Chadburn, A., Cruz, M., Dittmer, D.P., Dyer, M.A., Farinha, P., Gastier-Foster, J.M., Gerrie, A.S., Grande, B.M., Greiner, T., Griner, N.B., Gross, T.G., Harris, N.L., Irvin, J.D., Jaffe, E.S., Henry, D., Huppi, R., Leal, F.E., Lee, M.S., Martin, J.P., Martin, M.-R., Mbulaiteye, S.M., Mitsuyasu, R., Morris, V., Mullighan, C.G., Mungall, A.J., Mungall, K., Mutyaba, I., Nokta, M., Namirembe, C., Noy, A., Ogwang, M.D., Omoding, A., Orem, J., Ott, G., Petrello, H., Pittaluga, S., Phelan, J.D., Ramos, J.C., Ratner, L., Reynolds, S.J., Rubinstein, P.G., Sissolak, G., Slack, G., Soudi, S., Swerdlow, S.H., Traverse-Glehen, A., Wilson, W.H., Wong, J., Yarchoan, R., ZenKlusen, J.C., Marra, M.A., Staudt, L.M., Scott, D.W., Morin, R.D.,</w:t>
+        <w:t xml:space="preserve">Sarkozy, C., Wu, S., Takata, K., Aoki, T., Neriah, S.B., Milne, K., Goodyear, T., Strong, C., Rastogi, T., Hilton, L.K., Lai, D., Sehn, L.H., Farinha, P., Nelson, B.H., Weng, A., Marra, M., Scott, D.W., Craig, J.W., Steidl, C., Roth, A.,</w:t>
       </w:r>
       <w:r>
         <w:t xml:space="preserve"> </w:t>
@@ -5052,7 +5085,7 @@
           <w:b/>
           <w:bCs/>
         </w:rPr>
-        <w:t xml:space="preserve">2023</w:t>
+        <w:t xml:space="preserve">2024</w:t>
       </w:r>
       <w:r>
         <w:t xml:space="preserve">.</w:t>
@@ -5060,36 +5093,36 @@
       <w:r>
         <w:t xml:space="preserve"> </w:t>
       </w:r>
-      <w:hyperlink r:id="rId69">
-        <w:r>
-          <w:rPr>
-            <w:rStyle w:val="Hyperlink"/>
-          </w:rPr>
-          <w:t xml:space="preserve">Genetic subgroups inform on pathobiology in adult and pediatric</w:t>
-        </w:r>
-        <w:r>
-          <w:rPr>
-            <w:rStyle w:val="Hyperlink"/>
-          </w:rPr>
-          <w:t xml:space="preserve"> </w:t>
-        </w:r>
-        <w:r>
-          <w:rPr>
-            <w:rStyle w:val="Hyperlink"/>
-          </w:rPr>
-          <w:t xml:space="preserve">Burkitt</w:t>
-        </w:r>
-        <w:r>
-          <w:rPr>
-            <w:rStyle w:val="Hyperlink"/>
-          </w:rPr>
-          <w:t xml:space="preserve"> </w:t>
-        </w:r>
-        <w:r>
-          <w:rPr>
-            <w:rStyle w:val="Hyperlink"/>
-          </w:rPr>
-          <w:t xml:space="preserve">lymphoma</w:t>
+      <w:hyperlink r:id="rId66">
+        <w:r>
+          <w:rPr>
+            <w:rStyle w:val="Hyperlink"/>
+          </w:rPr>
+          <w:t xml:space="preserve">Integrated single cell analysis reveals co-evolution of malignant</w:t>
+        </w:r>
+        <w:r>
+          <w:rPr>
+            <w:rStyle w:val="Hyperlink"/>
+          </w:rPr>
+          <w:t xml:space="preserve"> </w:t>
+        </w:r>
+        <w:r>
+          <w:rPr>
+            <w:rStyle w:val="Hyperlink"/>
+          </w:rPr>
+          <w:t xml:space="preserve">B</w:t>
+        </w:r>
+        <w:r>
+          <w:rPr>
+            <w:rStyle w:val="Hyperlink"/>
+          </w:rPr>
+          <w:t xml:space="preserve"> </w:t>
+        </w:r>
+        <w:r>
+          <w:rPr>
+            <w:rStyle w:val="Hyperlink"/>
+          </w:rPr>
+          <w:t xml:space="preserve">cells and tumor micro-environment in transformed follicular lymphoma</w:t>
         </w:r>
       </w:hyperlink>
       <w:r>
@@ -5103,7 +5136,7 @@
           <w:i/>
           <w:iCs/>
         </w:rPr>
-        <w:t xml:space="preserve">Blood</w:t>
+        <w:t xml:space="preserve">Cancer Cell</w:t>
       </w:r>
       <w:r>
         <w:t xml:space="preserve">.</w:t>
@@ -5116,20 +5149,20 @@
           <w:b/>
           <w:bCs/>
         </w:rPr>
-        <w:t xml:space="preserve">141</w:t>
-      </w:r>
-      <w:r>
-        <w:t xml:space="preserve">, 904–916.</w:t>
+        <w:t xml:space="preserve">42</w:t>
+      </w:r>
+      <w:r>
+        <w:t xml:space="preserve">, 1003–1017.e6.</w:t>
       </w:r>
     </w:p>
-    <w:bookmarkEnd w:id="70"/>
-    <w:bookmarkStart w:id="72" w:name="Xd290968e7544643efbba963dbedc747d29d7278"/>
+    <w:bookmarkEnd w:id="67"/>
+    <w:bookmarkStart w:id="69" w:name="Xbac08390e7e3dd119b09df730a2ffe666e1d4e7"/>
     <w:p>
       <w:pPr>
         <w:pStyle w:val="Bibliography"/>
       </w:pPr>
       <w:r>
-        <w:t xml:space="preserve">Alduaij, W., Hilton, L.K., Al Moosawi, M., Ben-Neriah, S., Meissner, B., Boyle, M., Mekwunye, K., Scott, D.W., Leitch, H.A., Craig, J.W.,</w:t>
+        <w:t xml:space="preserve">Alduaij, W., Collinge, B., Ben-Neriah, S., Jiang, A., Hilton, L.K., Boyle, M., Meissner, B., Chong, L., Miyata-Takata, T., Slack, G.W., Farinha, P., Craig, J.W., Lytle, A., Savage, K.J., Villa, D., Gerrie, A.S., Freeman, C.L., Gascoyne, R.D., Connors, J.M., Morin, R.D., Sehn, L.H., Mungall, A.J., Steidl, C., Scott, D.W.,</w:t>
       </w:r>
       <w:r>
         <w:t xml:space="preserve"> </w:t>
@@ -5139,7 +5172,7 @@
           <w:b/>
           <w:bCs/>
         </w:rPr>
-        <w:t xml:space="preserve">2022</w:t>
+        <w:t xml:space="preserve">2023</w:t>
       </w:r>
       <w:r>
         <w:t xml:space="preserve">.</w:t>
@@ -5147,48 +5180,36 @@
       <w:r>
         <w:t xml:space="preserve"> </w:t>
       </w:r>
-      <w:hyperlink r:id="rId71">
-        <w:r>
-          <w:rPr>
-            <w:rStyle w:val="Hyperlink"/>
-          </w:rPr>
-          <w:t xml:space="preserve">Concurrent</w:t>
-        </w:r>
-        <w:r>
-          <w:rPr>
-            <w:rStyle w:val="Hyperlink"/>
-          </w:rPr>
-          <w:t xml:space="preserve"> </w:t>
-        </w:r>
-        <w:r>
-          <w:rPr>
-            <w:rStyle w:val="Hyperlink"/>
-          </w:rPr>
-          <w:t xml:space="preserve">Composite Lymphomas Collectively Bearing Three Diagnostic Entities</w:t>
-        </w:r>
-        <w:r>
-          <w:rPr>
-            <w:rStyle w:val="Hyperlink"/>
-          </w:rPr>
-          <w:t xml:space="preserve"> </w:t>
-        </w:r>
-        <w:r>
-          <w:rPr>
-            <w:rStyle w:val="Hyperlink"/>
-          </w:rPr>
-          <w:t xml:space="preserve">of</w:t>
-        </w:r>
-        <w:r>
-          <w:rPr>
-            <w:rStyle w:val="Hyperlink"/>
-          </w:rPr>
-          <w:t xml:space="preserve"> </w:t>
-        </w:r>
-        <w:r>
-          <w:rPr>
-            <w:rStyle w:val="Hyperlink"/>
-          </w:rPr>
-          <w:t xml:space="preserve">Shared Clonal Origin</w:t>
+      <w:hyperlink r:id="rId68">
+        <w:r>
+          <w:rPr>
+            <w:rStyle w:val="Hyperlink"/>
+          </w:rPr>
+          <w:t xml:space="preserve">Molecular determinants of clinical outcomes in a real-world diffuse large</w:t>
+        </w:r>
+        <w:r>
+          <w:rPr>
+            <w:rStyle w:val="Hyperlink"/>
+          </w:rPr>
+          <w:t xml:space="preserve"> </w:t>
+        </w:r>
+        <w:r>
+          <w:rPr>
+            <w:rStyle w:val="Hyperlink"/>
+          </w:rPr>
+          <w:t xml:space="preserve">B-cell</w:t>
+        </w:r>
+        <w:r>
+          <w:rPr>
+            <w:rStyle w:val="Hyperlink"/>
+          </w:rPr>
+          <w:t xml:space="preserve"> </w:t>
+        </w:r>
+        <w:r>
+          <w:rPr>
+            <w:rStyle w:val="Hyperlink"/>
+          </w:rPr>
+          <w:t xml:space="preserve">lymphoma population</w:t>
         </w:r>
       </w:hyperlink>
       <w:r>
@@ -5202,7 +5223,7 @@
           <w:i/>
           <w:iCs/>
         </w:rPr>
-        <w:t xml:space="preserve">Hemasphere</w:t>
+        <w:t xml:space="preserve">Blood</w:t>
       </w:r>
       <w:r>
         <w:t xml:space="preserve">.</w:t>
@@ -5215,20 +5236,20 @@
           <w:b/>
           <w:bCs/>
         </w:rPr>
-        <w:t xml:space="preserve">6</w:t>
-      </w:r>
-      <w:r>
-        <w:t xml:space="preserve">, e705.</w:t>
+        <w:t xml:space="preserve">141</w:t>
+      </w:r>
+      <w:r>
+        <w:t xml:space="preserve">, 2493–2507.</w:t>
       </w:r>
     </w:p>
-    <w:bookmarkEnd w:id="72"/>
-    <w:bookmarkStart w:id="74" w:name="Xa85e797e6dfc9e84af2980be73098aa9c381837"/>
+    <w:bookmarkEnd w:id="69"/>
+    <w:bookmarkStart w:id="71" w:name="ref-daviesComparisonMHGDZsig2023b"/>
     <w:p>
       <w:pPr>
         <w:pStyle w:val="Bibliography"/>
       </w:pPr>
       <w:r>
-        <w:t xml:space="preserve">Bal, E., Kumar, R., Hadigol, M., Holmes, A.B., Hilton, L.K., Loh, J.W., Dreval, K., Wong, J.C.H., Vlasevska, S., Corinaldesi, C., Soni, R.K., Basso, K., Morin, R.D., Khiabanian, H., Pasqualucci, L., Dalla-Favera, R.,</w:t>
+        <w:t xml:space="preserve">*Davies, J.R., *Hilton, L.K., Jiang, A., Barrans, S., Burton, C., Johnson, P.W.M., Davies, A.J., Du, M.-Q., Tooze, R., Cucco, F., Care, M.A., Morin, R.D., Steidl, C., Sha, C., Westhead, D.R., Scott, D.W.,</w:t>
       </w:r>
       <w:r>
         <w:t xml:space="preserve"> </w:t>
@@ -5238,7 +5259,7 @@
           <w:b/>
           <w:bCs/>
         </w:rPr>
-        <w:t xml:space="preserve">2022</w:t>
+        <w:t xml:space="preserve">2023</w:t>
       </w:r>
       <w:r>
         <w:t xml:space="preserve">.</w:t>
@@ -5246,36 +5267,72 @@
       <w:r>
         <w:t xml:space="preserve"> </w:t>
       </w:r>
-      <w:hyperlink r:id="rId73">
-        <w:r>
-          <w:rPr>
-            <w:rStyle w:val="Hyperlink"/>
-          </w:rPr>
-          <w:t xml:space="preserve">Super-enhancer hypermutation alters oncogene expression in</w:t>
-        </w:r>
-        <w:r>
-          <w:rPr>
-            <w:rStyle w:val="Hyperlink"/>
-          </w:rPr>
-          <w:t xml:space="preserve"> </w:t>
-        </w:r>
-        <w:r>
-          <w:rPr>
-            <w:rStyle w:val="Hyperlink"/>
-          </w:rPr>
-          <w:t xml:space="preserve">B</w:t>
-        </w:r>
-        <w:r>
-          <w:rPr>
-            <w:rStyle w:val="Hyperlink"/>
-          </w:rPr>
-          <w:t xml:space="preserve"> </w:t>
-        </w:r>
-        <w:r>
-          <w:rPr>
-            <w:rStyle w:val="Hyperlink"/>
-          </w:rPr>
-          <w:t xml:space="preserve">cell lymphoma</w:t>
+      <w:hyperlink r:id="rId70">
+        <w:r>
+          <w:rPr>
+            <w:rStyle w:val="Hyperlink"/>
+          </w:rPr>
+          <w:t xml:space="preserve">Comparison of</w:t>
+        </w:r>
+        <w:r>
+          <w:rPr>
+            <w:rStyle w:val="Hyperlink"/>
+          </w:rPr>
+          <w:t xml:space="preserve"> </w:t>
+        </w:r>
+        <w:r>
+          <w:rPr>
+            <w:rStyle w:val="Hyperlink"/>
+          </w:rPr>
+          <w:t xml:space="preserve">MHG</w:t>
+        </w:r>
+        <w:r>
+          <w:rPr>
+            <w:rStyle w:val="Hyperlink"/>
+          </w:rPr>
+          <w:t xml:space="preserve"> </w:t>
+        </w:r>
+        <w:r>
+          <w:rPr>
+            <w:rStyle w:val="Hyperlink"/>
+          </w:rPr>
+          <w:t xml:space="preserve">and</w:t>
+        </w:r>
+        <w:r>
+          <w:rPr>
+            <w:rStyle w:val="Hyperlink"/>
+          </w:rPr>
+          <w:t xml:space="preserve"> </w:t>
+        </w:r>
+        <w:r>
+          <w:rPr>
+            <w:rStyle w:val="Hyperlink"/>
+          </w:rPr>
+          <w:t xml:space="preserve">DZsig</w:t>
+        </w:r>
+        <w:r>
+          <w:rPr>
+            <w:rStyle w:val="Hyperlink"/>
+          </w:rPr>
+          <w:t xml:space="preserve"> </w:t>
+        </w:r>
+        <w:r>
+          <w:rPr>
+            <w:rStyle w:val="Hyperlink"/>
+          </w:rPr>
+          <w:t xml:space="preserve">reveals shared biology and a core overlap group with inferior prognosis in</w:t>
+        </w:r>
+        <w:r>
+          <w:rPr>
+            <w:rStyle w:val="Hyperlink"/>
+          </w:rPr>
+          <w:t xml:space="preserve"> </w:t>
+        </w:r>
+        <w:r>
+          <w:rPr>
+            <w:rStyle w:val="Hyperlink"/>
+          </w:rPr>
+          <w:t xml:space="preserve">DLBCL</w:t>
         </w:r>
       </w:hyperlink>
       <w:r>
@@ -5289,7 +5346,7 @@
           <w:i/>
           <w:iCs/>
         </w:rPr>
-        <w:t xml:space="preserve">Nature</w:t>
+        <w:t xml:space="preserve">Blood Advances</w:t>
       </w:r>
       <w:r>
         <w:t xml:space="preserve">.</w:t>
@@ -5302,20 +5359,20 @@
           <w:b/>
           <w:bCs/>
         </w:rPr>
-        <w:t xml:space="preserve">607</w:t>
-      </w:r>
-      <w:r>
-        <w:t xml:space="preserve">, 808–815.</w:t>
+        <w:t xml:space="preserve">7</w:t>
+      </w:r>
+      <w:r>
+        <w:t xml:space="preserve">, 6156–6162.</w:t>
       </w:r>
     </w:p>
-    <w:bookmarkEnd w:id="74"/>
-    <w:bookmarkStart w:id="76" w:name="ref-wangSinglecellProfilingReveals2022"/>
+    <w:bookmarkEnd w:id="71"/>
+    <w:bookmarkStart w:id="73" w:name="X97b6de395db9b88773284c44ea8eb2e5de3e0fa"/>
     <w:p>
       <w:pPr>
         <w:pStyle w:val="Bibliography"/>
       </w:pPr>
       <w:r>
-        <w:t xml:space="preserve">Wang, X., Nissen, M., Gracias, D., Kusakabe, M., Simkin, G., Jiang, A., Duns, G., Sarkozy, C., Hilton, L., Chavez, E.A., Segat, G.C., Wong, R., Kim, J., Aoki, T., Islam, R., May, C., Hung, S., Tyshchenko, K., Brinkman, R.R., Hirst, M., Karsan, A., Freeman, C., Sehn, L.H., Morin, R.D., Roth, A.J., Savage, K.J., Craig, J.W., Shah, S.P., Steidl, C., Scott, D.W., Weng, A.P.,</w:t>
+        <w:t xml:space="preserve">Dreval, K., Hilton, L.K., Cruz, M., Shaalan, H., Ben-Neriah, S., Boyle, M., Collinge, B., Coyle, K.M., Duns, G., Farinha, P., Grande, B.M., Meissner, B., Pararajalingam, P., Rushton, C.K., Slack, G.W., Wong, J., Mungall, A.J., Marra, M.A., Connors, J.M., Steidl, C., Scott, D.W., Morin, R.D.,</w:t>
       </w:r>
       <w:r>
         <w:t xml:space="preserve"> </w:t>
@@ -5325,7 +5382,7 @@
           <w:b/>
           <w:bCs/>
         </w:rPr>
-        <w:t xml:space="preserve">2022</w:t>
+        <w:t xml:space="preserve">2023</w:t>
       </w:r>
       <w:r>
         <w:t xml:space="preserve">.</w:t>
@@ -5333,36 +5390,12 @@
       <w:r>
         <w:t xml:space="preserve"> </w:t>
       </w:r>
-      <w:hyperlink r:id="rId75">
-        <w:r>
-          <w:rPr>
-            <w:rStyle w:val="Hyperlink"/>
-          </w:rPr>
-          <w:t xml:space="preserve">Single-cell profiling reveals a memory</w:t>
-        </w:r>
-        <w:r>
-          <w:rPr>
-            <w:rStyle w:val="Hyperlink"/>
-          </w:rPr>
-          <w:t xml:space="preserve"> </w:t>
-        </w:r>
-        <w:r>
-          <w:rPr>
-            <w:rStyle w:val="Hyperlink"/>
-          </w:rPr>
-          <w:t xml:space="preserve">B</w:t>
-        </w:r>
-        <w:r>
-          <w:rPr>
-            <w:rStyle w:val="Hyperlink"/>
-          </w:rPr>
-          <w:t xml:space="preserve"> </w:t>
-        </w:r>
-        <w:r>
-          <w:rPr>
-            <w:rStyle w:val="Hyperlink"/>
-          </w:rPr>
-          <w:t xml:space="preserve">cell-like subtype of follicular lymphoma with increased transformation risk</w:t>
+      <w:hyperlink r:id="rId72">
+        <w:r>
+          <w:rPr>
+            <w:rStyle w:val="Hyperlink"/>
+          </w:rPr>
+          <w:t xml:space="preserve">Genetic subdivisions of follicular lymphoma defined by distinct coding and noncoding mutation patterns</w:t>
         </w:r>
       </w:hyperlink>
       <w:r>
@@ -5376,7 +5409,7 @@
           <w:i/>
           <w:iCs/>
         </w:rPr>
-        <w:t xml:space="preserve">Nat Commun</w:t>
+        <w:t xml:space="preserve">Blood</w:t>
       </w:r>
       <w:r>
         <w:t xml:space="preserve">.</w:t>
@@ -5389,20 +5422,20 @@
           <w:b/>
           <w:bCs/>
         </w:rPr>
-        <w:t xml:space="preserve">13</w:t>
-      </w:r>
-      <w:r>
-        <w:t xml:space="preserve">, 6772.</w:t>
+        <w:t xml:space="preserve">142</w:t>
+      </w:r>
+      <w:r>
+        <w:t xml:space="preserve">, 561–573.</w:t>
       </w:r>
     </w:p>
-    <w:bookmarkEnd w:id="76"/>
-    <w:bookmarkStart w:id="78" w:name="ref-dunsCharacterizationDLBCLPMBL2021"/>
+    <w:bookmarkEnd w:id="73"/>
+    <w:bookmarkStart w:id="75" w:name="X00bf258749858eaff1a5e0f3944ee58cd2b320f"/>
     <w:p>
       <w:pPr>
         <w:pStyle w:val="Bibliography"/>
       </w:pPr>
       <w:r>
-        <w:t xml:space="preserve">Duns, G., Viganò, E., Ennishi, D., Sarkozy, C., Hung, S.S., Chavez, E., Takata, K., Rushton, C., Jiang, A., Ben-Neriah, S., Woolcock, B.W., Slack, G.W., Hsi, E.D., Craig, J.W., Hilton, L.K., Shah, S.P., Farinha, P., Mottok, A., Gascoyne, R.D., Morin, R.D., Savage, K.J., Scott, D.W., Steidl, C.,</w:t>
+        <w:t xml:space="preserve">Hilton, L.K., Scott, D.W., Morin, R.D.,</w:t>
       </w:r>
       <w:r>
         <w:t xml:space="preserve"> </w:t>
@@ -5412,7 +5445,7 @@
           <w:b/>
           <w:bCs/>
         </w:rPr>
-        <w:t xml:space="preserve">2021</w:t>
+        <w:t xml:space="preserve">2023</w:t>
       </w:r>
       <w:r>
         <w:t xml:space="preserve">.</w:t>
@@ -5420,60 +5453,36 @@
       <w:r>
         <w:t xml:space="preserve"> </w:t>
       </w:r>
-      <w:hyperlink r:id="rId77">
-        <w:r>
-          <w:rPr>
-            <w:rStyle w:val="Hyperlink"/>
-          </w:rPr>
-          <w:t xml:space="preserve">Characterization of</w:t>
-        </w:r>
-        <w:r>
-          <w:rPr>
-            <w:rStyle w:val="Hyperlink"/>
-          </w:rPr>
-          <w:t xml:space="preserve"> </w:t>
-        </w:r>
-        <w:r>
-          <w:rPr>
-            <w:rStyle w:val="Hyperlink"/>
-          </w:rPr>
-          <w:t xml:space="preserve">DLBCL</w:t>
-        </w:r>
-        <w:r>
-          <w:rPr>
-            <w:rStyle w:val="Hyperlink"/>
-          </w:rPr>
-          <w:t xml:space="preserve"> </w:t>
-        </w:r>
-        <w:r>
-          <w:rPr>
-            <w:rStyle w:val="Hyperlink"/>
-          </w:rPr>
-          <w:t xml:space="preserve">with a</w:t>
-        </w:r>
-        <w:r>
-          <w:rPr>
-            <w:rStyle w:val="Hyperlink"/>
-          </w:rPr>
-          <w:t xml:space="preserve"> </w:t>
-        </w:r>
-        <w:r>
-          <w:rPr>
-            <w:rStyle w:val="Hyperlink"/>
-          </w:rPr>
-          <w:t xml:space="preserve">PMBL</w:t>
-        </w:r>
-        <w:r>
-          <w:rPr>
-            <w:rStyle w:val="Hyperlink"/>
-          </w:rPr>
-          <w:t xml:space="preserve"> </w:t>
-        </w:r>
-        <w:r>
-          <w:rPr>
-            <w:rStyle w:val="Hyperlink"/>
-          </w:rPr>
-          <w:t xml:space="preserve">gene expression signature</w:t>
+      <w:hyperlink r:id="rId74">
+        <w:r>
+          <w:rPr>
+            <w:rStyle w:val="Hyperlink"/>
+          </w:rPr>
+          <w:t xml:space="preserve">Biological heterogeneity in diffuse large</w:t>
+        </w:r>
+        <w:r>
+          <w:rPr>
+            <w:rStyle w:val="Hyperlink"/>
+          </w:rPr>
+          <w:t xml:space="preserve"> </w:t>
+        </w:r>
+        <w:r>
+          <w:rPr>
+            <w:rStyle w:val="Hyperlink"/>
+          </w:rPr>
+          <w:t xml:space="preserve">B-cell</w:t>
+        </w:r>
+        <w:r>
+          <w:rPr>
+            <w:rStyle w:val="Hyperlink"/>
+          </w:rPr>
+          <w:t xml:space="preserve"> </w:t>
+        </w:r>
+        <w:r>
+          <w:rPr>
+            <w:rStyle w:val="Hyperlink"/>
+          </w:rPr>
+          <w:t xml:space="preserve">lymphoma</w:t>
         </w:r>
       </w:hyperlink>
       <w:r>
@@ -5487,7 +5496,7 @@
           <w:i/>
           <w:iCs/>
         </w:rPr>
-        <w:t xml:space="preserve">Blood</w:t>
+        <w:t xml:space="preserve">Semin Hematol</w:t>
       </w:r>
       <w:r>
         <w:t xml:space="preserve">.</w:t>
@@ -5500,20 +5509,20 @@
           <w:b/>
           <w:bCs/>
         </w:rPr>
-        <w:t xml:space="preserve">138</w:t>
-      </w:r>
-      <w:r>
-        <w:t xml:space="preserve">, 136–148.</w:t>
+        <w:t xml:space="preserve">60</w:t>
+      </w:r>
+      <w:r>
+        <w:t xml:space="preserve">, 267–276.</w:t>
       </w:r>
     </w:p>
-    <w:bookmarkEnd w:id="78"/>
-    <w:bookmarkStart w:id="80" w:name="X216cf6bebd39b769f47d7a2afe2207aa5a2501f"/>
+    <w:bookmarkEnd w:id="75"/>
+    <w:bookmarkStart w:id="77" w:name="ref-hiltonRelapseTimingAssociated2023b"/>
     <w:p>
       <w:pPr>
         <w:pStyle w:val="Bibliography"/>
       </w:pPr>
       <w:r>
-        <w:t xml:space="preserve">Isaev, K., Ennishi, D., Hilton, L., Skinnider, B., Mungall, K.L., Mungall, A.J., Bakhtiari, M., Tremblay-LeMay, R., Silva, A., Ben-Neriah, S., Boyle, M., Villa, D., Marra, M.A., Steidl, C., Gascoyne, R.D., Morin, R., Savage, K.J., Scott, D.W., Kridel, R.,</w:t>
+        <w:t xml:space="preserve">Hilton, L.K., Ngu, H.S., Collinge, B., Dreval, K., Ben-Neriah, S., Rushton, C.K., Wong, J.C.H., Cruz, M., Roth, A., Boyle, M., Meissner, B., Slack, G.W., Farinha, P., Craig, J.W., Gerrie, A.S., Freeman, C.L., Villa, D., Rodrigo, J.A., Song, K., Crump, M., Shepherd, L., Hay, A.E., Kuruvilla, J., Savage, K.J., Kridel, R., Karsan, A., Marra, M.A., Sehn, L.H., Steidl, C., Morin, R.D., Scott, D.W.,</w:t>
       </w:r>
       <w:r>
         <w:t xml:space="preserve"> </w:t>
@@ -5523,7 +5532,7 @@
           <w:b/>
           <w:bCs/>
         </w:rPr>
-        <w:t xml:space="preserve">2021</w:t>
+        <w:t xml:space="preserve">2023</w:t>
       </w:r>
       <w:r>
         <w:t xml:space="preserve">.</w:t>
@@ -5531,36 +5540,48 @@
       <w:r>
         <w:t xml:space="preserve"> </w:t>
       </w:r>
-      <w:hyperlink r:id="rId79">
-        <w:r>
-          <w:rPr>
-            <w:rStyle w:val="Hyperlink"/>
-          </w:rPr>
-          <w:t xml:space="preserve">Molecular attributes underlying central nervous system and systemic relapse in diffuse large</w:t>
-        </w:r>
-        <w:r>
-          <w:rPr>
-            <w:rStyle w:val="Hyperlink"/>
-          </w:rPr>
-          <w:t xml:space="preserve"> </w:t>
-        </w:r>
-        <w:r>
-          <w:rPr>
-            <w:rStyle w:val="Hyperlink"/>
-          </w:rPr>
-          <w:t xml:space="preserve">B-cell</w:t>
-        </w:r>
-        <w:r>
-          <w:rPr>
-            <w:rStyle w:val="Hyperlink"/>
-          </w:rPr>
-          <w:t xml:space="preserve"> </w:t>
-        </w:r>
-        <w:r>
-          <w:rPr>
-            <w:rStyle w:val="Hyperlink"/>
-          </w:rPr>
-          <w:t xml:space="preserve">lymphoma</w:t>
+      <w:hyperlink r:id="rId76">
+        <w:r>
+          <w:rPr>
+            <w:rStyle w:val="Hyperlink"/>
+          </w:rPr>
+          <w:t xml:space="preserve">Relapse</w:t>
+        </w:r>
+        <w:r>
+          <w:rPr>
+            <w:rStyle w:val="Hyperlink"/>
+          </w:rPr>
+          <w:t xml:space="preserve"> </w:t>
+        </w:r>
+        <w:r>
+          <w:rPr>
+            <w:rStyle w:val="Hyperlink"/>
+          </w:rPr>
+          <w:t xml:space="preserve">Timing Is Associated With Distinct Evolutionary Dynamics</w:t>
+        </w:r>
+        <w:r>
+          <w:rPr>
+            <w:rStyle w:val="Hyperlink"/>
+          </w:rPr>
+          <w:t xml:space="preserve"> </w:t>
+        </w:r>
+        <w:r>
+          <w:rPr>
+            <w:rStyle w:val="Hyperlink"/>
+          </w:rPr>
+          <w:t xml:space="preserve">in</w:t>
+        </w:r>
+        <w:r>
+          <w:rPr>
+            <w:rStyle w:val="Hyperlink"/>
+          </w:rPr>
+          <w:t xml:space="preserve"> </w:t>
+        </w:r>
+        <w:r>
+          <w:rPr>
+            <w:rStyle w:val="Hyperlink"/>
+          </w:rPr>
+          <w:t xml:space="preserve">Diffuse Large B-Cell Lymphoma</w:t>
         </w:r>
       </w:hyperlink>
       <w:r>
@@ -5574,7 +5595,7 @@
           <w:i/>
           <w:iCs/>
         </w:rPr>
-        <w:t xml:space="preserve">Haematologica</w:t>
+        <w:t xml:space="preserve">J Clin Oncol</w:t>
       </w:r>
       <w:r>
         <w:t xml:space="preserve">.</w:t>
@@ -5587,20 +5608,20 @@
           <w:b/>
           <w:bCs/>
         </w:rPr>
-        <w:t xml:space="preserve">106</w:t>
-      </w:r>
-      <w:r>
-        <w:t xml:space="preserve">, 1466–1471.</w:t>
+        <w:t xml:space="preserve">41</w:t>
+      </w:r>
+      <w:r>
+        <w:t xml:space="preserve">, 4164–4177.</w:t>
       </w:r>
     </w:p>
-    <w:bookmarkEnd w:id="80"/>
-    <w:bookmarkStart w:id="82" w:name="Xa0ed59e67a60f70eb18ca5002eae9247491f774"/>
+    <w:bookmarkEnd w:id="77"/>
+    <w:bookmarkStart w:id="79" w:name="ref-sircarExploitingFibroblastGrowth2023"/>
     <w:p>
       <w:pPr>
         <w:pStyle w:val="Bibliography"/>
       </w:pPr>
       <w:r>
-        <w:t xml:space="preserve">*Nowicka, M., *Hilton, L.K., Ashton-Key, M., Hargreaves, C.E., Lee, C., Foxall, R., Carter, M.J., Beers, S.A., Potter, K.N., Bolen, C.R., Klein, C., Knapp, A., Mir, F., Rose-Zerilli, M., Burton, C., Klapper, W., Scott, D.W., Sehn, L.H., Vitolo, U., Martelli, M., Trneny, M., Rushton, C.K., Slack, G.W., Farinha, P., Strefford, J.C., Oestergaard, M.Z., Morin, R.D., Cragg, M.S.,</w:t>
+        <w:t xml:space="preserve">Sircar, A., Singh, S., Xu-Monette, Z.Y., Coyle, K.M., Hilton, L.K., Chavdoula, E., Ranganathan, P., Jain, N., Hanel, W., Tsichlis, P., Alinari, L., Peterson, B.R., Tao, J., Muthusamy, N., Baiocchi, R., Epperla, N., Young, K.H., Morin, R., Sehgal, L.,</w:t>
       </w:r>
       <w:r>
         <w:t xml:space="preserve"> </w:t>
@@ -5610,7 +5631,7 @@
           <w:b/>
           <w:bCs/>
         </w:rPr>
-        <w:t xml:space="preserve">2021</w:t>
+        <w:t xml:space="preserve">2023</w:t>
       </w:r>
       <w:r>
         <w:t xml:space="preserve">.</w:t>
@@ -5618,60 +5639,60 @@
       <w:r>
         <w:t xml:space="preserve"> </w:t>
       </w:r>
-      <w:hyperlink r:id="rId81">
-        <w:r>
-          <w:rPr>
-            <w:rStyle w:val="Hyperlink"/>
-          </w:rPr>
-          <w:t xml:space="preserve">Prognostic significance of</w:t>
-        </w:r>
-        <w:r>
-          <w:rPr>
-            <w:rStyle w:val="Hyperlink"/>
-          </w:rPr>
-          <w:t xml:space="preserve"> </w:t>
-        </w:r>
-        <w:r>
-          <w:rPr>
-            <w:rStyle w:val="Hyperlink"/>
-          </w:rPr>
-          <w:t xml:space="preserve">FCGR2B</w:t>
-        </w:r>
-        <w:r>
-          <w:rPr>
-            <w:rStyle w:val="Hyperlink"/>
-          </w:rPr>
-          <w:t xml:space="preserve"> </w:t>
-        </w:r>
-        <w:r>
-          <w:rPr>
-            <w:rStyle w:val="Hyperlink"/>
-          </w:rPr>
-          <w:t xml:space="preserve">expression for the response of</w:t>
-        </w:r>
-        <w:r>
-          <w:rPr>
-            <w:rStyle w:val="Hyperlink"/>
-          </w:rPr>
-          <w:t xml:space="preserve"> </w:t>
-        </w:r>
-        <w:r>
-          <w:rPr>
-            <w:rStyle w:val="Hyperlink"/>
-          </w:rPr>
-          <w:t xml:space="preserve">DLBCL</w:t>
-        </w:r>
-        <w:r>
-          <w:rPr>
-            <w:rStyle w:val="Hyperlink"/>
-          </w:rPr>
-          <w:t xml:space="preserve"> </w:t>
-        </w:r>
-        <w:r>
-          <w:rPr>
-            <w:rStyle w:val="Hyperlink"/>
-          </w:rPr>
-          <w:t xml:space="preserve">patients to rituximab or obinutuzumab treatment</w:t>
+      <w:hyperlink r:id="rId78">
+        <w:r>
+          <w:rPr>
+            <w:rStyle w:val="Hyperlink"/>
+          </w:rPr>
+          <w:t xml:space="preserve">Exploiting the fibroblast growth factor receptor-1 vulnerability to therapeutically restrict the</w:t>
+        </w:r>
+        <w:r>
+          <w:rPr>
+            <w:rStyle w:val="Hyperlink"/>
+          </w:rPr>
+          <w:t xml:space="preserve"> </w:t>
+        </w:r>
+        <w:r>
+          <w:rPr>
+            <w:rStyle w:val="Hyperlink"/>
+          </w:rPr>
+          <w:t xml:space="preserve">MYC-EZH2-CDKN1C</w:t>
+        </w:r>
+        <w:r>
+          <w:rPr>
+            <w:rStyle w:val="Hyperlink"/>
+          </w:rPr>
+          <w:t xml:space="preserve"> </w:t>
+        </w:r>
+        <w:r>
+          <w:rPr>
+            <w:rStyle w:val="Hyperlink"/>
+          </w:rPr>
+          <w:t xml:space="preserve">axis-driven proliferation in</w:t>
+        </w:r>
+        <w:r>
+          <w:rPr>
+            <w:rStyle w:val="Hyperlink"/>
+          </w:rPr>
+          <w:t xml:space="preserve"> </w:t>
+        </w:r>
+        <w:r>
+          <w:rPr>
+            <w:rStyle w:val="Hyperlink"/>
+          </w:rPr>
+          <w:t xml:space="preserve">Mantle</w:t>
+        </w:r>
+        <w:r>
+          <w:rPr>
+            <w:rStyle w:val="Hyperlink"/>
+          </w:rPr>
+          <w:t xml:space="preserve"> </w:t>
+        </w:r>
+        <w:r>
+          <w:rPr>
+            <w:rStyle w:val="Hyperlink"/>
+          </w:rPr>
+          <w:t xml:space="preserve">cell lymphoma</w:t>
         </w:r>
       </w:hyperlink>
       <w:r>
@@ -5685,7 +5706,10 @@
           <w:i/>
           <w:iCs/>
         </w:rPr>
-        <w:t xml:space="preserve">Blood Adv.</w:t>
+        <w:t xml:space="preserve">Leukemia</w:t>
+      </w:r>
+      <w:r>
+        <w:t xml:space="preserve">.</w:t>
       </w:r>
       <w:r>
         <w:t xml:space="preserve"> </w:t>
@@ -5695,20 +5719,20 @@
           <w:b/>
           <w:bCs/>
         </w:rPr>
-        <w:t xml:space="preserve">5</w:t>
-      </w:r>
-      <w:r>
-        <w:t xml:space="preserve">, 2945–2957.</w:t>
+        <w:t xml:space="preserve">37</w:t>
+      </w:r>
+      <w:r>
+        <w:t xml:space="preserve">, 2094–2106.</w:t>
       </w:r>
     </w:p>
-    <w:bookmarkEnd w:id="82"/>
-    <w:bookmarkStart w:id="84" w:name="Xd887030b1f87d3103a4a788535b496c74d12ffa"/>
+    <w:bookmarkEnd w:id="79"/>
+    <w:bookmarkStart w:id="81" w:name="ref-thomasGeneticSubgroupsInform2023a"/>
     <w:p>
       <w:pPr>
         <w:pStyle w:val="Bibliography"/>
       </w:pPr>
       <w:r>
-        <w:t xml:space="preserve">Shanmugam, V., Craig, J.W., Hilton, L.K., Nguyen, M.H., Rushton, C.K., Fahimdanesh, K., Lovitch, S., Ferland, B., Scott, D.W., Aster, J.C.,</w:t>
+        <w:t xml:space="preserve">Thomas, N., Dreval, K., Gerhard, D.S., Hilton, L.K., Abramson, J.S., Ambinder, R.F., Barta, S., Bartlett, N.L., Bethony, J., Bhatia, K., Bowen, J., Bryan, A.C., Cesarman, E., Casper, C., Chadburn, A., Cruz, M., Dittmer, D.P., Dyer, M.A., Farinha, P., Gastier-Foster, J.M., Gerrie, A.S., Grande, B.M., Greiner, T., Griner, N.B., Gross, T.G., Harris, N.L., Irvin, J.D., Jaffe, E.S., Henry, D., Huppi, R., Leal, F.E., Lee, M.S., Martin, J.P., Martin, M.-R., Mbulaiteye, S.M., Mitsuyasu, R., Morris, V., Mullighan, C.G., Mungall, A.J., Mungall, K., Mutyaba, I., Nokta, M., Namirembe, C., Noy, A., Ogwang, M.D., Omoding, A., Orem, J., Ott, G., Petrello, H., Pittaluga, S., Phelan, J.D., Ramos, J.C., Ratner, L., Reynolds, S.J., Rubinstein, P.G., Sissolak, G., Slack, G., Soudi, S., Swerdlow, S.H., Traverse-Glehen, A., Wilson, W.H., Wong, J., Yarchoan, R., ZenKlusen, J.C., Marra, M.A., Staudt, L.M., Scott, D.W., Morin, R.D.,</w:t>
       </w:r>
       <w:r>
         <w:t xml:space="preserve"> </w:t>
@@ -5718,7 +5742,7 @@
           <w:b/>
           <w:bCs/>
         </w:rPr>
-        <w:t xml:space="preserve">2021</w:t>
+        <w:t xml:space="preserve">2023</w:t>
       </w:r>
       <w:r>
         <w:t xml:space="preserve">.</w:t>
@@ -5726,102 +5750,36 @@
       <w:r>
         <w:t xml:space="preserve"> </w:t>
       </w:r>
-      <w:hyperlink r:id="rId83">
-        <w:r>
-          <w:rPr>
-            <w:rStyle w:val="Hyperlink"/>
-          </w:rPr>
-          <w:t xml:space="preserve">Notch activation is pervasive in</w:t>
-        </w:r>
-        <w:r>
-          <w:rPr>
-            <w:rStyle w:val="Hyperlink"/>
-          </w:rPr>
-          <w:t xml:space="preserve"> </w:t>
-        </w:r>
-        <w:r>
-          <w:rPr>
-            <w:rStyle w:val="Hyperlink"/>
-          </w:rPr>
-          <w:t xml:space="preserve">SMZL</w:t>
-        </w:r>
-        <w:r>
-          <w:rPr>
-            <w:rStyle w:val="Hyperlink"/>
-          </w:rPr>
-          <w:t xml:space="preserve"> </w:t>
-        </w:r>
-        <w:r>
-          <w:rPr>
-            <w:rStyle w:val="Hyperlink"/>
-          </w:rPr>
-          <w:t xml:space="preserve">and uncommon in</w:t>
-        </w:r>
-        <w:r>
-          <w:rPr>
-            <w:rStyle w:val="Hyperlink"/>
-          </w:rPr>
-          <w:t xml:space="preserve"> </w:t>
-        </w:r>
-        <w:r>
-          <w:rPr>
-            <w:rStyle w:val="Hyperlink"/>
-          </w:rPr>
-          <w:t xml:space="preserve">DLBCL</w:t>
-        </w:r>
-        <w:r>
-          <w:rPr>
-            <w:rStyle w:val="Hyperlink"/>
-          </w:rPr>
-          <w:t xml:space="preserve">: Implications for</w:t>
-        </w:r>
-        <w:r>
-          <w:rPr>
-            <w:rStyle w:val="Hyperlink"/>
-          </w:rPr>
-          <w:t xml:space="preserve"> </w:t>
-        </w:r>
-        <w:r>
-          <w:rPr>
-            <w:rStyle w:val="Hyperlink"/>
-          </w:rPr>
-          <w:t xml:space="preserve">Notch</w:t>
-        </w:r>
-        <w:r>
-          <w:rPr>
-            <w:rStyle w:val="Hyperlink"/>
-          </w:rPr>
-          <w:t xml:space="preserve"> </w:t>
-        </w:r>
-        <w:r>
-          <w:rPr>
-            <w:rStyle w:val="Hyperlink"/>
-          </w:rPr>
-          <w:t xml:space="preserve">signaling in</w:t>
-        </w:r>
-        <w:r>
-          <w:rPr>
-            <w:rStyle w:val="Hyperlink"/>
-          </w:rPr>
-          <w:t xml:space="preserve"> </w:t>
-        </w:r>
-        <w:r>
-          <w:rPr>
-            <w:rStyle w:val="Hyperlink"/>
-          </w:rPr>
-          <w:t xml:space="preserve">B-cell</w:t>
-        </w:r>
-        <w:r>
-          <w:rPr>
-            <w:rStyle w:val="Hyperlink"/>
-          </w:rPr>
-          <w:t xml:space="preserve"> </w:t>
-        </w:r>
-        <w:r>
-          <w:rPr>
-            <w:rStyle w:val="Hyperlink"/>
-          </w:rPr>
-          <w:t xml:space="preserve">tumors</w:t>
+      <w:hyperlink r:id="rId80">
+        <w:r>
+          <w:rPr>
+            <w:rStyle w:val="Hyperlink"/>
+          </w:rPr>
+          <w:t xml:space="preserve">Genetic subgroups inform on pathobiology in adult and pediatric</w:t>
+        </w:r>
+        <w:r>
+          <w:rPr>
+            <w:rStyle w:val="Hyperlink"/>
+          </w:rPr>
+          <w:t xml:space="preserve"> </w:t>
+        </w:r>
+        <w:r>
+          <w:rPr>
+            <w:rStyle w:val="Hyperlink"/>
+          </w:rPr>
+          <w:t xml:space="preserve">Burkitt</w:t>
+        </w:r>
+        <w:r>
+          <w:rPr>
+            <w:rStyle w:val="Hyperlink"/>
+          </w:rPr>
+          <w:t xml:space="preserve"> </w:t>
+        </w:r>
+        <w:r>
+          <w:rPr>
+            <w:rStyle w:val="Hyperlink"/>
+          </w:rPr>
+          <w:t xml:space="preserve">lymphoma</w:t>
         </w:r>
       </w:hyperlink>
       <w:r>
@@ -5835,7 +5793,10 @@
           <w:i/>
           <w:iCs/>
         </w:rPr>
-        <w:t xml:space="preserve">Blood Adv.</w:t>
+        <w:t xml:space="preserve">Blood</w:t>
+      </w:r>
+      <w:r>
+        <w:t xml:space="preserve">.</w:t>
       </w:r>
       <w:r>
         <w:t xml:space="preserve"> </w:t>
@@ -5845,20 +5806,20 @@
           <w:b/>
           <w:bCs/>
         </w:rPr>
-        <w:t xml:space="preserve">5</w:t>
-      </w:r>
-      <w:r>
-        <w:t xml:space="preserve">, 71–83.</w:t>
+        <w:t xml:space="preserve">141</w:t>
+      </w:r>
+      <w:r>
+        <w:t xml:space="preserve">, 904–916.</w:t>
       </w:r>
     </w:p>
-    <w:bookmarkEnd w:id="84"/>
-    <w:bookmarkStart w:id="86" w:name="X6815d1c365391e6fe035ea163c6290d175bdad1"/>
+    <w:bookmarkEnd w:id="81"/>
+    <w:bookmarkStart w:id="83" w:name="Xd290968e7544643efbba963dbedc747d29d7278"/>
     <w:p>
       <w:pPr>
         <w:pStyle w:val="Bibliography"/>
       </w:pPr>
       <w:r>
-        <w:t xml:space="preserve">*Jiang, A., *Hilton, L.K., Tang, J., Rushton, C.K., Grande, B.M., Scott, D.W., Morin, R.D.,</w:t>
+        <w:t xml:space="preserve">Alduaij, W., Hilton, L.K., Al Moosawi, M., Ben-Neriah, S., Meissner, B., Boyle, M., Mekwunye, K., Scott, D.W., Leitch, H.A., Craig, J.W.,</w:t>
       </w:r>
       <w:r>
         <w:t xml:space="preserve"> </w:t>
@@ -5868,7 +5829,7 @@
           <w:b/>
           <w:bCs/>
         </w:rPr>
-        <w:t xml:space="preserve">2020</w:t>
+        <w:t xml:space="preserve">2022</w:t>
       </w:r>
       <w:r>
         <w:t xml:space="preserve">.</w:t>
@@ -5876,42 +5837,48 @@
       <w:r>
         <w:t xml:space="preserve"> </w:t>
       </w:r>
-      <w:hyperlink r:id="rId85">
-        <w:r>
-          <w:rPr>
-            <w:rStyle w:val="Hyperlink"/>
-          </w:rPr>
-          <w:t xml:space="preserve">PRPS-ST</w:t>
-        </w:r>
-        <w:r>
-          <w:rPr>
-            <w:rStyle w:val="Hyperlink"/>
-          </w:rPr>
-          <w:t xml:space="preserve">:</w:t>
-        </w:r>
-        <w:r>
-          <w:rPr>
-            <w:rStyle w:val="Hyperlink"/>
-          </w:rPr>
-          <w:t xml:space="preserve"> </w:t>
-        </w:r>
-        <w:r>
-          <w:rPr>
-            <w:rStyle w:val="Hyperlink"/>
-          </w:rPr>
-          <w:t xml:space="preserve">A</w:t>
-        </w:r>
-        <w:r>
-          <w:rPr>
-            <w:rStyle w:val="Hyperlink"/>
-          </w:rPr>
-          <w:t xml:space="preserve"> </w:t>
-        </w:r>
-        <w:r>
-          <w:rPr>
-            <w:rStyle w:val="Hyperlink"/>
-          </w:rPr>
-          <w:t xml:space="preserve">protocol-agnostic self-training method for gene expression-based classification of blood cancers</w:t>
+      <w:hyperlink r:id="rId82">
+        <w:r>
+          <w:rPr>
+            <w:rStyle w:val="Hyperlink"/>
+          </w:rPr>
+          <w:t xml:space="preserve">Concurrent</w:t>
+        </w:r>
+        <w:r>
+          <w:rPr>
+            <w:rStyle w:val="Hyperlink"/>
+          </w:rPr>
+          <w:t xml:space="preserve"> </w:t>
+        </w:r>
+        <w:r>
+          <w:rPr>
+            <w:rStyle w:val="Hyperlink"/>
+          </w:rPr>
+          <w:t xml:space="preserve">Composite Lymphomas Collectively Bearing Three Diagnostic Entities</w:t>
+        </w:r>
+        <w:r>
+          <w:rPr>
+            <w:rStyle w:val="Hyperlink"/>
+          </w:rPr>
+          <w:t xml:space="preserve"> </w:t>
+        </w:r>
+        <w:r>
+          <w:rPr>
+            <w:rStyle w:val="Hyperlink"/>
+          </w:rPr>
+          <w:t xml:space="preserve">of</w:t>
+        </w:r>
+        <w:r>
+          <w:rPr>
+            <w:rStyle w:val="Hyperlink"/>
+          </w:rPr>
+          <w:t xml:space="preserve"> </w:t>
+        </w:r>
+        <w:r>
+          <w:rPr>
+            <w:rStyle w:val="Hyperlink"/>
+          </w:rPr>
+          <w:t xml:space="preserve">Shared Clonal Origin</w:t>
         </w:r>
       </w:hyperlink>
       <w:r>
@@ -5925,7 +5892,7 @@
           <w:i/>
           <w:iCs/>
         </w:rPr>
-        <w:t xml:space="preserve">Blood Cancer Discov</w:t>
+        <w:t xml:space="preserve">Hemasphere</w:t>
       </w:r>
       <w:r>
         <w:t xml:space="preserve">.</w:t>
@@ -5938,20 +5905,20 @@
           <w:b/>
           <w:bCs/>
         </w:rPr>
-        <w:t xml:space="preserve">1</w:t>
-      </w:r>
-      <w:r>
-        <w:t xml:space="preserve">, 244–257.</w:t>
+        <w:t xml:space="preserve">6</w:t>
+      </w:r>
+      <w:r>
+        <w:t xml:space="preserve">, e705.</w:t>
       </w:r>
     </w:p>
-    <w:bookmarkEnd w:id="86"/>
-    <w:bookmarkStart w:id="88" w:name="X9abb94cda068b2e713a9e6eaffbca41e3fa4d4e"/>
+    <w:bookmarkEnd w:id="83"/>
+    <w:bookmarkStart w:id="85" w:name="Xa85e797e6dfc9e84af2980be73098aa9c381837"/>
     <w:p>
       <w:pPr>
         <w:pStyle w:val="Bibliography"/>
       </w:pPr>
       <w:r>
-        <w:t xml:space="preserve">Rushton, C.K., Arthur, S.E., Alcaide, M., Cheung, M., Jiang, A., Coyle, K.M., Cleary, K.L.S., Thomas, N., Hilton, L.K., Michaud, N., Daigle, S., Davidson, J., Bushell, K., Yu, S., Rys, R.N., Jain, M., Shepherd, L., Marra, M.A., Kuruvilla, J., Crump, M., Mann, K., Assouline, S., Connors, J.M., Steidl, C., Cragg, M.S., Scott, D.W., Johnson, N.A., Morin, R.D.,</w:t>
+        <w:t xml:space="preserve">Bal, E., Kumar, R., Hadigol, M., Holmes, A.B., Hilton, L.K., Loh, J.W., Dreval, K., Wong, J.C.H., Vlasevska, S., Corinaldesi, C., Soni, R.K., Basso, K., Morin, R.D., Khiabanian, H., Pasqualucci, L., Dalla-Favera, R.,</w:t>
       </w:r>
       <w:r>
         <w:t xml:space="preserve"> </w:t>
@@ -5961,7 +5928,7 @@
           <w:b/>
           <w:bCs/>
         </w:rPr>
-        <w:t xml:space="preserve">2020</w:t>
+        <w:t xml:space="preserve">2022</w:t>
       </w:r>
       <w:r>
         <w:t xml:space="preserve">.</w:t>
@@ -5969,36 +5936,36 @@
       <w:r>
         <w:t xml:space="preserve"> </w:t>
       </w:r>
-      <w:hyperlink r:id="rId87">
-        <w:r>
-          <w:rPr>
-            <w:rStyle w:val="Hyperlink"/>
-          </w:rPr>
-          <w:t xml:space="preserve">Genetic and evolutionary patterns of treatment resistance in relapsed</w:t>
-        </w:r>
-        <w:r>
-          <w:rPr>
-            <w:rStyle w:val="Hyperlink"/>
-          </w:rPr>
-          <w:t xml:space="preserve"> </w:t>
-        </w:r>
-        <w:r>
-          <w:rPr>
-            <w:rStyle w:val="Hyperlink"/>
-          </w:rPr>
-          <w:t xml:space="preserve">B-cell</w:t>
-        </w:r>
-        <w:r>
-          <w:rPr>
-            <w:rStyle w:val="Hyperlink"/>
-          </w:rPr>
-          <w:t xml:space="preserve"> </w:t>
-        </w:r>
-        <w:r>
-          <w:rPr>
-            <w:rStyle w:val="Hyperlink"/>
-          </w:rPr>
-          <w:t xml:space="preserve">lymphoma</w:t>
+      <w:hyperlink r:id="rId84">
+        <w:r>
+          <w:rPr>
+            <w:rStyle w:val="Hyperlink"/>
+          </w:rPr>
+          <w:t xml:space="preserve">Super-enhancer hypermutation alters oncogene expression in</w:t>
+        </w:r>
+        <w:r>
+          <w:rPr>
+            <w:rStyle w:val="Hyperlink"/>
+          </w:rPr>
+          <w:t xml:space="preserve"> </w:t>
+        </w:r>
+        <w:r>
+          <w:rPr>
+            <w:rStyle w:val="Hyperlink"/>
+          </w:rPr>
+          <w:t xml:space="preserve">B</w:t>
+        </w:r>
+        <w:r>
+          <w:rPr>
+            <w:rStyle w:val="Hyperlink"/>
+          </w:rPr>
+          <w:t xml:space="preserve"> </w:t>
+        </w:r>
+        <w:r>
+          <w:rPr>
+            <w:rStyle w:val="Hyperlink"/>
+          </w:rPr>
+          <w:t xml:space="preserve">cell lymphoma</w:t>
         </w:r>
       </w:hyperlink>
       <w:r>
@@ -6012,7 +5979,7 @@
           <w:i/>
           <w:iCs/>
         </w:rPr>
-        <w:t xml:space="preserve">Blood Adv</w:t>
+        <w:t xml:space="preserve">Nature</w:t>
       </w:r>
       <w:r>
         <w:t xml:space="preserve">.</w:t>
@@ -6025,20 +5992,20 @@
           <w:b/>
           <w:bCs/>
         </w:rPr>
-        <w:t xml:space="preserve">4</w:t>
-      </w:r>
-      <w:r>
-        <w:t xml:space="preserve">, 2886–2898.</w:t>
+        <w:t xml:space="preserve">607</w:t>
+      </w:r>
+      <w:r>
+        <w:t xml:space="preserve">, 808–815.</w:t>
       </w:r>
     </w:p>
-    <w:bookmarkEnd w:id="88"/>
-    <w:bookmarkStart w:id="90" w:name="Xfbcc6842c50fe1c052eaf421eec16a8cef21b89"/>
+    <w:bookmarkEnd w:id="85"/>
+    <w:bookmarkStart w:id="87" w:name="ref-wangSinglecellProfilingReveals2022"/>
     <w:p>
       <w:pPr>
         <w:pStyle w:val="Bibliography"/>
       </w:pPr>
       <w:r>
-        <w:t xml:space="preserve">Hilton, L.K., Tang, J., Ben-Neriah, S., Alcaide, M., Jiang, A., Grande, B.M., Rushton, C.K., Boyle, M., Meissner, B., Scott, D.W., Morin, R.D.,</w:t>
+        <w:t xml:space="preserve">Wang, X., Nissen, M., Gracias, D., Kusakabe, M., Simkin, G., Jiang, A., Duns, G., Sarkozy, C., Hilton, L., Chavez, E.A., Segat, G.C., Wong, R., Kim, J., Aoki, T., Islam, R., May, C., Hung, S., Tyshchenko, K., Brinkman, R.R., Hirst, M., Karsan, A., Freeman, C., Sehn, L.H., Morin, R.D., Roth, A.J., Savage, K.J., Craig, J.W., Shah, S.P., Steidl, C., Scott, D.W., Weng, A.P.,</w:t>
       </w:r>
       <w:r>
         <w:t xml:space="preserve"> </w:t>
@@ -6048,7 +6015,7 @@
           <w:b/>
           <w:bCs/>
         </w:rPr>
-        <w:t xml:space="preserve">2019</w:t>
+        <w:t xml:space="preserve">2022</w:t>
       </w:r>
       <w:r>
         <w:t xml:space="preserve">.</w:t>
@@ -6056,48 +6023,36 @@
       <w:r>
         <w:t xml:space="preserve"> </w:t>
       </w:r>
-      <w:hyperlink r:id="rId89">
-        <w:r>
-          <w:rPr>
-            <w:rStyle w:val="Hyperlink"/>
-          </w:rPr>
-          <w:t xml:space="preserve">The double-hit signature identifies double-hit diffuse large</w:t>
-        </w:r>
-        <w:r>
-          <w:rPr>
-            <w:rStyle w:val="Hyperlink"/>
-          </w:rPr>
-          <w:t xml:space="preserve"> </w:t>
-        </w:r>
-        <w:r>
-          <w:rPr>
-            <w:rStyle w:val="Hyperlink"/>
-          </w:rPr>
-          <w:t xml:space="preserve">B-cell</w:t>
-        </w:r>
-        <w:r>
-          <w:rPr>
-            <w:rStyle w:val="Hyperlink"/>
-          </w:rPr>
-          <w:t xml:space="preserve"> </w:t>
-        </w:r>
-        <w:r>
-          <w:rPr>
-            <w:rStyle w:val="Hyperlink"/>
-          </w:rPr>
-          <w:t xml:space="preserve">lymphoma with genetic events cryptic to</w:t>
-        </w:r>
-        <w:r>
-          <w:rPr>
-            <w:rStyle w:val="Hyperlink"/>
-          </w:rPr>
-          <w:t xml:space="preserve"> </w:t>
-        </w:r>
-        <w:r>
-          <w:rPr>
-            <w:rStyle w:val="Hyperlink"/>
-          </w:rPr>
-          <w:t xml:space="preserve">FISH</w:t>
+      <w:hyperlink r:id="rId86">
+        <w:r>
+          <w:rPr>
+            <w:rStyle w:val="Hyperlink"/>
+          </w:rPr>
+          <w:t xml:space="preserve">Single-cell profiling reveals a memory</w:t>
+        </w:r>
+        <w:r>
+          <w:rPr>
+            <w:rStyle w:val="Hyperlink"/>
+          </w:rPr>
+          <w:t xml:space="preserve"> </w:t>
+        </w:r>
+        <w:r>
+          <w:rPr>
+            <w:rStyle w:val="Hyperlink"/>
+          </w:rPr>
+          <w:t xml:space="preserve">B</w:t>
+        </w:r>
+        <w:r>
+          <w:rPr>
+            <w:rStyle w:val="Hyperlink"/>
+          </w:rPr>
+          <w:t xml:space="preserve"> </w:t>
+        </w:r>
+        <w:r>
+          <w:rPr>
+            <w:rStyle w:val="Hyperlink"/>
+          </w:rPr>
+          <w:t xml:space="preserve">cell-like subtype of follicular lymphoma with increased transformation risk</w:t>
         </w:r>
       </w:hyperlink>
       <w:r>
@@ -6111,7 +6066,7 @@
           <w:i/>
           <w:iCs/>
         </w:rPr>
-        <w:t xml:space="preserve">Blood</w:t>
+        <w:t xml:space="preserve">Nat Commun</w:t>
       </w:r>
       <w:r>
         <w:t xml:space="preserve">.</w:t>
@@ -6124,20 +6079,20 @@
           <w:b/>
           <w:bCs/>
         </w:rPr>
-        <w:t xml:space="preserve">134</w:t>
-      </w:r>
-      <w:r>
-        <w:t xml:space="preserve">, 1528–1532.</w:t>
+        <w:t xml:space="preserve">13</w:t>
+      </w:r>
+      <w:r>
+        <w:t xml:space="preserve">, 6772.</w:t>
       </w:r>
     </w:p>
-    <w:bookmarkEnd w:id="90"/>
-    <w:bookmarkStart w:id="92" w:name="X16cb4ddcaa4a56e93a5eb7b3f29598a9c736fcf"/>
+    <w:bookmarkEnd w:id="87"/>
+    <w:bookmarkStart w:id="89" w:name="ref-dunsCharacterizationDLBCLPMBL2021"/>
     <w:p>
       <w:pPr>
         <w:pStyle w:val="Bibliography"/>
       </w:pPr>
       <w:r>
-        <w:t xml:space="preserve">Arthur, S.E., Jiang, A., Grande, B.M., Alcaide, M., Cojocaru, R., Rushton, C.K., Mottok, A., Hilton, L.K., Lat, P.K., Zhao, E.Y., Culibrk, L., Ennishi, D., Jessa, S., Chong, L., Thomas, N., Pararajalingam, P., Meissner, B., Boyle, M., Davidson, J., Bushell, K.R., Lai, D., Farinha, P., Slack, G.W., Morin, G.B., Shah, S., Sen, D., Jones, S.J.M., Mungall, A.J., Gascoyne, R.D., Audas, T.E., Unrau, P., Marra, M.A., Connors, J.M., Steidl, C., Scott, D.W., Morin, R.D.,</w:t>
+        <w:t xml:space="preserve">Duns, G., Viganò, E., Ennishi, D., Sarkozy, C., Hung, S.S., Chavez, E., Takata, K., Rushton, C., Jiang, A., Ben-Neriah, S., Woolcock, B.W., Slack, G.W., Hsi, E.D., Craig, J.W., Hilton, L.K., Shah, S.P., Farinha, P., Mottok, A., Gascoyne, R.D., Morin, R.D., Savage, K.J., Scott, D.W., Steidl, C.,</w:t>
       </w:r>
       <w:r>
         <w:t xml:space="preserve"> </w:t>
@@ -6147,7 +6102,7 @@
           <w:b/>
           <w:bCs/>
         </w:rPr>
-        <w:t xml:space="preserve">2018</w:t>
+        <w:t xml:space="preserve">2021</w:t>
       </w:r>
       <w:r>
         <w:t xml:space="preserve">.</w:t>
@@ -6155,36 +6110,60 @@
       <w:r>
         <w:t xml:space="preserve"> </w:t>
       </w:r>
-      <w:hyperlink r:id="rId91">
-        <w:r>
-          <w:rPr>
-            <w:rStyle w:val="Hyperlink"/>
-          </w:rPr>
-          <w:t xml:space="preserve">Genome-wide discovery of somatic regulatory variants in diffuse large</w:t>
-        </w:r>
-        <w:r>
-          <w:rPr>
-            <w:rStyle w:val="Hyperlink"/>
-          </w:rPr>
-          <w:t xml:space="preserve"> </w:t>
-        </w:r>
-        <w:r>
-          <w:rPr>
-            <w:rStyle w:val="Hyperlink"/>
-          </w:rPr>
-          <w:t xml:space="preserve">B-cell</w:t>
-        </w:r>
-        <w:r>
-          <w:rPr>
-            <w:rStyle w:val="Hyperlink"/>
-          </w:rPr>
-          <w:t xml:space="preserve"> </w:t>
-        </w:r>
-        <w:r>
-          <w:rPr>
-            <w:rStyle w:val="Hyperlink"/>
-          </w:rPr>
-          <w:t xml:space="preserve">lymphoma</w:t>
+      <w:hyperlink r:id="rId88">
+        <w:r>
+          <w:rPr>
+            <w:rStyle w:val="Hyperlink"/>
+          </w:rPr>
+          <w:t xml:space="preserve">Characterization of</w:t>
+        </w:r>
+        <w:r>
+          <w:rPr>
+            <w:rStyle w:val="Hyperlink"/>
+          </w:rPr>
+          <w:t xml:space="preserve"> </w:t>
+        </w:r>
+        <w:r>
+          <w:rPr>
+            <w:rStyle w:val="Hyperlink"/>
+          </w:rPr>
+          <w:t xml:space="preserve">DLBCL</w:t>
+        </w:r>
+        <w:r>
+          <w:rPr>
+            <w:rStyle w:val="Hyperlink"/>
+          </w:rPr>
+          <w:t xml:space="preserve"> </w:t>
+        </w:r>
+        <w:r>
+          <w:rPr>
+            <w:rStyle w:val="Hyperlink"/>
+          </w:rPr>
+          <w:t xml:space="preserve">with a</w:t>
+        </w:r>
+        <w:r>
+          <w:rPr>
+            <w:rStyle w:val="Hyperlink"/>
+          </w:rPr>
+          <w:t xml:space="preserve"> </w:t>
+        </w:r>
+        <w:r>
+          <w:rPr>
+            <w:rStyle w:val="Hyperlink"/>
+          </w:rPr>
+          <w:t xml:space="preserve">PMBL</w:t>
+        </w:r>
+        <w:r>
+          <w:rPr>
+            <w:rStyle w:val="Hyperlink"/>
+          </w:rPr>
+          <w:t xml:space="preserve"> </w:t>
+        </w:r>
+        <w:r>
+          <w:rPr>
+            <w:rStyle w:val="Hyperlink"/>
+          </w:rPr>
+          <w:t xml:space="preserve">gene expression signature</w:t>
         </w:r>
       </w:hyperlink>
       <w:r>
@@ -6198,7 +6177,7 @@
           <w:i/>
           <w:iCs/>
         </w:rPr>
-        <w:t xml:space="preserve">Nat Commun</w:t>
+        <w:t xml:space="preserve">Blood</w:t>
       </w:r>
       <w:r>
         <w:t xml:space="preserve">.</w:t>
@@ -6211,20 +6190,20 @@
           <w:b/>
           <w:bCs/>
         </w:rPr>
-        <w:t xml:space="preserve">9</w:t>
-      </w:r>
-      <w:r>
-        <w:t xml:space="preserve">, 4001.</w:t>
+        <w:t xml:space="preserve">138</w:t>
+      </w:r>
+      <w:r>
+        <w:t xml:space="preserve">, 136–148.</w:t>
       </w:r>
     </w:p>
-    <w:bookmarkEnd w:id="92"/>
-    <w:bookmarkStart w:id="94" w:name="ref-hiltonForwardGeneticScreen2016"/>
+    <w:bookmarkEnd w:id="89"/>
+    <w:bookmarkStart w:id="91" w:name="X216cf6bebd39b769f47d7a2afe2207aa5a2501f"/>
     <w:p>
       <w:pPr>
         <w:pStyle w:val="Bibliography"/>
       </w:pPr>
       <w:r>
-        <w:t xml:space="preserve">Hilton, L.K., Meili, F., Buckoll, P.D., Rodriguez-Pike, J.C., Choutka, C.P., Kirschner, J.A., Warner, F., Lethan, M., Garces, F.A., Qi, J., Quarmby, L.M.,</w:t>
+        <w:t xml:space="preserve">Isaev, K., Ennishi, D., Hilton, L., Skinnider, B., Mungall, K.L., Mungall, A.J., Bakhtiari, M., Tremblay-LeMay, R., Silva, A., Ben-Neriah, S., Boyle, M., Villa, D., Marra, M.A., Steidl, C., Gascoyne, R.D., Morin, R., Savage, K.J., Scott, D.W., Kridel, R.,</w:t>
       </w:r>
       <w:r>
         <w:t xml:space="preserve"> </w:t>
@@ -6234,7 +6213,7 @@
           <w:b/>
           <w:bCs/>
         </w:rPr>
-        <w:t xml:space="preserve">2016</w:t>
+        <w:t xml:space="preserve">2021</w:t>
       </w:r>
       <w:r>
         <w:t xml:space="preserve">.</w:t>
@@ -6242,138 +6221,36 @@
       <w:r>
         <w:t xml:space="preserve"> </w:t>
       </w:r>
-      <w:hyperlink r:id="rId93">
-        <w:r>
-          <w:rPr>
-            <w:rStyle w:val="Hyperlink"/>
-          </w:rPr>
-          <w:t xml:space="preserve">A</w:t>
-        </w:r>
-        <w:r>
-          <w:rPr>
-            <w:rStyle w:val="Hyperlink"/>
-          </w:rPr>
-          <w:t xml:space="preserve"> </w:t>
-        </w:r>
-        <w:r>
-          <w:rPr>
-            <w:rStyle w:val="Hyperlink"/>
-          </w:rPr>
-          <w:t xml:space="preserve">Forward Genetic Screen</w:t>
-        </w:r>
-        <w:r>
-          <w:rPr>
-            <w:rStyle w:val="Hyperlink"/>
-          </w:rPr>
-          <w:t xml:space="preserve"> </w:t>
-        </w:r>
-        <w:r>
-          <w:rPr>
-            <w:rStyle w:val="Hyperlink"/>
-          </w:rPr>
-          <w:t xml:space="preserve">and</w:t>
-        </w:r>
-        <w:r>
-          <w:rPr>
-            <w:rStyle w:val="Hyperlink"/>
-          </w:rPr>
-          <w:t xml:space="preserve"> </w:t>
-        </w:r>
-        <w:r>
-          <w:rPr>
-            <w:rStyle w:val="Hyperlink"/>
-          </w:rPr>
-          <w:t xml:space="preserve">Whole Genome Sequencing Identify Deflagellation Defective Mutants</w:t>
-        </w:r>
-        <w:r>
-          <w:rPr>
-            <w:rStyle w:val="Hyperlink"/>
-          </w:rPr>
-          <w:t xml:space="preserve"> </w:t>
-        </w:r>
-        <w:r>
-          <w:rPr>
-            <w:rStyle w:val="Hyperlink"/>
-          </w:rPr>
-          <w:t xml:space="preserve">in</w:t>
-        </w:r>
-        <w:r>
-          <w:rPr>
-            <w:rStyle w:val="Hyperlink"/>
-          </w:rPr>
-          <w:t xml:space="preserve"> </w:t>
-        </w:r>
-        <w:r>
-          <w:rPr>
-            <w:rStyle w:val="Hyperlink"/>
-          </w:rPr>
-          <w:t xml:space="preserve">Chlamydomonas</w:t>
-        </w:r>
-        <w:r>
-          <w:rPr>
-            <w:rStyle w:val="Hyperlink"/>
-          </w:rPr>
-          <w:t xml:space="preserve">,</w:t>
-        </w:r>
-        <w:r>
-          <w:rPr>
-            <w:rStyle w:val="Hyperlink"/>
-          </w:rPr>
-          <w:t xml:space="preserve"> </w:t>
-        </w:r>
-        <w:r>
-          <w:rPr>
-            <w:rStyle w:val="Hyperlink"/>
-          </w:rPr>
-          <w:t xml:space="preserve">Including Assignment</w:t>
-        </w:r>
-        <w:r>
-          <w:rPr>
-            <w:rStyle w:val="Hyperlink"/>
-          </w:rPr>
-          <w:t xml:space="preserve"> </w:t>
-        </w:r>
-        <w:r>
-          <w:rPr>
-            <w:rStyle w:val="Hyperlink"/>
-          </w:rPr>
-          <w:t xml:space="preserve">of</w:t>
-        </w:r>
-        <w:r>
-          <w:rPr>
-            <w:rStyle w:val="Hyperlink"/>
-          </w:rPr>
-          <w:t xml:space="preserve"> </w:t>
-        </w:r>
-        <w:r>
-          <w:rPr>
-            <w:rStyle w:val="Hyperlink"/>
-          </w:rPr>
-          <w:t xml:space="preserve">ADF1</w:t>
-        </w:r>
-        <w:r>
-          <w:rPr>
-            <w:rStyle w:val="Hyperlink"/>
-          </w:rPr>
-          <w:t xml:space="preserve"> </w:t>
-        </w:r>
-        <w:r>
-          <w:rPr>
-            <w:rStyle w:val="Hyperlink"/>
-          </w:rPr>
-          <w:t xml:space="preserve">as a</w:t>
-        </w:r>
-        <w:r>
-          <w:rPr>
-            <w:rStyle w:val="Hyperlink"/>
-          </w:rPr>
-          <w:t xml:space="preserve"> </w:t>
-        </w:r>
-        <w:r>
-          <w:rPr>
-            <w:rStyle w:val="Hyperlink"/>
-          </w:rPr>
-          <w:t xml:space="preserve">TRP Channel</w:t>
+      <w:hyperlink r:id="rId90">
+        <w:r>
+          <w:rPr>
+            <w:rStyle w:val="Hyperlink"/>
+          </w:rPr>
+          <w:t xml:space="preserve">Molecular attributes underlying central nervous system and systemic relapse in diffuse large</w:t>
+        </w:r>
+        <w:r>
+          <w:rPr>
+            <w:rStyle w:val="Hyperlink"/>
+          </w:rPr>
+          <w:t xml:space="preserve"> </w:t>
+        </w:r>
+        <w:r>
+          <w:rPr>
+            <w:rStyle w:val="Hyperlink"/>
+          </w:rPr>
+          <w:t xml:space="preserve">B-cell</w:t>
+        </w:r>
+        <w:r>
+          <w:rPr>
+            <w:rStyle w:val="Hyperlink"/>
+          </w:rPr>
+          <w:t xml:space="preserve"> </w:t>
+        </w:r>
+        <w:r>
+          <w:rPr>
+            <w:rStyle w:val="Hyperlink"/>
+          </w:rPr>
+          <w:t xml:space="preserve">lymphoma</w:t>
         </w:r>
       </w:hyperlink>
       <w:r>
@@ -6387,7 +6264,7 @@
           <w:i/>
           <w:iCs/>
         </w:rPr>
-        <w:t xml:space="preserve">G3 (Bethesda)</w:t>
+        <w:t xml:space="preserve">Haematologica</w:t>
       </w:r>
       <w:r>
         <w:t xml:space="preserve">.</w:t>
@@ -6400,20 +6277,20 @@
           <w:b/>
           <w:bCs/>
         </w:rPr>
-        <w:t xml:space="preserve">6</w:t>
-      </w:r>
-      <w:r>
-        <w:t xml:space="preserve">, 3409–3418.</w:t>
+        <w:t xml:space="preserve">106</w:t>
+      </w:r>
+      <w:r>
+        <w:t xml:space="preserve">, 1466–1471.</w:t>
       </w:r>
     </w:p>
-    <w:bookmarkEnd w:id="94"/>
-    <w:bookmarkStart w:id="96" w:name="ref-hiltonKinasesLF4CNK22013"/>
+    <w:bookmarkEnd w:id="91"/>
+    <w:bookmarkStart w:id="93" w:name="Xa0ed59e67a60f70eb18ca5002eae9247491f774"/>
     <w:p>
       <w:pPr>
         <w:pStyle w:val="Bibliography"/>
       </w:pPr>
       <w:r>
-        <w:t xml:space="preserve">Hilton, L.K., Gunawardane, K., Kim, J.W., Schwarz, M.C., Quarmby, L.M.,</w:t>
+        <w:t xml:space="preserve">*Nowicka, M., *Hilton, L.K., Ashton-Key, M., Hargreaves, C.E., Lee, C., Foxall, R., Carter, M.J., Beers, S.A., Potter, K.N., Bolen, C.R., Klein, C., Knapp, A., Mir, F., Rose-Zerilli, M., Burton, C., Klapper, W., Scott, D.W., Sehn, L.H., Vitolo, U., Martelli, M., Trneny, M., Rushton, C.K., Slack, G.W., Farinha, P., Strefford, J.C., Oestergaard, M.Z., Morin, R.D., Cragg, M.S.,</w:t>
       </w:r>
       <w:r>
         <w:t xml:space="preserve"> </w:t>
@@ -6423,7 +6300,7 @@
           <w:b/>
           <w:bCs/>
         </w:rPr>
-        <w:t xml:space="preserve">2013</w:t>
+        <w:t xml:space="preserve">2021</w:t>
       </w:r>
       <w:r>
         <w:t xml:space="preserve">.</w:t>
@@ -6431,60 +6308,60 @@
       <w:r>
         <w:t xml:space="preserve"> </w:t>
       </w:r>
-      <w:hyperlink r:id="rId95">
-        <w:r>
-          <w:rPr>
-            <w:rStyle w:val="Hyperlink"/>
-          </w:rPr>
-          <w:t xml:space="preserve">The kinases</w:t>
-        </w:r>
-        <w:r>
-          <w:rPr>
-            <w:rStyle w:val="Hyperlink"/>
-          </w:rPr>
-          <w:t xml:space="preserve"> </w:t>
-        </w:r>
-        <w:r>
-          <w:rPr>
-            <w:rStyle w:val="Hyperlink"/>
-          </w:rPr>
-          <w:t xml:space="preserve">LF4</w:t>
-        </w:r>
-        <w:r>
-          <w:rPr>
-            <w:rStyle w:val="Hyperlink"/>
-          </w:rPr>
-          <w:t xml:space="preserve"> </w:t>
-        </w:r>
-        <w:r>
-          <w:rPr>
-            <w:rStyle w:val="Hyperlink"/>
-          </w:rPr>
-          <w:t xml:space="preserve">and</w:t>
-        </w:r>
-        <w:r>
-          <w:rPr>
-            <w:rStyle w:val="Hyperlink"/>
-          </w:rPr>
-          <w:t xml:space="preserve"> </w:t>
-        </w:r>
-        <w:r>
-          <w:rPr>
-            <w:rStyle w:val="Hyperlink"/>
-          </w:rPr>
-          <w:t xml:space="preserve">CNK2</w:t>
-        </w:r>
-        <w:r>
-          <w:rPr>
-            <w:rStyle w:val="Hyperlink"/>
-          </w:rPr>
-          <w:t xml:space="preserve"> </w:t>
-        </w:r>
-        <w:r>
-          <w:rPr>
-            <w:rStyle w:val="Hyperlink"/>
-          </w:rPr>
-          <w:t xml:space="preserve">control ciliary length by feedback regulation of assembly and disassembly rates</w:t>
+      <w:hyperlink r:id="rId92">
+        <w:r>
+          <w:rPr>
+            <w:rStyle w:val="Hyperlink"/>
+          </w:rPr>
+          <w:t xml:space="preserve">Prognostic significance of</w:t>
+        </w:r>
+        <w:r>
+          <w:rPr>
+            <w:rStyle w:val="Hyperlink"/>
+          </w:rPr>
+          <w:t xml:space="preserve"> </w:t>
+        </w:r>
+        <w:r>
+          <w:rPr>
+            <w:rStyle w:val="Hyperlink"/>
+          </w:rPr>
+          <w:t xml:space="preserve">FCGR2B</w:t>
+        </w:r>
+        <w:r>
+          <w:rPr>
+            <w:rStyle w:val="Hyperlink"/>
+          </w:rPr>
+          <w:t xml:space="preserve"> </w:t>
+        </w:r>
+        <w:r>
+          <w:rPr>
+            <w:rStyle w:val="Hyperlink"/>
+          </w:rPr>
+          <w:t xml:space="preserve">expression for the response of</w:t>
+        </w:r>
+        <w:r>
+          <w:rPr>
+            <w:rStyle w:val="Hyperlink"/>
+          </w:rPr>
+          <w:t xml:space="preserve"> </w:t>
+        </w:r>
+        <w:r>
+          <w:rPr>
+            <w:rStyle w:val="Hyperlink"/>
+          </w:rPr>
+          <w:t xml:space="preserve">DLBCL</w:t>
+        </w:r>
+        <w:r>
+          <w:rPr>
+            <w:rStyle w:val="Hyperlink"/>
+          </w:rPr>
+          <w:t xml:space="preserve"> </w:t>
+        </w:r>
+        <w:r>
+          <w:rPr>
+            <w:rStyle w:val="Hyperlink"/>
+          </w:rPr>
+          <w:t xml:space="preserve">patients to rituximab or obinutuzumab treatment</w:t>
         </w:r>
       </w:hyperlink>
       <w:r>
@@ -6498,10 +6375,7 @@
           <w:i/>
           <w:iCs/>
         </w:rPr>
-        <w:t xml:space="preserve">Curr Biol</w:t>
-      </w:r>
-      <w:r>
-        <w:t xml:space="preserve">.</w:t>
+        <w:t xml:space="preserve">Blood Adv.</w:t>
       </w:r>
       <w:r>
         <w:t xml:space="preserve"> </w:t>
@@ -6511,20 +6385,20 @@
           <w:b/>
           <w:bCs/>
         </w:rPr>
-        <w:t xml:space="preserve">23</w:t>
-      </w:r>
-      <w:r>
-        <w:t xml:space="preserve">, 2208–2214.</w:t>
+        <w:t xml:space="preserve">5</w:t>
+      </w:r>
+      <w:r>
+        <w:t xml:space="preserve">, 2945–2957.</w:t>
       </w:r>
     </w:p>
-    <w:bookmarkEnd w:id="96"/>
-    <w:bookmarkStart w:id="98" w:name="ref-parkerCentriolesAreFreed2010"/>
+    <w:bookmarkEnd w:id="93"/>
+    <w:bookmarkStart w:id="95" w:name="Xd887030b1f87d3103a4a788535b496c74d12ffa"/>
     <w:p>
       <w:pPr>
         <w:pStyle w:val="Bibliography"/>
       </w:pPr>
       <w:r>
-        <w:t xml:space="preserve">*Parker, J.D.K., *Hilton, L.K., Diener, D.R., Rasi, M.Q., Mahjoub, M.R., Rosenbaum, J.L., Quarmby, L.M.,</w:t>
+        <w:t xml:space="preserve">Shanmugam, V., Craig, J.W., Hilton, L.K., Nguyen, M.H., Rushton, C.K., Fahimdanesh, K., Lovitch, S., Ferland, B., Scott, D.W., Aster, J.C.,</w:t>
       </w:r>
       <w:r>
         <w:t xml:space="preserve"> </w:t>
@@ -6534,7 +6408,7 @@
           <w:b/>
           <w:bCs/>
         </w:rPr>
-        <w:t xml:space="preserve">2010</w:t>
+        <w:t xml:space="preserve">2021</w:t>
       </w:r>
       <w:r>
         <w:t xml:space="preserve">.</w:t>
@@ -6542,12 +6416,102 @@
       <w:r>
         <w:t xml:space="preserve"> </w:t>
       </w:r>
-      <w:hyperlink r:id="rId97">
-        <w:r>
-          <w:rPr>
-            <w:rStyle w:val="Hyperlink"/>
-          </w:rPr>
-          <w:t xml:space="preserve">Centrioles are freed from cilia by severing prior to mitosis</w:t>
+      <w:hyperlink r:id="rId94">
+        <w:r>
+          <w:rPr>
+            <w:rStyle w:val="Hyperlink"/>
+          </w:rPr>
+          <w:t xml:space="preserve">Notch activation is pervasive in</w:t>
+        </w:r>
+        <w:r>
+          <w:rPr>
+            <w:rStyle w:val="Hyperlink"/>
+          </w:rPr>
+          <w:t xml:space="preserve"> </w:t>
+        </w:r>
+        <w:r>
+          <w:rPr>
+            <w:rStyle w:val="Hyperlink"/>
+          </w:rPr>
+          <w:t xml:space="preserve">SMZL</w:t>
+        </w:r>
+        <w:r>
+          <w:rPr>
+            <w:rStyle w:val="Hyperlink"/>
+          </w:rPr>
+          <w:t xml:space="preserve"> </w:t>
+        </w:r>
+        <w:r>
+          <w:rPr>
+            <w:rStyle w:val="Hyperlink"/>
+          </w:rPr>
+          <w:t xml:space="preserve">and uncommon in</w:t>
+        </w:r>
+        <w:r>
+          <w:rPr>
+            <w:rStyle w:val="Hyperlink"/>
+          </w:rPr>
+          <w:t xml:space="preserve"> </w:t>
+        </w:r>
+        <w:r>
+          <w:rPr>
+            <w:rStyle w:val="Hyperlink"/>
+          </w:rPr>
+          <w:t xml:space="preserve">DLBCL</w:t>
+        </w:r>
+        <w:r>
+          <w:rPr>
+            <w:rStyle w:val="Hyperlink"/>
+          </w:rPr>
+          <w:t xml:space="preserve">: Implications for</w:t>
+        </w:r>
+        <w:r>
+          <w:rPr>
+            <w:rStyle w:val="Hyperlink"/>
+          </w:rPr>
+          <w:t xml:space="preserve"> </w:t>
+        </w:r>
+        <w:r>
+          <w:rPr>
+            <w:rStyle w:val="Hyperlink"/>
+          </w:rPr>
+          <w:t xml:space="preserve">Notch</w:t>
+        </w:r>
+        <w:r>
+          <w:rPr>
+            <w:rStyle w:val="Hyperlink"/>
+          </w:rPr>
+          <w:t xml:space="preserve"> </w:t>
+        </w:r>
+        <w:r>
+          <w:rPr>
+            <w:rStyle w:val="Hyperlink"/>
+          </w:rPr>
+          <w:t xml:space="preserve">signaling in</w:t>
+        </w:r>
+        <w:r>
+          <w:rPr>
+            <w:rStyle w:val="Hyperlink"/>
+          </w:rPr>
+          <w:t xml:space="preserve"> </w:t>
+        </w:r>
+        <w:r>
+          <w:rPr>
+            <w:rStyle w:val="Hyperlink"/>
+          </w:rPr>
+          <w:t xml:space="preserve">B-cell</w:t>
+        </w:r>
+        <w:r>
+          <w:rPr>
+            <w:rStyle w:val="Hyperlink"/>
+          </w:rPr>
+          <w:t xml:space="preserve"> </w:t>
+        </w:r>
+        <w:r>
+          <w:rPr>
+            <w:rStyle w:val="Hyperlink"/>
+          </w:rPr>
+          <w:t xml:space="preserve">tumors</w:t>
         </w:r>
       </w:hyperlink>
       <w:r>
@@ -6561,10 +6525,7 @@
           <w:i/>
           <w:iCs/>
         </w:rPr>
-        <w:t xml:space="preserve">Cytoskeleton (Hoboken)</w:t>
-      </w:r>
-      <w:r>
-        <w:t xml:space="preserve">.</w:t>
+        <w:t xml:space="preserve">Blood Adv.</w:t>
       </w:r>
       <w:r>
         <w:t xml:space="preserve"> </w:t>
@@ -6574,20 +6535,20 @@
           <w:b/>
           <w:bCs/>
         </w:rPr>
-        <w:t xml:space="preserve">67</w:t>
-      </w:r>
-      <w:r>
-        <w:t xml:space="preserve">, 425–430.</w:t>
+        <w:t xml:space="preserve">5</w:t>
+      </w:r>
+      <w:r>
+        <w:t xml:space="preserve">, 71–83.</w:t>
       </w:r>
     </w:p>
-    <w:bookmarkEnd w:id="98"/>
-    <w:bookmarkStart w:id="100" w:name="ref-hiltonNIMArelatedKinaseNEK12009"/>
+    <w:bookmarkEnd w:id="95"/>
+    <w:bookmarkStart w:id="97" w:name="X6815d1c365391e6fe035ea163c6290d175bdad1"/>
     <w:p>
       <w:pPr>
         <w:pStyle w:val="Bibliography"/>
       </w:pPr>
       <w:r>
-        <w:t xml:space="preserve">Hilton, L.K., White, M.C., Quarmby, L.M.,</w:t>
+        <w:t xml:space="preserve">*Jiang, A., *Hilton, L.K., Tang, J., Rushton, C.K., Grande, B.M., Scott, D.W., Morin, R.D.,</w:t>
       </w:r>
       <w:r>
         <w:t xml:space="preserve"> </w:t>
@@ -6597,7 +6558,7 @@
           <w:b/>
           <w:bCs/>
         </w:rPr>
-        <w:t xml:space="preserve">2009</w:t>
+        <w:t xml:space="preserve">2020</w:t>
       </w:r>
       <w:r>
         <w:t xml:space="preserve">.</w:t>
@@ -6605,60 +6566,42 @@
       <w:r>
         <w:t xml:space="preserve"> </w:t>
       </w:r>
-      <w:hyperlink r:id="rId99">
-        <w:r>
-          <w:rPr>
-            <w:rStyle w:val="Hyperlink"/>
-          </w:rPr>
-          <w:t xml:space="preserve">The</w:t>
-        </w:r>
-        <w:r>
-          <w:rPr>
-            <w:rStyle w:val="Hyperlink"/>
-          </w:rPr>
-          <w:t xml:space="preserve"> </w:t>
-        </w:r>
-        <w:r>
-          <w:rPr>
-            <w:rStyle w:val="Hyperlink"/>
-          </w:rPr>
-          <w:t xml:space="preserve">NIMA-related</w:t>
-        </w:r>
-        <w:r>
-          <w:rPr>
-            <w:rStyle w:val="Hyperlink"/>
-          </w:rPr>
-          <w:t xml:space="preserve"> </w:t>
-        </w:r>
-        <w:r>
-          <w:rPr>
-            <w:rStyle w:val="Hyperlink"/>
-          </w:rPr>
-          <w:t xml:space="preserve">kinase</w:t>
-        </w:r>
-        <w:r>
-          <w:rPr>
-            <w:rStyle w:val="Hyperlink"/>
-          </w:rPr>
-          <w:t xml:space="preserve"> </w:t>
-        </w:r>
-        <w:r>
-          <w:rPr>
-            <w:rStyle w:val="Hyperlink"/>
-          </w:rPr>
-          <w:t xml:space="preserve">NEK1</w:t>
-        </w:r>
-        <w:r>
-          <w:rPr>
-            <w:rStyle w:val="Hyperlink"/>
-          </w:rPr>
-          <w:t xml:space="preserve"> </w:t>
-        </w:r>
-        <w:r>
-          <w:rPr>
-            <w:rStyle w:val="Hyperlink"/>
-          </w:rPr>
-          <w:t xml:space="preserve">cycles through the nucleus</w:t>
+      <w:hyperlink r:id="rId96">
+        <w:r>
+          <w:rPr>
+            <w:rStyle w:val="Hyperlink"/>
+          </w:rPr>
+          <w:t xml:space="preserve">PRPS-ST</w:t>
+        </w:r>
+        <w:r>
+          <w:rPr>
+            <w:rStyle w:val="Hyperlink"/>
+          </w:rPr>
+          <w:t xml:space="preserve">:</w:t>
+        </w:r>
+        <w:r>
+          <w:rPr>
+            <w:rStyle w:val="Hyperlink"/>
+          </w:rPr>
+          <w:t xml:space="preserve"> </w:t>
+        </w:r>
+        <w:r>
+          <w:rPr>
+            <w:rStyle w:val="Hyperlink"/>
+          </w:rPr>
+          <w:t xml:space="preserve">A</w:t>
+        </w:r>
+        <w:r>
+          <w:rPr>
+            <w:rStyle w:val="Hyperlink"/>
+          </w:rPr>
+          <w:t xml:space="preserve"> </w:t>
+        </w:r>
+        <w:r>
+          <w:rPr>
+            <w:rStyle w:val="Hyperlink"/>
+          </w:rPr>
+          <w:t xml:space="preserve">protocol-agnostic self-training method for gene expression-based classification of blood cancers</w:t>
         </w:r>
       </w:hyperlink>
       <w:r>
@@ -6672,7 +6615,7 @@
           <w:i/>
           <w:iCs/>
         </w:rPr>
-        <w:t xml:space="preserve">Biochem Biophys Res Commun</w:t>
+        <w:t xml:space="preserve">Blood Cancer Discov</w:t>
       </w:r>
       <w:r>
         <w:t xml:space="preserve">.</w:t>
@@ -6685,16 +6628,763 @@
           <w:b/>
           <w:bCs/>
         </w:rPr>
+        <w:t xml:space="preserve">1</w:t>
+      </w:r>
+      <w:r>
+        <w:t xml:space="preserve">, 244–257.</w:t>
+      </w:r>
+    </w:p>
+    <w:bookmarkEnd w:id="97"/>
+    <w:bookmarkStart w:id="99" w:name="X9abb94cda068b2e713a9e6eaffbca41e3fa4d4e"/>
+    <w:p>
+      <w:pPr>
+        <w:pStyle w:val="Bibliography"/>
+      </w:pPr>
+      <w:r>
+        <w:t xml:space="preserve">Rushton, C.K., Arthur, S.E., Alcaide, M., Cheung, M., Jiang, A., Coyle, K.M., Cleary, K.L.S., Thomas, N., Hilton, L.K., Michaud, N., Daigle, S., Davidson, J., Bushell, K., Yu, S., Rys, R.N., Jain, M., Shepherd, L., Marra, M.A., Kuruvilla, J., Crump, M., Mann, K., Assouline, S., Connors, J.M., Steidl, C., Cragg, M.S., Scott, D.W., Johnson, N.A., Morin, R.D.,</w:t>
+      </w:r>
+      <w:r>
+        <w:t xml:space="preserve"> </w:t>
+      </w:r>
+      <w:r>
+        <w:rPr>
+          <w:b/>
+          <w:bCs/>
+        </w:rPr>
+        <w:t xml:space="preserve">2020</w:t>
+      </w:r>
+      <w:r>
+        <w:t xml:space="preserve">.</w:t>
+      </w:r>
+      <w:r>
+        <w:t xml:space="preserve"> </w:t>
+      </w:r>
+      <w:hyperlink r:id="rId98">
+        <w:r>
+          <w:rPr>
+            <w:rStyle w:val="Hyperlink"/>
+          </w:rPr>
+          <w:t xml:space="preserve">Genetic and evolutionary patterns of treatment resistance in relapsed</w:t>
+        </w:r>
+        <w:r>
+          <w:rPr>
+            <w:rStyle w:val="Hyperlink"/>
+          </w:rPr>
+          <w:t xml:space="preserve"> </w:t>
+        </w:r>
+        <w:r>
+          <w:rPr>
+            <w:rStyle w:val="Hyperlink"/>
+          </w:rPr>
+          <w:t xml:space="preserve">B-cell</w:t>
+        </w:r>
+        <w:r>
+          <w:rPr>
+            <w:rStyle w:val="Hyperlink"/>
+          </w:rPr>
+          <w:t xml:space="preserve"> </w:t>
+        </w:r>
+        <w:r>
+          <w:rPr>
+            <w:rStyle w:val="Hyperlink"/>
+          </w:rPr>
+          <w:t xml:space="preserve">lymphoma</w:t>
+        </w:r>
+      </w:hyperlink>
+      <w:r>
+        <w:t xml:space="preserve">.</w:t>
+      </w:r>
+      <w:r>
+        <w:t xml:space="preserve"> </w:t>
+      </w:r>
+      <w:r>
+        <w:rPr>
+          <w:i/>
+          <w:iCs/>
+        </w:rPr>
+        <w:t xml:space="preserve">Blood Adv</w:t>
+      </w:r>
+      <w:r>
+        <w:t xml:space="preserve">.</w:t>
+      </w:r>
+      <w:r>
+        <w:t xml:space="preserve"> </w:t>
+      </w:r>
+      <w:r>
+        <w:rPr>
+          <w:b/>
+          <w:bCs/>
+        </w:rPr>
+        <w:t xml:space="preserve">4</w:t>
+      </w:r>
+      <w:r>
+        <w:t xml:space="preserve">, 2886–2898.</w:t>
+      </w:r>
+    </w:p>
+    <w:bookmarkEnd w:id="99"/>
+    <w:bookmarkStart w:id="101" w:name="Xfbcc6842c50fe1c052eaf421eec16a8cef21b89"/>
+    <w:p>
+      <w:pPr>
+        <w:pStyle w:val="Bibliography"/>
+      </w:pPr>
+      <w:r>
+        <w:t xml:space="preserve">Hilton, L.K., Tang, J., Ben-Neriah, S., Alcaide, M., Jiang, A., Grande, B.M., Rushton, C.K., Boyle, M., Meissner, B., Scott, D.W., Morin, R.D.,</w:t>
+      </w:r>
+      <w:r>
+        <w:t xml:space="preserve"> </w:t>
+      </w:r>
+      <w:r>
+        <w:rPr>
+          <w:b/>
+          <w:bCs/>
+        </w:rPr>
+        <w:t xml:space="preserve">2019</w:t>
+      </w:r>
+      <w:r>
+        <w:t xml:space="preserve">.</w:t>
+      </w:r>
+      <w:r>
+        <w:t xml:space="preserve"> </w:t>
+      </w:r>
+      <w:hyperlink r:id="rId100">
+        <w:r>
+          <w:rPr>
+            <w:rStyle w:val="Hyperlink"/>
+          </w:rPr>
+          <w:t xml:space="preserve">The double-hit signature identifies double-hit diffuse large</w:t>
+        </w:r>
+        <w:r>
+          <w:rPr>
+            <w:rStyle w:val="Hyperlink"/>
+          </w:rPr>
+          <w:t xml:space="preserve"> </w:t>
+        </w:r>
+        <w:r>
+          <w:rPr>
+            <w:rStyle w:val="Hyperlink"/>
+          </w:rPr>
+          <w:t xml:space="preserve">B-cell</w:t>
+        </w:r>
+        <w:r>
+          <w:rPr>
+            <w:rStyle w:val="Hyperlink"/>
+          </w:rPr>
+          <w:t xml:space="preserve"> </w:t>
+        </w:r>
+        <w:r>
+          <w:rPr>
+            <w:rStyle w:val="Hyperlink"/>
+          </w:rPr>
+          <w:t xml:space="preserve">lymphoma with genetic events cryptic to</w:t>
+        </w:r>
+        <w:r>
+          <w:rPr>
+            <w:rStyle w:val="Hyperlink"/>
+          </w:rPr>
+          <w:t xml:space="preserve"> </w:t>
+        </w:r>
+        <w:r>
+          <w:rPr>
+            <w:rStyle w:val="Hyperlink"/>
+          </w:rPr>
+          <w:t xml:space="preserve">FISH</w:t>
+        </w:r>
+      </w:hyperlink>
+      <w:r>
+        <w:t xml:space="preserve">.</w:t>
+      </w:r>
+      <w:r>
+        <w:t xml:space="preserve"> </w:t>
+      </w:r>
+      <w:r>
+        <w:rPr>
+          <w:i/>
+          <w:iCs/>
+        </w:rPr>
+        <w:t xml:space="preserve">Blood</w:t>
+      </w:r>
+      <w:r>
+        <w:t xml:space="preserve">.</w:t>
+      </w:r>
+      <w:r>
+        <w:t xml:space="preserve"> </w:t>
+      </w:r>
+      <w:r>
+        <w:rPr>
+          <w:b/>
+          <w:bCs/>
+        </w:rPr>
+        <w:t xml:space="preserve">134</w:t>
+      </w:r>
+      <w:r>
+        <w:t xml:space="preserve">, 1528–1532.</w:t>
+      </w:r>
+    </w:p>
+    <w:bookmarkEnd w:id="101"/>
+    <w:bookmarkStart w:id="103" w:name="X16cb4ddcaa4a56e93a5eb7b3f29598a9c736fcf"/>
+    <w:p>
+      <w:pPr>
+        <w:pStyle w:val="Bibliography"/>
+      </w:pPr>
+      <w:r>
+        <w:t xml:space="preserve">Arthur, S.E., Jiang, A., Grande, B.M., Alcaide, M., Cojocaru, R., Rushton, C.K., Mottok, A., Hilton, L.K., Lat, P.K., Zhao, E.Y., Culibrk, L., Ennishi, D., Jessa, S., Chong, L., Thomas, N., Pararajalingam, P., Meissner, B., Boyle, M., Davidson, J., Bushell, K.R., Lai, D., Farinha, P., Slack, G.W., Morin, G.B., Shah, S., Sen, D., Jones, S.J.M., Mungall, A.J., Gascoyne, R.D., Audas, T.E., Unrau, P., Marra, M.A., Connors, J.M., Steidl, C., Scott, D.W., Morin, R.D.,</w:t>
+      </w:r>
+      <w:r>
+        <w:t xml:space="preserve"> </w:t>
+      </w:r>
+      <w:r>
+        <w:rPr>
+          <w:b/>
+          <w:bCs/>
+        </w:rPr>
+        <w:t xml:space="preserve">2018</w:t>
+      </w:r>
+      <w:r>
+        <w:t xml:space="preserve">.</w:t>
+      </w:r>
+      <w:r>
+        <w:t xml:space="preserve"> </w:t>
+      </w:r>
+      <w:hyperlink r:id="rId102">
+        <w:r>
+          <w:rPr>
+            <w:rStyle w:val="Hyperlink"/>
+          </w:rPr>
+          <w:t xml:space="preserve">Genome-wide discovery of somatic regulatory variants in diffuse large</w:t>
+        </w:r>
+        <w:r>
+          <w:rPr>
+            <w:rStyle w:val="Hyperlink"/>
+          </w:rPr>
+          <w:t xml:space="preserve"> </w:t>
+        </w:r>
+        <w:r>
+          <w:rPr>
+            <w:rStyle w:val="Hyperlink"/>
+          </w:rPr>
+          <w:t xml:space="preserve">B-cell</w:t>
+        </w:r>
+        <w:r>
+          <w:rPr>
+            <w:rStyle w:val="Hyperlink"/>
+          </w:rPr>
+          <w:t xml:space="preserve"> </w:t>
+        </w:r>
+        <w:r>
+          <w:rPr>
+            <w:rStyle w:val="Hyperlink"/>
+          </w:rPr>
+          <w:t xml:space="preserve">lymphoma</w:t>
+        </w:r>
+      </w:hyperlink>
+      <w:r>
+        <w:t xml:space="preserve">.</w:t>
+      </w:r>
+      <w:r>
+        <w:t xml:space="preserve"> </w:t>
+      </w:r>
+      <w:r>
+        <w:rPr>
+          <w:i/>
+          <w:iCs/>
+        </w:rPr>
+        <w:t xml:space="preserve">Nat Commun</w:t>
+      </w:r>
+      <w:r>
+        <w:t xml:space="preserve">.</w:t>
+      </w:r>
+      <w:r>
+        <w:t xml:space="preserve"> </w:t>
+      </w:r>
+      <w:r>
+        <w:rPr>
+          <w:b/>
+          <w:bCs/>
+        </w:rPr>
+        <w:t xml:space="preserve">9</w:t>
+      </w:r>
+      <w:r>
+        <w:t xml:space="preserve">, 4001.</w:t>
+      </w:r>
+    </w:p>
+    <w:bookmarkEnd w:id="103"/>
+    <w:bookmarkStart w:id="105" w:name="ref-hiltonForwardGeneticScreen2016"/>
+    <w:p>
+      <w:pPr>
+        <w:pStyle w:val="Bibliography"/>
+      </w:pPr>
+      <w:r>
+        <w:t xml:space="preserve">Hilton, L.K., Meili, F., Buckoll, P.D., Rodriguez-Pike, J.C., Choutka, C.P., Kirschner, J.A., Warner, F., Lethan, M., Garces, F.A., Qi, J., Quarmby, L.M.,</w:t>
+      </w:r>
+      <w:r>
+        <w:t xml:space="preserve"> </w:t>
+      </w:r>
+      <w:r>
+        <w:rPr>
+          <w:b/>
+          <w:bCs/>
+        </w:rPr>
+        <w:t xml:space="preserve">2016</w:t>
+      </w:r>
+      <w:r>
+        <w:t xml:space="preserve">.</w:t>
+      </w:r>
+      <w:r>
+        <w:t xml:space="preserve"> </w:t>
+      </w:r>
+      <w:hyperlink r:id="rId104">
+        <w:r>
+          <w:rPr>
+            <w:rStyle w:val="Hyperlink"/>
+          </w:rPr>
+          <w:t xml:space="preserve">A</w:t>
+        </w:r>
+        <w:r>
+          <w:rPr>
+            <w:rStyle w:val="Hyperlink"/>
+          </w:rPr>
+          <w:t xml:space="preserve"> </w:t>
+        </w:r>
+        <w:r>
+          <w:rPr>
+            <w:rStyle w:val="Hyperlink"/>
+          </w:rPr>
+          <w:t xml:space="preserve">Forward Genetic Screen</w:t>
+        </w:r>
+        <w:r>
+          <w:rPr>
+            <w:rStyle w:val="Hyperlink"/>
+          </w:rPr>
+          <w:t xml:space="preserve"> </w:t>
+        </w:r>
+        <w:r>
+          <w:rPr>
+            <w:rStyle w:val="Hyperlink"/>
+          </w:rPr>
+          <w:t xml:space="preserve">and</w:t>
+        </w:r>
+        <w:r>
+          <w:rPr>
+            <w:rStyle w:val="Hyperlink"/>
+          </w:rPr>
+          <w:t xml:space="preserve"> </w:t>
+        </w:r>
+        <w:r>
+          <w:rPr>
+            <w:rStyle w:val="Hyperlink"/>
+          </w:rPr>
+          <w:t xml:space="preserve">Whole Genome Sequencing Identify Deflagellation Defective Mutants</w:t>
+        </w:r>
+        <w:r>
+          <w:rPr>
+            <w:rStyle w:val="Hyperlink"/>
+          </w:rPr>
+          <w:t xml:space="preserve"> </w:t>
+        </w:r>
+        <w:r>
+          <w:rPr>
+            <w:rStyle w:val="Hyperlink"/>
+          </w:rPr>
+          <w:t xml:space="preserve">in</w:t>
+        </w:r>
+        <w:r>
+          <w:rPr>
+            <w:rStyle w:val="Hyperlink"/>
+          </w:rPr>
+          <w:t xml:space="preserve"> </w:t>
+        </w:r>
+        <w:r>
+          <w:rPr>
+            <w:rStyle w:val="Hyperlink"/>
+          </w:rPr>
+          <w:t xml:space="preserve">Chlamydomonas</w:t>
+        </w:r>
+        <w:r>
+          <w:rPr>
+            <w:rStyle w:val="Hyperlink"/>
+          </w:rPr>
+          <w:t xml:space="preserve">,</w:t>
+        </w:r>
+        <w:r>
+          <w:rPr>
+            <w:rStyle w:val="Hyperlink"/>
+          </w:rPr>
+          <w:t xml:space="preserve"> </w:t>
+        </w:r>
+        <w:r>
+          <w:rPr>
+            <w:rStyle w:val="Hyperlink"/>
+          </w:rPr>
+          <w:t xml:space="preserve">Including Assignment</w:t>
+        </w:r>
+        <w:r>
+          <w:rPr>
+            <w:rStyle w:val="Hyperlink"/>
+          </w:rPr>
+          <w:t xml:space="preserve"> </w:t>
+        </w:r>
+        <w:r>
+          <w:rPr>
+            <w:rStyle w:val="Hyperlink"/>
+          </w:rPr>
+          <w:t xml:space="preserve">of</w:t>
+        </w:r>
+        <w:r>
+          <w:rPr>
+            <w:rStyle w:val="Hyperlink"/>
+          </w:rPr>
+          <w:t xml:space="preserve"> </w:t>
+        </w:r>
+        <w:r>
+          <w:rPr>
+            <w:rStyle w:val="Hyperlink"/>
+          </w:rPr>
+          <w:t xml:space="preserve">ADF1</w:t>
+        </w:r>
+        <w:r>
+          <w:rPr>
+            <w:rStyle w:val="Hyperlink"/>
+          </w:rPr>
+          <w:t xml:space="preserve"> </w:t>
+        </w:r>
+        <w:r>
+          <w:rPr>
+            <w:rStyle w:val="Hyperlink"/>
+          </w:rPr>
+          <w:t xml:space="preserve">as a</w:t>
+        </w:r>
+        <w:r>
+          <w:rPr>
+            <w:rStyle w:val="Hyperlink"/>
+          </w:rPr>
+          <w:t xml:space="preserve"> </w:t>
+        </w:r>
+        <w:r>
+          <w:rPr>
+            <w:rStyle w:val="Hyperlink"/>
+          </w:rPr>
+          <w:t xml:space="preserve">TRP Channel</w:t>
+        </w:r>
+      </w:hyperlink>
+      <w:r>
+        <w:t xml:space="preserve">.</w:t>
+      </w:r>
+      <w:r>
+        <w:t xml:space="preserve"> </w:t>
+      </w:r>
+      <w:r>
+        <w:rPr>
+          <w:i/>
+          <w:iCs/>
+        </w:rPr>
+        <w:t xml:space="preserve">G3 (Bethesda)</w:t>
+      </w:r>
+      <w:r>
+        <w:t xml:space="preserve">.</w:t>
+      </w:r>
+      <w:r>
+        <w:t xml:space="preserve"> </w:t>
+      </w:r>
+      <w:r>
+        <w:rPr>
+          <w:b/>
+          <w:bCs/>
+        </w:rPr>
+        <w:t xml:space="preserve">6</w:t>
+      </w:r>
+      <w:r>
+        <w:t xml:space="preserve">, 3409–3418.</w:t>
+      </w:r>
+    </w:p>
+    <w:bookmarkEnd w:id="105"/>
+    <w:bookmarkStart w:id="107" w:name="ref-hiltonKinasesLF4CNK22013"/>
+    <w:p>
+      <w:pPr>
+        <w:pStyle w:val="Bibliography"/>
+      </w:pPr>
+      <w:r>
+        <w:t xml:space="preserve">Hilton, L.K., Gunawardane, K., Kim, J.W., Schwarz, M.C., Quarmby, L.M.,</w:t>
+      </w:r>
+      <w:r>
+        <w:t xml:space="preserve"> </w:t>
+      </w:r>
+      <w:r>
+        <w:rPr>
+          <w:b/>
+          <w:bCs/>
+        </w:rPr>
+        <w:t xml:space="preserve">2013</w:t>
+      </w:r>
+      <w:r>
+        <w:t xml:space="preserve">.</w:t>
+      </w:r>
+      <w:r>
+        <w:t xml:space="preserve"> </w:t>
+      </w:r>
+      <w:hyperlink r:id="rId106">
+        <w:r>
+          <w:rPr>
+            <w:rStyle w:val="Hyperlink"/>
+          </w:rPr>
+          <w:t xml:space="preserve">The kinases</w:t>
+        </w:r>
+        <w:r>
+          <w:rPr>
+            <w:rStyle w:val="Hyperlink"/>
+          </w:rPr>
+          <w:t xml:space="preserve"> </w:t>
+        </w:r>
+        <w:r>
+          <w:rPr>
+            <w:rStyle w:val="Hyperlink"/>
+          </w:rPr>
+          <w:t xml:space="preserve">LF4</w:t>
+        </w:r>
+        <w:r>
+          <w:rPr>
+            <w:rStyle w:val="Hyperlink"/>
+          </w:rPr>
+          <w:t xml:space="preserve"> </w:t>
+        </w:r>
+        <w:r>
+          <w:rPr>
+            <w:rStyle w:val="Hyperlink"/>
+          </w:rPr>
+          <w:t xml:space="preserve">and</w:t>
+        </w:r>
+        <w:r>
+          <w:rPr>
+            <w:rStyle w:val="Hyperlink"/>
+          </w:rPr>
+          <w:t xml:space="preserve"> </w:t>
+        </w:r>
+        <w:r>
+          <w:rPr>
+            <w:rStyle w:val="Hyperlink"/>
+          </w:rPr>
+          <w:t xml:space="preserve">CNK2</w:t>
+        </w:r>
+        <w:r>
+          <w:rPr>
+            <w:rStyle w:val="Hyperlink"/>
+          </w:rPr>
+          <w:t xml:space="preserve"> </w:t>
+        </w:r>
+        <w:r>
+          <w:rPr>
+            <w:rStyle w:val="Hyperlink"/>
+          </w:rPr>
+          <w:t xml:space="preserve">control ciliary length by feedback regulation of assembly and disassembly rates</w:t>
+        </w:r>
+      </w:hyperlink>
+      <w:r>
+        <w:t xml:space="preserve">.</w:t>
+      </w:r>
+      <w:r>
+        <w:t xml:space="preserve"> </w:t>
+      </w:r>
+      <w:r>
+        <w:rPr>
+          <w:i/>
+          <w:iCs/>
+        </w:rPr>
+        <w:t xml:space="preserve">Curr Biol</w:t>
+      </w:r>
+      <w:r>
+        <w:t xml:space="preserve">.</w:t>
+      </w:r>
+      <w:r>
+        <w:t xml:space="preserve"> </w:t>
+      </w:r>
+      <w:r>
+        <w:rPr>
+          <w:b/>
+          <w:bCs/>
+        </w:rPr>
+        <w:t xml:space="preserve">23</w:t>
+      </w:r>
+      <w:r>
+        <w:t xml:space="preserve">, 2208–2214.</w:t>
+      </w:r>
+    </w:p>
+    <w:bookmarkEnd w:id="107"/>
+    <w:bookmarkStart w:id="109" w:name="ref-parkerCentriolesAreFreed2010"/>
+    <w:p>
+      <w:pPr>
+        <w:pStyle w:val="Bibliography"/>
+      </w:pPr>
+      <w:r>
+        <w:t xml:space="preserve">*Parker, J.D.K., *Hilton, L.K., Diener, D.R., Rasi, M.Q., Mahjoub, M.R., Rosenbaum, J.L., Quarmby, L.M.,</w:t>
+      </w:r>
+      <w:r>
+        <w:t xml:space="preserve"> </w:t>
+      </w:r>
+      <w:r>
+        <w:rPr>
+          <w:b/>
+          <w:bCs/>
+        </w:rPr>
+        <w:t xml:space="preserve">2010</w:t>
+      </w:r>
+      <w:r>
+        <w:t xml:space="preserve">.</w:t>
+      </w:r>
+      <w:r>
+        <w:t xml:space="preserve"> </w:t>
+      </w:r>
+      <w:hyperlink r:id="rId108">
+        <w:r>
+          <w:rPr>
+            <w:rStyle w:val="Hyperlink"/>
+          </w:rPr>
+          <w:t xml:space="preserve">Centrioles are freed from cilia by severing prior to mitosis</w:t>
+        </w:r>
+      </w:hyperlink>
+      <w:r>
+        <w:t xml:space="preserve">.</w:t>
+      </w:r>
+      <w:r>
+        <w:t xml:space="preserve"> </w:t>
+      </w:r>
+      <w:r>
+        <w:rPr>
+          <w:i/>
+          <w:iCs/>
+        </w:rPr>
+        <w:t xml:space="preserve">Cytoskeleton (Hoboken)</w:t>
+      </w:r>
+      <w:r>
+        <w:t xml:space="preserve">.</w:t>
+      </w:r>
+      <w:r>
+        <w:t xml:space="preserve"> </w:t>
+      </w:r>
+      <w:r>
+        <w:rPr>
+          <w:b/>
+          <w:bCs/>
+        </w:rPr>
+        <w:t xml:space="preserve">67</w:t>
+      </w:r>
+      <w:r>
+        <w:t xml:space="preserve">, 425–430.</w:t>
+      </w:r>
+    </w:p>
+    <w:bookmarkEnd w:id="109"/>
+    <w:bookmarkStart w:id="111" w:name="ref-hiltonNIMArelatedKinaseNEK12009"/>
+    <w:p>
+      <w:pPr>
+        <w:pStyle w:val="Bibliography"/>
+      </w:pPr>
+      <w:r>
+        <w:t xml:space="preserve">Hilton, L.K., White, M.C., Quarmby, L.M.,</w:t>
+      </w:r>
+      <w:r>
+        <w:t xml:space="preserve"> </w:t>
+      </w:r>
+      <w:r>
+        <w:rPr>
+          <w:b/>
+          <w:bCs/>
+        </w:rPr>
+        <w:t xml:space="preserve">2009</w:t>
+      </w:r>
+      <w:r>
+        <w:t xml:space="preserve">.</w:t>
+      </w:r>
+      <w:r>
+        <w:t xml:space="preserve"> </w:t>
+      </w:r>
+      <w:hyperlink r:id="rId110">
+        <w:r>
+          <w:rPr>
+            <w:rStyle w:val="Hyperlink"/>
+          </w:rPr>
+          <w:t xml:space="preserve">The</w:t>
+        </w:r>
+        <w:r>
+          <w:rPr>
+            <w:rStyle w:val="Hyperlink"/>
+          </w:rPr>
+          <w:t xml:space="preserve"> </w:t>
+        </w:r>
+        <w:r>
+          <w:rPr>
+            <w:rStyle w:val="Hyperlink"/>
+          </w:rPr>
+          <w:t xml:space="preserve">NIMA-related</w:t>
+        </w:r>
+        <w:r>
+          <w:rPr>
+            <w:rStyle w:val="Hyperlink"/>
+          </w:rPr>
+          <w:t xml:space="preserve"> </w:t>
+        </w:r>
+        <w:r>
+          <w:rPr>
+            <w:rStyle w:val="Hyperlink"/>
+          </w:rPr>
+          <w:t xml:space="preserve">kinase</w:t>
+        </w:r>
+        <w:r>
+          <w:rPr>
+            <w:rStyle w:val="Hyperlink"/>
+          </w:rPr>
+          <w:t xml:space="preserve"> </w:t>
+        </w:r>
+        <w:r>
+          <w:rPr>
+            <w:rStyle w:val="Hyperlink"/>
+          </w:rPr>
+          <w:t xml:space="preserve">NEK1</w:t>
+        </w:r>
+        <w:r>
+          <w:rPr>
+            <w:rStyle w:val="Hyperlink"/>
+          </w:rPr>
+          <w:t xml:space="preserve"> </w:t>
+        </w:r>
+        <w:r>
+          <w:rPr>
+            <w:rStyle w:val="Hyperlink"/>
+          </w:rPr>
+          <w:t xml:space="preserve">cycles through the nucleus</w:t>
+        </w:r>
+      </w:hyperlink>
+      <w:r>
+        <w:t xml:space="preserve">.</w:t>
+      </w:r>
+      <w:r>
+        <w:t xml:space="preserve"> </w:t>
+      </w:r>
+      <w:r>
+        <w:rPr>
+          <w:i/>
+          <w:iCs/>
+        </w:rPr>
+        <w:t xml:space="preserve">Biochem Biophys Res Commun</w:t>
+      </w:r>
+      <w:r>
+        <w:t xml:space="preserve">.</w:t>
+      </w:r>
+      <w:r>
+        <w:t xml:space="preserve"> </w:t>
+      </w:r>
+      <w:r>
+        <w:rPr>
+          <w:b/>
+          <w:bCs/>
+        </w:rPr>
         <w:t xml:space="preserve">389</w:t>
       </w:r>
       <w:r>
         <w:t xml:space="preserve">, 52–56.</w:t>
       </w:r>
     </w:p>
-    <w:bookmarkEnd w:id="100"/>
-    <w:bookmarkEnd w:id="101"/>
-    <w:bookmarkEnd w:id="102"/>
-    <w:bookmarkStart w:id="109" w:name="invited-commentary"/>
+    <w:bookmarkEnd w:id="111"/>
+    <w:bookmarkEnd w:id="112"/>
+    <w:bookmarkEnd w:id="113"/>
+    <w:bookmarkStart w:id="120" w:name="invited-commentary"/>
     <w:p>
       <w:pPr>
         <w:pStyle w:val="Heading2"/>
@@ -6703,8 +7393,8 @@
         <w:t xml:space="preserve">Invited Commentary</w:t>
       </w:r>
     </w:p>
-    <w:bookmarkStart w:id="108" w:name="refs-invited"/>
-    <w:bookmarkStart w:id="104" w:name="ref-hiltonNuMouseModel2024"/>
+    <w:bookmarkStart w:id="119" w:name="refs-invited"/>
+    <w:bookmarkStart w:id="115" w:name="ref-hiltonNuMouseModel2024"/>
     <w:p>
       <w:pPr>
         <w:pStyle w:val="Bibliography"/>
@@ -6728,7 +7418,7 @@
       <w:r>
         <w:t xml:space="preserve"> </w:t>
       </w:r>
-      <w:hyperlink r:id="rId103">
+      <w:hyperlink r:id="rId114">
         <w:r>
           <w:rPr>
             <w:rStyle w:val="Hyperlink"/>
@@ -6814,8 +7504,8 @@
         <w:t xml:space="preserve">, 3841–3843.</w:t>
       </w:r>
     </w:p>
-    <w:bookmarkEnd w:id="104"/>
-    <w:bookmarkStart w:id="106" w:name="X50ed7fd52f5054af843bb193d0833aa3b2abb1d"/>
+    <w:bookmarkEnd w:id="115"/>
+    <w:bookmarkStart w:id="117" w:name="X50ed7fd52f5054af843bb193d0833aa3b2abb1d"/>
     <w:p>
       <w:pPr>
         <w:pStyle w:val="Bibliography"/>
@@ -6839,7 +7529,7 @@
       <w:r>
         <w:t xml:space="preserve"> </w:t>
       </w:r>
-      <w:hyperlink r:id="rId105">
+      <w:hyperlink r:id="rId116">
         <w:r>
           <w:rPr>
             <w:rStyle w:val="Hyperlink"/>
@@ -6937,8 +7627,8 @@
         <w:t xml:space="preserve">, 2965–2967.</w:t>
       </w:r>
     </w:p>
-    <w:bookmarkEnd w:id="106"/>
-    <w:bookmarkStart w:id="107" w:name="ref-hiltonCilia2011"/>
+    <w:bookmarkEnd w:id="117"/>
+    <w:bookmarkStart w:id="118" w:name="ref-hiltonCilia2011"/>
     <w:p>
       <w:pPr>
         <w:pStyle w:val="Bibliography"/>
@@ -6969,11 +7659,11 @@
         <w:t xml:space="preserve">. Wiley, Hoboken.</w:t>
       </w:r>
     </w:p>
-    <w:bookmarkEnd w:id="107"/>
-    <w:bookmarkEnd w:id="108"/>
-    <w:bookmarkEnd w:id="109"/>
-    <w:bookmarkEnd w:id="110"/>
-    <w:bookmarkStart w:id="195" w:name="presentations"/>
+    <w:bookmarkEnd w:id="118"/>
+    <w:bookmarkEnd w:id="119"/>
+    <w:bookmarkEnd w:id="120"/>
+    <w:bookmarkEnd w:id="121"/>
+    <w:bookmarkStart w:id="206" w:name="presentations"/>
     <w:p>
       <w:pPr>
         <w:pStyle w:val="Heading1"/>
@@ -6982,7 +7672,7 @@
         <w:t xml:space="preserve">Presentations</w:t>
       </w:r>
     </w:p>
-    <w:bookmarkStart w:id="111" w:name="invited-presentations"/>
+    <w:bookmarkStart w:id="122" w:name="invited-presentations"/>
     <w:p>
       <w:pPr>
         <w:pStyle w:val="Heading2"/>
@@ -7053,7 +7743,7 @@
                 <w:szCs w:val="22"/>
                 <w:color w:val="000000"/>
               </w:rPr>
-              <w:t xml:space="preserve">2025</w:t>
+              <w:t xml:space="preserve">2026</w:t>
             </w:r>
           </w:p>
         </w:tc>
@@ -7107,7 +7797,7 @@
                 <w:szCs w:val="22"/>
                 <w:color w:val="000000"/>
               </w:rPr>
-              <w:t xml:space="preserve">Plenary introduction: Diffuse large B-cell lymphoma classification and ancestry. American Society of Hematology Annual Meeting, Orlando, FL, USA.</w:t>
+              <w:t xml:space="preserve">Genetic subtype-guided trials: Clinical application in 2026. MD Education CLL-Lymphoma US Focus Meeting. La Jolla, CA, USA.</w:t>
             </w:r>
           </w:p>
         </w:tc>
@@ -7167,7 +7857,7 @@
                 <w:szCs w:val="22"/>
                 <w:color w:val="000000"/>
               </w:rPr>
-              <w:t xml:space="preserve">2024</w:t>
+              <w:t xml:space="preserve">2026</w:t>
             </w:r>
           </w:p>
         </w:tc>
@@ -7221,7 +7911,7 @@
                 <w:szCs w:val="22"/>
                 <w:color w:val="000000"/>
               </w:rPr>
-              <w:t xml:space="preserve">The Biology of Relapsed/Refractory DLBCL. Women in Lymphoma Webinar, virtual.</w:t>
+              <w:t xml:space="preserve">Evolutionary trajectories to progression and transformation in follicular lymphoma. Lymphoma Research Foundation Follicular Lymphoma Scientific Workshop. Jersey City, NJ, USA.</w:t>
             </w:r>
           </w:p>
         </w:tc>
@@ -7281,7 +7971,7 @@
                 <w:szCs w:val="22"/>
                 <w:color w:val="000000"/>
               </w:rPr>
-              <w:t xml:space="preserve">2023</w:t>
+              <w:t xml:space="preserve">2025</w:t>
             </w:r>
           </w:p>
         </w:tc>
@@ -7335,7 +8025,7 @@
                 <w:szCs w:val="22"/>
                 <w:color w:val="000000"/>
               </w:rPr>
-              <w:t xml:space="preserve">The Biology and Evolution of Relapse in DLBCL. SWOG Fall 2023 Group Meeting, Chicago, IL.</w:t>
+              <w:t xml:space="preserve">The Biology and Evolution of Relapse in DLBCL. University of Rochester/Wilmot Cancer Center Grand Rounds. Rochester, NY, USA.</w:t>
             </w:r>
           </w:p>
         </w:tc>
@@ -7395,7 +8085,7 @@
                 <w:szCs w:val="22"/>
                 <w:color w:val="000000"/>
               </w:rPr>
-              <w:t xml:space="preserve">2023</w:t>
+              <w:t xml:space="preserve">2025</w:t>
             </w:r>
           </w:p>
         </w:tc>
@@ -7449,7 +8139,7 @@
                 <w:szCs w:val="22"/>
                 <w:color w:val="000000"/>
               </w:rPr>
-              <w:t xml:space="preserve">From Cell of Origin to Mutational Landscape 20 years of Evolving Molecular Classification in DLBCL. International Ultmann Chicago Lymphoma Symposium, Chicago, IL.</w:t>
+              <w:t xml:space="preserve">Plenary introduction: Diffuse large B-cell lymphoma classification and ancestry. American Society of Hematology Annual Meeting, Orlando, FL, USA.</w:t>
             </w:r>
           </w:p>
         </w:tc>
@@ -7509,7 +8199,7 @@
                 <w:szCs w:val="22"/>
                 <w:color w:val="000000"/>
               </w:rPr>
-              <w:t xml:space="preserve">2022</w:t>
+              <w:t xml:space="preserve">2024</w:t>
             </w:r>
           </w:p>
         </w:tc>
@@ -7563,7 +8253,7 @@
                 <w:szCs w:val="22"/>
                 <w:color w:val="000000"/>
               </w:rPr>
-              <w:t xml:space="preserve">Relapse Timing Is Associated with Distinct Evolutionary Dynamics and Response to Salvage Therapy in DLBCL. BC Cancer Summit, Vancouver, BC.</w:t>
+              <w:t xml:space="preserve">The Biology of Relapsed/Refractory DLBCL. Women in Lymphoma Webinar, virtual.</w:t>
             </w:r>
           </w:p>
         </w:tc>
@@ -7623,7 +8313,7 @@
                 <w:szCs w:val="22"/>
                 <w:color w:val="000000"/>
               </w:rPr>
-              <w:t xml:space="preserve">2021</w:t>
+              <w:t xml:space="preserve">2023</w:t>
             </w:r>
           </w:p>
         </w:tc>
@@ -7677,7 +8367,7 @@
                 <w:szCs w:val="22"/>
                 <w:color w:val="000000"/>
               </w:rPr>
-              <w:t xml:space="preserve">Invited Departmental Seminar, Molecular Biology and Biochemistry, Simon Fraser University.</w:t>
+              <w:t xml:space="preserve">The Biology and Evolution of Relapse in DLBCL. SWOG Fall 2023 Group Meeting, Chicago, IL.</w:t>
             </w:r>
           </w:p>
         </w:tc>
@@ -7737,7 +8427,7 @@
                 <w:szCs w:val="22"/>
                 <w:color w:val="000000"/>
               </w:rPr>
-              <w:t xml:space="preserve">2021</w:t>
+              <w:t xml:space="preserve">2023</w:t>
             </w:r>
           </w:p>
         </w:tc>
@@ -7791,7 +8481,7 @@
                 <w:szCs w:val="22"/>
                 <w:color w:val="000000"/>
               </w:rPr>
-              <w:t xml:space="preserve">Guest lecture on alternate academic career paths, MBB 801, Simon Fraser University, Canada.</w:t>
+              <w:t xml:space="preserve">From Cell of Origin to Mutational Landscape 20 years of Evolving Molecular Classification in DLBCL. International Ultmann Chicago Lymphoma Symposium, Chicago, IL.</w:t>
             </w:r>
           </w:p>
         </w:tc>
@@ -7851,7 +8541,7 @@
                 <w:szCs w:val="22"/>
                 <w:color w:val="000000"/>
               </w:rPr>
-              <w:t xml:space="preserve">2021</w:t>
+              <w:t xml:space="preserve">2022</w:t>
             </w:r>
           </w:p>
         </w:tc>
@@ -7905,7 +8595,7 @@
                 <w:szCs w:val="22"/>
                 <w:color w:val="000000"/>
               </w:rPr>
-              <w:t xml:space="preserve">Guest lecture on lymphoma genomics and transcriptomics, Cancer Biology, Quest University, Canada.</w:t>
+              <w:t xml:space="preserve">Relapse Timing Is Associated with Distinct Evolutionary Dynamics and Response to Salvage Therapy in DLBCL. BC Cancer Summit, Vancouver, BC.</w:t>
             </w:r>
           </w:p>
         </w:tc>
@@ -7965,7 +8655,7 @@
                 <w:szCs w:val="22"/>
                 <w:color w:val="000000"/>
               </w:rPr>
-              <w:t xml:space="preserve">2020</w:t>
+              <w:t xml:space="preserve">2021</w:t>
             </w:r>
           </w:p>
         </w:tc>
@@ -8019,7 +8709,7 @@
                 <w:szCs w:val="22"/>
                 <w:color w:val="000000"/>
               </w:rPr>
-              <w:t xml:space="preserve">Guest lecture on transcriptomic analysis, MBB 460/669 Cancer Genomics, Simon Fraser University, Canada.</w:t>
+              <w:t xml:space="preserve">Invited Departmental Seminar, Molecular Biology and Biochemistry, Simon Fraser University.</w:t>
             </w:r>
           </w:p>
         </w:tc>
@@ -8079,7 +8769,7 @@
                 <w:szCs w:val="22"/>
                 <w:color w:val="000000"/>
               </w:rPr>
-              <w:t xml:space="preserve">2020</w:t>
+              <w:t xml:space="preserve">2021</w:t>
             </w:r>
           </w:p>
         </w:tc>
@@ -8193,7 +8883,7 @@
                 <w:szCs w:val="22"/>
                 <w:color w:val="000000"/>
               </w:rPr>
-              <w:t xml:space="preserve">2019</w:t>
+              <w:t xml:space="preserve">2021</w:t>
             </w:r>
           </w:p>
         </w:tc>
@@ -8247,7 +8937,7 @@
                 <w:szCs w:val="22"/>
                 <w:color w:val="000000"/>
               </w:rPr>
-              <w:t xml:space="preserve">Oxford Nanopore long-read sequencing to refine somatic variant identification. Precision Medicine and Ion Channel Retreat, Vancouver, BC.</w:t>
+              <w:t xml:space="preserve">Guest lecture on lymphoma genomics and transcriptomics, Cancer Biology, Quest University, Canada.</w:t>
             </w:r>
           </w:p>
         </w:tc>
@@ -8307,6 +8997,348 @@
                 <w:szCs w:val="22"/>
                 <w:color w:val="000000"/>
               </w:rPr>
+              <w:t xml:space="preserve">2020</w:t>
+            </w:r>
+          </w:p>
+        </w:tc>
+        <w:tc>
+          <w:tcPr>
+            <w:tcBorders>
+              <w:bottom w:val="none" w:sz="0" w:space="0" w:color="000000"/>
+              <w:top w:val="none" w:sz="0" w:space="0" w:color="000000"/>
+              <w:left w:val="none" w:sz="0" w:space="0" w:color="000000"/>
+              <w:right w:val="none" w:sz="0" w:space="0" w:color="000000"/>
+            </w:tcBorders>
+            <w:shd w:val="clear" w:color="auto" w:fill="FFFFFF"/>
+            <w:tcMar>
+              <w:top w:w="0" w:type="dxa"/>
+              <w:bottom w:w="0" w:type="dxa"/>
+              <w:left w:w="0" w:type="dxa"/>
+              <w:right w:w="0" w:type="dxa"/>
+            </w:tcMar>
+            <w:vAlign w:val="center"/>
+          </w:tcPr>
+          <w:p>
+            <w:pPr>
+              <w:jc w:val="left"/>
+              <w:pBdr>
+                <w:bottom w:val="none" w:sz="0" w:space="0" w:color="000000"/>
+                <w:top w:val="none" w:sz="0" w:space="0" w:color="000000"/>
+                <w:left w:val="none" w:sz="0" w:space="0" w:color="000000"/>
+                <w:right w:val="none" w:sz="0" w:space="0" w:color="000000"/>
+              </w:pBdr>
+              <w:spacing w:after="100" w:before="100" w:line="240"/>
+              <w:ind w:left="100" w:right="100" w:firstLine="0" w:firstLineChars="0"/>
+              <w:rPr>
+                <w:rFonts w:ascii="Helvetica" w:hAnsi="Helvetica" w:eastAsia="Helvetica" w:cs="Helvetica"/>
+                <w:i w:val="false"/>
+                <w:b w:val="false"/>
+                <w:u w:val="none"/>
+                <w:strike w:val="false"/>
+                <w:sz w:val="22"/>
+                <w:szCs w:val="22"/>
+                <w:color w:val="000000"/>
+              </w:rPr>
+            </w:pPr>
+            <w:r xmlns:w="http://schemas.openxmlformats.org/wordprocessingml/2006/main" xmlns:wp="http://schemas.openxmlformats.org/drawingml/2006/wordprocessingDrawing" xmlns:r="http://schemas.openxmlformats.org/officeDocument/2006/relationships" xmlns:w14="http://schemas.microsoft.com/office/word/2010/wordml">
+              <w:rPr>
+                <w:rFonts w:ascii="Helvetica" w:hAnsi="Helvetica" w:eastAsia="Helvetica" w:cs="Helvetica"/>
+                <w:i w:val="false"/>
+                <w:b w:val="false"/>
+                <w:u w:val="none"/>
+                <w:strike w:val="false"/>
+                <w:sz w:val="22"/>
+                <w:szCs w:val="22"/>
+                <w:color w:val="000000"/>
+              </w:rPr>
+              <w:t xml:space="preserve">Guest lecture on transcriptomic analysis, MBB 460/669 Cancer Genomics, Simon Fraser University, Canada.</w:t>
+            </w:r>
+          </w:p>
+        </w:tc>
+      </w:tr>
+      <w:tr>
+        <w:trPr>
+          <w:trHeight w:val="360" w:hRule="auto"/>
+        </w:trPr>
+        body13
+        <w:tc>
+          <w:tcPr>
+            <w:tcBorders>
+              <w:bottom w:val="none" w:sz="0" w:space="0" w:color="000000"/>
+              <w:top w:val="none" w:sz="0" w:space="0" w:color="000000"/>
+              <w:left w:val="none" w:sz="0" w:space="0" w:color="000000"/>
+              <w:right w:val="none" w:sz="0" w:space="0" w:color="000000"/>
+            </w:tcBorders>
+            <w:shd w:val="clear" w:color="auto" w:fill="FFFFFF"/>
+            <w:tcMar>
+              <w:top w:w="0" w:type="dxa"/>
+              <w:bottom w:w="0" w:type="dxa"/>
+              <w:left w:w="0" w:type="dxa"/>
+              <w:right w:w="0" w:type="dxa"/>
+            </w:tcMar>
+            <w:vAlign w:val="center"/>
+          </w:tcPr>
+          <w:p>
+            <w:pPr>
+              <w:jc w:val="left"/>
+              <w:pBdr>
+                <w:bottom w:val="none" w:sz="0" w:space="0" w:color="000000"/>
+                <w:top w:val="none" w:sz="0" w:space="0" w:color="000000"/>
+                <w:left w:val="none" w:sz="0" w:space="0" w:color="000000"/>
+                <w:right w:val="none" w:sz="0" w:space="0" w:color="000000"/>
+              </w:pBdr>
+              <w:spacing w:after="100" w:before="100" w:line="240"/>
+              <w:ind w:left="100" w:right="100" w:firstLine="0" w:firstLineChars="0"/>
+              <w:rPr>
+                <w:rFonts w:ascii="Helvetica" w:hAnsi="Helvetica" w:eastAsia="Helvetica" w:cs="Helvetica"/>
+                <w:i w:val="false"/>
+                <w:b w:val="false"/>
+                <w:u w:val="none"/>
+                <w:strike w:val="false"/>
+                <w:sz w:val="22"/>
+                <w:szCs w:val="22"/>
+                <w:color w:val="000000"/>
+              </w:rPr>
+            </w:pPr>
+            <w:r xmlns:w="http://schemas.openxmlformats.org/wordprocessingml/2006/main" xmlns:wp="http://schemas.openxmlformats.org/drawingml/2006/wordprocessingDrawing" xmlns:r="http://schemas.openxmlformats.org/officeDocument/2006/relationships" xmlns:w14="http://schemas.microsoft.com/office/word/2010/wordml">
+              <w:rPr>
+                <w:rFonts w:ascii="Helvetica" w:hAnsi="Helvetica" w:eastAsia="Helvetica" w:cs="Helvetica"/>
+                <w:i w:val="false"/>
+                <w:b w:val="false"/>
+                <w:u w:val="none"/>
+                <w:strike w:val="false"/>
+                <w:sz w:val="22"/>
+                <w:szCs w:val="22"/>
+                <w:color w:val="000000"/>
+              </w:rPr>
+              <w:t xml:space="preserve">2020</w:t>
+            </w:r>
+          </w:p>
+        </w:tc>
+        <w:tc>
+          <w:tcPr>
+            <w:tcBorders>
+              <w:bottom w:val="none" w:sz="0" w:space="0" w:color="000000"/>
+              <w:top w:val="none" w:sz="0" w:space="0" w:color="000000"/>
+              <w:left w:val="none" w:sz="0" w:space="0" w:color="000000"/>
+              <w:right w:val="none" w:sz="0" w:space="0" w:color="000000"/>
+            </w:tcBorders>
+            <w:shd w:val="clear" w:color="auto" w:fill="FFFFFF"/>
+            <w:tcMar>
+              <w:top w:w="0" w:type="dxa"/>
+              <w:bottom w:w="0" w:type="dxa"/>
+              <w:left w:w="0" w:type="dxa"/>
+              <w:right w:w="0" w:type="dxa"/>
+            </w:tcMar>
+            <w:vAlign w:val="center"/>
+          </w:tcPr>
+          <w:p>
+            <w:pPr>
+              <w:jc w:val="left"/>
+              <w:pBdr>
+                <w:bottom w:val="none" w:sz="0" w:space="0" w:color="000000"/>
+                <w:top w:val="none" w:sz="0" w:space="0" w:color="000000"/>
+                <w:left w:val="none" w:sz="0" w:space="0" w:color="000000"/>
+                <w:right w:val="none" w:sz="0" w:space="0" w:color="000000"/>
+              </w:pBdr>
+              <w:spacing w:after="100" w:before="100" w:line="240"/>
+              <w:ind w:left="100" w:right="100" w:firstLine="0" w:firstLineChars="0"/>
+              <w:rPr>
+                <w:rFonts w:ascii="Helvetica" w:hAnsi="Helvetica" w:eastAsia="Helvetica" w:cs="Helvetica"/>
+                <w:i w:val="false"/>
+                <w:b w:val="false"/>
+                <w:u w:val="none"/>
+                <w:strike w:val="false"/>
+                <w:sz w:val="22"/>
+                <w:szCs w:val="22"/>
+                <w:color w:val="000000"/>
+              </w:rPr>
+            </w:pPr>
+            <w:r xmlns:w="http://schemas.openxmlformats.org/wordprocessingml/2006/main" xmlns:wp="http://schemas.openxmlformats.org/drawingml/2006/wordprocessingDrawing" xmlns:r="http://schemas.openxmlformats.org/officeDocument/2006/relationships" xmlns:w14="http://schemas.microsoft.com/office/word/2010/wordml">
+              <w:rPr>
+                <w:rFonts w:ascii="Helvetica" w:hAnsi="Helvetica" w:eastAsia="Helvetica" w:cs="Helvetica"/>
+                <w:i w:val="false"/>
+                <w:b w:val="false"/>
+                <w:u w:val="none"/>
+                <w:strike w:val="false"/>
+                <w:sz w:val="22"/>
+                <w:szCs w:val="22"/>
+                <w:color w:val="000000"/>
+              </w:rPr>
+              <w:t xml:space="preserve">Guest lecture on alternate academic career paths, MBB 801, Simon Fraser University, Canada.</w:t>
+            </w:r>
+          </w:p>
+        </w:tc>
+      </w:tr>
+      <w:tr>
+        <w:trPr>
+          <w:trHeight w:val="360" w:hRule="auto"/>
+        </w:trPr>
+        body14
+        <w:tc>
+          <w:tcPr>
+            <w:tcBorders>
+              <w:bottom w:val="none" w:sz="0" w:space="0" w:color="000000"/>
+              <w:top w:val="none" w:sz="0" w:space="0" w:color="000000"/>
+              <w:left w:val="none" w:sz="0" w:space="0" w:color="000000"/>
+              <w:right w:val="none" w:sz="0" w:space="0" w:color="000000"/>
+            </w:tcBorders>
+            <w:shd w:val="clear" w:color="auto" w:fill="FFFFFF"/>
+            <w:tcMar>
+              <w:top w:w="0" w:type="dxa"/>
+              <w:bottom w:w="0" w:type="dxa"/>
+              <w:left w:w="0" w:type="dxa"/>
+              <w:right w:w="0" w:type="dxa"/>
+            </w:tcMar>
+            <w:vAlign w:val="center"/>
+          </w:tcPr>
+          <w:p>
+            <w:pPr>
+              <w:jc w:val="left"/>
+              <w:pBdr>
+                <w:bottom w:val="none" w:sz="0" w:space="0" w:color="000000"/>
+                <w:top w:val="none" w:sz="0" w:space="0" w:color="000000"/>
+                <w:left w:val="none" w:sz="0" w:space="0" w:color="000000"/>
+                <w:right w:val="none" w:sz="0" w:space="0" w:color="000000"/>
+              </w:pBdr>
+              <w:spacing w:after="100" w:before="100" w:line="240"/>
+              <w:ind w:left="100" w:right="100" w:firstLine="0" w:firstLineChars="0"/>
+              <w:rPr>
+                <w:rFonts w:ascii="Helvetica" w:hAnsi="Helvetica" w:eastAsia="Helvetica" w:cs="Helvetica"/>
+                <w:i w:val="false"/>
+                <w:b w:val="false"/>
+                <w:u w:val="none"/>
+                <w:strike w:val="false"/>
+                <w:sz w:val="22"/>
+                <w:szCs w:val="22"/>
+                <w:color w:val="000000"/>
+              </w:rPr>
+            </w:pPr>
+            <w:r xmlns:w="http://schemas.openxmlformats.org/wordprocessingml/2006/main" xmlns:wp="http://schemas.openxmlformats.org/drawingml/2006/wordprocessingDrawing" xmlns:r="http://schemas.openxmlformats.org/officeDocument/2006/relationships" xmlns:w14="http://schemas.microsoft.com/office/word/2010/wordml">
+              <w:rPr>
+                <w:rFonts w:ascii="Helvetica" w:hAnsi="Helvetica" w:eastAsia="Helvetica" w:cs="Helvetica"/>
+                <w:i w:val="false"/>
+                <w:b w:val="false"/>
+                <w:u w:val="none"/>
+                <w:strike w:val="false"/>
+                <w:sz w:val="22"/>
+                <w:szCs w:val="22"/>
+                <w:color w:val="000000"/>
+              </w:rPr>
+              <w:t xml:space="preserve">2019</w:t>
+            </w:r>
+          </w:p>
+        </w:tc>
+        <w:tc>
+          <w:tcPr>
+            <w:tcBorders>
+              <w:bottom w:val="none" w:sz="0" w:space="0" w:color="000000"/>
+              <w:top w:val="none" w:sz="0" w:space="0" w:color="000000"/>
+              <w:left w:val="none" w:sz="0" w:space="0" w:color="000000"/>
+              <w:right w:val="none" w:sz="0" w:space="0" w:color="000000"/>
+            </w:tcBorders>
+            <w:shd w:val="clear" w:color="auto" w:fill="FFFFFF"/>
+            <w:tcMar>
+              <w:top w:w="0" w:type="dxa"/>
+              <w:bottom w:w="0" w:type="dxa"/>
+              <w:left w:w="0" w:type="dxa"/>
+              <w:right w:w="0" w:type="dxa"/>
+            </w:tcMar>
+            <w:vAlign w:val="center"/>
+          </w:tcPr>
+          <w:p>
+            <w:pPr>
+              <w:jc w:val="left"/>
+              <w:pBdr>
+                <w:bottom w:val="none" w:sz="0" w:space="0" w:color="000000"/>
+                <w:top w:val="none" w:sz="0" w:space="0" w:color="000000"/>
+                <w:left w:val="none" w:sz="0" w:space="0" w:color="000000"/>
+                <w:right w:val="none" w:sz="0" w:space="0" w:color="000000"/>
+              </w:pBdr>
+              <w:spacing w:after="100" w:before="100" w:line="240"/>
+              <w:ind w:left="100" w:right="100" w:firstLine="0" w:firstLineChars="0"/>
+              <w:rPr>
+                <w:rFonts w:ascii="Helvetica" w:hAnsi="Helvetica" w:eastAsia="Helvetica" w:cs="Helvetica"/>
+                <w:i w:val="false"/>
+                <w:b w:val="false"/>
+                <w:u w:val="none"/>
+                <w:strike w:val="false"/>
+                <w:sz w:val="22"/>
+                <w:szCs w:val="22"/>
+                <w:color w:val="000000"/>
+              </w:rPr>
+            </w:pPr>
+            <w:r xmlns:w="http://schemas.openxmlformats.org/wordprocessingml/2006/main" xmlns:wp="http://schemas.openxmlformats.org/drawingml/2006/wordprocessingDrawing" xmlns:r="http://schemas.openxmlformats.org/officeDocument/2006/relationships" xmlns:w14="http://schemas.microsoft.com/office/word/2010/wordml">
+              <w:rPr>
+                <w:rFonts w:ascii="Helvetica" w:hAnsi="Helvetica" w:eastAsia="Helvetica" w:cs="Helvetica"/>
+                <w:i w:val="false"/>
+                <w:b w:val="false"/>
+                <w:u w:val="none"/>
+                <w:strike w:val="false"/>
+                <w:sz w:val="22"/>
+                <w:szCs w:val="22"/>
+                <w:color w:val="000000"/>
+              </w:rPr>
+              <w:t xml:space="preserve">Oxford Nanopore long-read sequencing to refine somatic variant identification. Precision Medicine and Ion Channel Retreat, Vancouver, BC.</w:t>
+            </w:r>
+          </w:p>
+        </w:tc>
+      </w:tr>
+      <w:tr>
+        <w:trPr>
+          <w:trHeight w:val="360" w:hRule="auto"/>
+        </w:trPr>
+        body15
+        <w:tc>
+          <w:tcPr>
+            <w:tcBorders>
+              <w:bottom w:val="none" w:sz="0" w:space="0" w:color="000000"/>
+              <w:top w:val="none" w:sz="0" w:space="0" w:color="000000"/>
+              <w:left w:val="none" w:sz="0" w:space="0" w:color="000000"/>
+              <w:right w:val="none" w:sz="0" w:space="0" w:color="000000"/>
+            </w:tcBorders>
+            <w:shd w:val="clear" w:color="auto" w:fill="FFFFFF"/>
+            <w:tcMar>
+              <w:top w:w="0" w:type="dxa"/>
+              <w:bottom w:w="0" w:type="dxa"/>
+              <w:left w:w="0" w:type="dxa"/>
+              <w:right w:w="0" w:type="dxa"/>
+            </w:tcMar>
+            <w:vAlign w:val="center"/>
+          </w:tcPr>
+          <w:p>
+            <w:pPr>
+              <w:jc w:val="left"/>
+              <w:pBdr>
+                <w:bottom w:val="none" w:sz="0" w:space="0" w:color="000000"/>
+                <w:top w:val="none" w:sz="0" w:space="0" w:color="000000"/>
+                <w:left w:val="none" w:sz="0" w:space="0" w:color="000000"/>
+                <w:right w:val="none" w:sz="0" w:space="0" w:color="000000"/>
+              </w:pBdr>
+              <w:spacing w:after="100" w:before="100" w:line="240"/>
+              <w:ind w:left="100" w:right="100" w:firstLine="0" w:firstLineChars="0"/>
+              <w:rPr>
+                <w:rFonts w:ascii="Helvetica" w:hAnsi="Helvetica" w:eastAsia="Helvetica" w:cs="Helvetica"/>
+                <w:i w:val="false"/>
+                <w:b w:val="false"/>
+                <w:u w:val="none"/>
+                <w:strike w:val="false"/>
+                <w:sz w:val="22"/>
+                <w:szCs w:val="22"/>
+                <w:color w:val="000000"/>
+              </w:rPr>
+            </w:pPr>
+            <w:r xmlns:w="http://schemas.openxmlformats.org/wordprocessingml/2006/main" xmlns:wp="http://schemas.openxmlformats.org/drawingml/2006/wordprocessingDrawing" xmlns:r="http://schemas.openxmlformats.org/officeDocument/2006/relationships" xmlns:w14="http://schemas.microsoft.com/office/word/2010/wordml">
+              <w:rPr>
+                <w:rFonts w:ascii="Helvetica" w:hAnsi="Helvetica" w:eastAsia="Helvetica" w:cs="Helvetica"/>
+                <w:i w:val="false"/>
+                <w:b w:val="false"/>
+                <w:u w:val="none"/>
+                <w:strike w:val="false"/>
+                <w:sz w:val="22"/>
+                <w:szCs w:val="22"/>
+                <w:color w:val="000000"/>
+              </w:rPr>
               <w:t xml:space="preserve">2016</w:t>
             </w:r>
           </w:p>
@@ -8370,7 +9402,7 @@
         <w:trPr>
           <w:trHeight w:val="360" w:hRule="auto"/>
         </w:trPr>
-        body13
+        body16
         <w:tc>
           <w:tcPr>
             <w:tcBorders>
@@ -8481,8 +9513,8 @@
         </w:tc>
       </w:tr>
     </w:tbl>
-    <w:bookmarkEnd w:id="111"/>
-    <w:bookmarkStart w:id="159" w:name="conference-oral-presentations"/>
+    <w:bookmarkEnd w:id="122"/>
+    <w:bookmarkStart w:id="170" w:name="conference-oral-presentations"/>
     <w:p>
       <w:pPr>
         <w:pStyle w:val="Heading2"/>
@@ -8491,8 +9523,8 @@
         <w:t xml:space="preserve">Conference Oral Presentations</w:t>
       </w:r>
     </w:p>
-    <w:bookmarkStart w:id="158" w:name="refs-talks"/>
-    <w:bookmarkStart w:id="112" w:name="X7b20e62aa3819d2a0c91efd93b48417d68b86e3"/>
+    <w:bookmarkStart w:id="169" w:name="refs-talks"/>
+    <w:bookmarkStart w:id="123" w:name="X7b20e62aa3819d2a0c91efd93b48417d68b86e3"/>
     <w:p>
       <w:pPr>
         <w:pStyle w:val="Bibliography"/>
@@ -8601,8 +9633,8 @@
         <w:t xml:space="preserve">. Lugano, CH.</w:t>
       </w:r>
     </w:p>
-    <w:bookmarkEnd w:id="112"/>
-    <w:bookmarkStart w:id="113" w:name="ref-fongMultiOmicProfilingDark2025"/>
+    <w:bookmarkEnd w:id="123"/>
+    <w:bookmarkStart w:id="124" w:name="ref-fongMultiOmicProfilingDark2025"/>
     <w:p>
       <w:pPr>
         <w:pStyle w:val="Bibliography"/>
@@ -8663,8 +9695,8 @@
         <w:t xml:space="preserve">. Lugano, CH.</w:t>
       </w:r>
     </w:p>
-    <w:bookmarkEnd w:id="113"/>
-    <w:bookmarkStart w:id="114" w:name="ref-hiltonWholeGenomeSequencing2025"/>
+    <w:bookmarkEnd w:id="124"/>
+    <w:bookmarkStart w:id="125" w:name="ref-hiltonWholeGenomeSequencing2025"/>
     <w:p>
       <w:pPr>
         <w:pStyle w:val="Bibliography"/>
@@ -8764,8 +9796,8 @@
         <w:t xml:space="preserve">. Lugano, CH.</w:t>
       </w:r>
     </w:p>
-    <w:bookmarkEnd w:id="114"/>
-    <w:bookmarkStart w:id="116" w:name="X316f1412e88e2d9e69e251d29f77ae0e9bfa9f7"/>
+    <w:bookmarkEnd w:id="125"/>
+    <w:bookmarkStart w:id="127" w:name="X316f1412e88e2d9e69e251d29f77ae0e9bfa9f7"/>
     <w:p>
       <w:pPr>
         <w:pStyle w:val="Bibliography"/>
@@ -8789,7 +9821,7 @@
       <w:r>
         <w:t xml:space="preserve"> </w:t>
       </w:r>
-      <w:hyperlink r:id="rId115">
+      <w:hyperlink r:id="rId126">
         <w:r>
           <w:rPr>
             <w:rStyle w:val="Hyperlink"/>
@@ -8822,8 +9854,8 @@
         <w:t xml:space="preserve">. Orlando, FL, USA.</w:t>
       </w:r>
     </w:p>
-    <w:bookmarkEnd w:id="116"/>
-    <w:bookmarkStart w:id="118" w:name="ref-pelzerSpenLossDrives2025a"/>
+    <w:bookmarkEnd w:id="127"/>
+    <w:bookmarkStart w:id="129" w:name="ref-pelzerSpenLossDrives2025a"/>
     <w:p>
       <w:pPr>
         <w:pStyle w:val="Bibliography"/>
@@ -8847,7 +9879,7 @@
       <w:r>
         <w:t xml:space="preserve"> </w:t>
       </w:r>
-      <w:hyperlink r:id="rId117">
+      <w:hyperlink r:id="rId128">
         <w:r>
           <w:rPr>
             <w:rStyle w:val="Hyperlink"/>
@@ -8928,8 +9960,8 @@
         <w:t xml:space="preserve">. Orlando, FL, USA.</w:t>
       </w:r>
     </w:p>
-    <w:bookmarkEnd w:id="118"/>
-    <w:bookmarkStart w:id="119" w:name="X8cf128f09b89211649bcc4634db05131e449870"/>
+    <w:bookmarkEnd w:id="129"/>
+    <w:bookmarkStart w:id="130" w:name="X8cf128f09b89211649bcc4634db05131e449870"/>
     <w:p>
       <w:pPr>
         <w:pStyle w:val="Bibliography"/>
@@ -9017,8 +10049,8 @@
         <w:t xml:space="preserve">. Lugano, CH.</w:t>
       </w:r>
     </w:p>
-    <w:bookmarkEnd w:id="119"/>
-    <w:bookmarkStart w:id="120" w:name="Xe5f78cfe99809fcedcb3ee26001bbb69e5397f5"/>
+    <w:bookmarkEnd w:id="130"/>
+    <w:bookmarkStart w:id="131" w:name="Xe5f78cfe99809fcedcb3ee26001bbb69e5397f5"/>
     <w:p>
       <w:pPr>
         <w:pStyle w:val="Bibliography"/>
@@ -9148,8 +10180,8 @@
         <w:t xml:space="preserve">. San Diego, CA, USA.</w:t>
       </w:r>
     </w:p>
-    <w:bookmarkEnd w:id="120"/>
-    <w:bookmarkStart w:id="121" w:name="ref-raiCSF2RBMutationsResult2024"/>
+    <w:bookmarkEnd w:id="131"/>
+    <w:bookmarkStart w:id="132" w:name="ref-raiCSF2RBMutationsResult2024"/>
     <w:p>
       <w:pPr>
         <w:pStyle w:val="Bibliography"/>
@@ -9225,8 +10257,8 @@
         <w:t xml:space="preserve">. San Diego, CA, USA.</w:t>
       </w:r>
     </w:p>
-    <w:bookmarkEnd w:id="121"/>
-    <w:bookmarkStart w:id="122" w:name="X5064dd4c9397abd5bfa61c2feee9d5fb2f998fe"/>
+    <w:bookmarkEnd w:id="132"/>
+    <w:bookmarkStart w:id="133" w:name="X5064dd4c9397abd5bfa61c2feee9d5fb2f998fe"/>
     <w:p>
       <w:pPr>
         <w:pStyle w:val="Bibliography"/>
@@ -9290,8 +10322,8 @@
         <w:t xml:space="preserve">. San Diego, CA, USA.</w:t>
       </w:r>
     </w:p>
-    <w:bookmarkEnd w:id="122"/>
-    <w:bookmarkStart w:id="123" w:name="X47ab11a8b109bd258166311b591c93b8f82e0e0"/>
+    <w:bookmarkEnd w:id="133"/>
+    <w:bookmarkStart w:id="134" w:name="X47ab11a8b109bd258166311b591c93b8f82e0e0"/>
     <w:p>
       <w:pPr>
         <w:pStyle w:val="Bibliography"/>
@@ -9412,8 +10444,8 @@
         <w:t xml:space="preserve">. San Diego, CA, USA.</w:t>
       </w:r>
     </w:p>
-    <w:bookmarkEnd w:id="123"/>
-    <w:bookmarkStart w:id="125" w:name="ref-balBtg2SuperEnhancerMutations2023"/>
+    <w:bookmarkEnd w:id="134"/>
+    <w:bookmarkStart w:id="136" w:name="ref-balBtg2SuperEnhancerMutations2023"/>
     <w:p>
       <w:pPr>
         <w:pStyle w:val="Bibliography"/>
@@ -9437,7 +10469,7 @@
       <w:r>
         <w:t xml:space="preserve"> </w:t>
       </w:r>
-      <w:hyperlink r:id="rId124">
+      <w:hyperlink r:id="rId135">
         <w:r>
           <w:rPr>
             <w:rStyle w:val="Hyperlink"/>
@@ -9530,8 +10562,8 @@
         <w:t xml:space="preserve">. Lugano, CH.</w:t>
       </w:r>
     </w:p>
-    <w:bookmarkEnd w:id="125"/>
-    <w:bookmarkStart w:id="127" w:name="X1699ed76895db73805f91803a5af4358a3ba744"/>
+    <w:bookmarkEnd w:id="136"/>
+    <w:bookmarkStart w:id="138" w:name="X1699ed76895db73805f91803a5af4358a3ba744"/>
     <w:p>
       <w:pPr>
         <w:pStyle w:val="Bibliography"/>
@@ -9555,7 +10587,7 @@
       <w:r>
         <w:t xml:space="preserve"> </w:t>
       </w:r>
-      <w:hyperlink r:id="rId126">
+      <w:hyperlink r:id="rId137">
         <w:r>
           <w:rPr>
             <w:rStyle w:val="Hyperlink"/>
@@ -9636,8 +10668,8 @@
         <w:t xml:space="preserve">. San Diego, CA, USA.</w:t>
       </w:r>
     </w:p>
-    <w:bookmarkEnd w:id="127"/>
-    <w:bookmarkStart w:id="129" w:name="ref-coyleExploringSplicingFactor2022"/>
+    <w:bookmarkEnd w:id="138"/>
+    <w:bookmarkStart w:id="140" w:name="ref-coyleExploringSplicingFactor2022"/>
     <w:p>
       <w:pPr>
         <w:pStyle w:val="Bibliography"/>
@@ -9661,7 +10693,7 @@
       <w:r>
         <w:t xml:space="preserve"> </w:t>
       </w:r>
-      <w:hyperlink r:id="rId128">
+      <w:hyperlink r:id="rId139">
         <w:r>
           <w:rPr>
             <w:rStyle w:val="Hyperlink"/>
@@ -9754,8 +10786,8 @@
         <w:t xml:space="preserve">. New Orleans, LA, USA.</w:t>
       </w:r>
     </w:p>
-    <w:bookmarkEnd w:id="129"/>
-    <w:bookmarkStart w:id="130" w:name="ref-hiltonRelapseTimingAssociated2022"/>
+    <w:bookmarkEnd w:id="140"/>
+    <w:bookmarkStart w:id="141" w:name="ref-hiltonRelapseTimingAssociated2022"/>
     <w:p>
       <w:pPr>
         <w:pStyle w:val="Bibliography"/>
@@ -9855,8 +10887,8 @@
         <w:t xml:space="preserve">. New Orleans, LA, USA.</w:t>
       </w:r>
     </w:p>
-    <w:bookmarkEnd w:id="130"/>
-    <w:bookmarkStart w:id="132" w:name="ref-thomasDNAMethylationBasedBurkitt2022"/>
+    <w:bookmarkEnd w:id="141"/>
+    <w:bookmarkStart w:id="143" w:name="ref-thomasDNAMethylationBasedBurkitt2022"/>
     <w:p>
       <w:pPr>
         <w:pStyle w:val="Bibliography"/>
@@ -9880,7 +10912,7 @@
       <w:r>
         <w:t xml:space="preserve"> </w:t>
       </w:r>
-      <w:hyperlink r:id="rId131">
+      <w:hyperlink r:id="rId142">
         <w:r>
           <w:rPr>
             <w:rStyle w:val="Hyperlink"/>
@@ -9937,8 +10969,8 @@
         <w:t xml:space="preserve">. San Diego, CA, USA.</w:t>
       </w:r>
     </w:p>
-    <w:bookmarkEnd w:id="132"/>
-    <w:bookmarkStart w:id="134" w:name="Xb6ce2a831a54874be2c613b1c662076c44a819e"/>
+    <w:bookmarkEnd w:id="143"/>
+    <w:bookmarkStart w:id="145" w:name="Xb6ce2a831a54874be2c613b1c662076c44a819e"/>
     <w:p>
       <w:pPr>
         <w:pStyle w:val="Bibliography"/>
@@ -9962,7 +10994,7 @@
       <w:r>
         <w:t xml:space="preserve"> </w:t>
       </w:r>
-      <w:hyperlink r:id="rId133">
+      <w:hyperlink r:id="rId144">
         <w:r>
           <w:rPr>
             <w:rStyle w:val="Hyperlink"/>
@@ -10073,8 +11105,8 @@
         <w:t xml:space="preserve">. Lugano, CH.</w:t>
       </w:r>
     </w:p>
-    <w:bookmarkEnd w:id="134"/>
-    <w:bookmarkStart w:id="136" w:name="Xab80cbfd0093495f15bd67ba8c871ec06602ffd"/>
+    <w:bookmarkEnd w:id="145"/>
+    <w:bookmarkStart w:id="147" w:name="Xab80cbfd0093495f15bd67ba8c871ec06602ffd"/>
     <w:p>
       <w:pPr>
         <w:pStyle w:val="Bibliography"/>
@@ -10098,7 +11130,7 @@
       <w:r>
         <w:t xml:space="preserve"> </w:t>
       </w:r>
-      <w:hyperlink r:id="rId135">
+      <w:hyperlink r:id="rId146">
         <w:r>
           <w:rPr>
             <w:rStyle w:val="Hyperlink"/>
@@ -10239,8 +11271,8 @@
         <w:t xml:space="preserve">. Lugano, CH.</w:t>
       </w:r>
     </w:p>
-    <w:bookmarkEnd w:id="136"/>
-    <w:bookmarkStart w:id="138" w:name="ref-drevalCopyNumberVariation2021"/>
+    <w:bookmarkEnd w:id="147"/>
+    <w:bookmarkStart w:id="149" w:name="ref-drevalCopyNumberVariation2021"/>
     <w:p>
       <w:pPr>
         <w:pStyle w:val="Bibliography"/>
@@ -10264,7 +11296,7 @@
       <w:r>
         <w:t xml:space="preserve"> </w:t>
       </w:r>
-      <w:hyperlink r:id="rId137">
+      <w:hyperlink r:id="rId148">
         <w:r>
           <w:rPr>
             <w:rStyle w:val="Hyperlink"/>
@@ -10333,8 +11365,8 @@
         <w:t xml:space="preserve">. Lugano, CH.</w:t>
       </w:r>
     </w:p>
-    <w:bookmarkEnd w:id="138"/>
-    <w:bookmarkStart w:id="139" w:name="ref-hiltonConstrainedFLGenetically2021"/>
+    <w:bookmarkEnd w:id="149"/>
+    <w:bookmarkStart w:id="150" w:name="ref-hiltonConstrainedFLGenetically2021"/>
     <w:p>
       <w:pPr>
         <w:pStyle w:val="Bibliography"/>
@@ -10455,8 +11487,8 @@
         <w:t xml:space="preserve">. Atlanta, GA, USA.</w:t>
       </w:r>
     </w:p>
-    <w:bookmarkEnd w:id="139"/>
-    <w:bookmarkStart w:id="140" w:name="ref-hiltonTopologyMycRearrangements2021a"/>
+    <w:bookmarkEnd w:id="150"/>
+    <w:bookmarkStart w:id="151" w:name="ref-hiltonTopologyMycRearrangements2021a"/>
     <w:p>
       <w:pPr>
         <w:pStyle w:val="Bibliography"/>
@@ -10556,8 +11588,8 @@
         <w:t xml:space="preserve">. Lugano, CH.</w:t>
       </w:r>
     </w:p>
-    <w:bookmarkEnd w:id="140"/>
-    <w:bookmarkStart w:id="142" w:name="ref-hiltonTopologyMycRearrangements2021b"/>
+    <w:bookmarkEnd w:id="151"/>
+    <w:bookmarkStart w:id="153" w:name="ref-hiltonTopologyMycRearrangements2021b"/>
     <w:p>
       <w:pPr>
         <w:pStyle w:val="Bibliography"/>
@@ -10581,7 +11613,7 @@
       <w:r>
         <w:t xml:space="preserve"> </w:t>
       </w:r>
-      <w:hyperlink r:id="rId141">
+      <w:hyperlink r:id="rId152">
         <w:r>
           <w:rPr>
             <w:rStyle w:val="Hyperlink"/>
@@ -10722,8 +11754,8 @@
         <w:t xml:space="preserve">. Lugano, CH.</w:t>
       </w:r>
     </w:p>
-    <w:bookmarkEnd w:id="142"/>
-    <w:bookmarkStart w:id="143" w:name="ref-hiltonWholeGenomeSequencing2021"/>
+    <w:bookmarkEnd w:id="153"/>
+    <w:bookmarkStart w:id="154" w:name="ref-hiltonWholeGenomeSequencing2021"/>
     <w:p>
       <w:pPr>
         <w:pStyle w:val="Bibliography"/>
@@ -10811,8 +11843,8 @@
         <w:t xml:space="preserve">. Lugano, CH.</w:t>
       </w:r>
     </w:p>
-    <w:bookmarkEnd w:id="143"/>
-    <w:bookmarkStart w:id="145" w:name="ref-hiltonWholeGenomeSequencing2021a"/>
+    <w:bookmarkEnd w:id="154"/>
+    <w:bookmarkStart w:id="156" w:name="ref-hiltonWholeGenomeSequencing2021a"/>
     <w:p>
       <w:pPr>
         <w:pStyle w:val="Bibliography"/>
@@ -10836,7 +11868,7 @@
       <w:r>
         <w:t xml:space="preserve"> </w:t>
       </w:r>
-      <w:hyperlink r:id="rId144">
+      <w:hyperlink r:id="rId155">
         <w:r>
           <w:rPr>
             <w:rStyle w:val="Hyperlink"/>
@@ -10953,8 +11985,8 @@
         <w:t xml:space="preserve">. Lugano, CH.</w:t>
       </w:r>
     </w:p>
-    <w:bookmarkEnd w:id="145"/>
-    <w:bookmarkStart w:id="147" w:name="ref-oremKeyGeneticMolecular2021"/>
+    <w:bookmarkEnd w:id="156"/>
+    <w:bookmarkStart w:id="158" w:name="ref-oremKeyGeneticMolecular2021"/>
     <w:p>
       <w:pPr>
         <w:pStyle w:val="Bibliography"/>
@@ -10978,7 +12010,7 @@
       <w:r>
         <w:t xml:space="preserve"> </w:t>
       </w:r>
-      <w:hyperlink r:id="rId146">
+      <w:hyperlink r:id="rId157">
         <w:r>
           <w:rPr>
             <w:rStyle w:val="Hyperlink"/>
@@ -11095,8 +12127,8 @@
         <w:t xml:space="preserve">. Lugano, CH.</w:t>
       </w:r>
     </w:p>
-    <w:bookmarkEnd w:id="147"/>
-    <w:bookmarkStart w:id="149" w:name="X8496f11479dfc656a13204a5b228e17d8068823"/>
+    <w:bookmarkEnd w:id="158"/>
+    <w:bookmarkStart w:id="160" w:name="X8496f11479dfc656a13204a5b228e17d8068823"/>
     <w:p>
       <w:pPr>
         <w:pStyle w:val="Bibliography"/>
@@ -11120,7 +12152,7 @@
       <w:r>
         <w:t xml:space="preserve"> </w:t>
       </w:r>
-      <w:hyperlink r:id="rId148">
+      <w:hyperlink r:id="rId159">
         <w:r>
           <w:rPr>
             <w:rStyle w:val="Hyperlink"/>
@@ -11261,8 +12293,8 @@
         <w:t xml:space="preserve">. New Orleans, LA, USA.</w:t>
       </w:r>
     </w:p>
-    <w:bookmarkEnd w:id="149"/>
-    <w:bookmarkStart w:id="151" w:name="ref-thomasNovelGeneticSubgroups2021"/>
+    <w:bookmarkEnd w:id="160"/>
+    <w:bookmarkStart w:id="162" w:name="ref-thomasNovelGeneticSubgroups2021"/>
     <w:p>
       <w:pPr>
         <w:pStyle w:val="Bibliography"/>
@@ -11286,7 +12318,7 @@
       <w:r>
         <w:t xml:space="preserve"> </w:t>
       </w:r>
-      <w:hyperlink r:id="rId150">
+      <w:hyperlink r:id="rId161">
         <w:r>
           <w:rPr>
             <w:rStyle w:val="Hyperlink"/>
@@ -11403,8 +12435,8 @@
         <w:t xml:space="preserve">. New Orleans, LA, USA.</w:t>
       </w:r>
     </w:p>
-    <w:bookmarkEnd w:id="151"/>
-    <w:bookmarkStart w:id="153" w:name="ref-hiltonPrognosticSignificanceFc2020"/>
+    <w:bookmarkEnd w:id="162"/>
+    <w:bookmarkStart w:id="164" w:name="ref-hiltonPrognosticSignificanceFc2020"/>
     <w:p>
       <w:pPr>
         <w:pStyle w:val="Bibliography"/>
@@ -11428,7 +12460,7 @@
       <w:r>
         <w:t xml:space="preserve"> </w:t>
       </w:r>
-      <w:hyperlink r:id="rId152">
+      <w:hyperlink r:id="rId163">
         <w:r>
           <w:rPr>
             <w:rStyle w:val="Hyperlink"/>
@@ -11584,8 +12616,8 @@
         <w:t xml:space="preserve">. Virtual.</w:t>
       </w:r>
     </w:p>
-    <w:bookmarkEnd w:id="153"/>
-    <w:bookmarkStart w:id="155" w:name="ref-thomasAbstractIA42Detecting2020"/>
+    <w:bookmarkEnd w:id="164"/>
+    <w:bookmarkStart w:id="166" w:name="ref-thomasAbstractIA42Detecting2020"/>
     <w:p>
       <w:pPr>
         <w:pStyle w:val="Bibliography"/>
@@ -11609,7 +12641,7 @@
       <w:r>
         <w:t xml:space="preserve"> </w:t>
       </w:r>
-      <w:hyperlink r:id="rId154">
+      <w:hyperlink r:id="rId165">
         <w:r>
           <w:rPr>
             <w:rStyle w:val="Hyperlink"/>
@@ -11705,8 +12737,8 @@
         <w:t xml:space="preserve">. Virtual.</w:t>
       </w:r>
     </w:p>
-    <w:bookmarkEnd w:id="155"/>
-    <w:bookmarkStart w:id="156" w:name="ref-hiltonCrypticMycBcl22019"/>
+    <w:bookmarkEnd w:id="166"/>
+    <w:bookmarkStart w:id="167" w:name="ref-hiltonCrypticMycBcl22019"/>
     <w:p>
       <w:pPr>
         <w:pStyle w:val="Bibliography"/>
@@ -11818,8 +12850,8 @@
         <w:t xml:space="preserve">. Lugano, CH.</w:t>
       </w:r>
     </w:p>
-    <w:bookmarkEnd w:id="156"/>
-    <w:bookmarkStart w:id="157" w:name="ref-hiltonKinasesLF4CNK22013a"/>
+    <w:bookmarkEnd w:id="167"/>
+    <w:bookmarkStart w:id="168" w:name="ref-hiltonKinasesLF4CNK22013a"/>
     <w:p>
       <w:pPr>
         <w:pStyle w:val="Bibliography"/>
@@ -11886,10 +12918,10 @@
         <w:t xml:space="preserve">. New Orleans, LA, USA.</w:t>
       </w:r>
     </w:p>
-    <w:bookmarkEnd w:id="157"/>
-    <w:bookmarkEnd w:id="158"/>
-    <w:bookmarkEnd w:id="159"/>
-    <w:bookmarkStart w:id="194" w:name="conference-poster-presentations"/>
+    <w:bookmarkEnd w:id="168"/>
+    <w:bookmarkEnd w:id="169"/>
+    <w:bookmarkEnd w:id="170"/>
+    <w:bookmarkStart w:id="205" w:name="conference-poster-presentations"/>
     <w:p>
       <w:pPr>
         <w:pStyle w:val="Heading2"/>
@@ -11898,8 +12930,8 @@
         <w:t xml:space="preserve">Conference Poster Presentations</w:t>
       </w:r>
     </w:p>
-    <w:bookmarkStart w:id="193" w:name="refs-posters"/>
-    <w:bookmarkStart w:id="161" w:name="ref-bancoEvaluatingTargetedLongread2025"/>
+    <w:bookmarkStart w:id="204" w:name="refs-posters"/>
+    <w:bookmarkStart w:id="172" w:name="ref-bancoEvaluatingTargetedLongread2025"/>
     <w:p>
       <w:pPr>
         <w:pStyle w:val="Bibliography"/>
@@ -11923,7 +12955,7 @@
       <w:r>
         <w:t xml:space="preserve"> </w:t>
       </w:r>
-      <w:hyperlink r:id="rId160">
+      <w:hyperlink r:id="rId171">
         <w:r>
           <w:rPr>
             <w:rStyle w:val="Hyperlink"/>
@@ -11956,8 +12988,8 @@
         <w:t xml:space="preserve">. Orlando, FL, USA.</w:t>
       </w:r>
     </w:p>
-    <w:bookmarkEnd w:id="161"/>
-    <w:bookmarkStart w:id="162" w:name="ref-drevalGenomicAnalysisMature2025"/>
+    <w:bookmarkEnd w:id="172"/>
+    <w:bookmarkStart w:id="173" w:name="ref-drevalGenomicAnalysisMature2025"/>
     <w:p>
       <w:pPr>
         <w:pStyle w:val="Bibliography"/>
@@ -12021,8 +13053,8 @@
         <w:t xml:space="preserve">. Lugano, CH.</w:t>
       </w:r>
     </w:p>
-    <w:bookmarkEnd w:id="162"/>
-    <w:bookmarkStart w:id="163" w:name="X0fb148c2f4c781098992497a62cb7d1bf16f69d"/>
+    <w:bookmarkEnd w:id="173"/>
+    <w:bookmarkStart w:id="174" w:name="X0fb148c2f4c781098992497a62cb7d1bf16f69d"/>
     <w:p>
       <w:pPr>
         <w:pStyle w:val="Bibliography"/>
@@ -12119,8 +13151,8 @@
         <w:t xml:space="preserve">. San Diego, CA, USA.</w:t>
       </w:r>
     </w:p>
-    <w:bookmarkEnd w:id="163"/>
-    <w:bookmarkStart w:id="164" w:name="ref-feldmanFusionLandscapeAnaplastic2024"/>
+    <w:bookmarkEnd w:id="174"/>
+    <w:bookmarkStart w:id="175" w:name="ref-feldmanFusionLandscapeAnaplastic2024"/>
     <w:p>
       <w:pPr>
         <w:pStyle w:val="Bibliography"/>
@@ -12226,8 +13258,8 @@
         <w:t xml:space="preserve">. San Diego, CA, USA.</w:t>
       </w:r>
     </w:p>
-    <w:bookmarkEnd w:id="164"/>
-    <w:bookmarkStart w:id="165" w:name="ref-raiMultiomicProfilingReveals2024"/>
+    <w:bookmarkEnd w:id="175"/>
+    <w:bookmarkStart w:id="176" w:name="ref-raiMultiomicProfilingReveals2024"/>
     <w:p>
       <w:pPr>
         <w:pStyle w:val="Bibliography"/>
@@ -12303,8 +13335,8 @@
         <w:t xml:space="preserve">. San Diego, CA, USA.</w:t>
       </w:r>
     </w:p>
-    <w:bookmarkEnd w:id="165"/>
-    <w:bookmarkStart w:id="167" w:name="ref-alduaijImpactDarkZone2023"/>
+    <w:bookmarkEnd w:id="176"/>
+    <w:bookmarkStart w:id="178" w:name="ref-alduaijImpactDarkZone2023"/>
     <w:p>
       <w:pPr>
         <w:pStyle w:val="Bibliography"/>
@@ -12328,7 +13360,7 @@
       <w:r>
         <w:t xml:space="preserve"> </w:t>
       </w:r>
-      <w:hyperlink r:id="rId166">
+      <w:hyperlink r:id="rId177">
         <w:r>
           <w:rPr>
             <w:rStyle w:val="Hyperlink"/>
@@ -12421,8 +13453,8 @@
         <w:t xml:space="preserve">. Lugano, CH.</w:t>
       </w:r>
     </w:p>
-    <w:bookmarkEnd w:id="167"/>
-    <w:bookmarkStart w:id="169" w:name="ref-cruzLargeScaleGenomicAnalysis2023"/>
+    <w:bookmarkEnd w:id="178"/>
+    <w:bookmarkStart w:id="180" w:name="ref-cruzLargeScaleGenomicAnalysis2023"/>
     <w:p>
       <w:pPr>
         <w:pStyle w:val="Bibliography"/>
@@ -12446,7 +13478,7 @@
       <w:r>
         <w:t xml:space="preserve"> </w:t>
       </w:r>
-      <w:hyperlink r:id="rId168">
+      <w:hyperlink r:id="rId179">
         <w:r>
           <w:rPr>
             <w:rStyle w:val="Hyperlink"/>
@@ -12557,8 +13589,8 @@
         <w:t xml:space="preserve">. San Diego, CA, USA.</w:t>
       </w:r>
     </w:p>
-    <w:bookmarkEnd w:id="169"/>
-    <w:bookmarkStart w:id="171" w:name="ref-qureshiHnrnpuMutationsAre2023"/>
+    <w:bookmarkEnd w:id="180"/>
+    <w:bookmarkStart w:id="182" w:name="ref-qureshiHnrnpuMutationsAre2023"/>
     <w:p>
       <w:pPr>
         <w:pStyle w:val="Bibliography"/>
@@ -12582,7 +13614,7 @@
       <w:r>
         <w:t xml:space="preserve"> </w:t>
       </w:r>
-      <w:hyperlink r:id="rId170">
+      <w:hyperlink r:id="rId181">
         <w:r>
           <w:rPr>
             <w:rStyle w:val="Hyperlink"/>
@@ -12699,8 +13731,8 @@
         <w:t xml:space="preserve">. San Diego, CA, USA.</w:t>
       </w:r>
     </w:p>
-    <w:bookmarkEnd w:id="171"/>
-    <w:bookmarkStart w:id="173" w:name="ref-alduaijRiskCentralNervous2022"/>
+    <w:bookmarkEnd w:id="182"/>
+    <w:bookmarkStart w:id="184" w:name="ref-alduaijRiskCentralNervous2022"/>
     <w:p>
       <w:pPr>
         <w:pStyle w:val="Bibliography"/>
@@ -12724,7 +13756,7 @@
       <w:r>
         <w:t xml:space="preserve"> </w:t>
       </w:r>
-      <w:hyperlink r:id="rId172">
+      <w:hyperlink r:id="rId183">
         <w:r>
           <w:rPr>
             <w:rStyle w:val="Hyperlink"/>
@@ -12955,8 +13987,8 @@
         <w:t xml:space="preserve">. New Orleans, LA, USA.</w:t>
       </w:r>
     </w:p>
-    <w:bookmarkEnd w:id="173"/>
-    <w:bookmarkStart w:id="174" w:name="ref-collingeUnbalancedMYCBreakApart2022"/>
+    <w:bookmarkEnd w:id="184"/>
+    <w:bookmarkStart w:id="185" w:name="ref-collingeUnbalancedMYCBreakApart2022"/>
     <w:p>
       <w:pPr>
         <w:pStyle w:val="Bibliography"/>
@@ -13032,8 +14064,8 @@
         <w:t xml:space="preserve">. New Orleans, LA, USA.</w:t>
       </w:r>
     </w:p>
-    <w:bookmarkEnd w:id="174"/>
-    <w:bookmarkStart w:id="176" w:name="Xd46b848c5b7fca026b8a9b7828c1d89684a40a8"/>
+    <w:bookmarkEnd w:id="185"/>
+    <w:bookmarkStart w:id="187" w:name="Xd46b848c5b7fca026b8a9b7828c1d89684a40a8"/>
     <w:p>
       <w:pPr>
         <w:pStyle w:val="Bibliography"/>
@@ -13057,7 +14089,7 @@
       <w:r>
         <w:t xml:space="preserve"> </w:t>
       </w:r>
-      <w:hyperlink r:id="rId175">
+      <w:hyperlink r:id="rId186">
         <w:r>
           <w:rPr>
             <w:rStyle w:val="Hyperlink"/>
@@ -13150,8 +14182,8 @@
         <w:t xml:space="preserve">. New Orleans, LA, USA.</w:t>
       </w:r>
     </w:p>
-    <w:bookmarkEnd w:id="176"/>
-    <w:bookmarkStart w:id="178" w:name="ref-rushtonRecurrentCopyNumber2022"/>
+    <w:bookmarkEnd w:id="187"/>
+    <w:bookmarkStart w:id="189" w:name="ref-rushtonRecurrentCopyNumber2022"/>
     <w:p>
       <w:pPr>
         <w:pStyle w:val="Bibliography"/>
@@ -13175,7 +14207,7 @@
       <w:r>
         <w:t xml:space="preserve"> </w:t>
       </w:r>
-      <w:hyperlink r:id="rId177">
+      <w:hyperlink r:id="rId188">
         <w:r>
           <w:rPr>
             <w:rStyle w:val="Hyperlink"/>
@@ -13268,8 +14300,8 @@
         <w:t xml:space="preserve">. New Orleans, LA, USA.</w:t>
       </w:r>
     </w:p>
-    <w:bookmarkEnd w:id="178"/>
-    <w:bookmarkStart w:id="179" w:name="ref-shaalan2022genome"/>
+    <w:bookmarkEnd w:id="189"/>
+    <w:bookmarkStart w:id="190" w:name="ref-shaalan2022genome"/>
     <w:p>
       <w:pPr>
         <w:pStyle w:val="Bibliography"/>
@@ -13324,8 +14356,8 @@
         <w:t xml:space="preserve">. American Society of Hematology, San Diego, CA, USA.</w:t>
       </w:r>
     </w:p>
-    <w:bookmarkEnd w:id="179"/>
-    <w:bookmarkStart w:id="181" w:name="ref-wongGeneticDeterminantsIsolated2022"/>
+    <w:bookmarkEnd w:id="190"/>
+    <w:bookmarkStart w:id="192" w:name="ref-wongGeneticDeterminantsIsolated2022"/>
     <w:p>
       <w:pPr>
         <w:pStyle w:val="Bibliography"/>
@@ -13349,7 +14381,7 @@
       <w:r>
         <w:t xml:space="preserve"> </w:t>
       </w:r>
-      <w:hyperlink r:id="rId180">
+      <w:hyperlink r:id="rId191">
         <w:r>
           <w:rPr>
             <w:rStyle w:val="Hyperlink"/>
@@ -13463,11 +14495,11 @@
         <w:t xml:space="preserve">Hematology Annual Meeting</w:t>
       </w:r>
       <w:r>
-        <w:t xml:space="preserve">.</w:t>
+        <w:t xml:space="preserve">. New Orleans, LA, USA.</w:t>
       </w:r>
     </w:p>
-    <w:bookmarkEnd w:id="181"/>
-    <w:bookmarkStart w:id="183" w:name="X5f96248b99611403a5858b42a7ed8db2fd8cf6f"/>
+    <w:bookmarkEnd w:id="192"/>
+    <w:bookmarkStart w:id="194" w:name="X5f96248b99611403a5858b42a7ed8db2fd8cf6f"/>
     <w:p>
       <w:pPr>
         <w:pStyle w:val="Bibliography"/>
@@ -13491,7 +14523,7 @@
       <w:r>
         <w:t xml:space="preserve"> </w:t>
       </w:r>
-      <w:hyperlink r:id="rId182">
+      <w:hyperlink r:id="rId193">
         <w:r>
           <w:rPr>
             <w:rStyle w:val="Hyperlink"/>
@@ -13674,8 +14706,8 @@
         <w:t xml:space="preserve">.</w:t>
       </w:r>
     </w:p>
-    <w:bookmarkEnd w:id="183"/>
-    <w:bookmarkStart w:id="185" w:name="ref-drevalOpenSourceToolkitThat2021"/>
+    <w:bookmarkEnd w:id="194"/>
+    <w:bookmarkStart w:id="196" w:name="ref-drevalOpenSourceToolkitThat2021"/>
     <w:p>
       <w:pPr>
         <w:pStyle w:val="Bibliography"/>
@@ -13699,7 +14731,7 @@
       <w:r>
         <w:t xml:space="preserve"> </w:t>
       </w:r>
-      <w:hyperlink r:id="rId184">
+      <w:hyperlink r:id="rId195">
         <w:r>
           <w:rPr>
             <w:rStyle w:val="Hyperlink"/>
@@ -13828,8 +14860,8 @@
         <w:t xml:space="preserve">. Atlanta, GA, USA.</w:t>
       </w:r>
     </w:p>
-    <w:bookmarkEnd w:id="185"/>
-    <w:bookmarkStart w:id="187" w:name="ref-nguDiffuseLargeBCell2021"/>
+    <w:bookmarkEnd w:id="196"/>
+    <w:bookmarkStart w:id="198" w:name="ref-nguDiffuseLargeBCell2021"/>
     <w:p>
       <w:pPr>
         <w:pStyle w:val="Bibliography"/>
@@ -13853,7 +14885,7 @@
       <w:r>
         <w:t xml:space="preserve"> </w:t>
       </w:r>
-      <w:hyperlink r:id="rId186">
+      <w:hyperlink r:id="rId197">
         <w:r>
           <w:rPr>
             <w:rStyle w:val="Hyperlink"/>
@@ -13982,8 +15014,8 @@
         <w:t xml:space="preserve">. Atlanta, GA, USA.</w:t>
       </w:r>
     </w:p>
-    <w:bookmarkEnd w:id="187"/>
-    <w:bookmarkStart w:id="189" w:name="X8f53275941b5de63b9a5e89c1113849d3de0a98"/>
+    <w:bookmarkEnd w:id="198"/>
+    <w:bookmarkStart w:id="200" w:name="X8f53275941b5de63b9a5e89c1113849d3de0a98"/>
     <w:p>
       <w:pPr>
         <w:pStyle w:val="Bibliography"/>
@@ -14007,7 +15039,7 @@
       <w:r>
         <w:t xml:space="preserve"> </w:t>
       </w:r>
-      <w:hyperlink r:id="rId188">
+      <w:hyperlink r:id="rId199">
         <w:r>
           <w:rPr>
             <w:rStyle w:val="Hyperlink"/>
@@ -14178,8 +15210,8 @@
         <w:t xml:space="preserve">. Atlanta, GA, USA.</w:t>
       </w:r>
     </w:p>
-    <w:bookmarkEnd w:id="189"/>
-    <w:bookmarkStart w:id="190" w:name="X6b8c6db14a54bbedc91801c33748cedb7c3879d"/>
+    <w:bookmarkEnd w:id="200"/>
+    <w:bookmarkStart w:id="201" w:name="X6b8c6db14a54bbedc91801c33748cedb7c3879d"/>
     <w:p>
       <w:pPr>
         <w:pStyle w:val="Bibliography"/>
@@ -14258,8 +15290,8 @@
         <w:t xml:space="preserve">. Chantilly, VA, USA.</w:t>
       </w:r>
     </w:p>
-    <w:bookmarkEnd w:id="190"/>
-    <w:bookmarkStart w:id="191" w:name="ref-hiltonChlamydomonasCnk21Mutant2013"/>
+    <w:bookmarkEnd w:id="201"/>
+    <w:bookmarkStart w:id="202" w:name="ref-hiltonChlamydomonasCnk21Mutant2013"/>
     <w:p>
       <w:pPr>
         <w:pStyle w:val="Bibliography"/>
@@ -14314,8 +15346,8 @@
         <w:t xml:space="preserve">. Niagara Falls, NY, USA.</w:t>
       </w:r>
     </w:p>
-    <w:bookmarkEnd w:id="191"/>
-    <w:bookmarkStart w:id="192" w:name="ref-hiltonCiliaryKinaseCNK22012"/>
+    <w:bookmarkEnd w:id="202"/>
+    <w:bookmarkStart w:id="203" w:name="ref-hiltonCiliaryKinaseCNK22012"/>
     <w:p>
       <w:pPr>
         <w:pStyle w:val="Bibliography"/>
@@ -14382,11 +15414,11 @@
         <w:t xml:space="preserve">. Vancouver, BC, Canada.</w:t>
       </w:r>
     </w:p>
-    <w:bookmarkEnd w:id="192"/>
-    <w:bookmarkEnd w:id="193"/>
-    <w:bookmarkEnd w:id="194"/>
-    <w:bookmarkEnd w:id="195"/>
-    <w:bookmarkStart w:id="196" w:name="career-disruptions"/>
+    <w:bookmarkEnd w:id="203"/>
+    <w:bookmarkEnd w:id="204"/>
+    <w:bookmarkEnd w:id="205"/>
+    <w:bookmarkEnd w:id="206"/>
+    <w:bookmarkStart w:id="207" w:name="career-disruptions"/>
     <w:p>
       <w:pPr>
         <w:pStyle w:val="Heading1"/>
@@ -14631,8 +15663,8 @@
         </w:tc>
       </w:tr>
     </w:tbl>
-    <w:bookmarkEnd w:id="196"/>
-    <w:bookmarkStart w:id="199" w:name="service"/>
+    <w:bookmarkEnd w:id="207"/>
+    <w:bookmarkStart w:id="210" w:name="service"/>
     <w:p>
       <w:pPr>
         <w:pStyle w:val="Heading1"/>
@@ -14641,7 +15673,7 @@
         <w:t xml:space="preserve">Service</w:t>
       </w:r>
     </w:p>
-    <w:bookmarkStart w:id="197" w:name="X9c473673fb2050a326751c182ddf630f08da2e4"/>
+    <w:bookmarkStart w:id="208" w:name="X9c473673fb2050a326751c182ddf630f08da2e4"/>
     <w:p>
       <w:pPr>
         <w:pStyle w:val="Heading2"/>
@@ -14658,8 +15690,8 @@
         <w:t xml:space="preserve">ASH Annual Meeting Abstracts (1), Blood (7), Haematologica (3), Journal of Clinical Oncology (3), Genome Medicine (1), Nature Communications (1), Blood Advances (8), Journal of Molecular Diagnostics (1), Cell Genomics (1).</w:t>
       </w:r>
     </w:p>
-    <w:bookmarkEnd w:id="197"/>
-    <w:bookmarkStart w:id="198" w:name="service-to-university-and-community"/>
+    <w:bookmarkEnd w:id="208"/>
+    <w:bookmarkStart w:id="209" w:name="service-to-university-and-community"/>
     <w:p>
       <w:pPr>
         <w:pStyle w:val="Heading2"/>
@@ -15360,8 +16392,8 @@
         </w:tc>
       </w:tr>
     </w:tbl>
-    <w:bookmarkEnd w:id="198"/>
-    <w:bookmarkEnd w:id="199"/>
+    <w:bookmarkEnd w:id="209"/>
+    <w:bookmarkEnd w:id="210"/>
     <w:sectPr>
       <w:footnotePr>
         <w:numRestart w:val="eachSect"/>

--- a/cv.docx
+++ b/cv.docx
@@ -2482,7 +2482,7 @@
       </w:tr>
     </w:tbl>
     <w:bookmarkEnd w:id="22"/>
-    <w:bookmarkStart w:id="121" w:name="publications"/>
+    <w:bookmarkStart w:id="120" w:name="publications"/>
     <w:p>
       <w:pPr>
         <w:pStyle w:val="Heading1"/>
@@ -2491,7 +2491,7 @@
         <w:t xml:space="preserve">Publications</w:t>
       </w:r>
     </w:p>
-    <w:bookmarkStart w:id="113" w:name="X84de1ec80101cb2e472b2b8236e35c17a57e17f"/>
+    <w:bookmarkStart w:id="112" w:name="X84de1ec80101cb2e472b2b8236e35c17a57e17f"/>
     <w:p>
       <w:pPr>
         <w:pStyle w:val="Heading2"/>
@@ -2509,7 +2509,7 @@
           <w:i/>
           <w:iCs/>
         </w:rPr>
-        <w:t xml:space="preserve">46 total; 14 as (co-)first author</w:t>
+        <w:t xml:space="preserve">47 total; 13 as (co-)first author</w:t>
       </w:r>
     </w:p>
     <w:p>
@@ -2524,7 +2524,7 @@
         <w:t xml:space="preserve">*Equal contributions</w:t>
       </w:r>
     </w:p>
-    <w:bookmarkStart w:id="112" w:name="refs-papers"/>
+    <w:bookmarkStart w:id="111" w:name="refs-papers"/>
     <w:bookmarkStart w:id="24" w:name="X031fd2414b0a42f56fafa4a5d6a08d8807a9cae"/>
     <w:p>
       <w:pPr>
@@ -3508,13 +3508,13 @@
       </w:r>
     </w:p>
     <w:bookmarkEnd w:id="40"/>
-    <w:bookmarkStart w:id="41" w:name="Xf1b34b901d54adfd3d813bab44cb71566460c5b"/>
+    <w:bookmarkStart w:id="42" w:name="ref-collingeHighgradeBcellLymphoma2025"/>
     <w:p>
       <w:pPr>
         <w:pStyle w:val="Bibliography"/>
       </w:pPr>
       <w:r>
-        <w:t xml:space="preserve">Champagne, J.-N., Villa, D., Gerrie, A.S., Venner, C.P., Slack, G.W., Farinha, P., Craig, J.W., Hilton, L.K., Savage, K.J., Scott, D.W., Sehn, L.H.,</w:t>
+        <w:t xml:space="preserve">Collinge, B., Hilton, L.K., Wong, J., Alduaij, W., Ben-Neriah, S., Slack, G.W., Farinha, P., Boyle, M., Meissner, B., Cook, J.R., Ott, G., Rosenwald, A., Campo, E., Amador, C., Greiner, T.C., Raess, P.W., Song, J.Y., Inghirami, G., Ondrejka, S.L., Jaffe, E.S., Weisenburger, D.D., Chan, W.C., Holte, H., Beiske, K., Fu, K., Delabie, J., Pittaluga, S., Iqbal, J., Wright, G., Savage, K.J., Mungall, A.J., Staudt, L.M., Steidl, C., Feldman, A.L., Morin, R.D., Rimsza, L.M., Scott, D.W.,</w:t>
       </w:r>
       <w:r>
         <w:t xml:space="preserve"> </w:t>
@@ -3532,96 +3532,60 @@
       <w:r>
         <w:t xml:space="preserve"> </w:t>
       </w:r>
-      <w:hyperlink r:id="rId25">
-        <w:r>
-          <w:rPr>
-            <w:rStyle w:val="Hyperlink"/>
-          </w:rPr>
-          <w:t xml:space="preserve">Retreatment with</w:t>
-        </w:r>
-        <w:r>
-          <w:rPr>
-            <w:rStyle w:val="Hyperlink"/>
-          </w:rPr>
-          <w:t xml:space="preserve"> </w:t>
-        </w:r>
-        <w:r>
-          <w:rPr>
-            <w:rStyle w:val="Hyperlink"/>
-          </w:rPr>
-          <w:t xml:space="preserve">R-CHOP-like Therapy</w:t>
-        </w:r>
-        <w:r>
-          <w:rPr>
-            <w:rStyle w:val="Hyperlink"/>
-          </w:rPr>
-          <w:t xml:space="preserve"> </w:t>
-        </w:r>
-        <w:r>
-          <w:rPr>
-            <w:rStyle w:val="Hyperlink"/>
-          </w:rPr>
-          <w:t xml:space="preserve">in</w:t>
-        </w:r>
-        <w:r>
-          <w:rPr>
-            <w:rStyle w:val="Hyperlink"/>
-          </w:rPr>
-          <w:t xml:space="preserve"> </w:t>
-        </w:r>
-        <w:r>
-          <w:rPr>
-            <w:rStyle w:val="Hyperlink"/>
-          </w:rPr>
-          <w:t xml:space="preserve">Patients</w:t>
-        </w:r>
-        <w:r>
-          <w:rPr>
-            <w:rStyle w:val="Hyperlink"/>
-          </w:rPr>
-          <w:t xml:space="preserve"> </w:t>
-        </w:r>
-        <w:r>
-          <w:rPr>
-            <w:rStyle w:val="Hyperlink"/>
-          </w:rPr>
-          <w:t xml:space="preserve">with</w:t>
-        </w:r>
-        <w:r>
-          <w:rPr>
-            <w:rStyle w:val="Hyperlink"/>
-          </w:rPr>
-          <w:t xml:space="preserve"> </w:t>
-        </w:r>
-        <w:r>
-          <w:rPr>
-            <w:rStyle w:val="Hyperlink"/>
-          </w:rPr>
-          <w:t xml:space="preserve">Late Relapse</w:t>
-        </w:r>
-        <w:r>
-          <w:rPr>
-            <w:rStyle w:val="Hyperlink"/>
-          </w:rPr>
-          <w:t xml:space="preserve"> </w:t>
-        </w:r>
-        <w:r>
-          <w:rPr>
-            <w:rStyle w:val="Hyperlink"/>
-          </w:rPr>
-          <w:t xml:space="preserve">of</w:t>
-        </w:r>
-        <w:r>
-          <w:rPr>
-            <w:rStyle w:val="Hyperlink"/>
-          </w:rPr>
-          <w:t xml:space="preserve"> </w:t>
-        </w:r>
-        <w:r>
-          <w:rPr>
-            <w:rStyle w:val="Hyperlink"/>
-          </w:rPr>
-          <w:t xml:space="preserve">Diffuse Large B-Cell Lymphoma</w:t>
+      <w:hyperlink r:id="rId41">
+        <w:r>
+          <w:rPr>
+            <w:rStyle w:val="Hyperlink"/>
+          </w:rPr>
+          <w:t xml:space="preserve">High-grade</w:t>
+        </w:r>
+        <w:r>
+          <w:rPr>
+            <w:rStyle w:val="Hyperlink"/>
+          </w:rPr>
+          <w:t xml:space="preserve"> </w:t>
+        </w:r>
+        <w:r>
+          <w:rPr>
+            <w:rStyle w:val="Hyperlink"/>
+          </w:rPr>
+          <w:t xml:space="preserve">B-cell</w:t>
+        </w:r>
+        <w:r>
+          <w:rPr>
+            <w:rStyle w:val="Hyperlink"/>
+          </w:rPr>
+          <w:t xml:space="preserve"> </w:t>
+        </w:r>
+        <w:r>
+          <w:rPr>
+            <w:rStyle w:val="Hyperlink"/>
+          </w:rPr>
+          <w:t xml:space="preserve">lymphoma, not otherwise specified: An</w:t>
+        </w:r>
+        <w:r>
+          <w:rPr>
+            <w:rStyle w:val="Hyperlink"/>
+          </w:rPr>
+          <w:t xml:space="preserve"> </w:t>
+        </w:r>
+        <w:r>
+          <w:rPr>
+            <w:rStyle w:val="Hyperlink"/>
+          </w:rPr>
+          <w:t xml:space="preserve">LLMPP</w:t>
+        </w:r>
+        <w:r>
+          <w:rPr>
+            <w:rStyle w:val="Hyperlink"/>
+          </w:rPr>
+          <w:t xml:space="preserve"> </w:t>
+        </w:r>
+        <w:r>
+          <w:rPr>
+            <w:rStyle w:val="Hyperlink"/>
+          </w:rPr>
+          <w:t xml:space="preserve">study</w:t>
         </w:r>
       </w:hyperlink>
       <w:r>
@@ -3638,17 +3602,30 @@
         <w:t xml:space="preserve">Blood Adv</w:t>
       </w:r>
       <w:r>
-        <w:t xml:space="preserve">. bloodadvances.2025017620.</w:t>
+        <w:t xml:space="preserve">.</w:t>
+      </w:r>
+      <w:r>
+        <w:t xml:space="preserve"> </w:t>
+      </w:r>
+      <w:r>
+        <w:rPr>
+          <w:b/>
+          <w:bCs/>
+        </w:rPr>
+        <w:t xml:space="preserve">9</w:t>
+      </w:r>
+      <w:r>
+        <w:t xml:space="preserve">, 5409–5422.</w:t>
       </w:r>
     </w:p>
-    <w:bookmarkEnd w:id="41"/>
-    <w:bookmarkStart w:id="43" w:name="ref-collingeHighgradeBcellLymphoma2025"/>
+    <w:bookmarkEnd w:id="42"/>
+    <w:bookmarkStart w:id="44" w:name="X8ef5f91fb64c0509f6ebf8b3303b4e0c5fda621"/>
     <w:p>
       <w:pPr>
         <w:pStyle w:val="Bibliography"/>
       </w:pPr>
       <w:r>
-        <w:t xml:space="preserve">Collinge, B., Hilton, L.K., Wong, J., Alduaij, W., Ben-Neriah, S., Slack, G.W., Farinha, P., Boyle, M., Meissner, B., Cook, J.R., Ott, G., Rosenwald, A., Campo, E., Amador, C., Greiner, T.C., Raess, P.W., Song, J.Y., Inghirami, G., Ondrejka, S.L., Jaffe, E.S., Weisenburger, D.D., Chan, W.C., Holte, H., Beiske, K., Fu, K., Delabie, J., Pittaluga, S., Iqbal, J., Wright, G., Savage, K.J., Mungall, A.J., Staudt, L.M., Steidl, C., Feldman, A.L., Morin, R.D., Rimsza, L.M., Scott, D.W.,</w:t>
+        <w:t xml:space="preserve">Dreval, K., Hilton, L.K., Grande, B.M., Coyle, K.M., Cruz, M., Gillis, S., Pararajalingam, P., Rushton, C.K., Shaalan, H., Thomas, N., Winata, H., Wong, J., Yiu, J., Steidl, C., Scott, D.W., Morin, R.D.,</w:t>
       </w:r>
       <w:r>
         <w:t xml:space="preserve"> </w:t>
@@ -3666,60 +3643,18 @@
       <w:r>
         <w:t xml:space="preserve"> </w:t>
       </w:r>
-      <w:hyperlink r:id="rId42">
-        <w:r>
-          <w:rPr>
-            <w:rStyle w:val="Hyperlink"/>
-          </w:rPr>
-          <w:t xml:space="preserve">High-grade</w:t>
-        </w:r>
-        <w:r>
-          <w:rPr>
-            <w:rStyle w:val="Hyperlink"/>
-          </w:rPr>
-          <w:t xml:space="preserve"> </w:t>
-        </w:r>
-        <w:r>
-          <w:rPr>
-            <w:rStyle w:val="Hyperlink"/>
-          </w:rPr>
-          <w:t xml:space="preserve">B-cell</w:t>
-        </w:r>
-        <w:r>
-          <w:rPr>
-            <w:rStyle w:val="Hyperlink"/>
-          </w:rPr>
-          <w:t xml:space="preserve"> </w:t>
-        </w:r>
-        <w:r>
-          <w:rPr>
-            <w:rStyle w:val="Hyperlink"/>
-          </w:rPr>
-          <w:t xml:space="preserve">lymphoma, not otherwise specified: An</w:t>
-        </w:r>
-        <w:r>
-          <w:rPr>
-            <w:rStyle w:val="Hyperlink"/>
-          </w:rPr>
-          <w:t xml:space="preserve"> </w:t>
-        </w:r>
-        <w:r>
-          <w:rPr>
-            <w:rStyle w:val="Hyperlink"/>
-          </w:rPr>
-          <w:t xml:space="preserve">LLMPP</w:t>
-        </w:r>
-        <w:r>
-          <w:rPr>
-            <w:rStyle w:val="Hyperlink"/>
-          </w:rPr>
-          <w:t xml:space="preserve"> </w:t>
-        </w:r>
-        <w:r>
-          <w:rPr>
-            <w:rStyle w:val="Hyperlink"/>
-          </w:rPr>
-          <w:t xml:space="preserve">study</w:t>
+      <w:hyperlink r:id="rId43">
+        <w:r>
+          <w:rPr>
+            <w:rStyle w:val="Hyperlink"/>
+          </w:rPr>
+          <w:t xml:space="preserve">LCR-modules</w:t>
+        </w:r>
+        <w:r>
+          <w:rPr>
+            <w:rStyle w:val="Hyperlink"/>
+          </w:rPr>
+          <w:t xml:space="preserve">: A collection of workflows for cancer genome analysis</w:t>
         </w:r>
       </w:hyperlink>
       <w:r>
@@ -3733,33 +3668,20 @@
           <w:i/>
           <w:iCs/>
         </w:rPr>
-        <w:t xml:space="preserve">Blood Adv</w:t>
-      </w:r>
-      <w:r>
-        <w:t xml:space="preserve">.</w:t>
-      </w:r>
-      <w:r>
-        <w:t xml:space="preserve"> </w:t>
-      </w:r>
-      <w:r>
-        <w:rPr>
-          <w:b/>
-          <w:bCs/>
-        </w:rPr>
-        <w:t xml:space="preserve">9</w:t>
-      </w:r>
-      <w:r>
-        <w:t xml:space="preserve">, 5409–5422.</w:t>
+        <w:t xml:space="preserve">bioRxiv</w:t>
+      </w:r>
+      <w:r>
+        <w:t xml:space="preserve">. 2025.09.19.676923.</w:t>
       </w:r>
     </w:p>
-    <w:bookmarkEnd w:id="43"/>
-    <w:bookmarkStart w:id="45" w:name="X8ef5f91fb64c0509f6ebf8b3303b4e0c5fda621"/>
+    <w:bookmarkEnd w:id="44"/>
+    <w:bookmarkStart w:id="46" w:name="ref-klossokDLBCLoneUnifiedFramework2025a"/>
     <w:p>
       <w:pPr>
         <w:pStyle w:val="Bibliography"/>
       </w:pPr>
       <w:r>
-        <w:t xml:space="preserve">Dreval, K., Hilton, L.K., Grande, B.M., Coyle, K.M., Cruz, M., Gillis, S., Pararajalingam, P., Rushton, C.K., Shaalan, H., Thomas, N., Winata, H., Wong, J., Yiu, J., Steidl, C., Scott, D.W., Morin, R.D.,</w:t>
+        <w:t xml:space="preserve">Klossok, L., Dreval, K., Cruz, M., Wong, J.C.H., Gillis, S., Collinge, B., Steidl, C., Scott, D.W., Hilton, L.K., Morin, R.D.,</w:t>
       </w:r>
       <w:r>
         <w:t xml:space="preserve"> </w:t>
@@ -3777,18 +3699,42 @@
       <w:r>
         <w:t xml:space="preserve"> </w:t>
       </w:r>
-      <w:hyperlink r:id="rId44">
-        <w:r>
-          <w:rPr>
-            <w:rStyle w:val="Hyperlink"/>
-          </w:rPr>
-          <w:t xml:space="preserve">LCR-modules</w:t>
-        </w:r>
-        <w:r>
-          <w:rPr>
-            <w:rStyle w:val="Hyperlink"/>
-          </w:rPr>
-          <w:t xml:space="preserve">: A collection of workflows for cancer genome analysis</w:t>
+      <w:hyperlink r:id="rId45">
+        <w:r>
+          <w:rPr>
+            <w:rStyle w:val="Hyperlink"/>
+          </w:rPr>
+          <w:t xml:space="preserve">DLBCLone</w:t>
+        </w:r>
+        <w:r>
+          <w:rPr>
+            <w:rStyle w:val="Hyperlink"/>
+          </w:rPr>
+          <w:t xml:space="preserve">:</w:t>
+        </w:r>
+        <w:r>
+          <w:rPr>
+            <w:rStyle w:val="Hyperlink"/>
+          </w:rPr>
+          <w:t xml:space="preserve"> </w:t>
+        </w:r>
+        <w:r>
+          <w:rPr>
+            <w:rStyle w:val="Hyperlink"/>
+          </w:rPr>
+          <w:t xml:space="preserve">A</w:t>
+        </w:r>
+        <w:r>
+          <w:rPr>
+            <w:rStyle w:val="Hyperlink"/>
+          </w:rPr>
+          <w:t xml:space="preserve"> </w:t>
+        </w:r>
+        <w:r>
+          <w:rPr>
+            <w:rStyle w:val="Hyperlink"/>
+          </w:rPr>
+          <w:t xml:space="preserve">unified framework for neighbourhood-based genetic subtyping of lymphomas</w:t>
         </w:r>
       </w:hyperlink>
       <w:r>
@@ -3802,20 +3748,20 @@
           <w:i/>
           <w:iCs/>
         </w:rPr>
-        <w:t xml:space="preserve">bioRxiv</w:t>
-      </w:r>
-      <w:r>
-        <w:t xml:space="preserve">. 2025.09.19.676923.</w:t>
+        <w:t xml:space="preserve">medRxiv</w:t>
+      </w:r>
+      <w:r>
+        <w:t xml:space="preserve">. 2025.09.18.25335809.</w:t>
       </w:r>
     </w:p>
-    <w:bookmarkEnd w:id="45"/>
-    <w:bookmarkStart w:id="46" w:name="ref-feldmanGeneExpressionProfiling2025"/>
+    <w:bookmarkEnd w:id="46"/>
+    <w:bookmarkStart w:id="48" w:name="ref-liLargeCellLymphoma2025a"/>
     <w:p>
       <w:pPr>
         <w:pStyle w:val="Bibliography"/>
       </w:pPr>
       <w:r>
-        <w:t xml:space="preserve">Feldman, A.L., Dasari, S., Rimsza, L.M., Scott, D.W., Oishi, N., Hu, G., Farinha, P., Amador, C., Campo, E., Chan, W.C., Cook, J.R., Delabie, J., Fu, K., Greiner, T.C., Hilton, L.K., Inghirami, G.G., Iqbal, J., Jaffe, E.S., Morin, R., Ondrejka, S.L., Ott, G., Pittaluga, S., Raess, P.W., Rosenwald, A., Savage, K.J., Slack, G.W., Slager, S.L., Song, J.Y., Wright, G., Wang, H.-W., Zeng, Y., Yoshino, T., Wu, X., Wilcox, R.A., Wang, X., Shi, M., Satou, A., Perry, A.M., Miranda, R.N., Medeiros, L.J.J., Maurer, M.J., Mou, E., Ko, Y.H., Karube, K., Kahl, B.S., Jiang, L., Jaye, D.L., Gru, A., de Leval, L.L., Chen, W., Chapman, J.R., Cerhan, J.R., Barrionuevo, C., Ansell, S.M., Aljudi, A.,</w:t>
+        <w:t xml:space="preserve">Li, X., Singhal, K., Deng, Q., Chihara, D., Russler-Germain, D., Harkins, R.A., Henderson, J., Arita, K., Kizhakeyil, A., Sun, R., Lakra, P., Hussein, U., Foltz, J.A., Wilson, A., Schmidt, E., Nizamuddin, I., Dinh, T., Kesaraju, A., Hamilton, M.P., Allen, C., Gandhi, M.K., Tobin, J., Jiang, A., Hilton, L., Scott, D.W., Vega, F., Flowers, C.R., Westin, J.R., Griffith, O.L., Fehniger, T.A., Griffith, M., Green, M.R.,</w:t>
       </w:r>
       <w:r>
         <w:t xml:space="preserve"> </w:t>
@@ -3833,60 +3779,36 @@
       <w:r>
         <w:t xml:space="preserve"> </w:t>
       </w:r>
-      <w:hyperlink r:id="rId27">
-        <w:r>
-          <w:rPr>
-            <w:rStyle w:val="Hyperlink"/>
-          </w:rPr>
-          <w:t xml:space="preserve">Gene expression profiling reveals two overarching types of</w:t>
-        </w:r>
-        <w:r>
-          <w:rPr>
-            <w:rStyle w:val="Hyperlink"/>
-          </w:rPr>
-          <w:t xml:space="preserve"> </w:t>
-        </w:r>
-        <w:r>
-          <w:rPr>
-            <w:rStyle w:val="Hyperlink"/>
-          </w:rPr>
-          <w:t xml:space="preserve">ALCL</w:t>
-        </w:r>
-        <w:r>
-          <w:rPr>
-            <w:rStyle w:val="Hyperlink"/>
-          </w:rPr>
-          <w:t xml:space="preserve"> </w:t>
-        </w:r>
-        <w:r>
-          <w:rPr>
-            <w:rStyle w:val="Hyperlink"/>
-          </w:rPr>
-          <w:t xml:space="preserve">with distinct targetable biology: An</w:t>
-        </w:r>
-        <w:r>
-          <w:rPr>
-            <w:rStyle w:val="Hyperlink"/>
-          </w:rPr>
-          <w:t xml:space="preserve"> </w:t>
-        </w:r>
-        <w:r>
-          <w:rPr>
-            <w:rStyle w:val="Hyperlink"/>
-          </w:rPr>
-          <w:t xml:space="preserve">LLMPP</w:t>
-        </w:r>
-        <w:r>
-          <w:rPr>
-            <w:rStyle w:val="Hyperlink"/>
-          </w:rPr>
-          <w:t xml:space="preserve"> </w:t>
-        </w:r>
-        <w:r>
-          <w:rPr>
-            <w:rStyle w:val="Hyperlink"/>
-          </w:rPr>
-          <w:t xml:space="preserve">study</w:t>
+      <w:hyperlink r:id="rId47">
+        <w:r>
+          <w:rPr>
+            <w:rStyle w:val="Hyperlink"/>
+          </w:rPr>
+          <w:t xml:space="preserve">Large</w:t>
+        </w:r>
+        <w:r>
+          <w:rPr>
+            <w:rStyle w:val="Hyperlink"/>
+          </w:rPr>
+          <w:t xml:space="preserve"> </w:t>
+        </w:r>
+        <w:r>
+          <w:rPr>
+            <w:rStyle w:val="Hyperlink"/>
+          </w:rPr>
+          <w:t xml:space="preserve">B</w:t>
+        </w:r>
+        <w:r>
+          <w:rPr>
+            <w:rStyle w:val="Hyperlink"/>
+          </w:rPr>
+          <w:t xml:space="preserve"> </w:t>
+        </w:r>
+        <w:r>
+          <w:rPr>
+            <w:rStyle w:val="Hyperlink"/>
+          </w:rPr>
+          <w:t xml:space="preserve">cell lymphoma microenvironment archetype profiles</w:t>
         </w:r>
       </w:hyperlink>
       <w:r>
@@ -3900,20 +3822,33 @@
           <w:i/>
           <w:iCs/>
         </w:rPr>
-        <w:t xml:space="preserve">Blood</w:t>
-      </w:r>
-      <w:r>
-        <w:t xml:space="preserve">. blood.2024027700.</w:t>
+        <w:t xml:space="preserve">Cancer Cell</w:t>
+      </w:r>
+      <w:r>
+        <w:t xml:space="preserve">.</w:t>
+      </w:r>
+      <w:r>
+        <w:t xml:space="preserve"> </w:t>
+      </w:r>
+      <w:r>
+        <w:rPr>
+          <w:b/>
+          <w:bCs/>
+        </w:rPr>
+        <w:t xml:space="preserve">43</w:t>
+      </w:r>
+      <w:r>
+        <w:t xml:space="preserve">, 1347–1364.e13.</w:t>
       </w:r>
     </w:p>
-    <w:bookmarkEnd w:id="46"/>
-    <w:bookmarkStart w:id="47" w:name="ref-hiltonGenomicTaxonomyAggressive2025"/>
+    <w:bookmarkEnd w:id="48"/>
+    <w:bookmarkStart w:id="50" w:name="X8fdbf51163c379a2b2388cfcca92659beb4bb74"/>
     <w:p>
       <w:pPr>
         <w:pStyle w:val="Bibliography"/>
       </w:pPr>
       <w:r>
-        <w:t xml:space="preserve">Hilton, L.K., Collinge, B., Scott, D.W.,</w:t>
+        <w:t xml:space="preserve">Nadeu, F., Shuai, S., Clot, G., Hilton, L.K., Diaz-Navarro, A., Martín, S., Royo, R., Baumann, T., Kulis, M., López-Oreja, I., Cossio, M., Lu, J., Ljungström, V., Young, E., Plevova, K., Knisbacher, B.A., Lin, Z., Hahn, C.K., Bousquets, P., Alcoceba, M., González, M., Colado, E., Payer, Á.R., Aymerich, M., Terol, M.J., Rivas-Delgado, A., Enjuanes, A., Ruiz-Gaspà, S., Chatzikonstantinou, T., Hägerstrand, D., Jylhä, C., Skaftason, A., Mansouri, L., Stranska, K., Doubek, M., van Gastel-Mol, E.J., Davis, Z., Walewska, R., Scarfò, L., Trentin, L., Visentin, A., Parikh, S.A., Rabe, K.G., Moia, R., Armand, M., Rossi, D., Davi, F., Gaidano, G., Kay, N.E., Shanafelt, T.D., Ghia, P., Oscier, D., Langerak, A.W., Beà, S., López-Guillermo, A., Neuberg, D., Wu, C.J., Getz, G., Pospisilova, S., Stamatopoulos, K., Rosenquist, R., Huber, W., Zenz, T., Colomer, D., Martín-Subero, J.I., Delgado, J., Morin, R.D., Stein, L.D., Puente, X.S., Campo, E.,</w:t>
       </w:r>
       <w:r>
         <w:t xml:space="preserve"> </w:t>
@@ -3931,48 +3866,84 @@
       <w:r>
         <w:t xml:space="preserve"> </w:t>
       </w:r>
-      <w:hyperlink r:id="rId29">
-        <w:r>
-          <w:rPr>
-            <w:rStyle w:val="Hyperlink"/>
-          </w:rPr>
-          <w:t xml:space="preserve">Genomic</w:t>
-        </w:r>
-        <w:r>
-          <w:rPr>
-            <w:rStyle w:val="Hyperlink"/>
-          </w:rPr>
-          <w:t xml:space="preserve"> </w:t>
-        </w:r>
-        <w:r>
-          <w:rPr>
-            <w:rStyle w:val="Hyperlink"/>
-          </w:rPr>
-          <w:t xml:space="preserve">Taxonomy</w:t>
-        </w:r>
-        <w:r>
-          <w:rPr>
-            <w:rStyle w:val="Hyperlink"/>
-          </w:rPr>
-          <w:t xml:space="preserve"> </w:t>
-        </w:r>
-        <w:r>
-          <w:rPr>
-            <w:rStyle w:val="Hyperlink"/>
-          </w:rPr>
-          <w:t xml:space="preserve">of</w:t>
-        </w:r>
-        <w:r>
-          <w:rPr>
-            <w:rStyle w:val="Hyperlink"/>
-          </w:rPr>
-          <w:t xml:space="preserve"> </w:t>
-        </w:r>
-        <w:r>
-          <w:rPr>
-            <w:rStyle w:val="Hyperlink"/>
-          </w:rPr>
-          <w:t xml:space="preserve">Aggressive B-Cell Lymphoid Neoplasms</w:t>
+      <w:hyperlink r:id="rId49">
+        <w:r>
+          <w:rPr>
+            <w:rStyle w:val="Hyperlink"/>
+          </w:rPr>
+          <w:t xml:space="preserve">Disease-specific</w:t>
+        </w:r>
+        <w:r>
+          <w:rPr>
+            <w:rStyle w:val="Hyperlink"/>
+          </w:rPr>
+          <w:t xml:space="preserve"> </w:t>
+        </w:r>
+        <w:r>
+          <w:rPr>
+            <w:rStyle w:val="Hyperlink"/>
+          </w:rPr>
+          <w:t xml:space="preserve">U1</w:t>
+        </w:r>
+        <w:r>
+          <w:rPr>
+            <w:rStyle w:val="Hyperlink"/>
+          </w:rPr>
+          <w:t xml:space="preserve"> </w:t>
+        </w:r>
+        <w:r>
+          <w:rPr>
+            <w:rStyle w:val="Hyperlink"/>
+          </w:rPr>
+          <w:t xml:space="preserve">spliceosomal</w:t>
+        </w:r>
+        <w:r>
+          <w:rPr>
+            <w:rStyle w:val="Hyperlink"/>
+          </w:rPr>
+          <w:t xml:space="preserve"> </w:t>
+        </w:r>
+        <w:r>
+          <w:rPr>
+            <w:rStyle w:val="Hyperlink"/>
+          </w:rPr>
+          <w:t xml:space="preserve">RNA</w:t>
+        </w:r>
+        <w:r>
+          <w:rPr>
+            <w:rStyle w:val="Hyperlink"/>
+          </w:rPr>
+          <w:t xml:space="preserve"> </w:t>
+        </w:r>
+        <w:r>
+          <w:rPr>
+            <w:rStyle w:val="Hyperlink"/>
+          </w:rPr>
+          <w:t xml:space="preserve">mutations in mature</w:t>
+        </w:r>
+        <w:r>
+          <w:rPr>
+            <w:rStyle w:val="Hyperlink"/>
+          </w:rPr>
+          <w:t xml:space="preserve"> </w:t>
+        </w:r>
+        <w:r>
+          <w:rPr>
+            <w:rStyle w:val="Hyperlink"/>
+          </w:rPr>
+          <w:t xml:space="preserve">B-cell</w:t>
+        </w:r>
+        <w:r>
+          <w:rPr>
+            <w:rStyle w:val="Hyperlink"/>
+          </w:rPr>
+          <w:t xml:space="preserve"> </w:t>
+        </w:r>
+        <w:r>
+          <w:rPr>
+            <w:rStyle w:val="Hyperlink"/>
+          </w:rPr>
+          <w:t xml:space="preserve">neoplasms</w:t>
         </w:r>
       </w:hyperlink>
       <w:r>
@@ -3986,20 +3957,33 @@
           <w:i/>
           <w:iCs/>
         </w:rPr>
-        <w:t xml:space="preserve">Annu Rev Pathol</w:t>
+        <w:t xml:space="preserve">Leukemia</w:t>
       </w:r>
       <w:r>
         <w:t xml:space="preserve">.</w:t>
       </w:r>
+      <w:r>
+        <w:t xml:space="preserve"> </w:t>
+      </w:r>
+      <w:r>
+        <w:rPr>
+          <w:b/>
+          <w:bCs/>
+        </w:rPr>
+        <w:t xml:space="preserve">39</w:t>
+      </w:r>
+      <w:r>
+        <w:t xml:space="preserve">, 2076–2086.</w:t>
+      </w:r>
     </w:p>
-    <w:bookmarkEnd w:id="47"/>
-    <w:bookmarkStart w:id="49" w:name="ref-klossokDLBCLoneUnifiedFramework2025a"/>
+    <w:bookmarkEnd w:id="50"/>
+    <w:bookmarkStart w:id="52" w:name="ref-raiSomaticIRF4Mutations2025"/>
     <w:p>
       <w:pPr>
         <w:pStyle w:val="Bibliography"/>
       </w:pPr>
       <w:r>
-        <w:t xml:space="preserve">Klossok, L., Dreval, K., Cruz, M., Wong, J.C.H., Gillis, S., Collinge, B., Steidl, C., Scott, D.W., Hilton, L.K., Morin, R.D.,</w:t>
+        <w:t xml:space="preserve">Rai, S., Duns, G., Frontzek, F., Wong, J.C.H., Yin, Y., Li, M.Y., Kishida, M., Fujisawa, M., Healy, S., Viganò, E., Jiang, A., Woolcock, B., Telenius, A., Ben-Neriah, S., Meissner, B., Boyle, M., Nakamura, H., O’Brien, L., Cassidy, C., Lytle, A., Farinha, P., Slack, G., Hilton, L.K., Morin, R.D., Venturutti, L., Aoki, T., Wretham, N., Bush, J.W., Evgin, L., Savage, K.J., Scott, D.W., Steidl, C.,</w:t>
       </w:r>
       <w:r>
         <w:t xml:space="preserve"> </w:t>
@@ -4017,42 +4001,60 @@
       <w:r>
         <w:t xml:space="preserve"> </w:t>
       </w:r>
-      <w:hyperlink r:id="rId48">
-        <w:r>
-          <w:rPr>
-            <w:rStyle w:val="Hyperlink"/>
-          </w:rPr>
-          <w:t xml:space="preserve">DLBCLone</w:t>
-        </w:r>
-        <w:r>
-          <w:rPr>
-            <w:rStyle w:val="Hyperlink"/>
-          </w:rPr>
-          <w:t xml:space="preserve">:</w:t>
-        </w:r>
-        <w:r>
-          <w:rPr>
-            <w:rStyle w:val="Hyperlink"/>
-          </w:rPr>
-          <w:t xml:space="preserve"> </w:t>
-        </w:r>
-        <w:r>
-          <w:rPr>
-            <w:rStyle w:val="Hyperlink"/>
-          </w:rPr>
-          <w:t xml:space="preserve">A</w:t>
-        </w:r>
-        <w:r>
-          <w:rPr>
-            <w:rStyle w:val="Hyperlink"/>
-          </w:rPr>
-          <w:t xml:space="preserve"> </w:t>
-        </w:r>
-        <w:r>
-          <w:rPr>
-            <w:rStyle w:val="Hyperlink"/>
-          </w:rPr>
-          <w:t xml:space="preserve">unified framework for neighbourhood-based genetic subtyping of lymphomas</w:t>
+      <w:hyperlink r:id="rId51">
+        <w:r>
+          <w:rPr>
+            <w:rStyle w:val="Hyperlink"/>
+          </w:rPr>
+          <w:t xml:space="preserve">Somatic</w:t>
+        </w:r>
+        <w:r>
+          <w:rPr>
+            <w:rStyle w:val="Hyperlink"/>
+          </w:rPr>
+          <w:t xml:space="preserve"> </w:t>
+        </w:r>
+        <w:r>
+          <w:rPr>
+            <w:rStyle w:val="Hyperlink"/>
+          </w:rPr>
+          <w:t xml:space="preserve">IRF4</w:t>
+        </w:r>
+        <w:r>
+          <w:rPr>
+            <w:rStyle w:val="Hyperlink"/>
+          </w:rPr>
+          <w:t xml:space="preserve"> </w:t>
+        </w:r>
+        <w:r>
+          <w:rPr>
+            <w:rStyle w:val="Hyperlink"/>
+          </w:rPr>
+          <w:t xml:space="preserve">mutations and thymic tropism in primary mediastinal large</w:t>
+        </w:r>
+        <w:r>
+          <w:rPr>
+            <w:rStyle w:val="Hyperlink"/>
+          </w:rPr>
+          <w:t xml:space="preserve"> </w:t>
+        </w:r>
+        <w:r>
+          <w:rPr>
+            <w:rStyle w:val="Hyperlink"/>
+          </w:rPr>
+          <w:t xml:space="preserve">B-cell</w:t>
+        </w:r>
+        <w:r>
+          <w:rPr>
+            <w:rStyle w:val="Hyperlink"/>
+          </w:rPr>
+          <w:t xml:space="preserve"> </w:t>
+        </w:r>
+        <w:r>
+          <w:rPr>
+            <w:rStyle w:val="Hyperlink"/>
+          </w:rPr>
+          <w:t xml:space="preserve">lymphoma</w:t>
         </w:r>
       </w:hyperlink>
       <w:r>
@@ -4066,20 +4068,33 @@
           <w:i/>
           <w:iCs/>
         </w:rPr>
-        <w:t xml:space="preserve">medRxiv</w:t>
-      </w:r>
-      <w:r>
-        <w:t xml:space="preserve">. 2025.09.18.25335809.</w:t>
+        <w:t xml:space="preserve">Blood</w:t>
+      </w:r>
+      <w:r>
+        <w:t xml:space="preserve">.</w:t>
+      </w:r>
+      <w:r>
+        <w:t xml:space="preserve"> </w:t>
+      </w:r>
+      <w:r>
+        <w:rPr>
+          <w:b/>
+          <w:bCs/>
+        </w:rPr>
+        <w:t xml:space="preserve">146</w:t>
+      </w:r>
+      <w:r>
+        <w:t xml:space="preserve">, 1586–1600.</w:t>
       </w:r>
     </w:p>
-    <w:bookmarkEnd w:id="49"/>
-    <w:bookmarkStart w:id="51" w:name="ref-liLargeCellLymphoma2025a"/>
+    <w:bookmarkEnd w:id="52"/>
+    <w:bookmarkStart w:id="54" w:name="Xe50f1cb67bcc4d6cd08589890074e6f0f88a38e"/>
     <w:p>
       <w:pPr>
         <w:pStyle w:val="Bibliography"/>
       </w:pPr>
       <w:r>
-        <w:t xml:space="preserve">Li, X., Singhal, K., Deng, Q., Chihara, D., Russler-Germain, D., Harkins, R.A., Henderson, J., Arita, K., Kizhakeyil, A., Sun, R., Lakra, P., Hussein, U., Foltz, J.A., Wilson, A., Schmidt, E., Nizamuddin, I., Dinh, T., Kesaraju, A., Hamilton, M.P., Allen, C., Gandhi, M.K., Tobin, J., Jiang, A., Hilton, L., Scott, D.W., Vega, F., Flowers, C.R., Westin, J.R., Griffith, O.L., Fehniger, T.A., Griffith, M., Green, M.R.,</w:t>
+        <w:t xml:space="preserve">Terry Fox Research Institute Marathon of Hope Cancer Centers Network. Electronic address: mmarra@bcgsc.ca, Terry Fox Research Institute Marathon of Hope Cancer Centers Network,</w:t>
       </w:r>
       <w:r>
         <w:t xml:space="preserve"> </w:t>
@@ -4097,36 +4112,96 @@
       <w:r>
         <w:t xml:space="preserve"> </w:t>
       </w:r>
-      <w:hyperlink r:id="rId50">
-        <w:r>
-          <w:rPr>
-            <w:rStyle w:val="Hyperlink"/>
-          </w:rPr>
-          <w:t xml:space="preserve">Large</w:t>
-        </w:r>
-        <w:r>
-          <w:rPr>
-            <w:rStyle w:val="Hyperlink"/>
-          </w:rPr>
-          <w:t xml:space="preserve"> </w:t>
-        </w:r>
-        <w:r>
-          <w:rPr>
-            <w:rStyle w:val="Hyperlink"/>
-          </w:rPr>
-          <w:t xml:space="preserve">B</w:t>
-        </w:r>
-        <w:r>
-          <w:rPr>
-            <w:rStyle w:val="Hyperlink"/>
-          </w:rPr>
-          <w:t xml:space="preserve"> </w:t>
-        </w:r>
-        <w:r>
-          <w:rPr>
-            <w:rStyle w:val="Hyperlink"/>
-          </w:rPr>
-          <w:t xml:space="preserve">cell lymphoma microenvironment archetype profiles</w:t>
+      <w:hyperlink r:id="rId53">
+        <w:r>
+          <w:rPr>
+            <w:rStyle w:val="Hyperlink"/>
+          </w:rPr>
+          <w:t xml:space="preserve">The</w:t>
+        </w:r>
+        <w:r>
+          <w:rPr>
+            <w:rStyle w:val="Hyperlink"/>
+          </w:rPr>
+          <w:t xml:space="preserve"> </w:t>
+        </w:r>
+        <w:r>
+          <w:rPr>
+            <w:rStyle w:val="Hyperlink"/>
+          </w:rPr>
+          <w:t xml:space="preserve">Terry Fox Research Institute Marathon</w:t>
+        </w:r>
+        <w:r>
+          <w:rPr>
+            <w:rStyle w:val="Hyperlink"/>
+          </w:rPr>
+          <w:t xml:space="preserve"> </w:t>
+        </w:r>
+        <w:r>
+          <w:rPr>
+            <w:rStyle w:val="Hyperlink"/>
+          </w:rPr>
+          <w:t xml:space="preserve">of</w:t>
+        </w:r>
+        <w:r>
+          <w:rPr>
+            <w:rStyle w:val="Hyperlink"/>
+          </w:rPr>
+          <w:t xml:space="preserve"> </w:t>
+        </w:r>
+        <w:r>
+          <w:rPr>
+            <w:rStyle w:val="Hyperlink"/>
+          </w:rPr>
+          <w:t xml:space="preserve">Hope Cancer Centres Network</w:t>
+        </w:r>
+        <w:r>
+          <w:rPr>
+            <w:rStyle w:val="Hyperlink"/>
+          </w:rPr>
+          <w:t xml:space="preserve">:</w:t>
+        </w:r>
+        <w:r>
+          <w:rPr>
+            <w:rStyle w:val="Hyperlink"/>
+          </w:rPr>
+          <w:t xml:space="preserve"> </w:t>
+        </w:r>
+        <w:r>
+          <w:rPr>
+            <w:rStyle w:val="Hyperlink"/>
+          </w:rPr>
+          <w:t xml:space="preserve">A</w:t>
+        </w:r>
+        <w:r>
+          <w:rPr>
+            <w:rStyle w:val="Hyperlink"/>
+          </w:rPr>
+          <w:t xml:space="preserve"> </w:t>
+        </w:r>
+        <w:r>
+          <w:rPr>
+            <w:rStyle w:val="Hyperlink"/>
+          </w:rPr>
+          <w:t xml:space="preserve">pan-</w:t>
+        </w:r>
+        <w:r>
+          <w:rPr>
+            <w:rStyle w:val="Hyperlink"/>
+          </w:rPr>
+          <w:t xml:space="preserve">Canadian</w:t>
+        </w:r>
+        <w:r>
+          <w:rPr>
+            <w:rStyle w:val="Hyperlink"/>
+          </w:rPr>
+          <w:t xml:space="preserve"> </w:t>
+        </w:r>
+        <w:r>
+          <w:rPr>
+            <w:rStyle w:val="Hyperlink"/>
+          </w:rPr>
+          <w:t xml:space="preserve">precision oncology initiative</w:t>
         </w:r>
       </w:hyperlink>
       <w:r>
@@ -4156,17 +4231,17 @@
         <w:t xml:space="preserve">43</w:t>
       </w:r>
       <w:r>
-        <w:t xml:space="preserve">, 1347–1364.e13.</w:t>
+        <w:t xml:space="preserve">, 587–592.</w:t>
       </w:r>
     </w:p>
-    <w:bookmarkEnd w:id="51"/>
-    <w:bookmarkStart w:id="53" w:name="X8fdbf51163c379a2b2388cfcca92659beb4bb74"/>
+    <w:bookmarkEnd w:id="54"/>
+    <w:bookmarkStart w:id="56" w:name="ref-thomasDNAMethylationEpitypes2025a"/>
     <w:p>
       <w:pPr>
         <w:pStyle w:val="Bibliography"/>
       </w:pPr>
       <w:r>
-        <w:t xml:space="preserve">Nadeu, F., Shuai, S., Clot, G., Hilton, L.K., Diaz-Navarro, A., Martín, S., Royo, R., Baumann, T., Kulis, M., López-Oreja, I., Cossio, M., Lu, J., Ljungström, V., Young, E., Plevova, K., Knisbacher, B.A., Lin, Z., Hahn, C.K., Bousquets, P., Alcoceba, M., González, M., Colado, E., Payer, Á.R., Aymerich, M., Terol, M.J., Rivas-Delgado, A., Enjuanes, A., Ruiz-Gaspà, S., Chatzikonstantinou, T., Hägerstrand, D., Jylhä, C., Skaftason, A., Mansouri, L., Stranska, K., Doubek, M., van Gastel-Mol, E.J., Davis, Z., Walewska, R., Scarfò, L., Trentin, L., Visentin, A., Parikh, S.A., Rabe, K.G., Moia, R., Armand, M., Rossi, D., Davi, F., Gaidano, G., Kay, N.E., Shanafelt, T.D., Ghia, P., Oscier, D., Langerak, A.W., Beà, S., López-Guillermo, A., Neuberg, D., Wu, C.J., Getz, G., Pospisilova, S., Stamatopoulos, K., Rosenquist, R., Huber, W., Zenz, T., Colomer, D., Martín-Subero, J.I., Delgado, J., Morin, R.D., Stein, L.D., Puente, X.S., Campo, E.,</w:t>
+        <w:t xml:space="preserve">Thomas, N., García-Prieto, C.A., Dreval, K., Hilton, L.K., Abramson, J.S., Bartlett, N.L., Bethony, J., Bowen, J., Bryan, A.C., Casper, C., Dyer, M.A., Gastier-Foster, J.M., Gerrie, A.S., Greiner, T.C., Griner, N.B., Gross, T.G., Harris, N., Irvin, J.D., Jaffe, E.S., Leal, F.E., Mbulaiteye, S.M., Mullighan, C.G., Mungall, A.J., Mungall, K.L., Namirembe, C., Noy, A., Ogwang, M.D., Orem, J., Ott, G., Petrello, H., Reynolds, S.J., Swerdlow, S.H., Traverse-Glehen, A., Wilson, W.H., Marra, M.A., Staudt, L.M., Scott, D.W., Esteller, M., Morin, R.D.,</w:t>
       </w:r>
       <w:r>
         <w:t xml:space="preserve"> </w:t>
@@ -4184,84 +4259,84 @@
       <w:r>
         <w:t xml:space="preserve"> </w:t>
       </w:r>
-      <w:hyperlink r:id="rId52">
-        <w:r>
-          <w:rPr>
-            <w:rStyle w:val="Hyperlink"/>
-          </w:rPr>
-          <w:t xml:space="preserve">Disease-specific</w:t>
-        </w:r>
-        <w:r>
-          <w:rPr>
-            <w:rStyle w:val="Hyperlink"/>
-          </w:rPr>
-          <w:t xml:space="preserve"> </w:t>
-        </w:r>
-        <w:r>
-          <w:rPr>
-            <w:rStyle w:val="Hyperlink"/>
-          </w:rPr>
-          <w:t xml:space="preserve">U1</w:t>
-        </w:r>
-        <w:r>
-          <w:rPr>
-            <w:rStyle w:val="Hyperlink"/>
-          </w:rPr>
-          <w:t xml:space="preserve"> </w:t>
-        </w:r>
-        <w:r>
-          <w:rPr>
-            <w:rStyle w:val="Hyperlink"/>
-          </w:rPr>
-          <w:t xml:space="preserve">spliceosomal</w:t>
-        </w:r>
-        <w:r>
-          <w:rPr>
-            <w:rStyle w:val="Hyperlink"/>
-          </w:rPr>
-          <w:t xml:space="preserve"> </w:t>
-        </w:r>
-        <w:r>
-          <w:rPr>
-            <w:rStyle w:val="Hyperlink"/>
-          </w:rPr>
-          <w:t xml:space="preserve">RNA</w:t>
-        </w:r>
-        <w:r>
-          <w:rPr>
-            <w:rStyle w:val="Hyperlink"/>
-          </w:rPr>
-          <w:t xml:space="preserve"> </w:t>
-        </w:r>
-        <w:r>
-          <w:rPr>
-            <w:rStyle w:val="Hyperlink"/>
-          </w:rPr>
-          <w:t xml:space="preserve">mutations in mature</w:t>
-        </w:r>
-        <w:r>
-          <w:rPr>
-            <w:rStyle w:val="Hyperlink"/>
-          </w:rPr>
-          <w:t xml:space="preserve"> </w:t>
-        </w:r>
-        <w:r>
-          <w:rPr>
-            <w:rStyle w:val="Hyperlink"/>
-          </w:rPr>
-          <w:t xml:space="preserve">B-cell</w:t>
-        </w:r>
-        <w:r>
-          <w:rPr>
-            <w:rStyle w:val="Hyperlink"/>
-          </w:rPr>
-          <w:t xml:space="preserve"> </w:t>
-        </w:r>
-        <w:r>
-          <w:rPr>
-            <w:rStyle w:val="Hyperlink"/>
-          </w:rPr>
-          <w:t xml:space="preserve">neoplasms</w:t>
+      <w:hyperlink r:id="rId55">
+        <w:r>
+          <w:rPr>
+            <w:rStyle w:val="Hyperlink"/>
+          </w:rPr>
+          <w:t xml:space="preserve">DNA Methylation Epitypes</w:t>
+        </w:r>
+        <w:r>
+          <w:rPr>
+            <w:rStyle w:val="Hyperlink"/>
+          </w:rPr>
+          <w:t xml:space="preserve"> </w:t>
+        </w:r>
+        <w:r>
+          <w:rPr>
+            <w:rStyle w:val="Hyperlink"/>
+          </w:rPr>
+          <w:t xml:space="preserve">of</w:t>
+        </w:r>
+        <w:r>
+          <w:rPr>
+            <w:rStyle w:val="Hyperlink"/>
+          </w:rPr>
+          <w:t xml:space="preserve"> </w:t>
+        </w:r>
+        <w:r>
+          <w:rPr>
+            <w:rStyle w:val="Hyperlink"/>
+          </w:rPr>
+          <w:t xml:space="preserve">Burkitt Lymphoma</w:t>
+        </w:r>
+        <w:r>
+          <w:rPr>
+            <w:rStyle w:val="Hyperlink"/>
+          </w:rPr>
+          <w:t xml:space="preserve"> </w:t>
+        </w:r>
+        <w:r>
+          <w:rPr>
+            <w:rStyle w:val="Hyperlink"/>
+          </w:rPr>
+          <w:t xml:space="preserve">with</w:t>
+        </w:r>
+        <w:r>
+          <w:rPr>
+            <w:rStyle w:val="Hyperlink"/>
+          </w:rPr>
+          <w:t xml:space="preserve"> </w:t>
+        </w:r>
+        <w:r>
+          <w:rPr>
+            <w:rStyle w:val="Hyperlink"/>
+          </w:rPr>
+          <w:t xml:space="preserve">Distinct Molecular</w:t>
+        </w:r>
+        <w:r>
+          <w:rPr>
+            <w:rStyle w:val="Hyperlink"/>
+          </w:rPr>
+          <w:t xml:space="preserve"> </w:t>
+        </w:r>
+        <w:r>
+          <w:rPr>
+            <w:rStyle w:val="Hyperlink"/>
+          </w:rPr>
+          <w:t xml:space="preserve">and</w:t>
+        </w:r>
+        <w:r>
+          <w:rPr>
+            <w:rStyle w:val="Hyperlink"/>
+          </w:rPr>
+          <w:t xml:space="preserve"> </w:t>
+        </w:r>
+        <w:r>
+          <w:rPr>
+            <w:rStyle w:val="Hyperlink"/>
+          </w:rPr>
+          <w:t xml:space="preserve">Clinical Features</w:t>
         </w:r>
       </w:hyperlink>
       <w:r>
@@ -4275,7 +4350,7 @@
           <w:i/>
           <w:iCs/>
         </w:rPr>
-        <w:t xml:space="preserve">Leukemia</w:t>
+        <w:t xml:space="preserve">Blood Cancer Discov</w:t>
       </w:r>
       <w:r>
         <w:t xml:space="preserve">.</w:t>
@@ -4288,20 +4363,20 @@
           <w:b/>
           <w:bCs/>
         </w:rPr>
-        <w:t xml:space="preserve">39</w:t>
-      </w:r>
-      <w:r>
-        <w:t xml:space="preserve">, 2076–2086.</w:t>
+        <w:t xml:space="preserve">6</w:t>
+      </w:r>
+      <w:r>
+        <w:t xml:space="preserve">, 325–342.</w:t>
       </w:r>
     </w:p>
-    <w:bookmarkEnd w:id="53"/>
-    <w:bookmarkStart w:id="55" w:name="ref-raiSomaticIRF4Mutations2025"/>
+    <w:bookmarkEnd w:id="56"/>
+    <w:bookmarkStart w:id="58" w:name="ref-benoitSTAT6MutationsEnriched2024a"/>
     <w:p>
       <w:pPr>
         <w:pStyle w:val="Bibliography"/>
       </w:pPr>
       <w:r>
-        <w:t xml:space="preserve">Rai, S., Duns, G., Frontzek, F., Wong, J.C.H., Yin, Y., Li, M.Y., Kishida, M., Fujisawa, M., Healy, S., Viganò, E., Jiang, A., Woolcock, B., Telenius, A., Ben-Neriah, S., Meissner, B., Boyle, M., Nakamura, H., O’Brien, L., Cassidy, C., Lytle, A., Farinha, P., Slack, G., Hilton, L.K., Morin, R.D., Venturutti, L., Aoki, T., Wretham, N., Bush, J.W., Evgin, L., Savage, K.J., Scott, D.W., Steidl, C.,</w:t>
+        <w:t xml:space="preserve">Benoit, A., Abraham, M.J., Li, S., Kim, J., Estrada-Tejedor, R., Bakadlag, R., Subramaniam, N., Makhani, K., Guilbert, C., Tu, R., Salaciak, M., Klein, K.O., Coyle, K.M., Hilton, L.K., Santiago, R., Dmitrienko, S., Assouline, S., Morin, R.D., Del Rincon, S.V., Johnson, N.A., Mann, K.K.,</w:t>
       </w:r>
       <w:r>
         <w:t xml:space="preserve"> </w:t>
@@ -4311,7 +4386,7 @@
           <w:b/>
           <w:bCs/>
         </w:rPr>
-        <w:t xml:space="preserve">2025</w:t>
+        <w:t xml:space="preserve">2024</w:t>
       </w:r>
       <w:r>
         <w:t xml:space="preserve">.</w:t>
@@ -4319,36 +4394,24 @@
       <w:r>
         <w:t xml:space="preserve"> </w:t>
       </w:r>
-      <w:hyperlink r:id="rId54">
-        <w:r>
-          <w:rPr>
-            <w:rStyle w:val="Hyperlink"/>
-          </w:rPr>
-          <w:t xml:space="preserve">Somatic</w:t>
-        </w:r>
-        <w:r>
-          <w:rPr>
-            <w:rStyle w:val="Hyperlink"/>
-          </w:rPr>
-          <w:t xml:space="preserve"> </w:t>
-        </w:r>
-        <w:r>
-          <w:rPr>
-            <w:rStyle w:val="Hyperlink"/>
-          </w:rPr>
-          <w:t xml:space="preserve">IRF4</w:t>
-        </w:r>
-        <w:r>
-          <w:rPr>
-            <w:rStyle w:val="Hyperlink"/>
-          </w:rPr>
-          <w:t xml:space="preserve"> </w:t>
-        </w:r>
-        <w:r>
-          <w:rPr>
-            <w:rStyle w:val="Hyperlink"/>
-          </w:rPr>
-          <w:t xml:space="preserve">mutations and thymic tropism in primary mediastinal large</w:t>
+      <w:hyperlink r:id="rId57">
+        <w:r>
+          <w:rPr>
+            <w:rStyle w:val="Hyperlink"/>
+          </w:rPr>
+          <w:t xml:space="preserve">STAT6</w:t>
+        </w:r>
+        <w:r>
+          <w:rPr>
+            <w:rStyle w:val="Hyperlink"/>
+          </w:rPr>
+          <w:t xml:space="preserve"> </w:t>
+        </w:r>
+        <w:r>
+          <w:rPr>
+            <w:rStyle w:val="Hyperlink"/>
+          </w:rPr>
+          <w:t xml:space="preserve">mutations enriched at diffuse large</w:t>
         </w:r>
         <w:r>
           <w:rPr>
@@ -4372,7 +4435,7 @@
           <w:rPr>
             <w:rStyle w:val="Hyperlink"/>
           </w:rPr>
-          <w:t xml:space="preserve">lymphoma</w:t>
+          <w:t xml:space="preserve">lymphoma relapse reshape the tumor microenvironment</w:t>
         </w:r>
       </w:hyperlink>
       <w:r>
@@ -4386,7 +4449,7 @@
           <w:i/>
           <w:iCs/>
         </w:rPr>
-        <w:t xml:space="preserve">Blood</w:t>
+        <w:t xml:space="preserve">Int J Hematol</w:t>
       </w:r>
       <w:r>
         <w:t xml:space="preserve">.</w:t>
@@ -4399,20 +4462,20 @@
           <w:b/>
           <w:bCs/>
         </w:rPr>
-        <w:t xml:space="preserve">146</w:t>
-      </w:r>
-      <w:r>
-        <w:t xml:space="preserve">, 1586–1600.</w:t>
+        <w:t xml:space="preserve">119</w:t>
+      </w:r>
+      <w:r>
+        <w:t xml:space="preserve">, 275–290.</w:t>
       </w:r>
     </w:p>
-    <w:bookmarkEnd w:id="55"/>
-    <w:bookmarkStart w:id="57" w:name="ref-thomasDNAMethylationEpitypes2025a"/>
+    <w:bookmarkEnd w:id="58"/>
+    <w:bookmarkStart w:id="60" w:name="ref-collingeUnbalancedMYCBreakapart2024"/>
     <w:p>
       <w:pPr>
         <w:pStyle w:val="Bibliography"/>
       </w:pPr>
       <w:r>
-        <w:t xml:space="preserve">Thomas, N., García-Prieto, C.A., Dreval, K., Hilton, L.K., Abramson, J.S., Bartlett, N.L., Bethony, J., Bowen, J., Bryan, A.C., Casper, C., Dyer, M.A., Gastier-Foster, J.M., Gerrie, A.S., Greiner, T.C., Griner, N.B., Gross, T.G., Harris, N., Irvin, J.D., Jaffe, E.S., Leal, F.E., Mbulaiteye, S.M., Mullighan, C.G., Mungall, A.J., Mungall, K.L., Namirembe, C., Noy, A., Ogwang, M.D., Orem, J., Ott, G., Petrello, H., Reynolds, S.J., Swerdlow, S.H., Traverse-Glehen, A., Wilson, W.H., Marra, M.A., Staudt, L.M., Scott, D.W., Esteller, M., Morin, R.D.,</w:t>
+        <w:t xml:space="preserve">Collinge, B., Ben-Neriah, S., Hilton, L.K., Alduaij, W., Tucker, T., Slack, G.W., Farinha, P., Craig, J.W., Boyle, M., Meissner, B., Villa, D., Gerrie, A.S., Sehn, L.H., Savage, K.J., Morin, R.D., Mungall, A.J., Steidl, C., Scott, D.W.,</w:t>
       </w:r>
       <w:r>
         <w:t xml:space="preserve"> </w:t>
@@ -4422,7 +4485,7 @@
           <w:b/>
           <w:bCs/>
         </w:rPr>
-        <w:t xml:space="preserve">2025</w:t>
+        <w:t xml:space="preserve">2024</w:t>
       </w:r>
       <w:r>
         <w:t xml:space="preserve">.</w:t>
@@ -4430,84 +4493,96 @@
       <w:r>
         <w:t xml:space="preserve"> </w:t>
       </w:r>
-      <w:hyperlink r:id="rId56">
-        <w:r>
-          <w:rPr>
-            <w:rStyle w:val="Hyperlink"/>
-          </w:rPr>
-          <w:t xml:space="preserve">DNA Methylation Epitypes</w:t>
-        </w:r>
-        <w:r>
-          <w:rPr>
-            <w:rStyle w:val="Hyperlink"/>
-          </w:rPr>
-          <w:t xml:space="preserve"> </w:t>
-        </w:r>
-        <w:r>
-          <w:rPr>
-            <w:rStyle w:val="Hyperlink"/>
-          </w:rPr>
-          <w:t xml:space="preserve">of</w:t>
-        </w:r>
-        <w:r>
-          <w:rPr>
-            <w:rStyle w:val="Hyperlink"/>
-          </w:rPr>
-          <w:t xml:space="preserve"> </w:t>
-        </w:r>
-        <w:r>
-          <w:rPr>
-            <w:rStyle w:val="Hyperlink"/>
-          </w:rPr>
-          <w:t xml:space="preserve">Burkitt Lymphoma</w:t>
-        </w:r>
-        <w:r>
-          <w:rPr>
-            <w:rStyle w:val="Hyperlink"/>
-          </w:rPr>
-          <w:t xml:space="preserve"> </w:t>
-        </w:r>
-        <w:r>
-          <w:rPr>
-            <w:rStyle w:val="Hyperlink"/>
-          </w:rPr>
-          <w:t xml:space="preserve">with</w:t>
-        </w:r>
-        <w:r>
-          <w:rPr>
-            <w:rStyle w:val="Hyperlink"/>
-          </w:rPr>
-          <w:t xml:space="preserve"> </w:t>
-        </w:r>
-        <w:r>
-          <w:rPr>
-            <w:rStyle w:val="Hyperlink"/>
-          </w:rPr>
-          <w:t xml:space="preserve">Distinct Molecular</w:t>
-        </w:r>
-        <w:r>
-          <w:rPr>
-            <w:rStyle w:val="Hyperlink"/>
-          </w:rPr>
-          <w:t xml:space="preserve"> </w:t>
-        </w:r>
-        <w:r>
-          <w:rPr>
-            <w:rStyle w:val="Hyperlink"/>
-          </w:rPr>
-          <w:t xml:space="preserve">and</w:t>
-        </w:r>
-        <w:r>
-          <w:rPr>
-            <w:rStyle w:val="Hyperlink"/>
-          </w:rPr>
-          <w:t xml:space="preserve"> </w:t>
-        </w:r>
-        <w:r>
-          <w:rPr>
-            <w:rStyle w:val="Hyperlink"/>
-          </w:rPr>
-          <w:t xml:space="preserve">Clinical Features</w:t>
+      <w:hyperlink r:id="rId59">
+        <w:r>
+          <w:rPr>
+            <w:rStyle w:val="Hyperlink"/>
+          </w:rPr>
+          <w:t xml:space="preserve">Unbalanced</w:t>
+        </w:r>
+        <w:r>
+          <w:rPr>
+            <w:rStyle w:val="Hyperlink"/>
+          </w:rPr>
+          <w:t xml:space="preserve"> </w:t>
+        </w:r>
+        <w:r>
+          <w:rPr>
+            <w:rStyle w:val="Hyperlink"/>
+          </w:rPr>
+          <w:t xml:space="preserve">MYC</w:t>
+        </w:r>
+        <w:r>
+          <w:rPr>
+            <w:rStyle w:val="Hyperlink"/>
+          </w:rPr>
+          <w:t xml:space="preserve"> </w:t>
+        </w:r>
+        <w:r>
+          <w:rPr>
+            <w:rStyle w:val="Hyperlink"/>
+          </w:rPr>
+          <w:t xml:space="preserve">break-apart</w:t>
+        </w:r>
+        <w:r>
+          <w:rPr>
+            <w:rStyle w:val="Hyperlink"/>
+          </w:rPr>
+          <w:t xml:space="preserve"> </w:t>
+        </w:r>
+        <w:r>
+          <w:rPr>
+            <w:rStyle w:val="Hyperlink"/>
+          </w:rPr>
+          <w:t xml:space="preserve">FISH</w:t>
+        </w:r>
+        <w:r>
+          <w:rPr>
+            <w:rStyle w:val="Hyperlink"/>
+          </w:rPr>
+          <w:t xml:space="preserve"> </w:t>
+        </w:r>
+        <w:r>
+          <w:rPr>
+            <w:rStyle w:val="Hyperlink"/>
+          </w:rPr>
+          <w:t xml:space="preserve">patterns indicate the presence of a</w:t>
+        </w:r>
+        <w:r>
+          <w:rPr>
+            <w:rStyle w:val="Hyperlink"/>
+          </w:rPr>
+          <w:t xml:space="preserve"> </w:t>
+        </w:r>
+        <w:r>
+          <w:rPr>
+            <w:rStyle w:val="Hyperlink"/>
+          </w:rPr>
+          <w:t xml:space="preserve">MYC</w:t>
+        </w:r>
+        <w:r>
+          <w:rPr>
+            <w:rStyle w:val="Hyperlink"/>
+          </w:rPr>
+          <w:t xml:space="preserve"> </w:t>
+        </w:r>
+        <w:r>
+          <w:rPr>
+            <w:rStyle w:val="Hyperlink"/>
+          </w:rPr>
+          <w:t xml:space="preserve">rearrangement in</w:t>
+        </w:r>
+        <w:r>
+          <w:rPr>
+            <w:rStyle w:val="Hyperlink"/>
+          </w:rPr>
+          <w:t xml:space="preserve"> </w:t>
+        </w:r>
+        <w:r>
+          <w:rPr>
+            <w:rStyle w:val="Hyperlink"/>
+          </w:rPr>
+          <w:t xml:space="preserve">HGBCL-DH-BCL2</w:t>
         </w:r>
       </w:hyperlink>
       <w:r>
@@ -4521,7 +4596,7 @@
           <w:i/>
           <w:iCs/>
         </w:rPr>
-        <w:t xml:space="preserve">Blood Cancer Discov</w:t>
+        <w:t xml:space="preserve">Blood</w:t>
       </w:r>
       <w:r>
         <w:t xml:space="preserve">.</w:t>
@@ -4534,20 +4609,20 @@
           <w:b/>
           <w:bCs/>
         </w:rPr>
-        <w:t xml:space="preserve">6</w:t>
-      </w:r>
-      <w:r>
-        <w:t xml:space="preserve">, 325–342.</w:t>
+        <w:t xml:space="preserve">144</w:t>
+      </w:r>
+      <w:r>
+        <w:t xml:space="preserve">, 1611–1616.</w:t>
       </w:r>
     </w:p>
-    <w:bookmarkEnd w:id="57"/>
-    <w:bookmarkStart w:id="59" w:name="ref-benoitSTAT6MutationsEnriched2024a"/>
+    <w:bookmarkEnd w:id="60"/>
+    <w:bookmarkStart w:id="62" w:name="ref-grantsChronicLymphocyticLeukemia2024"/>
     <w:p>
       <w:pPr>
         <w:pStyle w:val="Bibliography"/>
       </w:pPr>
       <w:r>
-        <w:t xml:space="preserve">Benoit, A., Abraham, M.J., Li, S., Kim, J., Estrada-Tejedor, R., Bakadlag, R., Subramaniam, N., Makhani, K., Guilbert, C., Tu, R., Salaciak, M., Klein, K.O., Coyle, K.M., Hilton, L.K., Santiago, R., Dmitrienko, S., Assouline, S., Morin, R.D., Del Rincon, S.V., Johnson, N.A., Mann, K.K.,</w:t>
+        <w:t xml:space="preserve">Grants, J.M., May, C., Bridgers, J., Huang, S., Gillis, S., Meissner, B., Boyle, M., Ben-Neriah, S., Hung, S., Duns, G., Hilton, L., Gerrie, A.S., Marra, M., Kridel, R., Sabatini, P.J.B., Steidl, C., Scott, D.W., Karsan, A.,</w:t>
       </w:r>
       <w:r>
         <w:t xml:space="preserve"> </w:t>
@@ -4565,48 +4640,48 @@
       <w:r>
         <w:t xml:space="preserve"> </w:t>
       </w:r>
-      <w:hyperlink r:id="rId58">
-        <w:r>
-          <w:rPr>
-            <w:rStyle w:val="Hyperlink"/>
-          </w:rPr>
-          <w:t xml:space="preserve">STAT6</w:t>
-        </w:r>
-        <w:r>
-          <w:rPr>
-            <w:rStyle w:val="Hyperlink"/>
-          </w:rPr>
-          <w:t xml:space="preserve"> </w:t>
-        </w:r>
-        <w:r>
-          <w:rPr>
-            <w:rStyle w:val="Hyperlink"/>
-          </w:rPr>
-          <w:t xml:space="preserve">mutations enriched at diffuse large</w:t>
-        </w:r>
-        <w:r>
-          <w:rPr>
-            <w:rStyle w:val="Hyperlink"/>
-          </w:rPr>
-          <w:t xml:space="preserve"> </w:t>
-        </w:r>
-        <w:r>
-          <w:rPr>
-            <w:rStyle w:val="Hyperlink"/>
-          </w:rPr>
-          <w:t xml:space="preserve">B-cell</w:t>
-        </w:r>
-        <w:r>
-          <w:rPr>
-            <w:rStyle w:val="Hyperlink"/>
-          </w:rPr>
-          <w:t xml:space="preserve"> </w:t>
-        </w:r>
-        <w:r>
-          <w:rPr>
-            <w:rStyle w:val="Hyperlink"/>
-          </w:rPr>
-          <w:t xml:space="preserve">lymphoma relapse reshape the tumor microenvironment</w:t>
+      <w:hyperlink r:id="rId61">
+        <w:r>
+          <w:rPr>
+            <w:rStyle w:val="Hyperlink"/>
+          </w:rPr>
+          <w:t xml:space="preserve">Chronic</w:t>
+        </w:r>
+        <w:r>
+          <w:rPr>
+            <w:rStyle w:val="Hyperlink"/>
+          </w:rPr>
+          <w:t xml:space="preserve"> </w:t>
+        </w:r>
+        <w:r>
+          <w:rPr>
+            <w:rStyle w:val="Hyperlink"/>
+          </w:rPr>
+          <w:t xml:space="preserve">Lymphocytic Leukemia IGHV Somatic Hypermutation Detection</w:t>
+        </w:r>
+        <w:r>
+          <w:rPr>
+            <w:rStyle w:val="Hyperlink"/>
+          </w:rPr>
+          <w:t xml:space="preserve"> </w:t>
+        </w:r>
+        <w:r>
+          <w:rPr>
+            <w:rStyle w:val="Hyperlink"/>
+          </w:rPr>
+          <w:t xml:space="preserve">by</w:t>
+        </w:r>
+        <w:r>
+          <w:rPr>
+            <w:rStyle w:val="Hyperlink"/>
+          </w:rPr>
+          <w:t xml:space="preserve"> </w:t>
+        </w:r>
+        <w:r>
+          <w:rPr>
+            <w:rStyle w:val="Hyperlink"/>
+          </w:rPr>
+          <w:t xml:space="preserve">Targeted Capture Next-Generation Sequencing</w:t>
         </w:r>
       </w:hyperlink>
       <w:r>
@@ -4620,7 +4695,7 @@
           <w:i/>
           <w:iCs/>
         </w:rPr>
-        <w:t xml:space="preserve">Int J Hematol</w:t>
+        <w:t xml:space="preserve">Clin Chem</w:t>
       </w:r>
       <w:r>
         <w:t xml:space="preserve">.</w:t>
@@ -4633,20 +4708,20 @@
           <w:b/>
           <w:bCs/>
         </w:rPr>
-        <w:t xml:space="preserve">119</w:t>
-      </w:r>
-      <w:r>
-        <w:t xml:space="preserve">, 275–290.</w:t>
+        <w:t xml:space="preserve">70</w:t>
+      </w:r>
+      <w:r>
+        <w:t xml:space="preserve">, 273–284.</w:t>
       </w:r>
     </w:p>
-    <w:bookmarkEnd w:id="59"/>
-    <w:bookmarkStart w:id="61" w:name="ref-collingeUnbalancedMYCBreakapart2024"/>
+    <w:bookmarkEnd w:id="62"/>
+    <w:bookmarkStart w:id="64" w:name="ref-hiltonMotiveOpportunityMYC2024a"/>
     <w:p>
       <w:pPr>
         <w:pStyle w:val="Bibliography"/>
       </w:pPr>
       <w:r>
-        <w:t xml:space="preserve">Collinge, B., Ben-Neriah, S., Hilton, L.K., Alduaij, W., Tucker, T., Slack, G.W., Farinha, P., Craig, J.W., Boyle, M., Meissner, B., Villa, D., Gerrie, A.S., Sehn, L.H., Savage, K.J., Morin, R.D., Mungall, A.J., Steidl, C., Scott, D.W.,</w:t>
+        <w:t xml:space="preserve">Hilton, L.K., Collinge, B., Ben-Neriah, S., Alduaij, W., Shaalan, H., Weng, A.P., Cruz, M., Slack, G.W., Farinha, P., Miyata-Takata, T., Boyle, M., Meissner, B., Cook, J.R., Ondrejka, S.L., Ott, G., Rosenwald, A., Campo, E., Amador, C., Greiner, T.C., Raess, P.W., Song, J.Y., Inghirami, G., Jaffe, E.S., Weisenburger, D.D., Chan, W.C., Beiske, K., Fu, K., Delabie, J., Pittaluga, S., Iqbal, J., Wright, G., Sehn, L.H., Savage, K.J., Mungall, A.J., Feldman, A.L., Staudt, L.M., Steidl, C., Rimsza, L.M., Morin, R.D., Scott, D.W.,</w:t>
       </w:r>
       <w:r>
         <w:t xml:space="preserve"> </w:t>
@@ -4664,12 +4739,12 @@
       <w:r>
         <w:t xml:space="preserve"> </w:t>
       </w:r>
-      <w:hyperlink r:id="rId60">
-        <w:r>
-          <w:rPr>
-            <w:rStyle w:val="Hyperlink"/>
-          </w:rPr>
-          <w:t xml:space="preserve">Unbalanced</w:t>
+      <w:hyperlink r:id="rId63">
+        <w:r>
+          <w:rPr>
+            <w:rStyle w:val="Hyperlink"/>
+          </w:rPr>
+          <w:t xml:space="preserve">Motive and opportunity:</w:t>
         </w:r>
         <w:r>
           <w:rPr>
@@ -4693,31 +4768,31 @@
           <w:rPr>
             <w:rStyle w:val="Hyperlink"/>
           </w:rPr>
-          <w:t xml:space="preserve">break-apart</w:t>
-        </w:r>
-        <w:r>
-          <w:rPr>
-            <w:rStyle w:val="Hyperlink"/>
-          </w:rPr>
-          <w:t xml:space="preserve"> </w:t>
-        </w:r>
-        <w:r>
-          <w:rPr>
-            <w:rStyle w:val="Hyperlink"/>
-          </w:rPr>
-          <w:t xml:space="preserve">FISH</w:t>
-        </w:r>
-        <w:r>
-          <w:rPr>
-            <w:rStyle w:val="Hyperlink"/>
-          </w:rPr>
-          <w:t xml:space="preserve"> </w:t>
-        </w:r>
-        <w:r>
-          <w:rPr>
-            <w:rStyle w:val="Hyperlink"/>
-          </w:rPr>
-          <w:t xml:space="preserve">patterns indicate the presence of a</w:t>
+          <w:t xml:space="preserve">rearrangements in high-grade</w:t>
+        </w:r>
+        <w:r>
+          <w:rPr>
+            <w:rStyle w:val="Hyperlink"/>
+          </w:rPr>
+          <w:t xml:space="preserve"> </w:t>
+        </w:r>
+        <w:r>
+          <w:rPr>
+            <w:rStyle w:val="Hyperlink"/>
+          </w:rPr>
+          <w:t xml:space="preserve">B-cell</w:t>
+        </w:r>
+        <w:r>
+          <w:rPr>
+            <w:rStyle w:val="Hyperlink"/>
+          </w:rPr>
+          <w:t xml:space="preserve"> </w:t>
+        </w:r>
+        <w:r>
+          <w:rPr>
+            <w:rStyle w:val="Hyperlink"/>
+          </w:rPr>
+          <w:t xml:space="preserve">lymphoma with</w:t>
         </w:r>
         <w:r>
           <w:rPr>
@@ -4741,19 +4816,55 @@
           <w:rPr>
             <w:rStyle w:val="Hyperlink"/>
           </w:rPr>
-          <w:t xml:space="preserve">rearrangement in</w:t>
-        </w:r>
-        <w:r>
-          <w:rPr>
-            <w:rStyle w:val="Hyperlink"/>
-          </w:rPr>
-          <w:t xml:space="preserve"> </w:t>
-        </w:r>
-        <w:r>
-          <w:rPr>
-            <w:rStyle w:val="Hyperlink"/>
-          </w:rPr>
-          <w:t xml:space="preserve">HGBCL-DH-BCL2</w:t>
+          <w:t xml:space="preserve">and</w:t>
+        </w:r>
+        <w:r>
+          <w:rPr>
+            <w:rStyle w:val="Hyperlink"/>
+          </w:rPr>
+          <w:t xml:space="preserve"> </w:t>
+        </w:r>
+        <w:r>
+          <w:rPr>
+            <w:rStyle w:val="Hyperlink"/>
+          </w:rPr>
+          <w:t xml:space="preserve">BCL2</w:t>
+        </w:r>
+        <w:r>
+          <w:rPr>
+            <w:rStyle w:val="Hyperlink"/>
+          </w:rPr>
+          <w:t xml:space="preserve"> </w:t>
+        </w:r>
+        <w:r>
+          <w:rPr>
+            <w:rStyle w:val="Hyperlink"/>
+          </w:rPr>
+          <w:t xml:space="preserve">rearrangements (an</w:t>
+        </w:r>
+        <w:r>
+          <w:rPr>
+            <w:rStyle w:val="Hyperlink"/>
+          </w:rPr>
+          <w:t xml:space="preserve"> </w:t>
+        </w:r>
+        <w:r>
+          <w:rPr>
+            <w:rStyle w:val="Hyperlink"/>
+          </w:rPr>
+          <w:t xml:space="preserve">LLMPP</w:t>
+        </w:r>
+        <w:r>
+          <w:rPr>
+            <w:rStyle w:val="Hyperlink"/>
+          </w:rPr>
+          <w:t xml:space="preserve"> </w:t>
+        </w:r>
+        <w:r>
+          <w:rPr>
+            <w:rStyle w:val="Hyperlink"/>
+          </w:rPr>
+          <w:t xml:space="preserve">study)</w:t>
         </w:r>
       </w:hyperlink>
       <w:r>
@@ -4783,17 +4894,17 @@
         <w:t xml:space="preserve">144</w:t>
       </w:r>
       <w:r>
-        <w:t xml:space="preserve">, 1611–1616.</w:t>
+        <w:t xml:space="preserve">, 525–540.</w:t>
       </w:r>
     </w:p>
-    <w:bookmarkEnd w:id="61"/>
-    <w:bookmarkStart w:id="63" w:name="ref-grantsChronicLymphocyticLeukemia2024"/>
+    <w:bookmarkEnd w:id="64"/>
+    <w:bookmarkStart w:id="66" w:name="ref-sarkozyIntegratedSingleCell2024a"/>
     <w:p>
       <w:pPr>
         <w:pStyle w:val="Bibliography"/>
       </w:pPr>
       <w:r>
-        <w:t xml:space="preserve">Grants, J.M., May, C., Bridgers, J., Huang, S., Gillis, S., Meissner, B., Boyle, M., Ben-Neriah, S., Hung, S., Duns, G., Hilton, L., Gerrie, A.S., Marra, M., Kridel, R., Sabatini, P.J.B., Steidl, C., Scott, D.W., Karsan, A.,</w:t>
+        <w:t xml:space="preserve">Sarkozy, C., Wu, S., Takata, K., Aoki, T., Neriah, S.B., Milne, K., Goodyear, T., Strong, C., Rastogi, T., Hilton, L.K., Lai, D., Sehn, L.H., Farinha, P., Nelson, B.H., Weng, A., Marra, M., Scott, D.W., Craig, J.W., Steidl, C., Roth, A.,</w:t>
       </w:r>
       <w:r>
         <w:t xml:space="preserve"> </w:t>
@@ -4811,48 +4922,36 @@
       <w:r>
         <w:t xml:space="preserve"> </w:t>
       </w:r>
-      <w:hyperlink r:id="rId62">
-        <w:r>
-          <w:rPr>
-            <w:rStyle w:val="Hyperlink"/>
-          </w:rPr>
-          <w:t xml:space="preserve">Chronic</w:t>
-        </w:r>
-        <w:r>
-          <w:rPr>
-            <w:rStyle w:val="Hyperlink"/>
-          </w:rPr>
-          <w:t xml:space="preserve"> </w:t>
-        </w:r>
-        <w:r>
-          <w:rPr>
-            <w:rStyle w:val="Hyperlink"/>
-          </w:rPr>
-          <w:t xml:space="preserve">Lymphocytic Leukemia IGHV Somatic Hypermutation Detection</w:t>
-        </w:r>
-        <w:r>
-          <w:rPr>
-            <w:rStyle w:val="Hyperlink"/>
-          </w:rPr>
-          <w:t xml:space="preserve"> </w:t>
-        </w:r>
-        <w:r>
-          <w:rPr>
-            <w:rStyle w:val="Hyperlink"/>
-          </w:rPr>
-          <w:t xml:space="preserve">by</w:t>
-        </w:r>
-        <w:r>
-          <w:rPr>
-            <w:rStyle w:val="Hyperlink"/>
-          </w:rPr>
-          <w:t xml:space="preserve"> </w:t>
-        </w:r>
-        <w:r>
-          <w:rPr>
-            <w:rStyle w:val="Hyperlink"/>
-          </w:rPr>
-          <w:t xml:space="preserve">Targeted Capture Next-Generation Sequencing</w:t>
+      <w:hyperlink r:id="rId65">
+        <w:r>
+          <w:rPr>
+            <w:rStyle w:val="Hyperlink"/>
+          </w:rPr>
+          <w:t xml:space="preserve">Integrated single cell analysis reveals co-evolution of malignant</w:t>
+        </w:r>
+        <w:r>
+          <w:rPr>
+            <w:rStyle w:val="Hyperlink"/>
+          </w:rPr>
+          <w:t xml:space="preserve"> </w:t>
+        </w:r>
+        <w:r>
+          <w:rPr>
+            <w:rStyle w:val="Hyperlink"/>
+          </w:rPr>
+          <w:t xml:space="preserve">B</w:t>
+        </w:r>
+        <w:r>
+          <w:rPr>
+            <w:rStyle w:val="Hyperlink"/>
+          </w:rPr>
+          <w:t xml:space="preserve"> </w:t>
+        </w:r>
+        <w:r>
+          <w:rPr>
+            <w:rStyle w:val="Hyperlink"/>
+          </w:rPr>
+          <w:t xml:space="preserve">cells and tumor micro-environment in transformed follicular lymphoma</w:t>
         </w:r>
       </w:hyperlink>
       <w:r>
@@ -4866,7 +4965,7 @@
           <w:i/>
           <w:iCs/>
         </w:rPr>
-        <w:t xml:space="preserve">Clin Chem</w:t>
+        <w:t xml:space="preserve">Cancer Cell</w:t>
       </w:r>
       <w:r>
         <w:t xml:space="preserve">.</w:t>
@@ -4879,20 +4978,20 @@
           <w:b/>
           <w:bCs/>
         </w:rPr>
-        <w:t xml:space="preserve">70</w:t>
-      </w:r>
-      <w:r>
-        <w:t xml:space="preserve">, 273–284.</w:t>
+        <w:t xml:space="preserve">42</w:t>
+      </w:r>
+      <w:r>
+        <w:t xml:space="preserve">, 1003–1017.e6.</w:t>
       </w:r>
     </w:p>
-    <w:bookmarkEnd w:id="63"/>
-    <w:bookmarkStart w:id="65" w:name="ref-hiltonMotiveOpportunityMYC2024a"/>
+    <w:bookmarkEnd w:id="66"/>
+    <w:bookmarkStart w:id="68" w:name="Xbac08390e7e3dd119b09df730a2ffe666e1d4e7"/>
     <w:p>
       <w:pPr>
         <w:pStyle w:val="Bibliography"/>
       </w:pPr>
       <w:r>
-        <w:t xml:space="preserve">Hilton, L.K., Collinge, B., Ben-Neriah, S., Alduaij, W., Shaalan, H., Weng, A.P., Cruz, M., Slack, G.W., Farinha, P., Miyata-Takata, T., Boyle, M., Meissner, B., Cook, J.R., Ondrejka, S.L., Ott, G., Rosenwald, A., Campo, E., Amador, C., Greiner, T.C., Raess, P.W., Song, J.Y., Inghirami, G., Jaffe, E.S., Weisenburger, D.D., Chan, W.C., Beiske, K., Fu, K., Delabie, J., Pittaluga, S., Iqbal, J., Wright, G., Sehn, L.H., Savage, K.J., Mungall, A.J., Feldman, A.L., Staudt, L.M., Steidl, C., Rimsza, L.M., Morin, R.D., Scott, D.W.,</w:t>
+        <w:t xml:space="preserve">Alduaij, W., Collinge, B., Ben-Neriah, S., Jiang, A., Hilton, L.K., Boyle, M., Meissner, B., Chong, L., Miyata-Takata, T., Slack, G.W., Farinha, P., Craig, J.W., Lytle, A., Savage, K.J., Villa, D., Gerrie, A.S., Freeman, C.L., Gascoyne, R.D., Connors, J.M., Morin, R.D., Sehn, L.H., Mungall, A.J., Steidl, C., Scott, D.W.,</w:t>
       </w:r>
       <w:r>
         <w:t xml:space="preserve"> </w:t>
@@ -4902,7 +5001,7 @@
           <w:b/>
           <w:bCs/>
         </w:rPr>
-        <w:t xml:space="preserve">2024</w:t>
+        <w:t xml:space="preserve">2023</w:t>
       </w:r>
       <w:r>
         <w:t xml:space="preserve">.</w:t>
@@ -4910,36 +5009,12 @@
       <w:r>
         <w:t xml:space="preserve"> </w:t>
       </w:r>
-      <w:hyperlink r:id="rId64">
-        <w:r>
-          <w:rPr>
-            <w:rStyle w:val="Hyperlink"/>
-          </w:rPr>
-          <w:t xml:space="preserve">Motive and opportunity:</w:t>
-        </w:r>
-        <w:r>
-          <w:rPr>
-            <w:rStyle w:val="Hyperlink"/>
-          </w:rPr>
-          <w:t xml:space="preserve"> </w:t>
-        </w:r>
-        <w:r>
-          <w:rPr>
-            <w:rStyle w:val="Hyperlink"/>
-          </w:rPr>
-          <w:t xml:space="preserve">MYC</w:t>
-        </w:r>
-        <w:r>
-          <w:rPr>
-            <w:rStyle w:val="Hyperlink"/>
-          </w:rPr>
-          <w:t xml:space="preserve"> </w:t>
-        </w:r>
-        <w:r>
-          <w:rPr>
-            <w:rStyle w:val="Hyperlink"/>
-          </w:rPr>
-          <w:t xml:space="preserve">rearrangements in high-grade</w:t>
+      <w:hyperlink r:id="rId67">
+        <w:r>
+          <w:rPr>
+            <w:rStyle w:val="Hyperlink"/>
+          </w:rPr>
+          <w:t xml:space="preserve">Molecular determinants of clinical outcomes in a real-world diffuse large</w:t>
         </w:r>
         <w:r>
           <w:rPr>
@@ -4963,79 +5038,7 @@
           <w:rPr>
             <w:rStyle w:val="Hyperlink"/>
           </w:rPr>
-          <w:t xml:space="preserve">lymphoma with</w:t>
-        </w:r>
-        <w:r>
-          <w:rPr>
-            <w:rStyle w:val="Hyperlink"/>
-          </w:rPr>
-          <w:t xml:space="preserve"> </w:t>
-        </w:r>
-        <w:r>
-          <w:rPr>
-            <w:rStyle w:val="Hyperlink"/>
-          </w:rPr>
-          <w:t xml:space="preserve">MYC</w:t>
-        </w:r>
-        <w:r>
-          <w:rPr>
-            <w:rStyle w:val="Hyperlink"/>
-          </w:rPr>
-          <w:t xml:space="preserve"> </w:t>
-        </w:r>
-        <w:r>
-          <w:rPr>
-            <w:rStyle w:val="Hyperlink"/>
-          </w:rPr>
-          <w:t xml:space="preserve">and</w:t>
-        </w:r>
-        <w:r>
-          <w:rPr>
-            <w:rStyle w:val="Hyperlink"/>
-          </w:rPr>
-          <w:t xml:space="preserve"> </w:t>
-        </w:r>
-        <w:r>
-          <w:rPr>
-            <w:rStyle w:val="Hyperlink"/>
-          </w:rPr>
-          <w:t xml:space="preserve">BCL2</w:t>
-        </w:r>
-        <w:r>
-          <w:rPr>
-            <w:rStyle w:val="Hyperlink"/>
-          </w:rPr>
-          <w:t xml:space="preserve"> </w:t>
-        </w:r>
-        <w:r>
-          <w:rPr>
-            <w:rStyle w:val="Hyperlink"/>
-          </w:rPr>
-          <w:t xml:space="preserve">rearrangements (an</w:t>
-        </w:r>
-        <w:r>
-          <w:rPr>
-            <w:rStyle w:val="Hyperlink"/>
-          </w:rPr>
-          <w:t xml:space="preserve"> </w:t>
-        </w:r>
-        <w:r>
-          <w:rPr>
-            <w:rStyle w:val="Hyperlink"/>
-          </w:rPr>
-          <w:t xml:space="preserve">LLMPP</w:t>
-        </w:r>
-        <w:r>
-          <w:rPr>
-            <w:rStyle w:val="Hyperlink"/>
-          </w:rPr>
-          <w:t xml:space="preserve"> </w:t>
-        </w:r>
-        <w:r>
-          <w:rPr>
-            <w:rStyle w:val="Hyperlink"/>
-          </w:rPr>
-          <w:t xml:space="preserve">study)</w:t>
+          <w:t xml:space="preserve">lymphoma population</w:t>
         </w:r>
       </w:hyperlink>
       <w:r>
@@ -5062,20 +5065,20 @@
           <w:b/>
           <w:bCs/>
         </w:rPr>
-        <w:t xml:space="preserve">144</w:t>
-      </w:r>
-      <w:r>
-        <w:t xml:space="preserve">, 525–540.</w:t>
+        <w:t xml:space="preserve">141</w:t>
+      </w:r>
+      <w:r>
+        <w:t xml:space="preserve">, 2493–2507.</w:t>
       </w:r>
     </w:p>
-    <w:bookmarkEnd w:id="65"/>
-    <w:bookmarkStart w:id="67" w:name="ref-sarkozyIntegratedSingleCell2024a"/>
+    <w:bookmarkEnd w:id="68"/>
+    <w:bookmarkStart w:id="70" w:name="ref-daviesComparisonMHGDZsig2023b"/>
     <w:p>
       <w:pPr>
         <w:pStyle w:val="Bibliography"/>
       </w:pPr>
       <w:r>
-        <w:t xml:space="preserve">Sarkozy, C., Wu, S., Takata, K., Aoki, T., Neriah, S.B., Milne, K., Goodyear, T., Strong, C., Rastogi, T., Hilton, L.K., Lai, D., Sehn, L.H., Farinha, P., Nelson, B.H., Weng, A., Marra, M., Scott, D.W., Craig, J.W., Steidl, C., Roth, A.,</w:t>
+        <w:t xml:space="preserve">*Davies, J.R., *Hilton, L.K., Jiang, A., Barrans, S., Burton, C., Johnson, P.W.M., Davies, A.J., Du, M.-Q., Tooze, R., Cucco, F., Care, M.A., Morin, R.D., Steidl, C., Sha, C., Westhead, D.R., Scott, D.W.,</w:t>
       </w:r>
       <w:r>
         <w:t xml:space="preserve"> </w:t>
@@ -5085,7 +5088,7 @@
           <w:b/>
           <w:bCs/>
         </w:rPr>
-        <w:t xml:space="preserve">2024</w:t>
+        <w:t xml:space="preserve">2023</w:t>
       </w:r>
       <w:r>
         <w:t xml:space="preserve">.</w:t>
@@ -5093,36 +5096,72 @@
       <w:r>
         <w:t xml:space="preserve"> </w:t>
       </w:r>
-      <w:hyperlink r:id="rId66">
-        <w:r>
-          <w:rPr>
-            <w:rStyle w:val="Hyperlink"/>
-          </w:rPr>
-          <w:t xml:space="preserve">Integrated single cell analysis reveals co-evolution of malignant</w:t>
-        </w:r>
-        <w:r>
-          <w:rPr>
-            <w:rStyle w:val="Hyperlink"/>
-          </w:rPr>
-          <w:t xml:space="preserve"> </w:t>
-        </w:r>
-        <w:r>
-          <w:rPr>
-            <w:rStyle w:val="Hyperlink"/>
-          </w:rPr>
-          <w:t xml:space="preserve">B</w:t>
-        </w:r>
-        <w:r>
-          <w:rPr>
-            <w:rStyle w:val="Hyperlink"/>
-          </w:rPr>
-          <w:t xml:space="preserve"> </w:t>
-        </w:r>
-        <w:r>
-          <w:rPr>
-            <w:rStyle w:val="Hyperlink"/>
-          </w:rPr>
-          <w:t xml:space="preserve">cells and tumor micro-environment in transformed follicular lymphoma</w:t>
+      <w:hyperlink r:id="rId69">
+        <w:r>
+          <w:rPr>
+            <w:rStyle w:val="Hyperlink"/>
+          </w:rPr>
+          <w:t xml:space="preserve">Comparison of</w:t>
+        </w:r>
+        <w:r>
+          <w:rPr>
+            <w:rStyle w:val="Hyperlink"/>
+          </w:rPr>
+          <w:t xml:space="preserve"> </w:t>
+        </w:r>
+        <w:r>
+          <w:rPr>
+            <w:rStyle w:val="Hyperlink"/>
+          </w:rPr>
+          <w:t xml:space="preserve">MHG</w:t>
+        </w:r>
+        <w:r>
+          <w:rPr>
+            <w:rStyle w:val="Hyperlink"/>
+          </w:rPr>
+          <w:t xml:space="preserve"> </w:t>
+        </w:r>
+        <w:r>
+          <w:rPr>
+            <w:rStyle w:val="Hyperlink"/>
+          </w:rPr>
+          <w:t xml:space="preserve">and</w:t>
+        </w:r>
+        <w:r>
+          <w:rPr>
+            <w:rStyle w:val="Hyperlink"/>
+          </w:rPr>
+          <w:t xml:space="preserve"> </w:t>
+        </w:r>
+        <w:r>
+          <w:rPr>
+            <w:rStyle w:val="Hyperlink"/>
+          </w:rPr>
+          <w:t xml:space="preserve">DZsig</w:t>
+        </w:r>
+        <w:r>
+          <w:rPr>
+            <w:rStyle w:val="Hyperlink"/>
+          </w:rPr>
+          <w:t xml:space="preserve"> </w:t>
+        </w:r>
+        <w:r>
+          <w:rPr>
+            <w:rStyle w:val="Hyperlink"/>
+          </w:rPr>
+          <w:t xml:space="preserve">reveals shared biology and a core overlap group with inferior prognosis in</w:t>
+        </w:r>
+        <w:r>
+          <w:rPr>
+            <w:rStyle w:val="Hyperlink"/>
+          </w:rPr>
+          <w:t xml:space="preserve"> </w:t>
+        </w:r>
+        <w:r>
+          <w:rPr>
+            <w:rStyle w:val="Hyperlink"/>
+          </w:rPr>
+          <w:t xml:space="preserve">DLBCL</w:t>
         </w:r>
       </w:hyperlink>
       <w:r>
@@ -5136,7 +5175,7 @@
           <w:i/>
           <w:iCs/>
         </w:rPr>
-        <w:t xml:space="preserve">Cancer Cell</w:t>
+        <w:t xml:space="preserve">Blood Advances</w:t>
       </w:r>
       <w:r>
         <w:t xml:space="preserve">.</w:t>
@@ -5149,20 +5188,20 @@
           <w:b/>
           <w:bCs/>
         </w:rPr>
-        <w:t xml:space="preserve">42</w:t>
-      </w:r>
-      <w:r>
-        <w:t xml:space="preserve">, 1003–1017.e6.</w:t>
+        <w:t xml:space="preserve">7</w:t>
+      </w:r>
+      <w:r>
+        <w:t xml:space="preserve">, 6156–6162.</w:t>
       </w:r>
     </w:p>
-    <w:bookmarkEnd w:id="67"/>
-    <w:bookmarkStart w:id="69" w:name="Xbac08390e7e3dd119b09df730a2ffe666e1d4e7"/>
+    <w:bookmarkEnd w:id="70"/>
+    <w:bookmarkStart w:id="72" w:name="X97b6de395db9b88773284c44ea8eb2e5de3e0fa"/>
     <w:p>
       <w:pPr>
         <w:pStyle w:val="Bibliography"/>
       </w:pPr>
       <w:r>
-        <w:t xml:space="preserve">Alduaij, W., Collinge, B., Ben-Neriah, S., Jiang, A., Hilton, L.K., Boyle, M., Meissner, B., Chong, L., Miyata-Takata, T., Slack, G.W., Farinha, P., Craig, J.W., Lytle, A., Savage, K.J., Villa, D., Gerrie, A.S., Freeman, C.L., Gascoyne, R.D., Connors, J.M., Morin, R.D., Sehn, L.H., Mungall, A.J., Steidl, C., Scott, D.W.,</w:t>
+        <w:t xml:space="preserve">Dreval, K., Hilton, L.K., Cruz, M., Shaalan, H., Ben-Neriah, S., Boyle, M., Collinge, B., Coyle, K.M., Duns, G., Farinha, P., Grande, B.M., Meissner, B., Pararajalingam, P., Rushton, C.K., Slack, G.W., Wong, J., Mungall, A.J., Marra, M.A., Connors, J.M., Steidl, C., Scott, D.W., Morin, R.D.,</w:t>
       </w:r>
       <w:r>
         <w:t xml:space="preserve"> </w:t>
@@ -5180,36 +5219,12 @@
       <w:r>
         <w:t xml:space="preserve"> </w:t>
       </w:r>
-      <w:hyperlink r:id="rId68">
-        <w:r>
-          <w:rPr>
-            <w:rStyle w:val="Hyperlink"/>
-          </w:rPr>
-          <w:t xml:space="preserve">Molecular determinants of clinical outcomes in a real-world diffuse large</w:t>
-        </w:r>
-        <w:r>
-          <w:rPr>
-            <w:rStyle w:val="Hyperlink"/>
-          </w:rPr>
-          <w:t xml:space="preserve"> </w:t>
-        </w:r>
-        <w:r>
-          <w:rPr>
-            <w:rStyle w:val="Hyperlink"/>
-          </w:rPr>
-          <w:t xml:space="preserve">B-cell</w:t>
-        </w:r>
-        <w:r>
-          <w:rPr>
-            <w:rStyle w:val="Hyperlink"/>
-          </w:rPr>
-          <w:t xml:space="preserve"> </w:t>
-        </w:r>
-        <w:r>
-          <w:rPr>
-            <w:rStyle w:val="Hyperlink"/>
-          </w:rPr>
-          <w:t xml:space="preserve">lymphoma population</w:t>
+      <w:hyperlink r:id="rId71">
+        <w:r>
+          <w:rPr>
+            <w:rStyle w:val="Hyperlink"/>
+          </w:rPr>
+          <w:t xml:space="preserve">Genetic subdivisions of follicular lymphoma defined by distinct coding and noncoding mutation patterns</w:t>
         </w:r>
       </w:hyperlink>
       <w:r>
@@ -5236,20 +5251,20 @@
           <w:b/>
           <w:bCs/>
         </w:rPr>
-        <w:t xml:space="preserve">141</w:t>
-      </w:r>
-      <w:r>
-        <w:t xml:space="preserve">, 2493–2507.</w:t>
+        <w:t xml:space="preserve">142</w:t>
+      </w:r>
+      <w:r>
+        <w:t xml:space="preserve">, 561–573.</w:t>
       </w:r>
     </w:p>
-    <w:bookmarkEnd w:id="69"/>
-    <w:bookmarkStart w:id="71" w:name="ref-daviesComparisonMHGDZsig2023b"/>
+    <w:bookmarkEnd w:id="72"/>
+    <w:bookmarkStart w:id="74" w:name="X00bf258749858eaff1a5e0f3944ee58cd2b320f"/>
     <w:p>
       <w:pPr>
         <w:pStyle w:val="Bibliography"/>
       </w:pPr>
       <w:r>
-        <w:t xml:space="preserve">*Davies, J.R., *Hilton, L.K., Jiang, A., Barrans, S., Burton, C., Johnson, P.W.M., Davies, A.J., Du, M.-Q., Tooze, R., Cucco, F., Care, M.A., Morin, R.D., Steidl, C., Sha, C., Westhead, D.R., Scott, D.W.,</w:t>
+        <w:t xml:space="preserve">Hilton, L.K., Scott, D.W., Morin, R.D.,</w:t>
       </w:r>
       <w:r>
         <w:t xml:space="preserve"> </w:t>
@@ -5267,72 +5282,36 @@
       <w:r>
         <w:t xml:space="preserve"> </w:t>
       </w:r>
-      <w:hyperlink r:id="rId70">
-        <w:r>
-          <w:rPr>
-            <w:rStyle w:val="Hyperlink"/>
-          </w:rPr>
-          <w:t xml:space="preserve">Comparison of</w:t>
-        </w:r>
-        <w:r>
-          <w:rPr>
-            <w:rStyle w:val="Hyperlink"/>
-          </w:rPr>
-          <w:t xml:space="preserve"> </w:t>
-        </w:r>
-        <w:r>
-          <w:rPr>
-            <w:rStyle w:val="Hyperlink"/>
-          </w:rPr>
-          <w:t xml:space="preserve">MHG</w:t>
-        </w:r>
-        <w:r>
-          <w:rPr>
-            <w:rStyle w:val="Hyperlink"/>
-          </w:rPr>
-          <w:t xml:space="preserve"> </w:t>
-        </w:r>
-        <w:r>
-          <w:rPr>
-            <w:rStyle w:val="Hyperlink"/>
-          </w:rPr>
-          <w:t xml:space="preserve">and</w:t>
-        </w:r>
-        <w:r>
-          <w:rPr>
-            <w:rStyle w:val="Hyperlink"/>
-          </w:rPr>
-          <w:t xml:space="preserve"> </w:t>
-        </w:r>
-        <w:r>
-          <w:rPr>
-            <w:rStyle w:val="Hyperlink"/>
-          </w:rPr>
-          <w:t xml:space="preserve">DZsig</w:t>
-        </w:r>
-        <w:r>
-          <w:rPr>
-            <w:rStyle w:val="Hyperlink"/>
-          </w:rPr>
-          <w:t xml:space="preserve"> </w:t>
-        </w:r>
-        <w:r>
-          <w:rPr>
-            <w:rStyle w:val="Hyperlink"/>
-          </w:rPr>
-          <w:t xml:space="preserve">reveals shared biology and a core overlap group with inferior prognosis in</w:t>
-        </w:r>
-        <w:r>
-          <w:rPr>
-            <w:rStyle w:val="Hyperlink"/>
-          </w:rPr>
-          <w:t xml:space="preserve"> </w:t>
-        </w:r>
-        <w:r>
-          <w:rPr>
-            <w:rStyle w:val="Hyperlink"/>
-          </w:rPr>
-          <w:t xml:space="preserve">DLBCL</w:t>
+      <w:hyperlink r:id="rId73">
+        <w:r>
+          <w:rPr>
+            <w:rStyle w:val="Hyperlink"/>
+          </w:rPr>
+          <w:t xml:space="preserve">Biological heterogeneity in diffuse large</w:t>
+        </w:r>
+        <w:r>
+          <w:rPr>
+            <w:rStyle w:val="Hyperlink"/>
+          </w:rPr>
+          <w:t xml:space="preserve"> </w:t>
+        </w:r>
+        <w:r>
+          <w:rPr>
+            <w:rStyle w:val="Hyperlink"/>
+          </w:rPr>
+          <w:t xml:space="preserve">B-cell</w:t>
+        </w:r>
+        <w:r>
+          <w:rPr>
+            <w:rStyle w:val="Hyperlink"/>
+          </w:rPr>
+          <w:t xml:space="preserve"> </w:t>
+        </w:r>
+        <w:r>
+          <w:rPr>
+            <w:rStyle w:val="Hyperlink"/>
+          </w:rPr>
+          <w:t xml:space="preserve">lymphoma</w:t>
         </w:r>
       </w:hyperlink>
       <w:r>
@@ -5346,7 +5325,7 @@
           <w:i/>
           <w:iCs/>
         </w:rPr>
-        <w:t xml:space="preserve">Blood Advances</w:t>
+        <w:t xml:space="preserve">Semin Hematol</w:t>
       </w:r>
       <w:r>
         <w:t xml:space="preserve">.</w:t>
@@ -5359,20 +5338,20 @@
           <w:b/>
           <w:bCs/>
         </w:rPr>
-        <w:t xml:space="preserve">7</w:t>
-      </w:r>
-      <w:r>
-        <w:t xml:space="preserve">, 6156–6162.</w:t>
+        <w:t xml:space="preserve">60</w:t>
+      </w:r>
+      <w:r>
+        <w:t xml:space="preserve">, 267–276.</w:t>
       </w:r>
     </w:p>
-    <w:bookmarkEnd w:id="71"/>
-    <w:bookmarkStart w:id="73" w:name="X97b6de395db9b88773284c44ea8eb2e5de3e0fa"/>
+    <w:bookmarkEnd w:id="74"/>
+    <w:bookmarkStart w:id="76" w:name="ref-hiltonRelapseTimingAssociated2023b"/>
     <w:p>
       <w:pPr>
         <w:pStyle w:val="Bibliography"/>
       </w:pPr>
       <w:r>
-        <w:t xml:space="preserve">Dreval, K., Hilton, L.K., Cruz, M., Shaalan, H., Ben-Neriah, S., Boyle, M., Collinge, B., Coyle, K.M., Duns, G., Farinha, P., Grande, B.M., Meissner, B., Pararajalingam, P., Rushton, C.K., Slack, G.W., Wong, J., Mungall, A.J., Marra, M.A., Connors, J.M., Steidl, C., Scott, D.W., Morin, R.D.,</w:t>
+        <w:t xml:space="preserve">Hilton, L.K., Ngu, H.S., Collinge, B., Dreval, K., Ben-Neriah, S., Rushton, C.K., Wong, J.C.H., Cruz, M., Roth, A., Boyle, M., Meissner, B., Slack, G.W., Farinha, P., Craig, J.W., Gerrie, A.S., Freeman, C.L., Villa, D., Rodrigo, J.A., Song, K., Crump, M., Shepherd, L., Hay, A.E., Kuruvilla, J., Savage, K.J., Kridel, R., Karsan, A., Marra, M.A., Sehn, L.H., Steidl, C., Morin, R.D., Scott, D.W.,</w:t>
       </w:r>
       <w:r>
         <w:t xml:space="preserve"> </w:t>
@@ -5390,12 +5369,48 @@
       <w:r>
         <w:t xml:space="preserve"> </w:t>
       </w:r>
-      <w:hyperlink r:id="rId72">
-        <w:r>
-          <w:rPr>
-            <w:rStyle w:val="Hyperlink"/>
-          </w:rPr>
-          <w:t xml:space="preserve">Genetic subdivisions of follicular lymphoma defined by distinct coding and noncoding mutation patterns</w:t>
+      <w:hyperlink r:id="rId75">
+        <w:r>
+          <w:rPr>
+            <w:rStyle w:val="Hyperlink"/>
+          </w:rPr>
+          <w:t xml:space="preserve">Relapse</w:t>
+        </w:r>
+        <w:r>
+          <w:rPr>
+            <w:rStyle w:val="Hyperlink"/>
+          </w:rPr>
+          <w:t xml:space="preserve"> </w:t>
+        </w:r>
+        <w:r>
+          <w:rPr>
+            <w:rStyle w:val="Hyperlink"/>
+          </w:rPr>
+          <w:t xml:space="preserve">Timing Is Associated With Distinct Evolutionary Dynamics</w:t>
+        </w:r>
+        <w:r>
+          <w:rPr>
+            <w:rStyle w:val="Hyperlink"/>
+          </w:rPr>
+          <w:t xml:space="preserve"> </w:t>
+        </w:r>
+        <w:r>
+          <w:rPr>
+            <w:rStyle w:val="Hyperlink"/>
+          </w:rPr>
+          <w:t xml:space="preserve">in</w:t>
+        </w:r>
+        <w:r>
+          <w:rPr>
+            <w:rStyle w:val="Hyperlink"/>
+          </w:rPr>
+          <w:t xml:space="preserve"> </w:t>
+        </w:r>
+        <w:r>
+          <w:rPr>
+            <w:rStyle w:val="Hyperlink"/>
+          </w:rPr>
+          <w:t xml:space="preserve">Diffuse Large B-Cell Lymphoma</w:t>
         </w:r>
       </w:hyperlink>
       <w:r>
@@ -5409,7 +5424,7 @@
           <w:i/>
           <w:iCs/>
         </w:rPr>
-        <w:t xml:space="preserve">Blood</w:t>
+        <w:t xml:space="preserve">J Clin Oncol</w:t>
       </w:r>
       <w:r>
         <w:t xml:space="preserve">.</w:t>
@@ -5422,20 +5437,20 @@
           <w:b/>
           <w:bCs/>
         </w:rPr>
-        <w:t xml:space="preserve">142</w:t>
-      </w:r>
-      <w:r>
-        <w:t xml:space="preserve">, 561–573.</w:t>
+        <w:t xml:space="preserve">41</w:t>
+      </w:r>
+      <w:r>
+        <w:t xml:space="preserve">, 4164–4177.</w:t>
       </w:r>
     </w:p>
-    <w:bookmarkEnd w:id="73"/>
-    <w:bookmarkStart w:id="75" w:name="X00bf258749858eaff1a5e0f3944ee58cd2b320f"/>
+    <w:bookmarkEnd w:id="76"/>
+    <w:bookmarkStart w:id="78" w:name="ref-sircarExploitingFibroblastGrowth2023"/>
     <w:p>
       <w:pPr>
         <w:pStyle w:val="Bibliography"/>
       </w:pPr>
       <w:r>
-        <w:t xml:space="preserve">Hilton, L.K., Scott, D.W., Morin, R.D.,</w:t>
+        <w:t xml:space="preserve">Sircar, A., Singh, S., Xu-Monette, Z.Y., Coyle, K.M., Hilton, L.K., Chavdoula, E., Ranganathan, P., Jain, N., Hanel, W., Tsichlis, P., Alinari, L., Peterson, B.R., Tao, J., Muthusamy, N., Baiocchi, R., Epperla, N., Young, K.H., Morin, R., Sehgal, L.,</w:t>
       </w:r>
       <w:r>
         <w:t xml:space="preserve"> </w:t>
@@ -5453,36 +5468,60 @@
       <w:r>
         <w:t xml:space="preserve"> </w:t>
       </w:r>
-      <w:hyperlink r:id="rId74">
-        <w:r>
-          <w:rPr>
-            <w:rStyle w:val="Hyperlink"/>
-          </w:rPr>
-          <w:t xml:space="preserve">Biological heterogeneity in diffuse large</w:t>
-        </w:r>
-        <w:r>
-          <w:rPr>
-            <w:rStyle w:val="Hyperlink"/>
-          </w:rPr>
-          <w:t xml:space="preserve"> </w:t>
-        </w:r>
-        <w:r>
-          <w:rPr>
-            <w:rStyle w:val="Hyperlink"/>
-          </w:rPr>
-          <w:t xml:space="preserve">B-cell</w:t>
-        </w:r>
-        <w:r>
-          <w:rPr>
-            <w:rStyle w:val="Hyperlink"/>
-          </w:rPr>
-          <w:t xml:space="preserve"> </w:t>
-        </w:r>
-        <w:r>
-          <w:rPr>
-            <w:rStyle w:val="Hyperlink"/>
-          </w:rPr>
-          <w:t xml:space="preserve">lymphoma</w:t>
+      <w:hyperlink r:id="rId77">
+        <w:r>
+          <w:rPr>
+            <w:rStyle w:val="Hyperlink"/>
+          </w:rPr>
+          <w:t xml:space="preserve">Exploiting the fibroblast growth factor receptor-1 vulnerability to therapeutically restrict the</w:t>
+        </w:r>
+        <w:r>
+          <w:rPr>
+            <w:rStyle w:val="Hyperlink"/>
+          </w:rPr>
+          <w:t xml:space="preserve"> </w:t>
+        </w:r>
+        <w:r>
+          <w:rPr>
+            <w:rStyle w:val="Hyperlink"/>
+          </w:rPr>
+          <w:t xml:space="preserve">MYC-EZH2-CDKN1C</w:t>
+        </w:r>
+        <w:r>
+          <w:rPr>
+            <w:rStyle w:val="Hyperlink"/>
+          </w:rPr>
+          <w:t xml:space="preserve"> </w:t>
+        </w:r>
+        <w:r>
+          <w:rPr>
+            <w:rStyle w:val="Hyperlink"/>
+          </w:rPr>
+          <w:t xml:space="preserve">axis-driven proliferation in</w:t>
+        </w:r>
+        <w:r>
+          <w:rPr>
+            <w:rStyle w:val="Hyperlink"/>
+          </w:rPr>
+          <w:t xml:space="preserve"> </w:t>
+        </w:r>
+        <w:r>
+          <w:rPr>
+            <w:rStyle w:val="Hyperlink"/>
+          </w:rPr>
+          <w:t xml:space="preserve">Mantle</w:t>
+        </w:r>
+        <w:r>
+          <w:rPr>
+            <w:rStyle w:val="Hyperlink"/>
+          </w:rPr>
+          <w:t xml:space="preserve"> </w:t>
+        </w:r>
+        <w:r>
+          <w:rPr>
+            <w:rStyle w:val="Hyperlink"/>
+          </w:rPr>
+          <w:t xml:space="preserve">cell lymphoma</w:t>
         </w:r>
       </w:hyperlink>
       <w:r>
@@ -5496,7 +5535,7 @@
           <w:i/>
           <w:iCs/>
         </w:rPr>
-        <w:t xml:space="preserve">Semin Hematol</w:t>
+        <w:t xml:space="preserve">Leukemia</w:t>
       </w:r>
       <w:r>
         <w:t xml:space="preserve">.</w:t>
@@ -5509,20 +5548,20 @@
           <w:b/>
           <w:bCs/>
         </w:rPr>
-        <w:t xml:space="preserve">60</w:t>
-      </w:r>
-      <w:r>
-        <w:t xml:space="preserve">, 267–276.</w:t>
+        <w:t xml:space="preserve">37</w:t>
+      </w:r>
+      <w:r>
+        <w:t xml:space="preserve">, 2094–2106.</w:t>
       </w:r>
     </w:p>
-    <w:bookmarkEnd w:id="75"/>
-    <w:bookmarkStart w:id="77" w:name="ref-hiltonRelapseTimingAssociated2023b"/>
+    <w:bookmarkEnd w:id="78"/>
+    <w:bookmarkStart w:id="80" w:name="ref-thomasGeneticSubgroupsInform2023a"/>
     <w:p>
       <w:pPr>
         <w:pStyle w:val="Bibliography"/>
       </w:pPr>
       <w:r>
-        <w:t xml:space="preserve">Hilton, L.K., Ngu, H.S., Collinge, B., Dreval, K., Ben-Neriah, S., Rushton, C.K., Wong, J.C.H., Cruz, M., Roth, A., Boyle, M., Meissner, B., Slack, G.W., Farinha, P., Craig, J.W., Gerrie, A.S., Freeman, C.L., Villa, D., Rodrigo, J.A., Song, K., Crump, M., Shepherd, L., Hay, A.E., Kuruvilla, J., Savage, K.J., Kridel, R., Karsan, A., Marra, M.A., Sehn, L.H., Steidl, C., Morin, R.D., Scott, D.W.,</w:t>
+        <w:t xml:space="preserve">Thomas, N., Dreval, K., Gerhard, D.S., Hilton, L.K., Abramson, J.S., Ambinder, R.F., Barta, S., Bartlett, N.L., Bethony, J., Bhatia, K., Bowen, J., Bryan, A.C., Cesarman, E., Casper, C., Chadburn, A., Cruz, M., Dittmer, D.P., Dyer, M.A., Farinha, P., Gastier-Foster, J.M., Gerrie, A.S., Grande, B.M., Greiner, T., Griner, N.B., Gross, T.G., Harris, N.L., Irvin, J.D., Jaffe, E.S., Henry, D., Huppi, R., Leal, F.E., Lee, M.S., Martin, J.P., Martin, M.-R., Mbulaiteye, S.M., Mitsuyasu, R., Morris, V., Mullighan, C.G., Mungall, A.J., Mungall, K., Mutyaba, I., Nokta, M., Namirembe, C., Noy, A., Ogwang, M.D., Omoding, A., Orem, J., Ott, G., Petrello, H., Pittaluga, S., Phelan, J.D., Ramos, J.C., Ratner, L., Reynolds, S.J., Rubinstein, P.G., Sissolak, G., Slack, G., Soudi, S., Swerdlow, S.H., Traverse-Glehen, A., Wilson, W.H., Wong, J., Yarchoan, R., ZenKlusen, J.C., Marra, M.A., Staudt, L.M., Scott, D.W., Morin, R.D.,</w:t>
       </w:r>
       <w:r>
         <w:t xml:space="preserve"> </w:t>
@@ -5540,48 +5579,36 @@
       <w:r>
         <w:t xml:space="preserve"> </w:t>
       </w:r>
-      <w:hyperlink r:id="rId76">
-        <w:r>
-          <w:rPr>
-            <w:rStyle w:val="Hyperlink"/>
-          </w:rPr>
-          <w:t xml:space="preserve">Relapse</w:t>
-        </w:r>
-        <w:r>
-          <w:rPr>
-            <w:rStyle w:val="Hyperlink"/>
-          </w:rPr>
-          <w:t xml:space="preserve"> </w:t>
-        </w:r>
-        <w:r>
-          <w:rPr>
-            <w:rStyle w:val="Hyperlink"/>
-          </w:rPr>
-          <w:t xml:space="preserve">Timing Is Associated With Distinct Evolutionary Dynamics</w:t>
-        </w:r>
-        <w:r>
-          <w:rPr>
-            <w:rStyle w:val="Hyperlink"/>
-          </w:rPr>
-          <w:t xml:space="preserve"> </w:t>
-        </w:r>
-        <w:r>
-          <w:rPr>
-            <w:rStyle w:val="Hyperlink"/>
-          </w:rPr>
-          <w:t xml:space="preserve">in</w:t>
-        </w:r>
-        <w:r>
-          <w:rPr>
-            <w:rStyle w:val="Hyperlink"/>
-          </w:rPr>
-          <w:t xml:space="preserve"> </w:t>
-        </w:r>
-        <w:r>
-          <w:rPr>
-            <w:rStyle w:val="Hyperlink"/>
-          </w:rPr>
-          <w:t xml:space="preserve">Diffuse Large B-Cell Lymphoma</w:t>
+      <w:hyperlink r:id="rId79">
+        <w:r>
+          <w:rPr>
+            <w:rStyle w:val="Hyperlink"/>
+          </w:rPr>
+          <w:t xml:space="preserve">Genetic subgroups inform on pathobiology in adult and pediatric</w:t>
+        </w:r>
+        <w:r>
+          <w:rPr>
+            <w:rStyle w:val="Hyperlink"/>
+          </w:rPr>
+          <w:t xml:space="preserve"> </w:t>
+        </w:r>
+        <w:r>
+          <w:rPr>
+            <w:rStyle w:val="Hyperlink"/>
+          </w:rPr>
+          <w:t xml:space="preserve">Burkitt</w:t>
+        </w:r>
+        <w:r>
+          <w:rPr>
+            <w:rStyle w:val="Hyperlink"/>
+          </w:rPr>
+          <w:t xml:space="preserve"> </w:t>
+        </w:r>
+        <w:r>
+          <w:rPr>
+            <w:rStyle w:val="Hyperlink"/>
+          </w:rPr>
+          <w:t xml:space="preserve">lymphoma</w:t>
         </w:r>
       </w:hyperlink>
       <w:r>
@@ -5595,7 +5622,7 @@
           <w:i/>
           <w:iCs/>
         </w:rPr>
-        <w:t xml:space="preserve">J Clin Oncol</w:t>
+        <w:t xml:space="preserve">Blood</w:t>
       </w:r>
       <w:r>
         <w:t xml:space="preserve">.</w:t>
@@ -5608,20 +5635,20 @@
           <w:b/>
           <w:bCs/>
         </w:rPr>
-        <w:t xml:space="preserve">41</w:t>
-      </w:r>
-      <w:r>
-        <w:t xml:space="preserve">, 4164–4177.</w:t>
+        <w:t xml:space="preserve">141</w:t>
+      </w:r>
+      <w:r>
+        <w:t xml:space="preserve">, 904–916.</w:t>
       </w:r>
     </w:p>
-    <w:bookmarkEnd w:id="77"/>
-    <w:bookmarkStart w:id="79" w:name="ref-sircarExploitingFibroblastGrowth2023"/>
+    <w:bookmarkEnd w:id="80"/>
+    <w:bookmarkStart w:id="82" w:name="Xd290968e7544643efbba963dbedc747d29d7278"/>
     <w:p>
       <w:pPr>
         <w:pStyle w:val="Bibliography"/>
       </w:pPr>
       <w:r>
-        <w:t xml:space="preserve">Sircar, A., Singh, S., Xu-Monette, Z.Y., Coyle, K.M., Hilton, L.K., Chavdoula, E., Ranganathan, P., Jain, N., Hanel, W., Tsichlis, P., Alinari, L., Peterson, B.R., Tao, J., Muthusamy, N., Baiocchi, R., Epperla, N., Young, K.H., Morin, R., Sehgal, L.,</w:t>
+        <w:t xml:space="preserve">Alduaij, W., Hilton, L.K., Al Moosawi, M., Ben-Neriah, S., Meissner, B., Boyle, M., Mekwunye, K., Scott, D.W., Leitch, H.A., Craig, J.W.,</w:t>
       </w:r>
       <w:r>
         <w:t xml:space="preserve"> </w:t>
@@ -5631,7 +5658,7 @@
           <w:b/>
           <w:bCs/>
         </w:rPr>
-        <w:t xml:space="preserve">2023</w:t>
+        <w:t xml:space="preserve">2022</w:t>
       </w:r>
       <w:r>
         <w:t xml:space="preserve">.</w:t>
@@ -5639,60 +5666,48 @@
       <w:r>
         <w:t xml:space="preserve"> </w:t>
       </w:r>
-      <w:hyperlink r:id="rId78">
-        <w:r>
-          <w:rPr>
-            <w:rStyle w:val="Hyperlink"/>
-          </w:rPr>
-          <w:t xml:space="preserve">Exploiting the fibroblast growth factor receptor-1 vulnerability to therapeutically restrict the</w:t>
-        </w:r>
-        <w:r>
-          <w:rPr>
-            <w:rStyle w:val="Hyperlink"/>
-          </w:rPr>
-          <w:t xml:space="preserve"> </w:t>
-        </w:r>
-        <w:r>
-          <w:rPr>
-            <w:rStyle w:val="Hyperlink"/>
-          </w:rPr>
-          <w:t xml:space="preserve">MYC-EZH2-CDKN1C</w:t>
-        </w:r>
-        <w:r>
-          <w:rPr>
-            <w:rStyle w:val="Hyperlink"/>
-          </w:rPr>
-          <w:t xml:space="preserve"> </w:t>
-        </w:r>
-        <w:r>
-          <w:rPr>
-            <w:rStyle w:val="Hyperlink"/>
-          </w:rPr>
-          <w:t xml:space="preserve">axis-driven proliferation in</w:t>
-        </w:r>
-        <w:r>
-          <w:rPr>
-            <w:rStyle w:val="Hyperlink"/>
-          </w:rPr>
-          <w:t xml:space="preserve"> </w:t>
-        </w:r>
-        <w:r>
-          <w:rPr>
-            <w:rStyle w:val="Hyperlink"/>
-          </w:rPr>
-          <w:t xml:space="preserve">Mantle</w:t>
-        </w:r>
-        <w:r>
-          <w:rPr>
-            <w:rStyle w:val="Hyperlink"/>
-          </w:rPr>
-          <w:t xml:space="preserve"> </w:t>
-        </w:r>
-        <w:r>
-          <w:rPr>
-            <w:rStyle w:val="Hyperlink"/>
-          </w:rPr>
-          <w:t xml:space="preserve">cell lymphoma</w:t>
+      <w:hyperlink r:id="rId81">
+        <w:r>
+          <w:rPr>
+            <w:rStyle w:val="Hyperlink"/>
+          </w:rPr>
+          <w:t xml:space="preserve">Concurrent</w:t>
+        </w:r>
+        <w:r>
+          <w:rPr>
+            <w:rStyle w:val="Hyperlink"/>
+          </w:rPr>
+          <w:t xml:space="preserve"> </w:t>
+        </w:r>
+        <w:r>
+          <w:rPr>
+            <w:rStyle w:val="Hyperlink"/>
+          </w:rPr>
+          <w:t xml:space="preserve">Composite Lymphomas Collectively Bearing Three Diagnostic Entities</w:t>
+        </w:r>
+        <w:r>
+          <w:rPr>
+            <w:rStyle w:val="Hyperlink"/>
+          </w:rPr>
+          <w:t xml:space="preserve"> </w:t>
+        </w:r>
+        <w:r>
+          <w:rPr>
+            <w:rStyle w:val="Hyperlink"/>
+          </w:rPr>
+          <w:t xml:space="preserve">of</w:t>
+        </w:r>
+        <w:r>
+          <w:rPr>
+            <w:rStyle w:val="Hyperlink"/>
+          </w:rPr>
+          <w:t xml:space="preserve"> </w:t>
+        </w:r>
+        <w:r>
+          <w:rPr>
+            <w:rStyle w:val="Hyperlink"/>
+          </w:rPr>
+          <w:t xml:space="preserve">Shared Clonal Origin</w:t>
         </w:r>
       </w:hyperlink>
       <w:r>
@@ -5706,7 +5721,7 @@
           <w:i/>
           <w:iCs/>
         </w:rPr>
-        <w:t xml:space="preserve">Leukemia</w:t>
+        <w:t xml:space="preserve">Hemasphere</w:t>
       </w:r>
       <w:r>
         <w:t xml:space="preserve">.</w:t>
@@ -5719,20 +5734,20 @@
           <w:b/>
           <w:bCs/>
         </w:rPr>
-        <w:t xml:space="preserve">37</w:t>
-      </w:r>
-      <w:r>
-        <w:t xml:space="preserve">, 2094–2106.</w:t>
+        <w:t xml:space="preserve">6</w:t>
+      </w:r>
+      <w:r>
+        <w:t xml:space="preserve">, e705.</w:t>
       </w:r>
     </w:p>
-    <w:bookmarkEnd w:id="79"/>
-    <w:bookmarkStart w:id="81" w:name="ref-thomasGeneticSubgroupsInform2023a"/>
+    <w:bookmarkEnd w:id="82"/>
+    <w:bookmarkStart w:id="84" w:name="Xa85e797e6dfc9e84af2980be73098aa9c381837"/>
     <w:p>
       <w:pPr>
         <w:pStyle w:val="Bibliography"/>
       </w:pPr>
       <w:r>
-        <w:t xml:space="preserve">Thomas, N., Dreval, K., Gerhard, D.S., Hilton, L.K., Abramson, J.S., Ambinder, R.F., Barta, S., Bartlett, N.L., Bethony, J., Bhatia, K., Bowen, J., Bryan, A.C., Cesarman, E., Casper, C., Chadburn, A., Cruz, M., Dittmer, D.P., Dyer, M.A., Farinha, P., Gastier-Foster, J.M., Gerrie, A.S., Grande, B.M., Greiner, T., Griner, N.B., Gross, T.G., Harris, N.L., Irvin, J.D., Jaffe, E.S., Henry, D., Huppi, R., Leal, F.E., Lee, M.S., Martin, J.P., Martin, M.-R., Mbulaiteye, S.M., Mitsuyasu, R., Morris, V., Mullighan, C.G., Mungall, A.J., Mungall, K., Mutyaba, I., Nokta, M., Namirembe, C., Noy, A., Ogwang, M.D., Omoding, A., Orem, J., Ott, G., Petrello, H., Pittaluga, S., Phelan, J.D., Ramos, J.C., Ratner, L., Reynolds, S.J., Rubinstein, P.G., Sissolak, G., Slack, G., Soudi, S., Swerdlow, S.H., Traverse-Glehen, A., Wilson, W.H., Wong, J., Yarchoan, R., ZenKlusen, J.C., Marra, M.A., Staudt, L.M., Scott, D.W., Morin, R.D.,</w:t>
+        <w:t xml:space="preserve">Bal, E., Kumar, R., Hadigol, M., Holmes, A.B., Hilton, L.K., Loh, J.W., Dreval, K., Wong, J.C.H., Vlasevska, S., Corinaldesi, C., Soni, R.K., Basso, K., Morin, R.D., Khiabanian, H., Pasqualucci, L., Dalla-Favera, R.,</w:t>
       </w:r>
       <w:r>
         <w:t xml:space="preserve"> </w:t>
@@ -5742,7 +5757,7 @@
           <w:b/>
           <w:bCs/>
         </w:rPr>
-        <w:t xml:space="preserve">2023</w:t>
+        <w:t xml:space="preserve">2022</w:t>
       </w:r>
       <w:r>
         <w:t xml:space="preserve">.</w:t>
@@ -5750,36 +5765,36 @@
       <w:r>
         <w:t xml:space="preserve"> </w:t>
       </w:r>
-      <w:hyperlink r:id="rId80">
-        <w:r>
-          <w:rPr>
-            <w:rStyle w:val="Hyperlink"/>
-          </w:rPr>
-          <w:t xml:space="preserve">Genetic subgroups inform on pathobiology in adult and pediatric</w:t>
-        </w:r>
-        <w:r>
-          <w:rPr>
-            <w:rStyle w:val="Hyperlink"/>
-          </w:rPr>
-          <w:t xml:space="preserve"> </w:t>
-        </w:r>
-        <w:r>
-          <w:rPr>
-            <w:rStyle w:val="Hyperlink"/>
-          </w:rPr>
-          <w:t xml:space="preserve">Burkitt</w:t>
-        </w:r>
-        <w:r>
-          <w:rPr>
-            <w:rStyle w:val="Hyperlink"/>
-          </w:rPr>
-          <w:t xml:space="preserve"> </w:t>
-        </w:r>
-        <w:r>
-          <w:rPr>
-            <w:rStyle w:val="Hyperlink"/>
-          </w:rPr>
-          <w:t xml:space="preserve">lymphoma</w:t>
+      <w:hyperlink r:id="rId83">
+        <w:r>
+          <w:rPr>
+            <w:rStyle w:val="Hyperlink"/>
+          </w:rPr>
+          <w:t xml:space="preserve">Super-enhancer hypermutation alters oncogene expression in</w:t>
+        </w:r>
+        <w:r>
+          <w:rPr>
+            <w:rStyle w:val="Hyperlink"/>
+          </w:rPr>
+          <w:t xml:space="preserve"> </w:t>
+        </w:r>
+        <w:r>
+          <w:rPr>
+            <w:rStyle w:val="Hyperlink"/>
+          </w:rPr>
+          <w:t xml:space="preserve">B</w:t>
+        </w:r>
+        <w:r>
+          <w:rPr>
+            <w:rStyle w:val="Hyperlink"/>
+          </w:rPr>
+          <w:t xml:space="preserve"> </w:t>
+        </w:r>
+        <w:r>
+          <w:rPr>
+            <w:rStyle w:val="Hyperlink"/>
+          </w:rPr>
+          <w:t xml:space="preserve">cell lymphoma</w:t>
         </w:r>
       </w:hyperlink>
       <w:r>
@@ -5793,7 +5808,7 @@
           <w:i/>
           <w:iCs/>
         </w:rPr>
-        <w:t xml:space="preserve">Blood</w:t>
+        <w:t xml:space="preserve">Nature</w:t>
       </w:r>
       <w:r>
         <w:t xml:space="preserve">.</w:t>
@@ -5806,20 +5821,20 @@
           <w:b/>
           <w:bCs/>
         </w:rPr>
-        <w:t xml:space="preserve">141</w:t>
-      </w:r>
-      <w:r>
-        <w:t xml:space="preserve">, 904–916.</w:t>
+        <w:t xml:space="preserve">607</w:t>
+      </w:r>
+      <w:r>
+        <w:t xml:space="preserve">, 808–815.</w:t>
       </w:r>
     </w:p>
-    <w:bookmarkEnd w:id="81"/>
-    <w:bookmarkStart w:id="83" w:name="Xd290968e7544643efbba963dbedc747d29d7278"/>
+    <w:bookmarkEnd w:id="84"/>
+    <w:bookmarkStart w:id="86" w:name="ref-wangSinglecellProfilingReveals2022"/>
     <w:p>
       <w:pPr>
         <w:pStyle w:val="Bibliography"/>
       </w:pPr>
       <w:r>
-        <w:t xml:space="preserve">Alduaij, W., Hilton, L.K., Al Moosawi, M., Ben-Neriah, S., Meissner, B., Boyle, M., Mekwunye, K., Scott, D.W., Leitch, H.A., Craig, J.W.,</w:t>
+        <w:t xml:space="preserve">Wang, X., Nissen, M., Gracias, D., Kusakabe, M., Simkin, G., Jiang, A., Duns, G., Sarkozy, C., Hilton, L., Chavez, E.A., Segat, G.C., Wong, R., Kim, J., Aoki, T., Islam, R., May, C., Hung, S., Tyshchenko, K., Brinkman, R.R., Hirst, M., Karsan, A., Freeman, C., Sehn, L.H., Morin, R.D., Roth, A.J., Savage, K.J., Craig, J.W., Shah, S.P., Steidl, C., Scott, D.W., Weng, A.P.,</w:t>
       </w:r>
       <w:r>
         <w:t xml:space="preserve"> </w:t>
@@ -5837,48 +5852,36 @@
       <w:r>
         <w:t xml:space="preserve"> </w:t>
       </w:r>
-      <w:hyperlink r:id="rId82">
-        <w:r>
-          <w:rPr>
-            <w:rStyle w:val="Hyperlink"/>
-          </w:rPr>
-          <w:t xml:space="preserve">Concurrent</w:t>
-        </w:r>
-        <w:r>
-          <w:rPr>
-            <w:rStyle w:val="Hyperlink"/>
-          </w:rPr>
-          <w:t xml:space="preserve"> </w:t>
-        </w:r>
-        <w:r>
-          <w:rPr>
-            <w:rStyle w:val="Hyperlink"/>
-          </w:rPr>
-          <w:t xml:space="preserve">Composite Lymphomas Collectively Bearing Three Diagnostic Entities</w:t>
-        </w:r>
-        <w:r>
-          <w:rPr>
-            <w:rStyle w:val="Hyperlink"/>
-          </w:rPr>
-          <w:t xml:space="preserve"> </w:t>
-        </w:r>
-        <w:r>
-          <w:rPr>
-            <w:rStyle w:val="Hyperlink"/>
-          </w:rPr>
-          <w:t xml:space="preserve">of</w:t>
-        </w:r>
-        <w:r>
-          <w:rPr>
-            <w:rStyle w:val="Hyperlink"/>
-          </w:rPr>
-          <w:t xml:space="preserve"> </w:t>
-        </w:r>
-        <w:r>
-          <w:rPr>
-            <w:rStyle w:val="Hyperlink"/>
-          </w:rPr>
-          <w:t xml:space="preserve">Shared Clonal Origin</w:t>
+      <w:hyperlink r:id="rId85">
+        <w:r>
+          <w:rPr>
+            <w:rStyle w:val="Hyperlink"/>
+          </w:rPr>
+          <w:t xml:space="preserve">Single-cell profiling reveals a memory</w:t>
+        </w:r>
+        <w:r>
+          <w:rPr>
+            <w:rStyle w:val="Hyperlink"/>
+          </w:rPr>
+          <w:t xml:space="preserve"> </w:t>
+        </w:r>
+        <w:r>
+          <w:rPr>
+            <w:rStyle w:val="Hyperlink"/>
+          </w:rPr>
+          <w:t xml:space="preserve">B</w:t>
+        </w:r>
+        <w:r>
+          <w:rPr>
+            <w:rStyle w:val="Hyperlink"/>
+          </w:rPr>
+          <w:t xml:space="preserve"> </w:t>
+        </w:r>
+        <w:r>
+          <w:rPr>
+            <w:rStyle w:val="Hyperlink"/>
+          </w:rPr>
+          <w:t xml:space="preserve">cell-like subtype of follicular lymphoma with increased transformation risk</w:t>
         </w:r>
       </w:hyperlink>
       <w:r>
@@ -5892,7 +5895,7 @@
           <w:i/>
           <w:iCs/>
         </w:rPr>
-        <w:t xml:space="preserve">Hemasphere</w:t>
+        <w:t xml:space="preserve">Nat Commun</w:t>
       </w:r>
       <w:r>
         <w:t xml:space="preserve">.</w:t>
@@ -5905,20 +5908,20 @@
           <w:b/>
           <w:bCs/>
         </w:rPr>
-        <w:t xml:space="preserve">6</w:t>
-      </w:r>
-      <w:r>
-        <w:t xml:space="preserve">, e705.</w:t>
+        <w:t xml:space="preserve">13</w:t>
+      </w:r>
+      <w:r>
+        <w:t xml:space="preserve">, 6772.</w:t>
       </w:r>
     </w:p>
-    <w:bookmarkEnd w:id="83"/>
-    <w:bookmarkStart w:id="85" w:name="Xa85e797e6dfc9e84af2980be73098aa9c381837"/>
+    <w:bookmarkEnd w:id="86"/>
+    <w:bookmarkStart w:id="88" w:name="ref-dunsCharacterizationDLBCLPMBL2021"/>
     <w:p>
       <w:pPr>
         <w:pStyle w:val="Bibliography"/>
       </w:pPr>
       <w:r>
-        <w:t xml:space="preserve">Bal, E., Kumar, R., Hadigol, M., Holmes, A.B., Hilton, L.K., Loh, J.W., Dreval, K., Wong, J.C.H., Vlasevska, S., Corinaldesi, C., Soni, R.K., Basso, K., Morin, R.D., Khiabanian, H., Pasqualucci, L., Dalla-Favera, R.,</w:t>
+        <w:t xml:space="preserve">Duns, G., Viganò, E., Ennishi, D., Sarkozy, C., Hung, S.S., Chavez, E., Takata, K., Rushton, C., Jiang, A., Ben-Neriah, S., Woolcock, B.W., Slack, G.W., Hsi, E.D., Craig, J.W., Hilton, L.K., Shah, S.P., Farinha, P., Mottok, A., Gascoyne, R.D., Morin, R.D., Savage, K.J., Scott, D.W., Steidl, C.,</w:t>
       </w:r>
       <w:r>
         <w:t xml:space="preserve"> </w:t>
@@ -5928,7 +5931,7 @@
           <w:b/>
           <w:bCs/>
         </w:rPr>
-        <w:t xml:space="preserve">2022</w:t>
+        <w:t xml:space="preserve">2021</w:t>
       </w:r>
       <w:r>
         <w:t xml:space="preserve">.</w:t>
@@ -5936,36 +5939,60 @@
       <w:r>
         <w:t xml:space="preserve"> </w:t>
       </w:r>
-      <w:hyperlink r:id="rId84">
-        <w:r>
-          <w:rPr>
-            <w:rStyle w:val="Hyperlink"/>
-          </w:rPr>
-          <w:t xml:space="preserve">Super-enhancer hypermutation alters oncogene expression in</w:t>
-        </w:r>
-        <w:r>
-          <w:rPr>
-            <w:rStyle w:val="Hyperlink"/>
-          </w:rPr>
-          <w:t xml:space="preserve"> </w:t>
-        </w:r>
-        <w:r>
-          <w:rPr>
-            <w:rStyle w:val="Hyperlink"/>
-          </w:rPr>
-          <w:t xml:space="preserve">B</w:t>
-        </w:r>
-        <w:r>
-          <w:rPr>
-            <w:rStyle w:val="Hyperlink"/>
-          </w:rPr>
-          <w:t xml:space="preserve"> </w:t>
-        </w:r>
-        <w:r>
-          <w:rPr>
-            <w:rStyle w:val="Hyperlink"/>
-          </w:rPr>
-          <w:t xml:space="preserve">cell lymphoma</w:t>
+      <w:hyperlink r:id="rId87">
+        <w:r>
+          <w:rPr>
+            <w:rStyle w:val="Hyperlink"/>
+          </w:rPr>
+          <w:t xml:space="preserve">Characterization of</w:t>
+        </w:r>
+        <w:r>
+          <w:rPr>
+            <w:rStyle w:val="Hyperlink"/>
+          </w:rPr>
+          <w:t xml:space="preserve"> </w:t>
+        </w:r>
+        <w:r>
+          <w:rPr>
+            <w:rStyle w:val="Hyperlink"/>
+          </w:rPr>
+          <w:t xml:space="preserve">DLBCL</w:t>
+        </w:r>
+        <w:r>
+          <w:rPr>
+            <w:rStyle w:val="Hyperlink"/>
+          </w:rPr>
+          <w:t xml:space="preserve"> </w:t>
+        </w:r>
+        <w:r>
+          <w:rPr>
+            <w:rStyle w:val="Hyperlink"/>
+          </w:rPr>
+          <w:t xml:space="preserve">with a</w:t>
+        </w:r>
+        <w:r>
+          <w:rPr>
+            <w:rStyle w:val="Hyperlink"/>
+          </w:rPr>
+          <w:t xml:space="preserve"> </w:t>
+        </w:r>
+        <w:r>
+          <w:rPr>
+            <w:rStyle w:val="Hyperlink"/>
+          </w:rPr>
+          <w:t xml:space="preserve">PMBL</w:t>
+        </w:r>
+        <w:r>
+          <w:rPr>
+            <w:rStyle w:val="Hyperlink"/>
+          </w:rPr>
+          <w:t xml:space="preserve"> </w:t>
+        </w:r>
+        <w:r>
+          <w:rPr>
+            <w:rStyle w:val="Hyperlink"/>
+          </w:rPr>
+          <w:t xml:space="preserve">gene expression signature</w:t>
         </w:r>
       </w:hyperlink>
       <w:r>
@@ -5979,7 +6006,7 @@
           <w:i/>
           <w:iCs/>
         </w:rPr>
-        <w:t xml:space="preserve">Nature</w:t>
+        <w:t xml:space="preserve">Blood</w:t>
       </w:r>
       <w:r>
         <w:t xml:space="preserve">.</w:t>
@@ -5992,20 +6019,20 @@
           <w:b/>
           <w:bCs/>
         </w:rPr>
-        <w:t xml:space="preserve">607</w:t>
-      </w:r>
-      <w:r>
-        <w:t xml:space="preserve">, 808–815.</w:t>
+        <w:t xml:space="preserve">138</w:t>
+      </w:r>
+      <w:r>
+        <w:t xml:space="preserve">, 136–148.</w:t>
       </w:r>
     </w:p>
-    <w:bookmarkEnd w:id="85"/>
-    <w:bookmarkStart w:id="87" w:name="ref-wangSinglecellProfilingReveals2022"/>
+    <w:bookmarkEnd w:id="88"/>
+    <w:bookmarkStart w:id="90" w:name="X216cf6bebd39b769f47d7a2afe2207aa5a2501f"/>
     <w:p>
       <w:pPr>
         <w:pStyle w:val="Bibliography"/>
       </w:pPr>
       <w:r>
-        <w:t xml:space="preserve">Wang, X., Nissen, M., Gracias, D., Kusakabe, M., Simkin, G., Jiang, A., Duns, G., Sarkozy, C., Hilton, L., Chavez, E.A., Segat, G.C., Wong, R., Kim, J., Aoki, T., Islam, R., May, C., Hung, S., Tyshchenko, K., Brinkman, R.R., Hirst, M., Karsan, A., Freeman, C., Sehn, L.H., Morin, R.D., Roth, A.J., Savage, K.J., Craig, J.W., Shah, S.P., Steidl, C., Scott, D.W., Weng, A.P.,</w:t>
+        <w:t xml:space="preserve">Isaev, K., Ennishi, D., Hilton, L., Skinnider, B., Mungall, K.L., Mungall, A.J., Bakhtiari, M., Tremblay-LeMay, R., Silva, A., Ben-Neriah, S., Boyle, M., Villa, D., Marra, M.A., Steidl, C., Gascoyne, R.D., Morin, R., Savage, K.J., Scott, D.W., Kridel, R.,</w:t>
       </w:r>
       <w:r>
         <w:t xml:space="preserve"> </w:t>
@@ -6015,7 +6042,7 @@
           <w:b/>
           <w:bCs/>
         </w:rPr>
-        <w:t xml:space="preserve">2022</w:t>
+        <w:t xml:space="preserve">2021</w:t>
       </w:r>
       <w:r>
         <w:t xml:space="preserve">.</w:t>
@@ -6023,36 +6050,36 @@
       <w:r>
         <w:t xml:space="preserve"> </w:t>
       </w:r>
-      <w:hyperlink r:id="rId86">
-        <w:r>
-          <w:rPr>
-            <w:rStyle w:val="Hyperlink"/>
-          </w:rPr>
-          <w:t xml:space="preserve">Single-cell profiling reveals a memory</w:t>
-        </w:r>
-        <w:r>
-          <w:rPr>
-            <w:rStyle w:val="Hyperlink"/>
-          </w:rPr>
-          <w:t xml:space="preserve"> </w:t>
-        </w:r>
-        <w:r>
-          <w:rPr>
-            <w:rStyle w:val="Hyperlink"/>
-          </w:rPr>
-          <w:t xml:space="preserve">B</w:t>
-        </w:r>
-        <w:r>
-          <w:rPr>
-            <w:rStyle w:val="Hyperlink"/>
-          </w:rPr>
-          <w:t xml:space="preserve"> </w:t>
-        </w:r>
-        <w:r>
-          <w:rPr>
-            <w:rStyle w:val="Hyperlink"/>
-          </w:rPr>
-          <w:t xml:space="preserve">cell-like subtype of follicular lymphoma with increased transformation risk</w:t>
+      <w:hyperlink r:id="rId89">
+        <w:r>
+          <w:rPr>
+            <w:rStyle w:val="Hyperlink"/>
+          </w:rPr>
+          <w:t xml:space="preserve">Molecular attributes underlying central nervous system and systemic relapse in diffuse large</w:t>
+        </w:r>
+        <w:r>
+          <w:rPr>
+            <w:rStyle w:val="Hyperlink"/>
+          </w:rPr>
+          <w:t xml:space="preserve"> </w:t>
+        </w:r>
+        <w:r>
+          <w:rPr>
+            <w:rStyle w:val="Hyperlink"/>
+          </w:rPr>
+          <w:t xml:space="preserve">B-cell</w:t>
+        </w:r>
+        <w:r>
+          <w:rPr>
+            <w:rStyle w:val="Hyperlink"/>
+          </w:rPr>
+          <w:t xml:space="preserve"> </w:t>
+        </w:r>
+        <w:r>
+          <w:rPr>
+            <w:rStyle w:val="Hyperlink"/>
+          </w:rPr>
+          <w:t xml:space="preserve">lymphoma</w:t>
         </w:r>
       </w:hyperlink>
       <w:r>
@@ -6066,7 +6093,7 @@
           <w:i/>
           <w:iCs/>
         </w:rPr>
-        <w:t xml:space="preserve">Nat Commun</w:t>
+        <w:t xml:space="preserve">Haematologica</w:t>
       </w:r>
       <w:r>
         <w:t xml:space="preserve">.</w:t>
@@ -6079,20 +6106,20 @@
           <w:b/>
           <w:bCs/>
         </w:rPr>
-        <w:t xml:space="preserve">13</w:t>
-      </w:r>
-      <w:r>
-        <w:t xml:space="preserve">, 6772.</w:t>
+        <w:t xml:space="preserve">106</w:t>
+      </w:r>
+      <w:r>
+        <w:t xml:space="preserve">, 1466–1471.</w:t>
       </w:r>
     </w:p>
-    <w:bookmarkEnd w:id="87"/>
-    <w:bookmarkStart w:id="89" w:name="ref-dunsCharacterizationDLBCLPMBL2021"/>
+    <w:bookmarkEnd w:id="90"/>
+    <w:bookmarkStart w:id="92" w:name="Xa0ed59e67a60f70eb18ca5002eae9247491f774"/>
     <w:p>
       <w:pPr>
         <w:pStyle w:val="Bibliography"/>
       </w:pPr>
       <w:r>
-        <w:t xml:space="preserve">Duns, G., Viganò, E., Ennishi, D., Sarkozy, C., Hung, S.S., Chavez, E., Takata, K., Rushton, C., Jiang, A., Ben-Neriah, S., Woolcock, B.W., Slack, G.W., Hsi, E.D., Craig, J.W., Hilton, L.K., Shah, S.P., Farinha, P., Mottok, A., Gascoyne, R.D., Morin, R.D., Savage, K.J., Scott, D.W., Steidl, C.,</w:t>
+        <w:t xml:space="preserve">*Nowicka, M., *Hilton, L.K., Ashton-Key, M., Hargreaves, C.E., Lee, C., Foxall, R., Carter, M.J., Beers, S.A., Potter, K.N., Bolen, C.R., Klein, C., Knapp, A., Mir, F., Rose-Zerilli, M., Burton, C., Klapper, W., Scott, D.W., Sehn, L.H., Vitolo, U., Martelli, M., Trneny, M., Rushton, C.K., Slack, G.W., Farinha, P., Strefford, J.C., Oestergaard, M.Z., Morin, R.D., Cragg, M.S.,</w:t>
       </w:r>
       <w:r>
         <w:t xml:space="preserve"> </w:t>
@@ -6110,12 +6137,36 @@
       <w:r>
         <w:t xml:space="preserve"> </w:t>
       </w:r>
-      <w:hyperlink r:id="rId88">
-        <w:r>
-          <w:rPr>
-            <w:rStyle w:val="Hyperlink"/>
-          </w:rPr>
-          <w:t xml:space="preserve">Characterization of</w:t>
+      <w:hyperlink r:id="rId91">
+        <w:r>
+          <w:rPr>
+            <w:rStyle w:val="Hyperlink"/>
+          </w:rPr>
+          <w:t xml:space="preserve">Prognostic significance of</w:t>
+        </w:r>
+        <w:r>
+          <w:rPr>
+            <w:rStyle w:val="Hyperlink"/>
+          </w:rPr>
+          <w:t xml:space="preserve"> </w:t>
+        </w:r>
+        <w:r>
+          <w:rPr>
+            <w:rStyle w:val="Hyperlink"/>
+          </w:rPr>
+          <w:t xml:space="preserve">FCGR2B</w:t>
+        </w:r>
+        <w:r>
+          <w:rPr>
+            <w:rStyle w:val="Hyperlink"/>
+          </w:rPr>
+          <w:t xml:space="preserve"> </w:t>
+        </w:r>
+        <w:r>
+          <w:rPr>
+            <w:rStyle w:val="Hyperlink"/>
+          </w:rPr>
+          <w:t xml:space="preserve">expression for the response of</w:t>
         </w:r>
         <w:r>
           <w:rPr>
@@ -6139,31 +6190,7 @@
           <w:rPr>
             <w:rStyle w:val="Hyperlink"/>
           </w:rPr>
-          <w:t xml:space="preserve">with a</w:t>
-        </w:r>
-        <w:r>
-          <w:rPr>
-            <w:rStyle w:val="Hyperlink"/>
-          </w:rPr>
-          <w:t xml:space="preserve"> </w:t>
-        </w:r>
-        <w:r>
-          <w:rPr>
-            <w:rStyle w:val="Hyperlink"/>
-          </w:rPr>
-          <w:t xml:space="preserve">PMBL</w:t>
-        </w:r>
-        <w:r>
-          <w:rPr>
-            <w:rStyle w:val="Hyperlink"/>
-          </w:rPr>
-          <w:t xml:space="preserve"> </w:t>
-        </w:r>
-        <w:r>
-          <w:rPr>
-            <w:rStyle w:val="Hyperlink"/>
-          </w:rPr>
-          <w:t xml:space="preserve">gene expression signature</w:t>
+          <w:t xml:space="preserve">patients to rituximab or obinutuzumab treatment</w:t>
         </w:r>
       </w:hyperlink>
       <w:r>
@@ -6177,10 +6204,7 @@
           <w:i/>
           <w:iCs/>
         </w:rPr>
-        <w:t xml:space="preserve">Blood</w:t>
-      </w:r>
-      <w:r>
-        <w:t xml:space="preserve">.</w:t>
+        <w:t xml:space="preserve">Blood Adv.</w:t>
       </w:r>
       <w:r>
         <w:t xml:space="preserve"> </w:t>
@@ -6190,20 +6214,20 @@
           <w:b/>
           <w:bCs/>
         </w:rPr>
-        <w:t xml:space="preserve">138</w:t>
-      </w:r>
-      <w:r>
-        <w:t xml:space="preserve">, 136–148.</w:t>
+        <w:t xml:space="preserve">5</w:t>
+      </w:r>
+      <w:r>
+        <w:t xml:space="preserve">, 2945–2957.</w:t>
       </w:r>
     </w:p>
-    <w:bookmarkEnd w:id="89"/>
-    <w:bookmarkStart w:id="91" w:name="X216cf6bebd39b769f47d7a2afe2207aa5a2501f"/>
+    <w:bookmarkEnd w:id="92"/>
+    <w:bookmarkStart w:id="94" w:name="Xd887030b1f87d3103a4a788535b496c74d12ffa"/>
     <w:p>
       <w:pPr>
         <w:pStyle w:val="Bibliography"/>
       </w:pPr>
       <w:r>
-        <w:t xml:space="preserve">Isaev, K., Ennishi, D., Hilton, L., Skinnider, B., Mungall, K.L., Mungall, A.J., Bakhtiari, M., Tremblay-LeMay, R., Silva, A., Ben-Neriah, S., Boyle, M., Villa, D., Marra, M.A., Steidl, C., Gascoyne, R.D., Morin, R., Savage, K.J., Scott, D.W., Kridel, R.,</w:t>
+        <w:t xml:space="preserve">Shanmugam, V., Craig, J.W., Hilton, L.K., Nguyen, M.H., Rushton, C.K., Fahimdanesh, K., Lovitch, S., Ferland, B., Scott, D.W., Aster, J.C.,</w:t>
       </w:r>
       <w:r>
         <w:t xml:space="preserve"> </w:t>
@@ -6221,12 +6245,78 @@
       <w:r>
         <w:t xml:space="preserve"> </w:t>
       </w:r>
-      <w:hyperlink r:id="rId90">
-        <w:r>
-          <w:rPr>
-            <w:rStyle w:val="Hyperlink"/>
-          </w:rPr>
-          <w:t xml:space="preserve">Molecular attributes underlying central nervous system and systemic relapse in diffuse large</w:t>
+      <w:hyperlink r:id="rId93">
+        <w:r>
+          <w:rPr>
+            <w:rStyle w:val="Hyperlink"/>
+          </w:rPr>
+          <w:t xml:space="preserve">Notch activation is pervasive in</w:t>
+        </w:r>
+        <w:r>
+          <w:rPr>
+            <w:rStyle w:val="Hyperlink"/>
+          </w:rPr>
+          <w:t xml:space="preserve"> </w:t>
+        </w:r>
+        <w:r>
+          <w:rPr>
+            <w:rStyle w:val="Hyperlink"/>
+          </w:rPr>
+          <w:t xml:space="preserve">SMZL</w:t>
+        </w:r>
+        <w:r>
+          <w:rPr>
+            <w:rStyle w:val="Hyperlink"/>
+          </w:rPr>
+          <w:t xml:space="preserve"> </w:t>
+        </w:r>
+        <w:r>
+          <w:rPr>
+            <w:rStyle w:val="Hyperlink"/>
+          </w:rPr>
+          <w:t xml:space="preserve">and uncommon in</w:t>
+        </w:r>
+        <w:r>
+          <w:rPr>
+            <w:rStyle w:val="Hyperlink"/>
+          </w:rPr>
+          <w:t xml:space="preserve"> </w:t>
+        </w:r>
+        <w:r>
+          <w:rPr>
+            <w:rStyle w:val="Hyperlink"/>
+          </w:rPr>
+          <w:t xml:space="preserve">DLBCL</w:t>
+        </w:r>
+        <w:r>
+          <w:rPr>
+            <w:rStyle w:val="Hyperlink"/>
+          </w:rPr>
+          <w:t xml:space="preserve">: Implications for</w:t>
+        </w:r>
+        <w:r>
+          <w:rPr>
+            <w:rStyle w:val="Hyperlink"/>
+          </w:rPr>
+          <w:t xml:space="preserve"> </w:t>
+        </w:r>
+        <w:r>
+          <w:rPr>
+            <w:rStyle w:val="Hyperlink"/>
+          </w:rPr>
+          <w:t xml:space="preserve">Notch</w:t>
+        </w:r>
+        <w:r>
+          <w:rPr>
+            <w:rStyle w:val="Hyperlink"/>
+          </w:rPr>
+          <w:t xml:space="preserve"> </w:t>
+        </w:r>
+        <w:r>
+          <w:rPr>
+            <w:rStyle w:val="Hyperlink"/>
+          </w:rPr>
+          <w:t xml:space="preserve">signaling in</w:t>
         </w:r>
         <w:r>
           <w:rPr>
@@ -6250,7 +6340,7 @@
           <w:rPr>
             <w:rStyle w:val="Hyperlink"/>
           </w:rPr>
-          <w:t xml:space="preserve">lymphoma</w:t>
+          <w:t xml:space="preserve">tumors</w:t>
         </w:r>
       </w:hyperlink>
       <w:r>
@@ -6264,10 +6354,7 @@
           <w:i/>
           <w:iCs/>
         </w:rPr>
-        <w:t xml:space="preserve">Haematologica</w:t>
-      </w:r>
-      <w:r>
-        <w:t xml:space="preserve">.</w:t>
+        <w:t xml:space="preserve">Blood Adv.</w:t>
       </w:r>
       <w:r>
         <w:t xml:space="preserve"> </w:t>
@@ -6277,20 +6364,20 @@
           <w:b/>
           <w:bCs/>
         </w:rPr>
-        <w:t xml:space="preserve">106</w:t>
-      </w:r>
-      <w:r>
-        <w:t xml:space="preserve">, 1466–1471.</w:t>
+        <w:t xml:space="preserve">5</w:t>
+      </w:r>
+      <w:r>
+        <w:t xml:space="preserve">, 71–83.</w:t>
       </w:r>
     </w:p>
-    <w:bookmarkEnd w:id="91"/>
-    <w:bookmarkStart w:id="93" w:name="Xa0ed59e67a60f70eb18ca5002eae9247491f774"/>
+    <w:bookmarkEnd w:id="94"/>
+    <w:bookmarkStart w:id="96" w:name="X6815d1c365391e6fe035ea163c6290d175bdad1"/>
     <w:p>
       <w:pPr>
         <w:pStyle w:val="Bibliography"/>
       </w:pPr>
       <w:r>
-        <w:t xml:space="preserve">*Nowicka, M., *Hilton, L.K., Ashton-Key, M., Hargreaves, C.E., Lee, C., Foxall, R., Carter, M.J., Beers, S.A., Potter, K.N., Bolen, C.R., Klein, C., Knapp, A., Mir, F., Rose-Zerilli, M., Burton, C., Klapper, W., Scott, D.W., Sehn, L.H., Vitolo, U., Martelli, M., Trneny, M., Rushton, C.K., Slack, G.W., Farinha, P., Strefford, J.C., Oestergaard, M.Z., Morin, R.D., Cragg, M.S.,</w:t>
+        <w:t xml:space="preserve">*Jiang, A., *Hilton, L.K., Tang, J., Rushton, C.K., Grande, B.M., Scott, D.W., Morin, R.D.,</w:t>
       </w:r>
       <w:r>
         <w:t xml:space="preserve"> </w:t>
@@ -6300,7 +6387,7 @@
           <w:b/>
           <w:bCs/>
         </w:rPr>
-        <w:t xml:space="preserve">2021</w:t>
+        <w:t xml:space="preserve">2020</w:t>
       </w:r>
       <w:r>
         <w:t xml:space="preserve">.</w:t>
@@ -6308,60 +6395,42 @@
       <w:r>
         <w:t xml:space="preserve"> </w:t>
       </w:r>
-      <w:hyperlink r:id="rId92">
-        <w:r>
-          <w:rPr>
-            <w:rStyle w:val="Hyperlink"/>
-          </w:rPr>
-          <w:t xml:space="preserve">Prognostic significance of</w:t>
-        </w:r>
-        <w:r>
-          <w:rPr>
-            <w:rStyle w:val="Hyperlink"/>
-          </w:rPr>
-          <w:t xml:space="preserve"> </w:t>
-        </w:r>
-        <w:r>
-          <w:rPr>
-            <w:rStyle w:val="Hyperlink"/>
-          </w:rPr>
-          <w:t xml:space="preserve">FCGR2B</w:t>
-        </w:r>
-        <w:r>
-          <w:rPr>
-            <w:rStyle w:val="Hyperlink"/>
-          </w:rPr>
-          <w:t xml:space="preserve"> </w:t>
-        </w:r>
-        <w:r>
-          <w:rPr>
-            <w:rStyle w:val="Hyperlink"/>
-          </w:rPr>
-          <w:t xml:space="preserve">expression for the response of</w:t>
-        </w:r>
-        <w:r>
-          <w:rPr>
-            <w:rStyle w:val="Hyperlink"/>
-          </w:rPr>
-          <w:t xml:space="preserve"> </w:t>
-        </w:r>
-        <w:r>
-          <w:rPr>
-            <w:rStyle w:val="Hyperlink"/>
-          </w:rPr>
-          <w:t xml:space="preserve">DLBCL</w:t>
-        </w:r>
-        <w:r>
-          <w:rPr>
-            <w:rStyle w:val="Hyperlink"/>
-          </w:rPr>
-          <w:t xml:space="preserve"> </w:t>
-        </w:r>
-        <w:r>
-          <w:rPr>
-            <w:rStyle w:val="Hyperlink"/>
-          </w:rPr>
-          <w:t xml:space="preserve">patients to rituximab or obinutuzumab treatment</w:t>
+      <w:hyperlink r:id="rId95">
+        <w:r>
+          <w:rPr>
+            <w:rStyle w:val="Hyperlink"/>
+          </w:rPr>
+          <w:t xml:space="preserve">PRPS-ST</w:t>
+        </w:r>
+        <w:r>
+          <w:rPr>
+            <w:rStyle w:val="Hyperlink"/>
+          </w:rPr>
+          <w:t xml:space="preserve">:</w:t>
+        </w:r>
+        <w:r>
+          <w:rPr>
+            <w:rStyle w:val="Hyperlink"/>
+          </w:rPr>
+          <w:t xml:space="preserve"> </w:t>
+        </w:r>
+        <w:r>
+          <w:rPr>
+            <w:rStyle w:val="Hyperlink"/>
+          </w:rPr>
+          <w:t xml:space="preserve">A</w:t>
+        </w:r>
+        <w:r>
+          <w:rPr>
+            <w:rStyle w:val="Hyperlink"/>
+          </w:rPr>
+          <w:t xml:space="preserve"> </w:t>
+        </w:r>
+        <w:r>
+          <w:rPr>
+            <w:rStyle w:val="Hyperlink"/>
+          </w:rPr>
+          <w:t xml:space="preserve">protocol-agnostic self-training method for gene expression-based classification of blood cancers</w:t>
         </w:r>
       </w:hyperlink>
       <w:r>
@@ -6375,7 +6444,10 @@
           <w:i/>
           <w:iCs/>
         </w:rPr>
-        <w:t xml:space="preserve">Blood Adv.</w:t>
+        <w:t xml:space="preserve">Blood Cancer Discov</w:t>
+      </w:r>
+      <w:r>
+        <w:t xml:space="preserve">.</w:t>
       </w:r>
       <w:r>
         <w:t xml:space="preserve"> </w:t>
@@ -6385,20 +6457,20 @@
           <w:b/>
           <w:bCs/>
         </w:rPr>
-        <w:t xml:space="preserve">5</w:t>
-      </w:r>
-      <w:r>
-        <w:t xml:space="preserve">, 2945–2957.</w:t>
+        <w:t xml:space="preserve">1</w:t>
+      </w:r>
+      <w:r>
+        <w:t xml:space="preserve">, 244–257.</w:t>
       </w:r>
     </w:p>
-    <w:bookmarkEnd w:id="93"/>
-    <w:bookmarkStart w:id="95" w:name="Xd887030b1f87d3103a4a788535b496c74d12ffa"/>
+    <w:bookmarkEnd w:id="96"/>
+    <w:bookmarkStart w:id="98" w:name="X9abb94cda068b2e713a9e6eaffbca41e3fa4d4e"/>
     <w:p>
       <w:pPr>
         <w:pStyle w:val="Bibliography"/>
       </w:pPr>
       <w:r>
-        <w:t xml:space="preserve">Shanmugam, V., Craig, J.W., Hilton, L.K., Nguyen, M.H., Rushton, C.K., Fahimdanesh, K., Lovitch, S., Ferland, B., Scott, D.W., Aster, J.C.,</w:t>
+        <w:t xml:space="preserve">Rushton, C.K., Arthur, S.E., Alcaide, M., Cheung, M., Jiang, A., Coyle, K.M., Cleary, K.L.S., Thomas, N., Hilton, L.K., Michaud, N., Daigle, S., Davidson, J., Bushell, K., Yu, S., Rys, R.N., Jain, M., Shepherd, L., Marra, M.A., Kuruvilla, J., Crump, M., Mann, K., Assouline, S., Connors, J.M., Steidl, C., Cragg, M.S., Scott, D.W., Johnson, N.A., Morin, R.D.,</w:t>
       </w:r>
       <w:r>
         <w:t xml:space="preserve"> </w:t>
@@ -6408,7 +6480,7 @@
           <w:b/>
           <w:bCs/>
         </w:rPr>
-        <w:t xml:space="preserve">2021</w:t>
+        <w:t xml:space="preserve">2020</w:t>
       </w:r>
       <w:r>
         <w:t xml:space="preserve">.</w:t>
@@ -6416,78 +6488,12 @@
       <w:r>
         <w:t xml:space="preserve"> </w:t>
       </w:r>
-      <w:hyperlink r:id="rId94">
-        <w:r>
-          <w:rPr>
-            <w:rStyle w:val="Hyperlink"/>
-          </w:rPr>
-          <w:t xml:space="preserve">Notch activation is pervasive in</w:t>
-        </w:r>
-        <w:r>
-          <w:rPr>
-            <w:rStyle w:val="Hyperlink"/>
-          </w:rPr>
-          <w:t xml:space="preserve"> </w:t>
-        </w:r>
-        <w:r>
-          <w:rPr>
-            <w:rStyle w:val="Hyperlink"/>
-          </w:rPr>
-          <w:t xml:space="preserve">SMZL</w:t>
-        </w:r>
-        <w:r>
-          <w:rPr>
-            <w:rStyle w:val="Hyperlink"/>
-          </w:rPr>
-          <w:t xml:space="preserve"> </w:t>
-        </w:r>
-        <w:r>
-          <w:rPr>
-            <w:rStyle w:val="Hyperlink"/>
-          </w:rPr>
-          <w:t xml:space="preserve">and uncommon in</w:t>
-        </w:r>
-        <w:r>
-          <w:rPr>
-            <w:rStyle w:val="Hyperlink"/>
-          </w:rPr>
-          <w:t xml:space="preserve"> </w:t>
-        </w:r>
-        <w:r>
-          <w:rPr>
-            <w:rStyle w:val="Hyperlink"/>
-          </w:rPr>
-          <w:t xml:space="preserve">DLBCL</w:t>
-        </w:r>
-        <w:r>
-          <w:rPr>
-            <w:rStyle w:val="Hyperlink"/>
-          </w:rPr>
-          <w:t xml:space="preserve">: Implications for</w:t>
-        </w:r>
-        <w:r>
-          <w:rPr>
-            <w:rStyle w:val="Hyperlink"/>
-          </w:rPr>
-          <w:t xml:space="preserve"> </w:t>
-        </w:r>
-        <w:r>
-          <w:rPr>
-            <w:rStyle w:val="Hyperlink"/>
-          </w:rPr>
-          <w:t xml:space="preserve">Notch</w:t>
-        </w:r>
-        <w:r>
-          <w:rPr>
-            <w:rStyle w:val="Hyperlink"/>
-          </w:rPr>
-          <w:t xml:space="preserve"> </w:t>
-        </w:r>
-        <w:r>
-          <w:rPr>
-            <w:rStyle w:val="Hyperlink"/>
-          </w:rPr>
-          <w:t xml:space="preserve">signaling in</w:t>
+      <w:hyperlink r:id="rId97">
+        <w:r>
+          <w:rPr>
+            <w:rStyle w:val="Hyperlink"/>
+          </w:rPr>
+          <w:t xml:space="preserve">Genetic and evolutionary patterns of treatment resistance in relapsed</w:t>
         </w:r>
         <w:r>
           <w:rPr>
@@ -6511,7 +6517,7 @@
           <w:rPr>
             <w:rStyle w:val="Hyperlink"/>
           </w:rPr>
-          <w:t xml:space="preserve">tumors</w:t>
+          <w:t xml:space="preserve">lymphoma</w:t>
         </w:r>
       </w:hyperlink>
       <w:r>
@@ -6525,7 +6531,10 @@
           <w:i/>
           <w:iCs/>
         </w:rPr>
-        <w:t xml:space="preserve">Blood Adv.</w:t>
+        <w:t xml:space="preserve">Blood Adv</w:t>
+      </w:r>
+      <w:r>
+        <w:t xml:space="preserve">.</w:t>
       </w:r>
       <w:r>
         <w:t xml:space="preserve"> </w:t>
@@ -6535,20 +6544,20 @@
           <w:b/>
           <w:bCs/>
         </w:rPr>
-        <w:t xml:space="preserve">5</w:t>
-      </w:r>
-      <w:r>
-        <w:t xml:space="preserve">, 71–83.</w:t>
+        <w:t xml:space="preserve">4</w:t>
+      </w:r>
+      <w:r>
+        <w:t xml:space="preserve">, 2886–2898.</w:t>
       </w:r>
     </w:p>
-    <w:bookmarkEnd w:id="95"/>
-    <w:bookmarkStart w:id="97" w:name="X6815d1c365391e6fe035ea163c6290d175bdad1"/>
+    <w:bookmarkEnd w:id="98"/>
+    <w:bookmarkStart w:id="100" w:name="Xfbcc6842c50fe1c052eaf421eec16a8cef21b89"/>
     <w:p>
       <w:pPr>
         <w:pStyle w:val="Bibliography"/>
       </w:pPr>
       <w:r>
-        <w:t xml:space="preserve">*Jiang, A., *Hilton, L.K., Tang, J., Rushton, C.K., Grande, B.M., Scott, D.W., Morin, R.D.,</w:t>
+        <w:t xml:space="preserve">Hilton, L.K., Tang, J., Ben-Neriah, S., Alcaide, M., Jiang, A., Grande, B.M., Rushton, C.K., Boyle, M., Meissner, B., Scott, D.W., Morin, R.D.,</w:t>
       </w:r>
       <w:r>
         <w:t xml:space="preserve"> </w:t>
@@ -6558,7 +6567,7 @@
           <w:b/>
           <w:bCs/>
         </w:rPr>
-        <w:t xml:space="preserve">2020</w:t>
+        <w:t xml:space="preserve">2019</w:t>
       </w:r>
       <w:r>
         <w:t xml:space="preserve">.</w:t>
@@ -6566,42 +6575,48 @@
       <w:r>
         <w:t xml:space="preserve"> </w:t>
       </w:r>
-      <w:hyperlink r:id="rId96">
-        <w:r>
-          <w:rPr>
-            <w:rStyle w:val="Hyperlink"/>
-          </w:rPr>
-          <w:t xml:space="preserve">PRPS-ST</w:t>
-        </w:r>
-        <w:r>
-          <w:rPr>
-            <w:rStyle w:val="Hyperlink"/>
-          </w:rPr>
-          <w:t xml:space="preserve">:</w:t>
-        </w:r>
-        <w:r>
-          <w:rPr>
-            <w:rStyle w:val="Hyperlink"/>
-          </w:rPr>
-          <w:t xml:space="preserve"> </w:t>
-        </w:r>
-        <w:r>
-          <w:rPr>
-            <w:rStyle w:val="Hyperlink"/>
-          </w:rPr>
-          <w:t xml:space="preserve">A</w:t>
-        </w:r>
-        <w:r>
-          <w:rPr>
-            <w:rStyle w:val="Hyperlink"/>
-          </w:rPr>
-          <w:t xml:space="preserve"> </w:t>
-        </w:r>
-        <w:r>
-          <w:rPr>
-            <w:rStyle w:val="Hyperlink"/>
-          </w:rPr>
-          <w:t xml:space="preserve">protocol-agnostic self-training method for gene expression-based classification of blood cancers</w:t>
+      <w:hyperlink r:id="rId99">
+        <w:r>
+          <w:rPr>
+            <w:rStyle w:val="Hyperlink"/>
+          </w:rPr>
+          <w:t xml:space="preserve">The double-hit signature identifies double-hit diffuse large</w:t>
+        </w:r>
+        <w:r>
+          <w:rPr>
+            <w:rStyle w:val="Hyperlink"/>
+          </w:rPr>
+          <w:t xml:space="preserve"> </w:t>
+        </w:r>
+        <w:r>
+          <w:rPr>
+            <w:rStyle w:val="Hyperlink"/>
+          </w:rPr>
+          <w:t xml:space="preserve">B-cell</w:t>
+        </w:r>
+        <w:r>
+          <w:rPr>
+            <w:rStyle w:val="Hyperlink"/>
+          </w:rPr>
+          <w:t xml:space="preserve"> </w:t>
+        </w:r>
+        <w:r>
+          <w:rPr>
+            <w:rStyle w:val="Hyperlink"/>
+          </w:rPr>
+          <w:t xml:space="preserve">lymphoma with genetic events cryptic to</w:t>
+        </w:r>
+        <w:r>
+          <w:rPr>
+            <w:rStyle w:val="Hyperlink"/>
+          </w:rPr>
+          <w:t xml:space="preserve"> </w:t>
+        </w:r>
+        <w:r>
+          <w:rPr>
+            <w:rStyle w:val="Hyperlink"/>
+          </w:rPr>
+          <w:t xml:space="preserve">FISH</w:t>
         </w:r>
       </w:hyperlink>
       <w:r>
@@ -6615,7 +6630,7 @@
           <w:i/>
           <w:iCs/>
         </w:rPr>
-        <w:t xml:space="preserve">Blood Cancer Discov</w:t>
+        <w:t xml:space="preserve">Blood</w:t>
       </w:r>
       <w:r>
         <w:t xml:space="preserve">.</w:t>
@@ -6628,20 +6643,20 @@
           <w:b/>
           <w:bCs/>
         </w:rPr>
-        <w:t xml:space="preserve">1</w:t>
-      </w:r>
-      <w:r>
-        <w:t xml:space="preserve">, 244–257.</w:t>
+        <w:t xml:space="preserve">134</w:t>
+      </w:r>
+      <w:r>
+        <w:t xml:space="preserve">, 1528–1532.</w:t>
       </w:r>
     </w:p>
-    <w:bookmarkEnd w:id="97"/>
-    <w:bookmarkStart w:id="99" w:name="X9abb94cda068b2e713a9e6eaffbca41e3fa4d4e"/>
+    <w:bookmarkEnd w:id="100"/>
+    <w:bookmarkStart w:id="102" w:name="X16cb4ddcaa4a56e93a5eb7b3f29598a9c736fcf"/>
     <w:p>
       <w:pPr>
         <w:pStyle w:val="Bibliography"/>
       </w:pPr>
       <w:r>
-        <w:t xml:space="preserve">Rushton, C.K., Arthur, S.E., Alcaide, M., Cheung, M., Jiang, A., Coyle, K.M., Cleary, K.L.S., Thomas, N., Hilton, L.K., Michaud, N., Daigle, S., Davidson, J., Bushell, K., Yu, S., Rys, R.N., Jain, M., Shepherd, L., Marra, M.A., Kuruvilla, J., Crump, M., Mann, K., Assouline, S., Connors, J.M., Steidl, C., Cragg, M.S., Scott, D.W., Johnson, N.A., Morin, R.D.,</w:t>
+        <w:t xml:space="preserve">Arthur, S.E., Jiang, A., Grande, B.M., Alcaide, M., Cojocaru, R., Rushton, C.K., Mottok, A., Hilton, L.K., Lat, P.K., Zhao, E.Y., Culibrk, L., Ennishi, D., Jessa, S., Chong, L., Thomas, N., Pararajalingam, P., Meissner, B., Boyle, M., Davidson, J., Bushell, K.R., Lai, D., Farinha, P., Slack, G.W., Morin, G.B., Shah, S., Sen, D., Jones, S.J.M., Mungall, A.J., Gascoyne, R.D., Audas, T.E., Unrau, P., Marra, M.A., Connors, J.M., Steidl, C., Scott, D.W., Morin, R.D.,</w:t>
       </w:r>
       <w:r>
         <w:t xml:space="preserve"> </w:t>
@@ -6651,7 +6666,7 @@
           <w:b/>
           <w:bCs/>
         </w:rPr>
-        <w:t xml:space="preserve">2020</w:t>
+        <w:t xml:space="preserve">2018</w:t>
       </w:r>
       <w:r>
         <w:t xml:space="preserve">.</w:t>
@@ -6659,12 +6674,12 @@
       <w:r>
         <w:t xml:space="preserve"> </w:t>
       </w:r>
-      <w:hyperlink r:id="rId98">
-        <w:r>
-          <w:rPr>
-            <w:rStyle w:val="Hyperlink"/>
-          </w:rPr>
-          <w:t xml:space="preserve">Genetic and evolutionary patterns of treatment resistance in relapsed</w:t>
+      <w:hyperlink r:id="rId101">
+        <w:r>
+          <w:rPr>
+            <w:rStyle w:val="Hyperlink"/>
+          </w:rPr>
+          <w:t xml:space="preserve">Genome-wide discovery of somatic regulatory variants in diffuse large</w:t>
         </w:r>
         <w:r>
           <w:rPr>
@@ -6702,7 +6717,7 @@
           <w:i/>
           <w:iCs/>
         </w:rPr>
-        <w:t xml:space="preserve">Blood Adv</w:t>
+        <w:t xml:space="preserve">Nat Commun</w:t>
       </w:r>
       <w:r>
         <w:t xml:space="preserve">.</w:t>
@@ -6715,20 +6730,20 @@
           <w:b/>
           <w:bCs/>
         </w:rPr>
-        <w:t xml:space="preserve">4</w:t>
-      </w:r>
-      <w:r>
-        <w:t xml:space="preserve">, 2886–2898.</w:t>
+        <w:t xml:space="preserve">9</w:t>
+      </w:r>
+      <w:r>
+        <w:t xml:space="preserve">, 4001.</w:t>
       </w:r>
     </w:p>
-    <w:bookmarkEnd w:id="99"/>
-    <w:bookmarkStart w:id="101" w:name="Xfbcc6842c50fe1c052eaf421eec16a8cef21b89"/>
+    <w:bookmarkEnd w:id="102"/>
+    <w:bookmarkStart w:id="104" w:name="ref-hiltonForwardGeneticScreen2016"/>
     <w:p>
       <w:pPr>
         <w:pStyle w:val="Bibliography"/>
       </w:pPr>
       <w:r>
-        <w:t xml:space="preserve">Hilton, L.K., Tang, J., Ben-Neriah, S., Alcaide, M., Jiang, A., Grande, B.M., Rushton, C.K., Boyle, M., Meissner, B., Scott, D.W., Morin, R.D.,</w:t>
+        <w:t xml:space="preserve">Hilton, L.K., Meili, F., Buckoll, P.D., Rodriguez-Pike, J.C., Choutka, C.P., Kirschner, J.A., Warner, F., Lethan, M., Garces, F.A., Qi, J., Quarmby, L.M.,</w:t>
       </w:r>
       <w:r>
         <w:t xml:space="preserve"> </w:t>
@@ -6738,7 +6753,7 @@
           <w:b/>
           <w:bCs/>
         </w:rPr>
-        <w:t xml:space="preserve">2019</w:t>
+        <w:t xml:space="preserve">2016</w:t>
       </w:r>
       <w:r>
         <w:t xml:space="preserve">.</w:t>
@@ -6746,48 +6761,138 @@
       <w:r>
         <w:t xml:space="preserve"> </w:t>
       </w:r>
-      <w:hyperlink r:id="rId100">
-        <w:r>
-          <w:rPr>
-            <w:rStyle w:val="Hyperlink"/>
-          </w:rPr>
-          <w:t xml:space="preserve">The double-hit signature identifies double-hit diffuse large</w:t>
-        </w:r>
-        <w:r>
-          <w:rPr>
-            <w:rStyle w:val="Hyperlink"/>
-          </w:rPr>
-          <w:t xml:space="preserve"> </w:t>
-        </w:r>
-        <w:r>
-          <w:rPr>
-            <w:rStyle w:val="Hyperlink"/>
-          </w:rPr>
-          <w:t xml:space="preserve">B-cell</w:t>
-        </w:r>
-        <w:r>
-          <w:rPr>
-            <w:rStyle w:val="Hyperlink"/>
-          </w:rPr>
-          <w:t xml:space="preserve"> </w:t>
-        </w:r>
-        <w:r>
-          <w:rPr>
-            <w:rStyle w:val="Hyperlink"/>
-          </w:rPr>
-          <w:t xml:space="preserve">lymphoma with genetic events cryptic to</w:t>
-        </w:r>
-        <w:r>
-          <w:rPr>
-            <w:rStyle w:val="Hyperlink"/>
-          </w:rPr>
-          <w:t xml:space="preserve"> </w:t>
-        </w:r>
-        <w:r>
-          <w:rPr>
-            <w:rStyle w:val="Hyperlink"/>
-          </w:rPr>
-          <w:t xml:space="preserve">FISH</w:t>
+      <w:hyperlink r:id="rId103">
+        <w:r>
+          <w:rPr>
+            <w:rStyle w:val="Hyperlink"/>
+          </w:rPr>
+          <w:t xml:space="preserve">A</w:t>
+        </w:r>
+        <w:r>
+          <w:rPr>
+            <w:rStyle w:val="Hyperlink"/>
+          </w:rPr>
+          <w:t xml:space="preserve"> </w:t>
+        </w:r>
+        <w:r>
+          <w:rPr>
+            <w:rStyle w:val="Hyperlink"/>
+          </w:rPr>
+          <w:t xml:space="preserve">Forward Genetic Screen</w:t>
+        </w:r>
+        <w:r>
+          <w:rPr>
+            <w:rStyle w:val="Hyperlink"/>
+          </w:rPr>
+          <w:t xml:space="preserve"> </w:t>
+        </w:r>
+        <w:r>
+          <w:rPr>
+            <w:rStyle w:val="Hyperlink"/>
+          </w:rPr>
+          <w:t xml:space="preserve">and</w:t>
+        </w:r>
+        <w:r>
+          <w:rPr>
+            <w:rStyle w:val="Hyperlink"/>
+          </w:rPr>
+          <w:t xml:space="preserve"> </w:t>
+        </w:r>
+        <w:r>
+          <w:rPr>
+            <w:rStyle w:val="Hyperlink"/>
+          </w:rPr>
+          <w:t xml:space="preserve">Whole Genome Sequencing Identify Deflagellation Defective Mutants</w:t>
+        </w:r>
+        <w:r>
+          <w:rPr>
+            <w:rStyle w:val="Hyperlink"/>
+          </w:rPr>
+          <w:t xml:space="preserve"> </w:t>
+        </w:r>
+        <w:r>
+          <w:rPr>
+            <w:rStyle w:val="Hyperlink"/>
+          </w:rPr>
+          <w:t xml:space="preserve">in</w:t>
+        </w:r>
+        <w:r>
+          <w:rPr>
+            <w:rStyle w:val="Hyperlink"/>
+          </w:rPr>
+          <w:t xml:space="preserve"> </w:t>
+        </w:r>
+        <w:r>
+          <w:rPr>
+            <w:rStyle w:val="Hyperlink"/>
+          </w:rPr>
+          <w:t xml:space="preserve">Chlamydomonas</w:t>
+        </w:r>
+        <w:r>
+          <w:rPr>
+            <w:rStyle w:val="Hyperlink"/>
+          </w:rPr>
+          <w:t xml:space="preserve">,</w:t>
+        </w:r>
+        <w:r>
+          <w:rPr>
+            <w:rStyle w:val="Hyperlink"/>
+          </w:rPr>
+          <w:t xml:space="preserve"> </w:t>
+        </w:r>
+        <w:r>
+          <w:rPr>
+            <w:rStyle w:val="Hyperlink"/>
+          </w:rPr>
+          <w:t xml:space="preserve">Including Assignment</w:t>
+        </w:r>
+        <w:r>
+          <w:rPr>
+            <w:rStyle w:val="Hyperlink"/>
+          </w:rPr>
+          <w:t xml:space="preserve"> </w:t>
+        </w:r>
+        <w:r>
+          <w:rPr>
+            <w:rStyle w:val="Hyperlink"/>
+          </w:rPr>
+          <w:t xml:space="preserve">of</w:t>
+        </w:r>
+        <w:r>
+          <w:rPr>
+            <w:rStyle w:val="Hyperlink"/>
+          </w:rPr>
+          <w:t xml:space="preserve"> </w:t>
+        </w:r>
+        <w:r>
+          <w:rPr>
+            <w:rStyle w:val="Hyperlink"/>
+          </w:rPr>
+          <w:t xml:space="preserve">ADF1</w:t>
+        </w:r>
+        <w:r>
+          <w:rPr>
+            <w:rStyle w:val="Hyperlink"/>
+          </w:rPr>
+          <w:t xml:space="preserve"> </w:t>
+        </w:r>
+        <w:r>
+          <w:rPr>
+            <w:rStyle w:val="Hyperlink"/>
+          </w:rPr>
+          <w:t xml:space="preserve">as a</w:t>
+        </w:r>
+        <w:r>
+          <w:rPr>
+            <w:rStyle w:val="Hyperlink"/>
+          </w:rPr>
+          <w:t xml:space="preserve"> </w:t>
+        </w:r>
+        <w:r>
+          <w:rPr>
+            <w:rStyle w:val="Hyperlink"/>
+          </w:rPr>
+          <w:t xml:space="preserve">TRP Channel</w:t>
         </w:r>
       </w:hyperlink>
       <w:r>
@@ -6801,7 +6906,7 @@
           <w:i/>
           <w:iCs/>
         </w:rPr>
-        <w:t xml:space="preserve">Blood</w:t>
+        <w:t xml:space="preserve">G3 (Bethesda)</w:t>
       </w:r>
       <w:r>
         <w:t xml:space="preserve">.</w:t>
@@ -6814,20 +6919,20 @@
           <w:b/>
           <w:bCs/>
         </w:rPr>
-        <w:t xml:space="preserve">134</w:t>
-      </w:r>
-      <w:r>
-        <w:t xml:space="preserve">, 1528–1532.</w:t>
+        <w:t xml:space="preserve">6</w:t>
+      </w:r>
+      <w:r>
+        <w:t xml:space="preserve">, 3409–3418.</w:t>
       </w:r>
     </w:p>
-    <w:bookmarkEnd w:id="101"/>
-    <w:bookmarkStart w:id="103" w:name="X16cb4ddcaa4a56e93a5eb7b3f29598a9c736fcf"/>
+    <w:bookmarkEnd w:id="104"/>
+    <w:bookmarkStart w:id="106" w:name="ref-hiltonKinasesLF4CNK22013"/>
     <w:p>
       <w:pPr>
         <w:pStyle w:val="Bibliography"/>
       </w:pPr>
       <w:r>
-        <w:t xml:space="preserve">Arthur, S.E., Jiang, A., Grande, B.M., Alcaide, M., Cojocaru, R., Rushton, C.K., Mottok, A., Hilton, L.K., Lat, P.K., Zhao, E.Y., Culibrk, L., Ennishi, D., Jessa, S., Chong, L., Thomas, N., Pararajalingam, P., Meissner, B., Boyle, M., Davidson, J., Bushell, K.R., Lai, D., Farinha, P., Slack, G.W., Morin, G.B., Shah, S., Sen, D., Jones, S.J.M., Mungall, A.J., Gascoyne, R.D., Audas, T.E., Unrau, P., Marra, M.A., Connors, J.M., Steidl, C., Scott, D.W., Morin, R.D.,</w:t>
+        <w:t xml:space="preserve">Hilton, L.K., Gunawardane, K., Kim, J.W., Schwarz, M.C., Quarmby, L.M.,</w:t>
       </w:r>
       <w:r>
         <w:t xml:space="preserve"> </w:t>
@@ -6837,7 +6942,7 @@
           <w:b/>
           <w:bCs/>
         </w:rPr>
-        <w:t xml:space="preserve">2018</w:t>
+        <w:t xml:space="preserve">2013</w:t>
       </w:r>
       <w:r>
         <w:t xml:space="preserve">.</w:t>
@@ -6845,36 +6950,60 @@
       <w:r>
         <w:t xml:space="preserve"> </w:t>
       </w:r>
-      <w:hyperlink r:id="rId102">
-        <w:r>
-          <w:rPr>
-            <w:rStyle w:val="Hyperlink"/>
-          </w:rPr>
-          <w:t xml:space="preserve">Genome-wide discovery of somatic regulatory variants in diffuse large</w:t>
-        </w:r>
-        <w:r>
-          <w:rPr>
-            <w:rStyle w:val="Hyperlink"/>
-          </w:rPr>
-          <w:t xml:space="preserve"> </w:t>
-        </w:r>
-        <w:r>
-          <w:rPr>
-            <w:rStyle w:val="Hyperlink"/>
-          </w:rPr>
-          <w:t xml:space="preserve">B-cell</w:t>
-        </w:r>
-        <w:r>
-          <w:rPr>
-            <w:rStyle w:val="Hyperlink"/>
-          </w:rPr>
-          <w:t xml:space="preserve"> </w:t>
-        </w:r>
-        <w:r>
-          <w:rPr>
-            <w:rStyle w:val="Hyperlink"/>
-          </w:rPr>
-          <w:t xml:space="preserve">lymphoma</w:t>
+      <w:hyperlink r:id="rId105">
+        <w:r>
+          <w:rPr>
+            <w:rStyle w:val="Hyperlink"/>
+          </w:rPr>
+          <w:t xml:space="preserve">The kinases</w:t>
+        </w:r>
+        <w:r>
+          <w:rPr>
+            <w:rStyle w:val="Hyperlink"/>
+          </w:rPr>
+          <w:t xml:space="preserve"> </w:t>
+        </w:r>
+        <w:r>
+          <w:rPr>
+            <w:rStyle w:val="Hyperlink"/>
+          </w:rPr>
+          <w:t xml:space="preserve">LF4</w:t>
+        </w:r>
+        <w:r>
+          <w:rPr>
+            <w:rStyle w:val="Hyperlink"/>
+          </w:rPr>
+          <w:t xml:space="preserve"> </w:t>
+        </w:r>
+        <w:r>
+          <w:rPr>
+            <w:rStyle w:val="Hyperlink"/>
+          </w:rPr>
+          <w:t xml:space="preserve">and</w:t>
+        </w:r>
+        <w:r>
+          <w:rPr>
+            <w:rStyle w:val="Hyperlink"/>
+          </w:rPr>
+          <w:t xml:space="preserve"> </w:t>
+        </w:r>
+        <w:r>
+          <w:rPr>
+            <w:rStyle w:val="Hyperlink"/>
+          </w:rPr>
+          <w:t xml:space="preserve">CNK2</w:t>
+        </w:r>
+        <w:r>
+          <w:rPr>
+            <w:rStyle w:val="Hyperlink"/>
+          </w:rPr>
+          <w:t xml:space="preserve"> </w:t>
+        </w:r>
+        <w:r>
+          <w:rPr>
+            <w:rStyle w:val="Hyperlink"/>
+          </w:rPr>
+          <w:t xml:space="preserve">control ciliary length by feedback regulation of assembly and disassembly rates</w:t>
         </w:r>
       </w:hyperlink>
       <w:r>
@@ -6888,7 +7017,7 @@
           <w:i/>
           <w:iCs/>
         </w:rPr>
-        <w:t xml:space="preserve">Nat Commun</w:t>
+        <w:t xml:space="preserve">Curr Biol</w:t>
       </w:r>
       <w:r>
         <w:t xml:space="preserve">.</w:t>
@@ -6901,20 +7030,20 @@
           <w:b/>
           <w:bCs/>
         </w:rPr>
-        <w:t xml:space="preserve">9</w:t>
-      </w:r>
-      <w:r>
-        <w:t xml:space="preserve">, 4001.</w:t>
+        <w:t xml:space="preserve">23</w:t>
+      </w:r>
+      <w:r>
+        <w:t xml:space="preserve">, 2208–2214.</w:t>
       </w:r>
     </w:p>
-    <w:bookmarkEnd w:id="103"/>
-    <w:bookmarkStart w:id="105" w:name="ref-hiltonForwardGeneticScreen2016"/>
+    <w:bookmarkEnd w:id="106"/>
+    <w:bookmarkStart w:id="108" w:name="ref-parkerCentriolesAreFreed2010"/>
     <w:p>
       <w:pPr>
         <w:pStyle w:val="Bibliography"/>
       </w:pPr>
       <w:r>
-        <w:t xml:space="preserve">Hilton, L.K., Meili, F., Buckoll, P.D., Rodriguez-Pike, J.C., Choutka, C.P., Kirschner, J.A., Warner, F., Lethan, M., Garces, F.A., Qi, J., Quarmby, L.M.,</w:t>
+        <w:t xml:space="preserve">*Parker, J.D.K., *Hilton, L.K., Diener, D.R., Rasi, M.Q., Mahjoub, M.R., Rosenbaum, J.L., Quarmby, L.M.,</w:t>
       </w:r>
       <w:r>
         <w:t xml:space="preserve"> </w:t>
@@ -6924,7 +7053,7 @@
           <w:b/>
           <w:bCs/>
         </w:rPr>
-        <w:t xml:space="preserve">2016</w:t>
+        <w:t xml:space="preserve">2010</w:t>
       </w:r>
       <w:r>
         <w:t xml:space="preserve">.</w:t>
@@ -6932,138 +7061,12 @@
       <w:r>
         <w:t xml:space="preserve"> </w:t>
       </w:r>
-      <w:hyperlink r:id="rId104">
-        <w:r>
-          <w:rPr>
-            <w:rStyle w:val="Hyperlink"/>
-          </w:rPr>
-          <w:t xml:space="preserve">A</w:t>
-        </w:r>
-        <w:r>
-          <w:rPr>
-            <w:rStyle w:val="Hyperlink"/>
-          </w:rPr>
-          <w:t xml:space="preserve"> </w:t>
-        </w:r>
-        <w:r>
-          <w:rPr>
-            <w:rStyle w:val="Hyperlink"/>
-          </w:rPr>
-          <w:t xml:space="preserve">Forward Genetic Screen</w:t>
-        </w:r>
-        <w:r>
-          <w:rPr>
-            <w:rStyle w:val="Hyperlink"/>
-          </w:rPr>
-          <w:t xml:space="preserve"> </w:t>
-        </w:r>
-        <w:r>
-          <w:rPr>
-            <w:rStyle w:val="Hyperlink"/>
-          </w:rPr>
-          <w:t xml:space="preserve">and</w:t>
-        </w:r>
-        <w:r>
-          <w:rPr>
-            <w:rStyle w:val="Hyperlink"/>
-          </w:rPr>
-          <w:t xml:space="preserve"> </w:t>
-        </w:r>
-        <w:r>
-          <w:rPr>
-            <w:rStyle w:val="Hyperlink"/>
-          </w:rPr>
-          <w:t xml:space="preserve">Whole Genome Sequencing Identify Deflagellation Defective Mutants</w:t>
-        </w:r>
-        <w:r>
-          <w:rPr>
-            <w:rStyle w:val="Hyperlink"/>
-          </w:rPr>
-          <w:t xml:space="preserve"> </w:t>
-        </w:r>
-        <w:r>
-          <w:rPr>
-            <w:rStyle w:val="Hyperlink"/>
-          </w:rPr>
-          <w:t xml:space="preserve">in</w:t>
-        </w:r>
-        <w:r>
-          <w:rPr>
-            <w:rStyle w:val="Hyperlink"/>
-          </w:rPr>
-          <w:t xml:space="preserve"> </w:t>
-        </w:r>
-        <w:r>
-          <w:rPr>
-            <w:rStyle w:val="Hyperlink"/>
-          </w:rPr>
-          <w:t xml:space="preserve">Chlamydomonas</w:t>
-        </w:r>
-        <w:r>
-          <w:rPr>
-            <w:rStyle w:val="Hyperlink"/>
-          </w:rPr>
-          <w:t xml:space="preserve">,</w:t>
-        </w:r>
-        <w:r>
-          <w:rPr>
-            <w:rStyle w:val="Hyperlink"/>
-          </w:rPr>
-          <w:t xml:space="preserve"> </w:t>
-        </w:r>
-        <w:r>
-          <w:rPr>
-            <w:rStyle w:val="Hyperlink"/>
-          </w:rPr>
-          <w:t xml:space="preserve">Including Assignment</w:t>
-        </w:r>
-        <w:r>
-          <w:rPr>
-            <w:rStyle w:val="Hyperlink"/>
-          </w:rPr>
-          <w:t xml:space="preserve"> </w:t>
-        </w:r>
-        <w:r>
-          <w:rPr>
-            <w:rStyle w:val="Hyperlink"/>
-          </w:rPr>
-          <w:t xml:space="preserve">of</w:t>
-        </w:r>
-        <w:r>
-          <w:rPr>
-            <w:rStyle w:val="Hyperlink"/>
-          </w:rPr>
-          <w:t xml:space="preserve"> </w:t>
-        </w:r>
-        <w:r>
-          <w:rPr>
-            <w:rStyle w:val="Hyperlink"/>
-          </w:rPr>
-          <w:t xml:space="preserve">ADF1</w:t>
-        </w:r>
-        <w:r>
-          <w:rPr>
-            <w:rStyle w:val="Hyperlink"/>
-          </w:rPr>
-          <w:t xml:space="preserve"> </w:t>
-        </w:r>
-        <w:r>
-          <w:rPr>
-            <w:rStyle w:val="Hyperlink"/>
-          </w:rPr>
-          <w:t xml:space="preserve">as a</w:t>
-        </w:r>
-        <w:r>
-          <w:rPr>
-            <w:rStyle w:val="Hyperlink"/>
-          </w:rPr>
-          <w:t xml:space="preserve"> </w:t>
-        </w:r>
-        <w:r>
-          <w:rPr>
-            <w:rStyle w:val="Hyperlink"/>
-          </w:rPr>
-          <w:t xml:space="preserve">TRP Channel</w:t>
+      <w:hyperlink r:id="rId107">
+        <w:r>
+          <w:rPr>
+            <w:rStyle w:val="Hyperlink"/>
+          </w:rPr>
+          <w:t xml:space="preserve">Centrioles are freed from cilia by severing prior to mitosis</w:t>
         </w:r>
       </w:hyperlink>
       <w:r>
@@ -7077,7 +7080,7 @@
           <w:i/>
           <w:iCs/>
         </w:rPr>
-        <w:t xml:space="preserve">G3 (Bethesda)</w:t>
+        <w:t xml:space="preserve">Cytoskeleton (Hoboken)</w:t>
       </w:r>
       <w:r>
         <w:t xml:space="preserve">.</w:t>
@@ -7090,20 +7093,20 @@
           <w:b/>
           <w:bCs/>
         </w:rPr>
-        <w:t xml:space="preserve">6</w:t>
-      </w:r>
-      <w:r>
-        <w:t xml:space="preserve">, 3409–3418.</w:t>
+        <w:t xml:space="preserve">67</w:t>
+      </w:r>
+      <w:r>
+        <w:t xml:space="preserve">, 425–430.</w:t>
       </w:r>
     </w:p>
-    <w:bookmarkEnd w:id="105"/>
-    <w:bookmarkStart w:id="107" w:name="ref-hiltonKinasesLF4CNK22013"/>
+    <w:bookmarkEnd w:id="108"/>
+    <w:bookmarkStart w:id="110" w:name="ref-hiltonNIMArelatedKinaseNEK12009"/>
     <w:p>
       <w:pPr>
         <w:pStyle w:val="Bibliography"/>
       </w:pPr>
       <w:r>
-        <w:t xml:space="preserve">Hilton, L.K., Gunawardane, K., Kim, J.W., Schwarz, M.C., Quarmby, L.M.,</w:t>
+        <w:t xml:space="preserve">Hilton, L.K., White, M.C., Quarmby, L.M.,</w:t>
       </w:r>
       <w:r>
         <w:t xml:space="preserve"> </w:t>
@@ -7113,7 +7116,7 @@
           <w:b/>
           <w:bCs/>
         </w:rPr>
-        <w:t xml:space="preserve">2013</w:t>
+        <w:t xml:space="preserve">2009</w:t>
       </w:r>
       <w:r>
         <w:t xml:space="preserve">.</w:t>
@@ -7121,60 +7124,60 @@
       <w:r>
         <w:t xml:space="preserve"> </w:t>
       </w:r>
-      <w:hyperlink r:id="rId106">
-        <w:r>
-          <w:rPr>
-            <w:rStyle w:val="Hyperlink"/>
-          </w:rPr>
-          <w:t xml:space="preserve">The kinases</w:t>
-        </w:r>
-        <w:r>
-          <w:rPr>
-            <w:rStyle w:val="Hyperlink"/>
-          </w:rPr>
-          <w:t xml:space="preserve"> </w:t>
-        </w:r>
-        <w:r>
-          <w:rPr>
-            <w:rStyle w:val="Hyperlink"/>
-          </w:rPr>
-          <w:t xml:space="preserve">LF4</w:t>
-        </w:r>
-        <w:r>
-          <w:rPr>
-            <w:rStyle w:val="Hyperlink"/>
-          </w:rPr>
-          <w:t xml:space="preserve"> </w:t>
-        </w:r>
-        <w:r>
-          <w:rPr>
-            <w:rStyle w:val="Hyperlink"/>
-          </w:rPr>
-          <w:t xml:space="preserve">and</w:t>
-        </w:r>
-        <w:r>
-          <w:rPr>
-            <w:rStyle w:val="Hyperlink"/>
-          </w:rPr>
-          <w:t xml:space="preserve"> </w:t>
-        </w:r>
-        <w:r>
-          <w:rPr>
-            <w:rStyle w:val="Hyperlink"/>
-          </w:rPr>
-          <w:t xml:space="preserve">CNK2</w:t>
-        </w:r>
-        <w:r>
-          <w:rPr>
-            <w:rStyle w:val="Hyperlink"/>
-          </w:rPr>
-          <w:t xml:space="preserve"> </w:t>
-        </w:r>
-        <w:r>
-          <w:rPr>
-            <w:rStyle w:val="Hyperlink"/>
-          </w:rPr>
-          <w:t xml:space="preserve">control ciliary length by feedback regulation of assembly and disassembly rates</w:t>
+      <w:hyperlink r:id="rId109">
+        <w:r>
+          <w:rPr>
+            <w:rStyle w:val="Hyperlink"/>
+          </w:rPr>
+          <w:t xml:space="preserve">The</w:t>
+        </w:r>
+        <w:r>
+          <w:rPr>
+            <w:rStyle w:val="Hyperlink"/>
+          </w:rPr>
+          <w:t xml:space="preserve"> </w:t>
+        </w:r>
+        <w:r>
+          <w:rPr>
+            <w:rStyle w:val="Hyperlink"/>
+          </w:rPr>
+          <w:t xml:space="preserve">NIMA-related</w:t>
+        </w:r>
+        <w:r>
+          <w:rPr>
+            <w:rStyle w:val="Hyperlink"/>
+          </w:rPr>
+          <w:t xml:space="preserve"> </w:t>
+        </w:r>
+        <w:r>
+          <w:rPr>
+            <w:rStyle w:val="Hyperlink"/>
+          </w:rPr>
+          <w:t xml:space="preserve">kinase</w:t>
+        </w:r>
+        <w:r>
+          <w:rPr>
+            <w:rStyle w:val="Hyperlink"/>
+          </w:rPr>
+          <w:t xml:space="preserve"> </w:t>
+        </w:r>
+        <w:r>
+          <w:rPr>
+            <w:rStyle w:val="Hyperlink"/>
+          </w:rPr>
+          <w:t xml:space="preserve">NEK1</w:t>
+        </w:r>
+        <w:r>
+          <w:rPr>
+            <w:rStyle w:val="Hyperlink"/>
+          </w:rPr>
+          <w:t xml:space="preserve"> </w:t>
+        </w:r>
+        <w:r>
+          <w:rPr>
+            <w:rStyle w:val="Hyperlink"/>
+          </w:rPr>
+          <w:t xml:space="preserve">cycles through the nucleus</w:t>
         </w:r>
       </w:hyperlink>
       <w:r>
@@ -7188,7 +7191,7 @@
           <w:i/>
           <w:iCs/>
         </w:rPr>
-        <w:t xml:space="preserve">Curr Biol</w:t>
+        <w:t xml:space="preserve">Biochem Biophys Res Commun</w:t>
       </w:r>
       <w:r>
         <w:t xml:space="preserve">.</w:t>
@@ -7201,20 +7204,32 @@
           <w:b/>
           <w:bCs/>
         </w:rPr>
-        <w:t xml:space="preserve">23</w:t>
-      </w:r>
-      <w:r>
-        <w:t xml:space="preserve">, 2208–2214.</w:t>
+        <w:t xml:space="preserve">389</w:t>
+      </w:r>
+      <w:r>
+        <w:t xml:space="preserve">, 52–56.</w:t>
       </w:r>
     </w:p>
-    <w:bookmarkEnd w:id="107"/>
-    <w:bookmarkStart w:id="109" w:name="ref-parkerCentriolesAreFreed2010"/>
+    <w:bookmarkEnd w:id="110"/>
+    <w:bookmarkEnd w:id="111"/>
+    <w:bookmarkEnd w:id="112"/>
+    <w:bookmarkStart w:id="119" w:name="invited-commentary"/>
+    <w:p>
+      <w:pPr>
+        <w:pStyle w:val="Heading2"/>
+      </w:pPr>
+      <w:r>
+        <w:t xml:space="preserve">Invited Commentary</w:t>
+      </w:r>
+    </w:p>
+    <w:bookmarkStart w:id="118" w:name="refs-invited"/>
+    <w:bookmarkStart w:id="114" w:name="ref-hiltonNuMouseModel2024"/>
     <w:p>
       <w:pPr>
         <w:pStyle w:val="Bibliography"/>
       </w:pPr>
       <w:r>
-        <w:t xml:space="preserve">*Parker, J.D.K., *Hilton, L.K., Diener, D.R., Rasi, M.Q., Mahjoub, M.R., Rosenbaum, J.L., Quarmby, L.M.,</w:t>
+        <w:t xml:space="preserve">Hilton, L.K.,</w:t>
       </w:r>
       <w:r>
         <w:t xml:space="preserve"> </w:t>
@@ -7224,7 +7239,7 @@
           <w:b/>
           <w:bCs/>
         </w:rPr>
-        <w:t xml:space="preserve">2010</w:t>
+        <w:t xml:space="preserve">2024</w:t>
       </w:r>
       <w:r>
         <w:t xml:space="preserve">.</w:t>
@@ -7232,12 +7247,60 @@
       <w:r>
         <w:t xml:space="preserve"> </w:t>
       </w:r>
-      <w:hyperlink r:id="rId108">
-        <w:r>
-          <w:rPr>
-            <w:rStyle w:val="Hyperlink"/>
-          </w:rPr>
-          <w:t xml:space="preserve">Centrioles are freed from cilia by severing prior to mitosis</w:t>
+      <w:hyperlink r:id="rId113">
+        <w:r>
+          <w:rPr>
+            <w:rStyle w:val="Hyperlink"/>
+          </w:rPr>
+          <w:t xml:space="preserve">A nu mouse model of diffuse large</w:t>
+        </w:r>
+        <w:r>
+          <w:rPr>
+            <w:rStyle w:val="Hyperlink"/>
+          </w:rPr>
+          <w:t xml:space="preserve"> </w:t>
+        </w:r>
+        <w:r>
+          <w:rPr>
+            <w:rStyle w:val="Hyperlink"/>
+          </w:rPr>
+          <w:t xml:space="preserve">B-cell</w:t>
+        </w:r>
+        <w:r>
+          <w:rPr>
+            <w:rStyle w:val="Hyperlink"/>
+          </w:rPr>
+          <w:t xml:space="preserve"> </w:t>
+        </w:r>
+        <w:r>
+          <w:rPr>
+            <w:rStyle w:val="Hyperlink"/>
+          </w:rPr>
+          <w:t xml:space="preserve">lymphoma in constitutional</w:t>
+        </w:r>
+        <w:r>
+          <w:rPr>
+            <w:rStyle w:val="Hyperlink"/>
+          </w:rPr>
+          <w:t xml:space="preserve"> </w:t>
+        </w:r>
+        <w:r>
+          <w:rPr>
+            <w:rStyle w:val="Hyperlink"/>
+          </w:rPr>
+          <w:t xml:space="preserve">Atm</w:t>
+        </w:r>
+        <w:r>
+          <w:rPr>
+            <w:rStyle w:val="Hyperlink"/>
+          </w:rPr>
+          <w:t xml:space="preserve"> </w:t>
+        </w:r>
+        <w:r>
+          <w:rPr>
+            <w:rStyle w:val="Hyperlink"/>
+          </w:rPr>
+          <w:t xml:space="preserve">loss</w:t>
         </w:r>
       </w:hyperlink>
       <w:r>
@@ -7251,7 +7314,7 @@
           <w:i/>
           <w:iCs/>
         </w:rPr>
-        <w:t xml:space="preserve">Cytoskeleton (Hoboken)</w:t>
+        <w:t xml:space="preserve">Haematologica</w:t>
       </w:r>
       <w:r>
         <w:t xml:space="preserve">.</w:t>
@@ -7264,20 +7327,20 @@
           <w:b/>
           <w:bCs/>
         </w:rPr>
-        <w:t xml:space="preserve">67</w:t>
-      </w:r>
-      <w:r>
-        <w:t xml:space="preserve">, 425–430.</w:t>
+        <w:t xml:space="preserve">109</w:t>
+      </w:r>
+      <w:r>
+        <w:t xml:space="preserve">, 3841–3843.</w:t>
       </w:r>
     </w:p>
-    <w:bookmarkEnd w:id="109"/>
-    <w:bookmarkStart w:id="111" w:name="ref-hiltonNIMArelatedKinaseNEK12009"/>
+    <w:bookmarkEnd w:id="114"/>
+    <w:bookmarkStart w:id="116" w:name="X50ed7fd52f5054af843bb193d0833aa3b2abb1d"/>
     <w:p>
       <w:pPr>
         <w:pStyle w:val="Bibliography"/>
       </w:pPr>
       <w:r>
-        <w:t xml:space="preserve">Hilton, L.K., White, M.C., Quarmby, L.M.,</w:t>
+        <w:t xml:space="preserve">Hilton, L.K., Scott, D.W.,</w:t>
       </w:r>
       <w:r>
         <w:t xml:space="preserve"> </w:t>
@@ -7287,7 +7350,7 @@
           <w:b/>
           <w:bCs/>
         </w:rPr>
-        <w:t xml:space="preserve">2009</w:t>
+        <w:t xml:space="preserve">2021</w:t>
       </w:r>
       <w:r>
         <w:t xml:space="preserve">.</w:t>
@@ -7295,60 +7358,72 @@
       <w:r>
         <w:t xml:space="preserve"> </w:t>
       </w:r>
-      <w:hyperlink r:id="rId110">
-        <w:r>
-          <w:rPr>
-            <w:rStyle w:val="Hyperlink"/>
-          </w:rPr>
-          <w:t xml:space="preserve">The</w:t>
-        </w:r>
-        <w:r>
-          <w:rPr>
-            <w:rStyle w:val="Hyperlink"/>
-          </w:rPr>
-          <w:t xml:space="preserve"> </w:t>
-        </w:r>
-        <w:r>
-          <w:rPr>
-            <w:rStyle w:val="Hyperlink"/>
-          </w:rPr>
-          <w:t xml:space="preserve">NIMA-related</w:t>
-        </w:r>
-        <w:r>
-          <w:rPr>
-            <w:rStyle w:val="Hyperlink"/>
-          </w:rPr>
-          <w:t xml:space="preserve"> </w:t>
-        </w:r>
-        <w:r>
-          <w:rPr>
-            <w:rStyle w:val="Hyperlink"/>
-          </w:rPr>
-          <w:t xml:space="preserve">kinase</w:t>
-        </w:r>
-        <w:r>
-          <w:rPr>
-            <w:rStyle w:val="Hyperlink"/>
-          </w:rPr>
-          <w:t xml:space="preserve"> </w:t>
-        </w:r>
-        <w:r>
-          <w:rPr>
-            <w:rStyle w:val="Hyperlink"/>
-          </w:rPr>
-          <w:t xml:space="preserve">NEK1</w:t>
-        </w:r>
-        <w:r>
-          <w:rPr>
-            <w:rStyle w:val="Hyperlink"/>
-          </w:rPr>
-          <w:t xml:space="preserve"> </w:t>
-        </w:r>
-        <w:r>
-          <w:rPr>
-            <w:rStyle w:val="Hyperlink"/>
-          </w:rPr>
-          <w:t xml:space="preserve">cycles through the nucleus</w:t>
+      <w:hyperlink r:id="rId115">
+        <w:r>
+          <w:rPr>
+            <w:rStyle w:val="Hyperlink"/>
+          </w:rPr>
+          <w:t xml:space="preserve">Harnessing</w:t>
+        </w:r>
+        <w:r>
+          <w:rPr>
+            <w:rStyle w:val="Hyperlink"/>
+          </w:rPr>
+          <w:t xml:space="preserve"> </w:t>
+        </w:r>
+        <w:r>
+          <w:rPr>
+            <w:rStyle w:val="Hyperlink"/>
+          </w:rPr>
+          <w:t xml:space="preserve">Mitochondrial Mutations</w:t>
+        </w:r>
+        <w:r>
+          <w:rPr>
+            <w:rStyle w:val="Hyperlink"/>
+          </w:rPr>
+          <w:t xml:space="preserve"> </w:t>
+        </w:r>
+        <w:r>
+          <w:rPr>
+            <w:rStyle w:val="Hyperlink"/>
+          </w:rPr>
+          <w:t xml:space="preserve">to</w:t>
+        </w:r>
+        <w:r>
+          <w:rPr>
+            <w:rStyle w:val="Hyperlink"/>
+          </w:rPr>
+          <w:t xml:space="preserve"> </w:t>
+        </w:r>
+        <w:r>
+          <w:rPr>
+            <w:rStyle w:val="Hyperlink"/>
+          </w:rPr>
+          <w:t xml:space="preserve">ATAC Clonal Evolution</w:t>
+        </w:r>
+        <w:r>
+          <w:rPr>
+            <w:rStyle w:val="Hyperlink"/>
+          </w:rPr>
+          <w:t xml:space="preserve"> </w:t>
+        </w:r>
+        <w:r>
+          <w:rPr>
+            <w:rStyle w:val="Hyperlink"/>
+          </w:rPr>
+          <w:t xml:space="preserve">in</w:t>
+        </w:r>
+        <w:r>
+          <w:rPr>
+            <w:rStyle w:val="Hyperlink"/>
+          </w:rPr>
+          <w:t xml:space="preserve"> </w:t>
+        </w:r>
+        <w:r>
+          <w:rPr>
+            <w:rStyle w:val="Hyperlink"/>
+          </w:rPr>
+          <w:t xml:space="preserve">CLL</w:t>
         </w:r>
       </w:hyperlink>
       <w:r>
@@ -7362,7 +7437,7 @@
           <w:i/>
           <w:iCs/>
         </w:rPr>
-        <w:t xml:space="preserve">Biochem Biophys Res Commun</w:t>
+        <w:t xml:space="preserve">Cancer Discov</w:t>
       </w:r>
       <w:r>
         <w:t xml:space="preserve">.</w:t>
@@ -7375,32 +7450,20 @@
           <w:b/>
           <w:bCs/>
         </w:rPr>
-        <w:t xml:space="preserve">389</w:t>
-      </w:r>
-      <w:r>
-        <w:t xml:space="preserve">, 52–56.</w:t>
+        <w:t xml:space="preserve">11</w:t>
+      </w:r>
+      <w:r>
+        <w:t xml:space="preserve">, 2965–2967.</w:t>
       </w:r>
     </w:p>
-    <w:bookmarkEnd w:id="111"/>
-    <w:bookmarkEnd w:id="112"/>
-    <w:bookmarkEnd w:id="113"/>
-    <w:bookmarkStart w:id="120" w:name="invited-commentary"/>
-    <w:p>
-      <w:pPr>
-        <w:pStyle w:val="Heading2"/>
-      </w:pPr>
-      <w:r>
-        <w:t xml:space="preserve">Invited Commentary</w:t>
-      </w:r>
-    </w:p>
-    <w:bookmarkStart w:id="119" w:name="refs-invited"/>
-    <w:bookmarkStart w:id="115" w:name="ref-hiltonNuMouseModel2024"/>
+    <w:bookmarkEnd w:id="116"/>
+    <w:bookmarkStart w:id="117" w:name="ref-hiltonCilia2011"/>
     <w:p>
       <w:pPr>
         <w:pStyle w:val="Bibliography"/>
       </w:pPr>
       <w:r>
-        <w:t xml:space="preserve">Hilton, L.K.,</w:t>
+        <w:t xml:space="preserve">Hilton, L.K., Quarmby, L.M.,</w:t>
       </w:r>
       <w:r>
         <w:t xml:space="preserve"> </w:t>
@@ -7410,260 +7473,26 @@
           <w:b/>
           <w:bCs/>
         </w:rPr>
-        <w:t xml:space="preserve">2024</w:t>
-      </w:r>
-      <w:r>
-        <w:t xml:space="preserve">.</w:t>
-      </w:r>
-      <w:r>
-        <w:t xml:space="preserve"> </w:t>
-      </w:r>
-      <w:hyperlink r:id="rId114">
-        <w:r>
-          <w:rPr>
-            <w:rStyle w:val="Hyperlink"/>
-          </w:rPr>
-          <w:t xml:space="preserve">A nu mouse model of diffuse large</w:t>
-        </w:r>
-        <w:r>
-          <w:rPr>
-            <w:rStyle w:val="Hyperlink"/>
-          </w:rPr>
-          <w:t xml:space="preserve"> </w:t>
-        </w:r>
-        <w:r>
-          <w:rPr>
-            <w:rStyle w:val="Hyperlink"/>
-          </w:rPr>
-          <w:t xml:space="preserve">B-cell</w:t>
-        </w:r>
-        <w:r>
-          <w:rPr>
-            <w:rStyle w:val="Hyperlink"/>
-          </w:rPr>
-          <w:t xml:space="preserve"> </w:t>
-        </w:r>
-        <w:r>
-          <w:rPr>
-            <w:rStyle w:val="Hyperlink"/>
-          </w:rPr>
-          <w:t xml:space="preserve">lymphoma in constitutional</w:t>
-        </w:r>
-        <w:r>
-          <w:rPr>
-            <w:rStyle w:val="Hyperlink"/>
-          </w:rPr>
-          <w:t xml:space="preserve"> </w:t>
-        </w:r>
-        <w:r>
-          <w:rPr>
-            <w:rStyle w:val="Hyperlink"/>
-          </w:rPr>
-          <w:t xml:space="preserve">Atm</w:t>
-        </w:r>
-        <w:r>
-          <w:rPr>
-            <w:rStyle w:val="Hyperlink"/>
-          </w:rPr>
-          <w:t xml:space="preserve"> </w:t>
-        </w:r>
-        <w:r>
-          <w:rPr>
-            <w:rStyle w:val="Hyperlink"/>
-          </w:rPr>
-          <w:t xml:space="preserve">loss</w:t>
-        </w:r>
-      </w:hyperlink>
-      <w:r>
-        <w:t xml:space="preserve">.</w:t>
-      </w:r>
-      <w:r>
-        <w:t xml:space="preserve"> </w:t>
-      </w:r>
-      <w:r>
-        <w:rPr>
-          <w:i/>
-          <w:iCs/>
-        </w:rPr>
-        <w:t xml:space="preserve">Haematologica</w:t>
-      </w:r>
-      <w:r>
-        <w:t xml:space="preserve">.</w:t>
-      </w:r>
-      <w:r>
-        <w:t xml:space="preserve"> </w:t>
-      </w:r>
-      <w:r>
-        <w:rPr>
-          <w:b/>
-          <w:bCs/>
-        </w:rPr>
-        <w:t xml:space="preserve">109</w:t>
-      </w:r>
-      <w:r>
-        <w:t xml:space="preserve">, 3841–3843.</w:t>
-      </w:r>
-    </w:p>
-    <w:bookmarkEnd w:id="115"/>
-    <w:bookmarkStart w:id="117" w:name="X50ed7fd52f5054af843bb193d0833aa3b2abb1d"/>
-    <w:p>
-      <w:pPr>
-        <w:pStyle w:val="Bibliography"/>
-      </w:pPr>
-      <w:r>
-        <w:t xml:space="preserve">Hilton, L.K., Scott, D.W.,</w:t>
-      </w:r>
-      <w:r>
-        <w:t xml:space="preserve"> </w:t>
-      </w:r>
-      <w:r>
-        <w:rPr>
-          <w:b/>
-          <w:bCs/>
-        </w:rPr>
-        <w:t xml:space="preserve">2021</w:t>
-      </w:r>
-      <w:r>
-        <w:t xml:space="preserve">.</w:t>
-      </w:r>
-      <w:r>
-        <w:t xml:space="preserve"> </w:t>
-      </w:r>
-      <w:hyperlink r:id="rId116">
-        <w:r>
-          <w:rPr>
-            <w:rStyle w:val="Hyperlink"/>
-          </w:rPr>
-          <w:t xml:space="preserve">Harnessing</w:t>
-        </w:r>
-        <w:r>
-          <w:rPr>
-            <w:rStyle w:val="Hyperlink"/>
-          </w:rPr>
-          <w:t xml:space="preserve"> </w:t>
-        </w:r>
-        <w:r>
-          <w:rPr>
-            <w:rStyle w:val="Hyperlink"/>
-          </w:rPr>
-          <w:t xml:space="preserve">Mitochondrial Mutations</w:t>
-        </w:r>
-        <w:r>
-          <w:rPr>
-            <w:rStyle w:val="Hyperlink"/>
-          </w:rPr>
-          <w:t xml:space="preserve"> </w:t>
-        </w:r>
-        <w:r>
-          <w:rPr>
-            <w:rStyle w:val="Hyperlink"/>
-          </w:rPr>
-          <w:t xml:space="preserve">to</w:t>
-        </w:r>
-        <w:r>
-          <w:rPr>
-            <w:rStyle w:val="Hyperlink"/>
-          </w:rPr>
-          <w:t xml:space="preserve"> </w:t>
-        </w:r>
-        <w:r>
-          <w:rPr>
-            <w:rStyle w:val="Hyperlink"/>
-          </w:rPr>
-          <w:t xml:space="preserve">ATAC Clonal Evolution</w:t>
-        </w:r>
-        <w:r>
-          <w:rPr>
-            <w:rStyle w:val="Hyperlink"/>
-          </w:rPr>
-          <w:t xml:space="preserve"> </w:t>
-        </w:r>
-        <w:r>
-          <w:rPr>
-            <w:rStyle w:val="Hyperlink"/>
-          </w:rPr>
-          <w:t xml:space="preserve">in</w:t>
-        </w:r>
-        <w:r>
-          <w:rPr>
-            <w:rStyle w:val="Hyperlink"/>
-          </w:rPr>
-          <w:t xml:space="preserve"> </w:t>
-        </w:r>
-        <w:r>
-          <w:rPr>
-            <w:rStyle w:val="Hyperlink"/>
-          </w:rPr>
-          <w:t xml:space="preserve">CLL</w:t>
-        </w:r>
-      </w:hyperlink>
-      <w:r>
-        <w:t xml:space="preserve">.</w:t>
-      </w:r>
-      <w:r>
-        <w:t xml:space="preserve"> </w:t>
-      </w:r>
-      <w:r>
-        <w:rPr>
-          <w:i/>
-          <w:iCs/>
-        </w:rPr>
-        <w:t xml:space="preserve">Cancer Discov</w:t>
-      </w:r>
-      <w:r>
-        <w:t xml:space="preserve">.</w:t>
-      </w:r>
-      <w:r>
-        <w:t xml:space="preserve"> </w:t>
-      </w:r>
-      <w:r>
-        <w:rPr>
-          <w:b/>
-          <w:bCs/>
-        </w:rPr>
-        <w:t xml:space="preserve">11</w:t>
-      </w:r>
-      <w:r>
-        <w:t xml:space="preserve">, 2965–2967.</w:t>
+        <w:t xml:space="preserve">2011</w:t>
+      </w:r>
+      <w:r>
+        <w:t xml:space="preserve">. Cilia. Nabi, I.R. (Ed.), Cellular</w:t>
+      </w:r>
+      <w:r>
+        <w:t xml:space="preserve"> </w:t>
+      </w:r>
+      <w:r>
+        <w:t xml:space="preserve">Domains</w:t>
+      </w:r>
+      <w:r>
+        <w:t xml:space="preserve">. Wiley, Hoboken.</w:t>
       </w:r>
     </w:p>
     <w:bookmarkEnd w:id="117"/>
-    <w:bookmarkStart w:id="118" w:name="ref-hiltonCilia2011"/>
-    <w:p>
-      <w:pPr>
-        <w:pStyle w:val="Bibliography"/>
-      </w:pPr>
-      <w:r>
-        <w:t xml:space="preserve">Hilton, L.K., Quarmby, L.M.,</w:t>
-      </w:r>
-      <w:r>
-        <w:t xml:space="preserve"> </w:t>
-      </w:r>
-      <w:r>
-        <w:rPr>
-          <w:b/>
-          <w:bCs/>
-        </w:rPr>
-        <w:t xml:space="preserve">2011</w:t>
-      </w:r>
-      <w:r>
-        <w:t xml:space="preserve">. Cilia. Nabi, I.R. (Ed.), Cellular</w:t>
-      </w:r>
-      <w:r>
-        <w:t xml:space="preserve"> </w:t>
-      </w:r>
-      <w:r>
-        <w:t xml:space="preserve">Domains</w:t>
-      </w:r>
-      <w:r>
-        <w:t xml:space="preserve">. Wiley, Hoboken.</w:t>
-      </w:r>
-    </w:p>
     <w:bookmarkEnd w:id="118"/>
     <w:bookmarkEnd w:id="119"/>
     <w:bookmarkEnd w:id="120"/>
-    <w:bookmarkEnd w:id="121"/>
-    <w:bookmarkStart w:id="206" w:name="presentations"/>
+    <w:bookmarkStart w:id="205" w:name="presentations"/>
     <w:p>
       <w:pPr>
         <w:pStyle w:val="Heading1"/>
@@ -7672,7 +7501,7 @@
         <w:t xml:space="preserve">Presentations</w:t>
       </w:r>
     </w:p>
-    <w:bookmarkStart w:id="122" w:name="invited-presentations"/>
+    <w:bookmarkStart w:id="121" w:name="invited-presentations"/>
     <w:p>
       <w:pPr>
         <w:pStyle w:val="Heading2"/>
@@ -9513,8 +9342,8 @@
         </w:tc>
       </w:tr>
     </w:tbl>
-    <w:bookmarkEnd w:id="122"/>
-    <w:bookmarkStart w:id="170" w:name="conference-oral-presentations"/>
+    <w:bookmarkEnd w:id="121"/>
+    <w:bookmarkStart w:id="169" w:name="conference-oral-presentations"/>
     <w:p>
       <w:pPr>
         <w:pStyle w:val="Heading2"/>
@@ -9523,8 +9352,8 @@
         <w:t xml:space="preserve">Conference Oral Presentations</w:t>
       </w:r>
     </w:p>
-    <w:bookmarkStart w:id="169" w:name="refs-talks"/>
-    <w:bookmarkStart w:id="123" w:name="X7b20e62aa3819d2a0c91efd93b48417d68b86e3"/>
+    <w:bookmarkStart w:id="168" w:name="refs-talks"/>
+    <w:bookmarkStart w:id="122" w:name="X7b20e62aa3819d2a0c91efd93b48417d68b86e3"/>
     <w:p>
       <w:pPr>
         <w:pStyle w:val="Bibliography"/>
@@ -9633,8 +9462,8 @@
         <w:t xml:space="preserve">. Lugano, CH.</w:t>
       </w:r>
     </w:p>
-    <w:bookmarkEnd w:id="123"/>
-    <w:bookmarkStart w:id="124" w:name="ref-fongMultiOmicProfilingDark2025"/>
+    <w:bookmarkEnd w:id="122"/>
+    <w:bookmarkStart w:id="123" w:name="ref-fongMultiOmicProfilingDark2025"/>
     <w:p>
       <w:pPr>
         <w:pStyle w:val="Bibliography"/>
@@ -9695,8 +9524,8 @@
         <w:t xml:space="preserve">. Lugano, CH.</w:t>
       </w:r>
     </w:p>
-    <w:bookmarkEnd w:id="124"/>
-    <w:bookmarkStart w:id="125" w:name="ref-hiltonWholeGenomeSequencing2025"/>
+    <w:bookmarkEnd w:id="123"/>
+    <w:bookmarkStart w:id="124" w:name="ref-hiltonWholeGenomeSequencing2025"/>
     <w:p>
       <w:pPr>
         <w:pStyle w:val="Bibliography"/>
@@ -9796,8 +9625,8 @@
         <w:t xml:space="preserve">. Lugano, CH.</w:t>
       </w:r>
     </w:p>
-    <w:bookmarkEnd w:id="125"/>
-    <w:bookmarkStart w:id="127" w:name="X316f1412e88e2d9e69e251d29f77ae0e9bfa9f7"/>
+    <w:bookmarkEnd w:id="124"/>
+    <w:bookmarkStart w:id="126" w:name="X316f1412e88e2d9e69e251d29f77ae0e9bfa9f7"/>
     <w:p>
       <w:pPr>
         <w:pStyle w:val="Bibliography"/>
@@ -9821,7 +9650,7 @@
       <w:r>
         <w:t xml:space="preserve"> </w:t>
       </w:r>
-      <w:hyperlink r:id="rId126">
+      <w:hyperlink r:id="rId125">
         <w:r>
           <w:rPr>
             <w:rStyle w:val="Hyperlink"/>
@@ -9854,8 +9683,8 @@
         <w:t xml:space="preserve">. Orlando, FL, USA.</w:t>
       </w:r>
     </w:p>
-    <w:bookmarkEnd w:id="127"/>
-    <w:bookmarkStart w:id="129" w:name="ref-pelzerSpenLossDrives2025a"/>
+    <w:bookmarkEnd w:id="126"/>
+    <w:bookmarkStart w:id="128" w:name="ref-pelzerSpenLossDrives2025a"/>
     <w:p>
       <w:pPr>
         <w:pStyle w:val="Bibliography"/>
@@ -9879,7 +9708,7 @@
       <w:r>
         <w:t xml:space="preserve"> </w:t>
       </w:r>
-      <w:hyperlink r:id="rId128">
+      <w:hyperlink r:id="rId127">
         <w:r>
           <w:rPr>
             <w:rStyle w:val="Hyperlink"/>
@@ -9960,8 +9789,8 @@
         <w:t xml:space="preserve">. Orlando, FL, USA.</w:t>
       </w:r>
     </w:p>
-    <w:bookmarkEnd w:id="129"/>
-    <w:bookmarkStart w:id="130" w:name="X8cf128f09b89211649bcc4634db05131e449870"/>
+    <w:bookmarkEnd w:id="128"/>
+    <w:bookmarkStart w:id="129" w:name="X8cf128f09b89211649bcc4634db05131e449870"/>
     <w:p>
       <w:pPr>
         <w:pStyle w:val="Bibliography"/>
@@ -10049,8 +9878,8 @@
         <w:t xml:space="preserve">. Lugano, CH.</w:t>
       </w:r>
     </w:p>
-    <w:bookmarkEnd w:id="130"/>
-    <w:bookmarkStart w:id="131" w:name="Xe5f78cfe99809fcedcb3ee26001bbb69e5397f5"/>
+    <w:bookmarkEnd w:id="129"/>
+    <w:bookmarkStart w:id="130" w:name="Xe5f78cfe99809fcedcb3ee26001bbb69e5397f5"/>
     <w:p>
       <w:pPr>
         <w:pStyle w:val="Bibliography"/>
@@ -10180,8 +10009,8 @@
         <w:t xml:space="preserve">. San Diego, CA, USA.</w:t>
       </w:r>
     </w:p>
-    <w:bookmarkEnd w:id="131"/>
-    <w:bookmarkStart w:id="132" w:name="ref-raiCSF2RBMutationsResult2024"/>
+    <w:bookmarkEnd w:id="130"/>
+    <w:bookmarkStart w:id="131" w:name="ref-raiCSF2RBMutationsResult2024"/>
     <w:p>
       <w:pPr>
         <w:pStyle w:val="Bibliography"/>
@@ -10257,8 +10086,8 @@
         <w:t xml:space="preserve">. San Diego, CA, USA.</w:t>
       </w:r>
     </w:p>
-    <w:bookmarkEnd w:id="132"/>
-    <w:bookmarkStart w:id="133" w:name="X5064dd4c9397abd5bfa61c2feee9d5fb2f998fe"/>
+    <w:bookmarkEnd w:id="131"/>
+    <w:bookmarkStart w:id="132" w:name="X5064dd4c9397abd5bfa61c2feee9d5fb2f998fe"/>
     <w:p>
       <w:pPr>
         <w:pStyle w:val="Bibliography"/>
@@ -10322,8 +10151,8 @@
         <w:t xml:space="preserve">. San Diego, CA, USA.</w:t>
       </w:r>
     </w:p>
-    <w:bookmarkEnd w:id="133"/>
-    <w:bookmarkStart w:id="134" w:name="X47ab11a8b109bd258166311b591c93b8f82e0e0"/>
+    <w:bookmarkEnd w:id="132"/>
+    <w:bookmarkStart w:id="133" w:name="X47ab11a8b109bd258166311b591c93b8f82e0e0"/>
     <w:p>
       <w:pPr>
         <w:pStyle w:val="Bibliography"/>
@@ -10444,8 +10273,8 @@
         <w:t xml:space="preserve">. San Diego, CA, USA.</w:t>
       </w:r>
     </w:p>
-    <w:bookmarkEnd w:id="134"/>
-    <w:bookmarkStart w:id="136" w:name="ref-balBtg2SuperEnhancerMutations2023"/>
+    <w:bookmarkEnd w:id="133"/>
+    <w:bookmarkStart w:id="135" w:name="ref-balBtg2SuperEnhancerMutations2023"/>
     <w:p>
       <w:pPr>
         <w:pStyle w:val="Bibliography"/>
@@ -10469,7 +10298,7 @@
       <w:r>
         <w:t xml:space="preserve"> </w:t>
       </w:r>
-      <w:hyperlink r:id="rId135">
+      <w:hyperlink r:id="rId134">
         <w:r>
           <w:rPr>
             <w:rStyle w:val="Hyperlink"/>
@@ -10562,8 +10391,8 @@
         <w:t xml:space="preserve">. Lugano, CH.</w:t>
       </w:r>
     </w:p>
-    <w:bookmarkEnd w:id="136"/>
-    <w:bookmarkStart w:id="138" w:name="X1699ed76895db73805f91803a5af4358a3ba744"/>
+    <w:bookmarkEnd w:id="135"/>
+    <w:bookmarkStart w:id="137" w:name="X1699ed76895db73805f91803a5af4358a3ba744"/>
     <w:p>
       <w:pPr>
         <w:pStyle w:val="Bibliography"/>
@@ -10587,7 +10416,7 @@
       <w:r>
         <w:t xml:space="preserve"> </w:t>
       </w:r>
-      <w:hyperlink r:id="rId137">
+      <w:hyperlink r:id="rId136">
         <w:r>
           <w:rPr>
             <w:rStyle w:val="Hyperlink"/>
@@ -10668,8 +10497,8 @@
         <w:t xml:space="preserve">. San Diego, CA, USA.</w:t>
       </w:r>
     </w:p>
-    <w:bookmarkEnd w:id="138"/>
-    <w:bookmarkStart w:id="140" w:name="ref-coyleExploringSplicingFactor2022"/>
+    <w:bookmarkEnd w:id="137"/>
+    <w:bookmarkStart w:id="139" w:name="ref-coyleExploringSplicingFactor2022"/>
     <w:p>
       <w:pPr>
         <w:pStyle w:val="Bibliography"/>
@@ -10693,7 +10522,7 @@
       <w:r>
         <w:t xml:space="preserve"> </w:t>
       </w:r>
-      <w:hyperlink r:id="rId139">
+      <w:hyperlink r:id="rId138">
         <w:r>
           <w:rPr>
             <w:rStyle w:val="Hyperlink"/>
@@ -10786,8 +10615,8 @@
         <w:t xml:space="preserve">. New Orleans, LA, USA.</w:t>
       </w:r>
     </w:p>
-    <w:bookmarkEnd w:id="140"/>
-    <w:bookmarkStart w:id="141" w:name="ref-hiltonRelapseTimingAssociated2022"/>
+    <w:bookmarkEnd w:id="139"/>
+    <w:bookmarkStart w:id="140" w:name="ref-hiltonRelapseTimingAssociated2022"/>
     <w:p>
       <w:pPr>
         <w:pStyle w:val="Bibliography"/>
@@ -10887,8 +10716,8 @@
         <w:t xml:space="preserve">. New Orleans, LA, USA.</w:t>
       </w:r>
     </w:p>
-    <w:bookmarkEnd w:id="141"/>
-    <w:bookmarkStart w:id="143" w:name="ref-thomasDNAMethylationBasedBurkitt2022"/>
+    <w:bookmarkEnd w:id="140"/>
+    <w:bookmarkStart w:id="142" w:name="ref-thomasDNAMethylationBasedBurkitt2022"/>
     <w:p>
       <w:pPr>
         <w:pStyle w:val="Bibliography"/>
@@ -10912,7 +10741,7 @@
       <w:r>
         <w:t xml:space="preserve"> </w:t>
       </w:r>
-      <w:hyperlink r:id="rId142">
+      <w:hyperlink r:id="rId141">
         <w:r>
           <w:rPr>
             <w:rStyle w:val="Hyperlink"/>
@@ -10969,8 +10798,8 @@
         <w:t xml:space="preserve">. San Diego, CA, USA.</w:t>
       </w:r>
     </w:p>
-    <w:bookmarkEnd w:id="143"/>
-    <w:bookmarkStart w:id="145" w:name="Xb6ce2a831a54874be2c613b1c662076c44a819e"/>
+    <w:bookmarkEnd w:id="142"/>
+    <w:bookmarkStart w:id="144" w:name="Xb6ce2a831a54874be2c613b1c662076c44a819e"/>
     <w:p>
       <w:pPr>
         <w:pStyle w:val="Bibliography"/>
@@ -10994,7 +10823,7 @@
       <w:r>
         <w:t xml:space="preserve"> </w:t>
       </w:r>
-      <w:hyperlink r:id="rId144">
+      <w:hyperlink r:id="rId143">
         <w:r>
           <w:rPr>
             <w:rStyle w:val="Hyperlink"/>
@@ -11105,8 +10934,8 @@
         <w:t xml:space="preserve">. Lugano, CH.</w:t>
       </w:r>
     </w:p>
-    <w:bookmarkEnd w:id="145"/>
-    <w:bookmarkStart w:id="147" w:name="Xab80cbfd0093495f15bd67ba8c871ec06602ffd"/>
+    <w:bookmarkEnd w:id="144"/>
+    <w:bookmarkStart w:id="146" w:name="Xab80cbfd0093495f15bd67ba8c871ec06602ffd"/>
     <w:p>
       <w:pPr>
         <w:pStyle w:val="Bibliography"/>
@@ -11130,7 +10959,7 @@
       <w:r>
         <w:t xml:space="preserve"> </w:t>
       </w:r>
-      <w:hyperlink r:id="rId146">
+      <w:hyperlink r:id="rId145">
         <w:r>
           <w:rPr>
             <w:rStyle w:val="Hyperlink"/>
@@ -11271,8 +11100,8 @@
         <w:t xml:space="preserve">. Lugano, CH.</w:t>
       </w:r>
     </w:p>
-    <w:bookmarkEnd w:id="147"/>
-    <w:bookmarkStart w:id="149" w:name="ref-drevalCopyNumberVariation2021"/>
+    <w:bookmarkEnd w:id="146"/>
+    <w:bookmarkStart w:id="148" w:name="ref-drevalCopyNumberVariation2021"/>
     <w:p>
       <w:pPr>
         <w:pStyle w:val="Bibliography"/>
@@ -11296,7 +11125,7 @@
       <w:r>
         <w:t xml:space="preserve"> </w:t>
       </w:r>
-      <w:hyperlink r:id="rId148">
+      <w:hyperlink r:id="rId147">
         <w:r>
           <w:rPr>
             <w:rStyle w:val="Hyperlink"/>
@@ -11365,8 +11194,8 @@
         <w:t xml:space="preserve">. Lugano, CH.</w:t>
       </w:r>
     </w:p>
-    <w:bookmarkEnd w:id="149"/>
-    <w:bookmarkStart w:id="150" w:name="ref-hiltonConstrainedFLGenetically2021"/>
+    <w:bookmarkEnd w:id="148"/>
+    <w:bookmarkStart w:id="149" w:name="ref-hiltonConstrainedFLGenetically2021"/>
     <w:p>
       <w:pPr>
         <w:pStyle w:val="Bibliography"/>
@@ -11487,8 +11316,8 @@
         <w:t xml:space="preserve">. Atlanta, GA, USA.</w:t>
       </w:r>
     </w:p>
-    <w:bookmarkEnd w:id="150"/>
-    <w:bookmarkStart w:id="151" w:name="ref-hiltonTopologyMycRearrangements2021a"/>
+    <w:bookmarkEnd w:id="149"/>
+    <w:bookmarkStart w:id="150" w:name="ref-hiltonTopologyMycRearrangements2021a"/>
     <w:p>
       <w:pPr>
         <w:pStyle w:val="Bibliography"/>
@@ -11588,8 +11417,8 @@
         <w:t xml:space="preserve">. Lugano, CH.</w:t>
       </w:r>
     </w:p>
-    <w:bookmarkEnd w:id="151"/>
-    <w:bookmarkStart w:id="153" w:name="ref-hiltonTopologyMycRearrangements2021b"/>
+    <w:bookmarkEnd w:id="150"/>
+    <w:bookmarkStart w:id="152" w:name="ref-hiltonTopologyMycRearrangements2021b"/>
     <w:p>
       <w:pPr>
         <w:pStyle w:val="Bibliography"/>
@@ -11613,7 +11442,7 @@
       <w:r>
         <w:t xml:space="preserve"> </w:t>
       </w:r>
-      <w:hyperlink r:id="rId152">
+      <w:hyperlink r:id="rId151">
         <w:r>
           <w:rPr>
             <w:rStyle w:val="Hyperlink"/>
@@ -11754,8 +11583,8 @@
         <w:t xml:space="preserve">. Lugano, CH.</w:t>
       </w:r>
     </w:p>
-    <w:bookmarkEnd w:id="153"/>
-    <w:bookmarkStart w:id="154" w:name="ref-hiltonWholeGenomeSequencing2021"/>
+    <w:bookmarkEnd w:id="152"/>
+    <w:bookmarkStart w:id="153" w:name="ref-hiltonWholeGenomeSequencing2021"/>
     <w:p>
       <w:pPr>
         <w:pStyle w:val="Bibliography"/>
@@ -11843,8 +11672,8 @@
         <w:t xml:space="preserve">. Lugano, CH.</w:t>
       </w:r>
     </w:p>
-    <w:bookmarkEnd w:id="154"/>
-    <w:bookmarkStart w:id="156" w:name="ref-hiltonWholeGenomeSequencing2021a"/>
+    <w:bookmarkEnd w:id="153"/>
+    <w:bookmarkStart w:id="155" w:name="ref-hiltonWholeGenomeSequencing2021a"/>
     <w:p>
       <w:pPr>
         <w:pStyle w:val="Bibliography"/>
@@ -11868,7 +11697,7 @@
       <w:r>
         <w:t xml:space="preserve"> </w:t>
       </w:r>
-      <w:hyperlink r:id="rId155">
+      <w:hyperlink r:id="rId154">
         <w:r>
           <w:rPr>
             <w:rStyle w:val="Hyperlink"/>
@@ -11985,8 +11814,8 @@
         <w:t xml:space="preserve">. Lugano, CH.</w:t>
       </w:r>
     </w:p>
-    <w:bookmarkEnd w:id="156"/>
-    <w:bookmarkStart w:id="158" w:name="ref-oremKeyGeneticMolecular2021"/>
+    <w:bookmarkEnd w:id="155"/>
+    <w:bookmarkStart w:id="157" w:name="ref-oremKeyGeneticMolecular2021"/>
     <w:p>
       <w:pPr>
         <w:pStyle w:val="Bibliography"/>
@@ -12010,7 +11839,7 @@
       <w:r>
         <w:t xml:space="preserve"> </w:t>
       </w:r>
-      <w:hyperlink r:id="rId157">
+      <w:hyperlink r:id="rId156">
         <w:r>
           <w:rPr>
             <w:rStyle w:val="Hyperlink"/>
@@ -12127,8 +11956,8 @@
         <w:t xml:space="preserve">. Lugano, CH.</w:t>
       </w:r>
     </w:p>
-    <w:bookmarkEnd w:id="158"/>
-    <w:bookmarkStart w:id="160" w:name="X8496f11479dfc656a13204a5b228e17d8068823"/>
+    <w:bookmarkEnd w:id="157"/>
+    <w:bookmarkStart w:id="159" w:name="X8496f11479dfc656a13204a5b228e17d8068823"/>
     <w:p>
       <w:pPr>
         <w:pStyle w:val="Bibliography"/>
@@ -12152,7 +11981,7 @@
       <w:r>
         <w:t xml:space="preserve"> </w:t>
       </w:r>
-      <w:hyperlink r:id="rId159">
+      <w:hyperlink r:id="rId158">
         <w:r>
           <w:rPr>
             <w:rStyle w:val="Hyperlink"/>
@@ -12293,8 +12122,8 @@
         <w:t xml:space="preserve">. New Orleans, LA, USA.</w:t>
       </w:r>
     </w:p>
-    <w:bookmarkEnd w:id="160"/>
-    <w:bookmarkStart w:id="162" w:name="ref-thomasNovelGeneticSubgroups2021"/>
+    <w:bookmarkEnd w:id="159"/>
+    <w:bookmarkStart w:id="161" w:name="ref-thomasNovelGeneticSubgroups2021"/>
     <w:p>
       <w:pPr>
         <w:pStyle w:val="Bibliography"/>
@@ -12318,7 +12147,7 @@
       <w:r>
         <w:t xml:space="preserve"> </w:t>
       </w:r>
-      <w:hyperlink r:id="rId161">
+      <w:hyperlink r:id="rId160">
         <w:r>
           <w:rPr>
             <w:rStyle w:val="Hyperlink"/>
@@ -12435,8 +12264,8 @@
         <w:t xml:space="preserve">. New Orleans, LA, USA.</w:t>
       </w:r>
     </w:p>
-    <w:bookmarkEnd w:id="162"/>
-    <w:bookmarkStart w:id="164" w:name="ref-hiltonPrognosticSignificanceFc2020"/>
+    <w:bookmarkEnd w:id="161"/>
+    <w:bookmarkStart w:id="163" w:name="ref-hiltonPrognosticSignificanceFc2020"/>
     <w:p>
       <w:pPr>
         <w:pStyle w:val="Bibliography"/>
@@ -12460,7 +12289,7 @@
       <w:r>
         <w:t xml:space="preserve"> </w:t>
       </w:r>
-      <w:hyperlink r:id="rId163">
+      <w:hyperlink r:id="rId162">
         <w:r>
           <w:rPr>
             <w:rStyle w:val="Hyperlink"/>
@@ -12616,8 +12445,8 @@
         <w:t xml:space="preserve">. Virtual.</w:t>
       </w:r>
     </w:p>
-    <w:bookmarkEnd w:id="164"/>
-    <w:bookmarkStart w:id="166" w:name="ref-thomasAbstractIA42Detecting2020"/>
+    <w:bookmarkEnd w:id="163"/>
+    <w:bookmarkStart w:id="165" w:name="ref-thomasAbstractIA42Detecting2020"/>
     <w:p>
       <w:pPr>
         <w:pStyle w:val="Bibliography"/>
@@ -12641,7 +12470,7 @@
       <w:r>
         <w:t xml:space="preserve"> </w:t>
       </w:r>
-      <w:hyperlink r:id="rId165">
+      <w:hyperlink r:id="rId164">
         <w:r>
           <w:rPr>
             <w:rStyle w:val="Hyperlink"/>
@@ -12737,8 +12566,8 @@
         <w:t xml:space="preserve">. Virtual.</w:t>
       </w:r>
     </w:p>
-    <w:bookmarkEnd w:id="166"/>
-    <w:bookmarkStart w:id="167" w:name="ref-hiltonCrypticMycBcl22019"/>
+    <w:bookmarkEnd w:id="165"/>
+    <w:bookmarkStart w:id="166" w:name="ref-hiltonCrypticMycBcl22019"/>
     <w:p>
       <w:pPr>
         <w:pStyle w:val="Bibliography"/>
@@ -12850,8 +12679,8 @@
         <w:t xml:space="preserve">. Lugano, CH.</w:t>
       </w:r>
     </w:p>
-    <w:bookmarkEnd w:id="167"/>
-    <w:bookmarkStart w:id="168" w:name="ref-hiltonKinasesLF4CNK22013a"/>
+    <w:bookmarkEnd w:id="166"/>
+    <w:bookmarkStart w:id="167" w:name="ref-hiltonKinasesLF4CNK22013a"/>
     <w:p>
       <w:pPr>
         <w:pStyle w:val="Bibliography"/>
@@ -12918,10 +12747,10 @@
         <w:t xml:space="preserve">. New Orleans, LA, USA.</w:t>
       </w:r>
     </w:p>
+    <w:bookmarkEnd w:id="167"/>
     <w:bookmarkEnd w:id="168"/>
     <w:bookmarkEnd w:id="169"/>
-    <w:bookmarkEnd w:id="170"/>
-    <w:bookmarkStart w:id="205" w:name="conference-poster-presentations"/>
+    <w:bookmarkStart w:id="204" w:name="conference-poster-presentations"/>
     <w:p>
       <w:pPr>
         <w:pStyle w:val="Heading2"/>
@@ -12930,8 +12759,8 @@
         <w:t xml:space="preserve">Conference Poster Presentations</w:t>
       </w:r>
     </w:p>
-    <w:bookmarkStart w:id="204" w:name="refs-posters"/>
-    <w:bookmarkStart w:id="172" w:name="ref-bancoEvaluatingTargetedLongread2025"/>
+    <w:bookmarkStart w:id="203" w:name="refs-posters"/>
+    <w:bookmarkStart w:id="171" w:name="ref-bancoEvaluatingTargetedLongread2025"/>
     <w:p>
       <w:pPr>
         <w:pStyle w:val="Bibliography"/>
@@ -12955,7 +12784,7 @@
       <w:r>
         <w:t xml:space="preserve"> </w:t>
       </w:r>
-      <w:hyperlink r:id="rId171">
+      <w:hyperlink r:id="rId170">
         <w:r>
           <w:rPr>
             <w:rStyle w:val="Hyperlink"/>
@@ -12988,8 +12817,8 @@
         <w:t xml:space="preserve">. Orlando, FL, USA.</w:t>
       </w:r>
     </w:p>
-    <w:bookmarkEnd w:id="172"/>
-    <w:bookmarkStart w:id="173" w:name="ref-drevalGenomicAnalysisMature2025"/>
+    <w:bookmarkEnd w:id="171"/>
+    <w:bookmarkStart w:id="172" w:name="ref-drevalGenomicAnalysisMature2025"/>
     <w:p>
       <w:pPr>
         <w:pStyle w:val="Bibliography"/>
@@ -13053,8 +12882,8 @@
         <w:t xml:space="preserve">. Lugano, CH.</w:t>
       </w:r>
     </w:p>
-    <w:bookmarkEnd w:id="173"/>
-    <w:bookmarkStart w:id="174" w:name="X0fb148c2f4c781098992497a62cb7d1bf16f69d"/>
+    <w:bookmarkEnd w:id="172"/>
+    <w:bookmarkStart w:id="173" w:name="X0fb148c2f4c781098992497a62cb7d1bf16f69d"/>
     <w:p>
       <w:pPr>
         <w:pStyle w:val="Bibliography"/>
@@ -13151,8 +12980,8 @@
         <w:t xml:space="preserve">. San Diego, CA, USA.</w:t>
       </w:r>
     </w:p>
-    <w:bookmarkEnd w:id="174"/>
-    <w:bookmarkStart w:id="175" w:name="ref-feldmanFusionLandscapeAnaplastic2024"/>
+    <w:bookmarkEnd w:id="173"/>
+    <w:bookmarkStart w:id="174" w:name="ref-feldmanFusionLandscapeAnaplastic2024"/>
     <w:p>
       <w:pPr>
         <w:pStyle w:val="Bibliography"/>
@@ -13258,8 +13087,8 @@
         <w:t xml:space="preserve">. San Diego, CA, USA.</w:t>
       </w:r>
     </w:p>
-    <w:bookmarkEnd w:id="175"/>
-    <w:bookmarkStart w:id="176" w:name="ref-raiMultiomicProfilingReveals2024"/>
+    <w:bookmarkEnd w:id="174"/>
+    <w:bookmarkStart w:id="175" w:name="ref-raiMultiomicProfilingReveals2024"/>
     <w:p>
       <w:pPr>
         <w:pStyle w:val="Bibliography"/>
@@ -13335,8 +13164,8 @@
         <w:t xml:space="preserve">. San Diego, CA, USA.</w:t>
       </w:r>
     </w:p>
-    <w:bookmarkEnd w:id="176"/>
-    <w:bookmarkStart w:id="178" w:name="ref-alduaijImpactDarkZone2023"/>
+    <w:bookmarkEnd w:id="175"/>
+    <w:bookmarkStart w:id="177" w:name="ref-alduaijImpactDarkZone2023"/>
     <w:p>
       <w:pPr>
         <w:pStyle w:val="Bibliography"/>
@@ -13360,7 +13189,7 @@
       <w:r>
         <w:t xml:space="preserve"> </w:t>
       </w:r>
-      <w:hyperlink r:id="rId177">
+      <w:hyperlink r:id="rId176">
         <w:r>
           <w:rPr>
             <w:rStyle w:val="Hyperlink"/>
@@ -13453,8 +13282,8 @@
         <w:t xml:space="preserve">. Lugano, CH.</w:t>
       </w:r>
     </w:p>
-    <w:bookmarkEnd w:id="178"/>
-    <w:bookmarkStart w:id="180" w:name="ref-cruzLargeScaleGenomicAnalysis2023"/>
+    <w:bookmarkEnd w:id="177"/>
+    <w:bookmarkStart w:id="179" w:name="ref-cruzLargeScaleGenomicAnalysis2023"/>
     <w:p>
       <w:pPr>
         <w:pStyle w:val="Bibliography"/>
@@ -13478,7 +13307,7 @@
       <w:r>
         <w:t xml:space="preserve"> </w:t>
       </w:r>
-      <w:hyperlink r:id="rId179">
+      <w:hyperlink r:id="rId178">
         <w:r>
           <w:rPr>
             <w:rStyle w:val="Hyperlink"/>
@@ -13589,8 +13418,8 @@
         <w:t xml:space="preserve">. San Diego, CA, USA.</w:t>
       </w:r>
     </w:p>
-    <w:bookmarkEnd w:id="180"/>
-    <w:bookmarkStart w:id="182" w:name="ref-qureshiHnrnpuMutationsAre2023"/>
+    <w:bookmarkEnd w:id="179"/>
+    <w:bookmarkStart w:id="181" w:name="ref-qureshiHnrnpuMutationsAre2023"/>
     <w:p>
       <w:pPr>
         <w:pStyle w:val="Bibliography"/>
@@ -13614,7 +13443,7 @@
       <w:r>
         <w:t xml:space="preserve"> </w:t>
       </w:r>
-      <w:hyperlink r:id="rId181">
+      <w:hyperlink r:id="rId180">
         <w:r>
           <w:rPr>
             <w:rStyle w:val="Hyperlink"/>
@@ -13731,8 +13560,8 @@
         <w:t xml:space="preserve">. San Diego, CA, USA.</w:t>
       </w:r>
     </w:p>
-    <w:bookmarkEnd w:id="182"/>
-    <w:bookmarkStart w:id="184" w:name="ref-alduaijRiskCentralNervous2022"/>
+    <w:bookmarkEnd w:id="181"/>
+    <w:bookmarkStart w:id="183" w:name="ref-alduaijRiskCentralNervous2022"/>
     <w:p>
       <w:pPr>
         <w:pStyle w:val="Bibliography"/>
@@ -13756,7 +13585,7 @@
       <w:r>
         <w:t xml:space="preserve"> </w:t>
       </w:r>
-      <w:hyperlink r:id="rId183">
+      <w:hyperlink r:id="rId182">
         <w:r>
           <w:rPr>
             <w:rStyle w:val="Hyperlink"/>
@@ -13987,8 +13816,8 @@
         <w:t xml:space="preserve">. New Orleans, LA, USA.</w:t>
       </w:r>
     </w:p>
-    <w:bookmarkEnd w:id="184"/>
-    <w:bookmarkStart w:id="185" w:name="ref-collingeUnbalancedMYCBreakApart2022"/>
+    <w:bookmarkEnd w:id="183"/>
+    <w:bookmarkStart w:id="184" w:name="ref-collingeUnbalancedMYCBreakApart2022"/>
     <w:p>
       <w:pPr>
         <w:pStyle w:val="Bibliography"/>
@@ -14064,8 +13893,8 @@
         <w:t xml:space="preserve">. New Orleans, LA, USA.</w:t>
       </w:r>
     </w:p>
-    <w:bookmarkEnd w:id="185"/>
-    <w:bookmarkStart w:id="187" w:name="Xd46b848c5b7fca026b8a9b7828c1d89684a40a8"/>
+    <w:bookmarkEnd w:id="184"/>
+    <w:bookmarkStart w:id="186" w:name="Xd46b848c5b7fca026b8a9b7828c1d89684a40a8"/>
     <w:p>
       <w:pPr>
         <w:pStyle w:val="Bibliography"/>
@@ -14089,7 +13918,7 @@
       <w:r>
         <w:t xml:space="preserve"> </w:t>
       </w:r>
-      <w:hyperlink r:id="rId186">
+      <w:hyperlink r:id="rId185">
         <w:r>
           <w:rPr>
             <w:rStyle w:val="Hyperlink"/>
@@ -14182,8 +14011,8 @@
         <w:t xml:space="preserve">. New Orleans, LA, USA.</w:t>
       </w:r>
     </w:p>
-    <w:bookmarkEnd w:id="187"/>
-    <w:bookmarkStart w:id="189" w:name="ref-rushtonRecurrentCopyNumber2022"/>
+    <w:bookmarkEnd w:id="186"/>
+    <w:bookmarkStart w:id="188" w:name="ref-rushtonRecurrentCopyNumber2022"/>
     <w:p>
       <w:pPr>
         <w:pStyle w:val="Bibliography"/>
@@ -14207,7 +14036,7 @@
       <w:r>
         <w:t xml:space="preserve"> </w:t>
       </w:r>
-      <w:hyperlink r:id="rId188">
+      <w:hyperlink r:id="rId187">
         <w:r>
           <w:rPr>
             <w:rStyle w:val="Hyperlink"/>
@@ -14300,8 +14129,8 @@
         <w:t xml:space="preserve">. New Orleans, LA, USA.</w:t>
       </w:r>
     </w:p>
-    <w:bookmarkEnd w:id="189"/>
-    <w:bookmarkStart w:id="190" w:name="ref-shaalan2022genome"/>
+    <w:bookmarkEnd w:id="188"/>
+    <w:bookmarkStart w:id="189" w:name="ref-shaalan2022genome"/>
     <w:p>
       <w:pPr>
         <w:pStyle w:val="Bibliography"/>
@@ -14356,8 +14185,8 @@
         <w:t xml:space="preserve">. American Society of Hematology, San Diego, CA, USA.</w:t>
       </w:r>
     </w:p>
-    <w:bookmarkEnd w:id="190"/>
-    <w:bookmarkStart w:id="192" w:name="ref-wongGeneticDeterminantsIsolated2022"/>
+    <w:bookmarkEnd w:id="189"/>
+    <w:bookmarkStart w:id="191" w:name="ref-wongGeneticDeterminantsIsolated2022"/>
     <w:p>
       <w:pPr>
         <w:pStyle w:val="Bibliography"/>
@@ -14381,7 +14210,7 @@
       <w:r>
         <w:t xml:space="preserve"> </w:t>
       </w:r>
-      <w:hyperlink r:id="rId191">
+      <w:hyperlink r:id="rId190">
         <w:r>
           <w:rPr>
             <w:rStyle w:val="Hyperlink"/>
@@ -14498,8 +14327,8 @@
         <w:t xml:space="preserve">. New Orleans, LA, USA.</w:t>
       </w:r>
     </w:p>
-    <w:bookmarkEnd w:id="192"/>
-    <w:bookmarkStart w:id="194" w:name="X5f96248b99611403a5858b42a7ed8db2fd8cf6f"/>
+    <w:bookmarkEnd w:id="191"/>
+    <w:bookmarkStart w:id="193" w:name="X5f96248b99611403a5858b42a7ed8db2fd8cf6f"/>
     <w:p>
       <w:pPr>
         <w:pStyle w:val="Bibliography"/>
@@ -14523,7 +14352,7 @@
       <w:r>
         <w:t xml:space="preserve"> </w:t>
       </w:r>
-      <w:hyperlink r:id="rId193">
+      <w:hyperlink r:id="rId192">
         <w:r>
           <w:rPr>
             <w:rStyle w:val="Hyperlink"/>
@@ -14706,8 +14535,8 @@
         <w:t xml:space="preserve">.</w:t>
       </w:r>
     </w:p>
-    <w:bookmarkEnd w:id="194"/>
-    <w:bookmarkStart w:id="196" w:name="ref-drevalOpenSourceToolkitThat2021"/>
+    <w:bookmarkEnd w:id="193"/>
+    <w:bookmarkStart w:id="195" w:name="ref-drevalOpenSourceToolkitThat2021"/>
     <w:p>
       <w:pPr>
         <w:pStyle w:val="Bibliography"/>
@@ -14731,7 +14560,7 @@
       <w:r>
         <w:t xml:space="preserve"> </w:t>
       </w:r>
-      <w:hyperlink r:id="rId195">
+      <w:hyperlink r:id="rId194">
         <w:r>
           <w:rPr>
             <w:rStyle w:val="Hyperlink"/>
@@ -14860,8 +14689,8 @@
         <w:t xml:space="preserve">. Atlanta, GA, USA.</w:t>
       </w:r>
     </w:p>
-    <w:bookmarkEnd w:id="196"/>
-    <w:bookmarkStart w:id="198" w:name="ref-nguDiffuseLargeBCell2021"/>
+    <w:bookmarkEnd w:id="195"/>
+    <w:bookmarkStart w:id="197" w:name="ref-nguDiffuseLargeBCell2021"/>
     <w:p>
       <w:pPr>
         <w:pStyle w:val="Bibliography"/>
@@ -14885,7 +14714,7 @@
       <w:r>
         <w:t xml:space="preserve"> </w:t>
       </w:r>
-      <w:hyperlink r:id="rId197">
+      <w:hyperlink r:id="rId196">
         <w:r>
           <w:rPr>
             <w:rStyle w:val="Hyperlink"/>
@@ -15014,8 +14843,8 @@
         <w:t xml:space="preserve">. Atlanta, GA, USA.</w:t>
       </w:r>
     </w:p>
-    <w:bookmarkEnd w:id="198"/>
-    <w:bookmarkStart w:id="200" w:name="X8f53275941b5de63b9a5e89c1113849d3de0a98"/>
+    <w:bookmarkEnd w:id="197"/>
+    <w:bookmarkStart w:id="199" w:name="X8f53275941b5de63b9a5e89c1113849d3de0a98"/>
     <w:p>
       <w:pPr>
         <w:pStyle w:val="Bibliography"/>
@@ -15039,7 +14868,7 @@
       <w:r>
         <w:t xml:space="preserve"> </w:t>
       </w:r>
-      <w:hyperlink r:id="rId199">
+      <w:hyperlink r:id="rId198">
         <w:r>
           <w:rPr>
             <w:rStyle w:val="Hyperlink"/>
@@ -15210,8 +15039,8 @@
         <w:t xml:space="preserve">. Atlanta, GA, USA.</w:t>
       </w:r>
     </w:p>
-    <w:bookmarkEnd w:id="200"/>
-    <w:bookmarkStart w:id="201" w:name="X6b8c6db14a54bbedc91801c33748cedb7c3879d"/>
+    <w:bookmarkEnd w:id="199"/>
+    <w:bookmarkStart w:id="200" w:name="X6b8c6db14a54bbedc91801c33748cedb7c3879d"/>
     <w:p>
       <w:pPr>
         <w:pStyle w:val="Bibliography"/>
@@ -15290,8 +15119,8 @@
         <w:t xml:space="preserve">. Chantilly, VA, USA.</w:t>
       </w:r>
     </w:p>
-    <w:bookmarkEnd w:id="201"/>
-    <w:bookmarkStart w:id="202" w:name="ref-hiltonChlamydomonasCnk21Mutant2013"/>
+    <w:bookmarkEnd w:id="200"/>
+    <w:bookmarkStart w:id="201" w:name="ref-hiltonChlamydomonasCnk21Mutant2013"/>
     <w:p>
       <w:pPr>
         <w:pStyle w:val="Bibliography"/>
@@ -15346,8 +15175,8 @@
         <w:t xml:space="preserve">. Niagara Falls, NY, USA.</w:t>
       </w:r>
     </w:p>
-    <w:bookmarkEnd w:id="202"/>
-    <w:bookmarkStart w:id="203" w:name="ref-hiltonCiliaryKinaseCNK22012"/>
+    <w:bookmarkEnd w:id="201"/>
+    <w:bookmarkStart w:id="202" w:name="ref-hiltonCiliaryKinaseCNK22012"/>
     <w:p>
       <w:pPr>
         <w:pStyle w:val="Bibliography"/>
@@ -15414,11 +15243,11 @@
         <w:t xml:space="preserve">. Vancouver, BC, Canada.</w:t>
       </w:r>
     </w:p>
+    <w:bookmarkEnd w:id="202"/>
     <w:bookmarkEnd w:id="203"/>
     <w:bookmarkEnd w:id="204"/>
     <w:bookmarkEnd w:id="205"/>
-    <w:bookmarkEnd w:id="206"/>
-    <w:bookmarkStart w:id="207" w:name="career-disruptions"/>
+    <w:bookmarkStart w:id="206" w:name="career-disruptions"/>
     <w:p>
       <w:pPr>
         <w:pStyle w:val="Heading1"/>
@@ -15663,8 +15492,8 @@
         </w:tc>
       </w:tr>
     </w:tbl>
-    <w:bookmarkEnd w:id="207"/>
-    <w:bookmarkStart w:id="210" w:name="service"/>
+    <w:bookmarkEnd w:id="206"/>
+    <w:bookmarkStart w:id="209" w:name="service"/>
     <w:p>
       <w:pPr>
         <w:pStyle w:val="Heading1"/>
@@ -15673,7 +15502,7 @@
         <w:t xml:space="preserve">Service</w:t>
       </w:r>
     </w:p>
-    <w:bookmarkStart w:id="208" w:name="X9c473673fb2050a326751c182ddf630f08da2e4"/>
+    <w:bookmarkStart w:id="207" w:name="X9c473673fb2050a326751c182ddf630f08da2e4"/>
     <w:p>
       <w:pPr>
         <w:pStyle w:val="Heading2"/>
@@ -15690,8 +15519,8 @@
         <w:t xml:space="preserve">ASH Annual Meeting Abstracts (1), Blood (7), Haematologica (3), Journal of Clinical Oncology (3), Genome Medicine (1), Nature Communications (1), Blood Advances (8), Journal of Molecular Diagnostics (1), Cell Genomics (1).</w:t>
       </w:r>
     </w:p>
-    <w:bookmarkEnd w:id="208"/>
-    <w:bookmarkStart w:id="209" w:name="service-to-university-and-community"/>
+    <w:bookmarkEnd w:id="207"/>
+    <w:bookmarkStart w:id="208" w:name="service-to-university-and-community"/>
     <w:p>
       <w:pPr>
         <w:pStyle w:val="Heading2"/>
@@ -16392,8 +16221,8 @@
         </w:tc>
       </w:tr>
     </w:tbl>
+    <w:bookmarkEnd w:id="208"/>
     <w:bookmarkEnd w:id="209"/>
-    <w:bookmarkEnd w:id="210"/>
     <w:sectPr>
       <w:footnotePr>
         <w:numRestart w:val="eachSect"/>
